--- a/docs/TFG_Documentacion.docx
+++ b/docs/TFG_Documentacion.docx
@@ -8035,44 +8035,19 @@
       <w:r>
         <w:t xml:space="preserve"> (</w:t>
       </w:r>
-      <w:proofErr w:type="spellStart"/>
       <w:r>
         <w:rPr>
           <w:i/>
           <w:iCs/>
         </w:rPr>
-        <w:t>Anatomical</w:t>
-      </w:r>
-      <w:proofErr w:type="spellEnd"/>
+        <w:t>Anatomical T</w:t>
+      </w:r>
       <w:r>
         <w:rPr>
           <w:i/>
           <w:iCs/>
         </w:rPr>
-        <w:t xml:space="preserve"> </w:t>
-      </w:r>
-      <w:proofErr w:type="spellStart"/>
-      <w:r>
-        <w:rPr>
-          <w:i/>
-          <w:iCs/>
-        </w:rPr>
-        <w:t>T</w:t>
-      </w:r>
-      <w:r>
-        <w:rPr>
-          <w:i/>
-          <w:iCs/>
-        </w:rPr>
-        <w:t>herapeutic</w:t>
-      </w:r>
-      <w:proofErr w:type="spellEnd"/>
-      <w:r>
-        <w:rPr>
-          <w:i/>
-          <w:iCs/>
-        </w:rPr>
-        <w:t xml:space="preserve"> Chemical</w:t>
+        <w:t>herapeutic Chemical</w:t>
       </w:r>
       <w:r>
         <w:t>), mantenido por la Organización Mundial de la Salud [</w:t>
@@ -8673,7 +8648,6 @@
       <w:r>
         <w:t xml:space="preserve">ue destaca </w:t>
       </w:r>
-      <w:proofErr w:type="spellStart"/>
       <w:r>
         <w:rPr>
           <w:b/>
@@ -8695,7 +8669,6 @@
         </w:rPr>
         <w:t>cum</w:t>
       </w:r>
-      <w:proofErr w:type="spellEnd"/>
       <w:r>
         <w:t xml:space="preserve"> [</w:t>
       </w:r>
@@ -8868,7 +8841,6 @@
       <w:r>
         <w:t xml:space="preserve"> </w:t>
       </w:r>
-      <w:proofErr w:type="spellStart"/>
       <w:r>
         <w:rPr>
           <w:b/>
@@ -8876,7 +8848,6 @@
         </w:rPr>
         <w:t>DrugEquivalent</w:t>
       </w:r>
-      <w:proofErr w:type="spellEnd"/>
       <w:r>
         <w:t xml:space="preserve"> [</w:t>
       </w:r>
@@ -13044,7 +13015,6 @@
       <w:r>
         <w:t xml:space="preserve">la capa de interfaz emplea </w:t>
       </w:r>
-      <w:proofErr w:type="spellStart"/>
       <w:r>
         <w:rPr>
           <w:b/>
@@ -13052,7 +13022,6 @@
         </w:rPr>
         <w:t>SharedPreferences</w:t>
       </w:r>
-      <w:proofErr w:type="spellEnd"/>
       <w:r>
         <w:rPr>
           <w:b/>
@@ -14446,15 +14415,7 @@
         <w:t xml:space="preserve">Asimismo, </w:t>
       </w:r>
       <w:r>
-        <w:t xml:space="preserve">cuenta con operaciones avanzadas sobre </w:t>
-      </w:r>
-      <w:proofErr w:type="spellStart"/>
-      <w:r>
-        <w:t>arrays</w:t>
-      </w:r>
-      <w:proofErr w:type="spellEnd"/>
-      <w:r>
-        <w:t xml:space="preserve"> y un amplio ecosistema de controladores que facilitan su integración con Python [</w:t>
+        <w:t>cuenta con operaciones avanzadas sobre arrays y un amplio ecosistema de controladores que facilitan su integración con Python [</w:t>
       </w:r>
       <w:r>
         <w:fldChar w:fldCharType="begin"/>
@@ -15021,7 +14982,6 @@
         </w:rPr>
         <w:t xml:space="preserve">se ha desarrollado de forma nativa para Android en </w:t>
       </w:r>
-      <w:proofErr w:type="spellStart"/>
       <w:r>
         <w:rPr>
           <w:rFonts w:eastAsia="Garamond"/>
@@ -15030,7 +14990,6 @@
         </w:rPr>
         <w:t>Kotlin</w:t>
       </w:r>
-      <w:proofErr w:type="spellEnd"/>
       <w:r>
         <w:rPr>
           <w:rFonts w:eastAsia="Garamond"/>
@@ -15057,7 +15016,6 @@
         </w:rPr>
         <w:t xml:space="preserve">, su concisión y su soporte nativo de </w:t>
       </w:r>
-      <w:proofErr w:type="spellStart"/>
       <w:r>
         <w:rPr>
           <w:rFonts w:eastAsia="Garamond"/>
@@ -15066,7 +15024,6 @@
         </w:rPr>
         <w:t>corrutinas</w:t>
       </w:r>
-      <w:proofErr w:type="spellEnd"/>
       <w:r>
         <w:rPr>
           <w:rFonts w:eastAsia="Garamond"/>
@@ -15434,35 +15391,7 @@
               <w:rPr>
                 <w:rFonts w:eastAsia="Garamond"/>
               </w:rPr>
-              <w:t xml:space="preserve">. Define los </w:t>
-            </w:r>
-            <w:proofErr w:type="spellStart"/>
-            <w:r>
-              <w:rPr>
-                <w:rFonts w:eastAsia="Garamond"/>
-              </w:rPr>
-              <w:t>endpoints</w:t>
-            </w:r>
-            <w:proofErr w:type="spellEnd"/>
-            <w:r>
-              <w:rPr>
-                <w:rFonts w:eastAsia="Garamond"/>
-              </w:rPr>
-              <w:t xml:space="preserve"> de forma declarativa y se integra con </w:t>
-            </w:r>
-            <w:proofErr w:type="spellStart"/>
-            <w:r>
-              <w:rPr>
-                <w:rFonts w:eastAsia="Garamond"/>
-              </w:rPr>
-              <w:t>corrutinas</w:t>
-            </w:r>
-            <w:proofErr w:type="spellEnd"/>
-            <w:r>
-              <w:rPr>
-                <w:rFonts w:eastAsia="Garamond"/>
-              </w:rPr>
-              <w:t xml:space="preserve"> [</w:t>
+              <w:t>. Define los endpoints de forma declarativa y se integra con corrutinas [</w:t>
             </w:r>
             <w:r>
               <w:rPr>
@@ -15557,65 +15486,190 @@
                 <w:rFonts w:eastAsia="Garamond"/>
                 <w:lang w:val="es-ES"/>
               </w:rPr>
-              <w:t xml:space="preserve">Ofrece buena integración con Retrofit y Kotlin y más ligera que </w:t>
-            </w:r>
-            <w:proofErr w:type="spellStart"/>
+              <w:t>Ofrece buena integración con Retrofit y Kotlin y más ligera que Gson [</w:t>
+            </w:r>
+            <w:r>
+              <w:rPr>
+                <w:rFonts w:eastAsia="Garamond"/>
+              </w:rPr>
+              <w:fldChar w:fldCharType="begin"/>
+            </w:r>
+            <w:r>
+              <w:rPr>
+                <w:rFonts w:eastAsia="Garamond"/>
+              </w:rPr>
+              <w:instrText xml:space="preserve"> REF Moshi \h </w:instrText>
+            </w:r>
+            <w:r>
+              <w:rPr>
+                <w:rFonts w:eastAsia="Garamond"/>
+              </w:rPr>
+            </w:r>
+            <w:r>
+              <w:rPr>
+                <w:rFonts w:eastAsia="Garamond"/>
+              </w:rPr>
+              <w:fldChar w:fldCharType="separate"/>
+            </w:r>
+            <w:r>
+              <w:rPr>
+                <w:lang w:val="es-ES"/>
+              </w:rPr>
+              <w:t>15</w:t>
+            </w:r>
+            <w:r>
+              <w:rPr>
+                <w:rFonts w:eastAsia="Garamond"/>
+              </w:rPr>
+              <w:fldChar w:fldCharType="end"/>
+            </w:r>
             <w:r>
               <w:rPr>
                 <w:rFonts w:eastAsia="Garamond"/>
                 <w:lang w:val="es-ES"/>
               </w:rPr>
-              <w:t>Gson</w:t>
-            </w:r>
-            <w:proofErr w:type="spellEnd"/>
-            <w:r>
+              <w:t>].</w:t>
+            </w:r>
+          </w:p>
+        </w:tc>
+      </w:tr>
+      <w:tr>
+        <w:tc>
+          <w:tcPr>
+            <w:tcW w:w="2376" w:type="dxa"/>
+            <w:shd w:val="clear" w:color="auto" w:fill="C6D9F1" w:themeFill="text2" w:themeFillTint="33"/>
+          </w:tcPr>
+          <w:p>
+            <w:pPr>
+              <w:spacing w:line="276" w:lineRule="auto"/>
+              <w:rPr>
+                <w:rFonts w:eastAsia="Garamond"/>
+                <w:b/>
+                <w:bCs/>
+              </w:rPr>
+            </w:pPr>
+            <w:r>
+              <w:rPr>
+                <w:rFonts w:eastAsia="Garamond"/>
+                <w:b/>
+                <w:bCs/>
+              </w:rPr>
+              <w:t>Room</w:t>
+            </w:r>
+          </w:p>
+        </w:tc>
+        <w:tc>
+          <w:tcPr>
+            <w:tcW w:w="6118" w:type="dxa"/>
+          </w:tcPr>
+          <w:p>
+            <w:pPr>
+              <w:spacing w:line="276" w:lineRule="auto"/>
+              <w:rPr>
+                <w:rFonts w:eastAsia="Garamond"/>
+              </w:rPr>
+            </w:pPr>
+            <w:r>
+              <w:rPr>
+                <w:rFonts w:eastAsia="Garamond"/>
+              </w:rPr>
+              <w:t xml:space="preserve">Persistencia </w:t>
+            </w:r>
+            <w:r>
+              <w:rPr>
+                <w:rFonts w:eastAsia="Garamond"/>
+              </w:rPr>
+              <w:t>local sobre SQLite (medicamentos guardados). Permite la verificación de consultas en compilación y menos código repetitivo [</w:t>
+            </w:r>
+            <w:r>
+              <w:rPr>
+                <w:rFonts w:eastAsia="Garamond"/>
+              </w:rPr>
+              <w:fldChar w:fldCharType="begin"/>
+            </w:r>
+            <w:r>
+              <w:rPr>
+                <w:rFonts w:eastAsia="Garamond"/>
+              </w:rPr>
+              <w:instrText xml:space="preserve"> REF Room \h </w:instrText>
+            </w:r>
+            <w:r>
+              <w:rPr>
+                <w:rFonts w:eastAsia="Garamond"/>
+              </w:rPr>
+            </w:r>
+            <w:r>
+              <w:rPr>
+                <w:rFonts w:eastAsia="Garamond"/>
+              </w:rPr>
+              <w:fldChar w:fldCharType="separate"/>
+            </w:r>
+            <w:r>
+              <w:rPr>
+                <w:lang w:val="es-ES"/>
+              </w:rPr>
+              <w:t>16</w:t>
+            </w:r>
+            <w:r>
+              <w:rPr>
+                <w:rFonts w:eastAsia="Garamond"/>
+              </w:rPr>
+              <w:fldChar w:fldCharType="end"/>
+            </w:r>
+            <w:r>
+              <w:rPr>
+                <w:rFonts w:eastAsia="Garamond"/>
+              </w:rPr>
+              <w:t>].</w:t>
+            </w:r>
+          </w:p>
+        </w:tc>
+      </w:tr>
+      <w:tr>
+        <w:tc>
+          <w:tcPr>
+            <w:tcW w:w="2376" w:type="dxa"/>
+            <w:shd w:val="clear" w:color="auto" w:fill="C6D9F1" w:themeFill="text2" w:themeFillTint="33"/>
+          </w:tcPr>
+          <w:p>
+            <w:pPr>
+              <w:spacing w:line="276" w:lineRule="auto"/>
+              <w:rPr>
+                <w:rFonts w:eastAsia="Garamond"/>
+                <w:b/>
+                <w:bCs/>
+                <w:lang w:val="es-ES"/>
+              </w:rPr>
+            </w:pPr>
+            <w:r>
+              <w:rPr>
+                <w:rFonts w:eastAsia="Garamond"/>
+                <w:b/>
+                <w:bCs/>
+                <w:lang w:val="es-ES"/>
+              </w:rPr>
+              <w:t>AndroidX Navigation</w:t>
+            </w:r>
+          </w:p>
+        </w:tc>
+        <w:tc>
+          <w:tcPr>
+            <w:tcW w:w="6118" w:type="dxa"/>
+          </w:tcPr>
+          <w:p>
+            <w:pPr>
+              <w:spacing w:line="276" w:lineRule="auto"/>
               <w:rPr>
                 <w:rFonts w:eastAsia="Garamond"/>
                 <w:lang w:val="es-ES"/>
               </w:rPr>
-              <w:t xml:space="preserve"> [</w:t>
-            </w:r>
-            <w:r>
-              <w:rPr>
-                <w:rFonts w:eastAsia="Garamond"/>
-              </w:rPr>
-              <w:fldChar w:fldCharType="begin"/>
-            </w:r>
-            <w:r>
-              <w:rPr>
-                <w:rFonts w:eastAsia="Garamond"/>
-              </w:rPr>
-              <w:instrText xml:space="preserve"> REF Moshi \h </w:instrText>
-            </w:r>
-            <w:r>
-              <w:rPr>
-                <w:rFonts w:eastAsia="Garamond"/>
-              </w:rPr>
-            </w:r>
-            <w:r>
-              <w:rPr>
-                <w:rFonts w:eastAsia="Garamond"/>
-              </w:rPr>
-              <w:fldChar w:fldCharType="separate"/>
-            </w:r>
-            <w:r>
-              <w:rPr>
-                <w:lang w:val="es-ES"/>
-              </w:rPr>
-              <w:t>15</w:t>
-            </w:r>
-            <w:r>
-              <w:rPr>
-                <w:rFonts w:eastAsia="Garamond"/>
-              </w:rPr>
-              <w:fldChar w:fldCharType="end"/>
-            </w:r>
+            </w:pPr>
             <w:r>
               <w:rPr>
                 <w:rFonts w:eastAsia="Garamond"/>
                 <w:lang w:val="es-ES"/>
               </w:rPr>
-              <w:t>].</w:t>
+              <w:t>Navegación entre fragmentos y paso seguro de argumentos (Safe Args).</w:t>
             </w:r>
           </w:p>
         </w:tc>
@@ -15633,6 +15687,7 @@
                 <w:rFonts w:eastAsia="Garamond"/>
                 <w:b/>
                 <w:bCs/>
+                <w:lang w:val="es-ES"/>
               </w:rPr>
             </w:pPr>
             <w:r>
@@ -15640,8 +15695,9 @@
                 <w:rFonts w:eastAsia="Garamond"/>
                 <w:b/>
                 <w:bCs/>
-              </w:rPr>
-              <w:t>Room</w:t>
+                <w:lang w:val="es-ES"/>
+              </w:rPr>
+              <w:t>ViewModel/Lifecycle</w:t>
             </w:r>
           </w:p>
         </w:tc>
@@ -15660,54 +15716,7 @@
               <w:rPr>
                 <w:rFonts w:eastAsia="Garamond"/>
               </w:rPr>
-              <w:t xml:space="preserve">Persistencia </w:t>
-            </w:r>
-            <w:r>
-              <w:rPr>
-                <w:rFonts w:eastAsia="Garamond"/>
-              </w:rPr>
-              <w:t>local sobre SQLite (medicamentos guardados). Permite la verificación de consultas en compilación y menos código repetitivo [</w:t>
-            </w:r>
-            <w:r>
-              <w:rPr>
-                <w:rFonts w:eastAsia="Garamond"/>
-              </w:rPr>
-              <w:fldChar w:fldCharType="begin"/>
-            </w:r>
-            <w:r>
-              <w:rPr>
-                <w:rFonts w:eastAsia="Garamond"/>
-              </w:rPr>
-              <w:instrText xml:space="preserve"> REF Room \h </w:instrText>
-            </w:r>
-            <w:r>
-              <w:rPr>
-                <w:rFonts w:eastAsia="Garamond"/>
-              </w:rPr>
-            </w:r>
-            <w:r>
-              <w:rPr>
-                <w:rFonts w:eastAsia="Garamond"/>
-              </w:rPr>
-              <w:fldChar w:fldCharType="separate"/>
-            </w:r>
-            <w:r>
-              <w:rPr>
-                <w:lang w:val="es-ES"/>
-              </w:rPr>
-              <w:t>16</w:t>
-            </w:r>
-            <w:r>
-              <w:rPr>
-                <w:rFonts w:eastAsia="Garamond"/>
-              </w:rPr>
-              <w:fldChar w:fldCharType="end"/>
-            </w:r>
-            <w:r>
-              <w:rPr>
-                <w:rFonts w:eastAsia="Garamond"/>
-              </w:rPr>
-              <w:t>].</w:t>
+              <w:t>Mantiene el estado de la UI y sobrevive a cambios de configuración.</w:t>
             </w:r>
           </w:p>
         </w:tc>
@@ -15735,7 +15744,7 @@
                 <w:bCs/>
                 <w:lang w:val="es-ES"/>
               </w:rPr>
-              <w:t>AndroidX Navigation</w:t>
+              <w:t>Material Components</w:t>
             </w:r>
           </w:p>
         </w:tc>
@@ -15756,7 +15765,7 @@
                 <w:rFonts w:eastAsia="Garamond"/>
                 <w:lang w:val="es-ES"/>
               </w:rPr>
-              <w:t>Navegación entre fragmentos y paso seguro de argumentos (Safe Args).</w:t>
+              <w:t xml:space="preserve">Componentes de Material Design (buscador, chips, bottom sheets, tema claro/oscuro). </w:t>
             </w:r>
           </w:p>
         </w:tc>
@@ -15774,102 +15783,6 @@
                 <w:rFonts w:eastAsia="Garamond"/>
                 <w:b/>
                 <w:bCs/>
-                <w:lang w:val="es-ES"/>
-              </w:rPr>
-            </w:pPr>
-            <w:r>
-              <w:rPr>
-                <w:rFonts w:eastAsia="Garamond"/>
-                <w:b/>
-                <w:bCs/>
-                <w:lang w:val="es-ES"/>
-              </w:rPr>
-              <w:t>ViewModel/Lifecycle</w:t>
-            </w:r>
-          </w:p>
-        </w:tc>
-        <w:tc>
-          <w:tcPr>
-            <w:tcW w:w="6118" w:type="dxa"/>
-          </w:tcPr>
-          <w:p>
-            <w:pPr>
-              <w:spacing w:line="276" w:lineRule="auto"/>
-              <w:rPr>
-                <w:rFonts w:eastAsia="Garamond"/>
-              </w:rPr>
-            </w:pPr>
-            <w:r>
-              <w:rPr>
-                <w:rFonts w:eastAsia="Garamond"/>
-              </w:rPr>
-              <w:t>Mantiene el estado de la UI y sobrevive a cambios de configuración.</w:t>
-            </w:r>
-          </w:p>
-        </w:tc>
-      </w:tr>
-      <w:tr>
-        <w:tc>
-          <w:tcPr>
-            <w:tcW w:w="2376" w:type="dxa"/>
-            <w:shd w:val="clear" w:color="auto" w:fill="C6D9F1" w:themeFill="text2" w:themeFillTint="33"/>
-          </w:tcPr>
-          <w:p>
-            <w:pPr>
-              <w:spacing w:line="276" w:lineRule="auto"/>
-              <w:rPr>
-                <w:rFonts w:eastAsia="Garamond"/>
-                <w:b/>
-                <w:bCs/>
-                <w:lang w:val="es-ES"/>
-              </w:rPr>
-            </w:pPr>
-            <w:r>
-              <w:rPr>
-                <w:rFonts w:eastAsia="Garamond"/>
-                <w:b/>
-                <w:bCs/>
-                <w:lang w:val="es-ES"/>
-              </w:rPr>
-              <w:t>Material Components</w:t>
-            </w:r>
-          </w:p>
-        </w:tc>
-        <w:tc>
-          <w:tcPr>
-            <w:tcW w:w="6118" w:type="dxa"/>
-          </w:tcPr>
-          <w:p>
-            <w:pPr>
-              <w:spacing w:line="276" w:lineRule="auto"/>
-              <w:rPr>
-                <w:rFonts w:eastAsia="Garamond"/>
-                <w:lang w:val="es-ES"/>
-              </w:rPr>
-            </w:pPr>
-            <w:r>
-              <w:rPr>
-                <w:rFonts w:eastAsia="Garamond"/>
-                <w:lang w:val="es-ES"/>
-              </w:rPr>
-              <w:t xml:space="preserve">Componentes de Material Design (buscador, chips, bottom sheets, tema claro/oscuro). </w:t>
-            </w:r>
-          </w:p>
-        </w:tc>
-      </w:tr>
-      <w:tr>
-        <w:tc>
-          <w:tcPr>
-            <w:tcW w:w="2376" w:type="dxa"/>
-            <w:shd w:val="clear" w:color="auto" w:fill="C6D9F1" w:themeFill="text2" w:themeFillTint="33"/>
-          </w:tcPr>
-          <w:p>
-            <w:pPr>
-              <w:spacing w:line="276" w:lineRule="auto"/>
-              <w:rPr>
-                <w:rFonts w:eastAsia="Garamond"/>
-                <w:b/>
-                <w:bCs/>
               </w:rPr>
             </w:pPr>
             <w:r>
@@ -15935,32 +15848,96 @@
     </w:p>
     <w:p>
       <w:pPr>
+        <w:pStyle w:val="Ttulo2"/>
         <w:rPr>
           <w:rFonts w:eastAsia="Garamond"/>
         </w:rPr>
       </w:pPr>
-    </w:p>
-    <w:p>
-      <w:pPr>
-        <w:pStyle w:val="Ttulo2"/>
+      <w:bookmarkStart w:id="59" w:name="_Toc233587017"/>
+      <w:r>
         <w:rPr>
           <w:rFonts w:eastAsia="Garamond"/>
         </w:rPr>
-      </w:pPr>
-      <w:bookmarkStart w:id="59" w:name="_Toc233587017"/>
+        <w:lastRenderedPageBreak/>
+        <w:t xml:space="preserve">6.4 </w:t>
+      </w:r>
       <w:r>
         <w:rPr>
           <w:rFonts w:eastAsia="Garamond"/>
         </w:rPr>
-        <w:t xml:space="preserve">6.4 </w:t>
-      </w:r>
-      <w:r>
+        <w:t>Integración de Productos de Terceros y Herramientas</w:t>
+      </w:r>
+      <w:bookmarkEnd w:id="59"/>
+    </w:p>
+    <w:p>
+      <w:pPr>
+        <w:pStyle w:val="Listado"/>
         <w:rPr>
           <w:rFonts w:eastAsia="Garamond"/>
         </w:rPr>
-        <w:t>Integración de Productos de Terceros y Herramientas</w:t>
-      </w:r>
-      <w:bookmarkEnd w:id="59"/>
+      </w:pPr>
+      <w:r>
+        <w:rPr>
+          <w:rFonts w:eastAsia="Garamond"/>
+          <w:b/>
+          <w:bCs w:val="0"/>
+        </w:rPr>
+        <w:t>Fuentes de datos externos</w:t>
+      </w:r>
+      <w:r>
+        <w:rPr>
+          <w:rFonts w:eastAsia="Garamond"/>
+        </w:rPr>
+        <w:t>. El catálogo se nutre de productos</w:t>
+      </w:r>
+      <w:r>
+        <w:rPr>
+          <w:rFonts w:eastAsia="Garamond"/>
+        </w:rPr>
+        <w:t xml:space="preserve"> de terceros</w:t>
+      </w:r>
+      <w:r>
+        <w:rPr>
+          <w:rFonts w:eastAsia="Garamond"/>
+        </w:rPr>
+        <w:t>,</w:t>
+      </w:r>
+      <w:r>
+        <w:rPr>
+          <w:rFonts w:eastAsia="Garamond"/>
+        </w:rPr>
+        <w:t xml:space="preserve"> </w:t>
+      </w:r>
+      <w:r>
+        <w:rPr>
+          <w:rFonts w:eastAsia="Garamond"/>
+        </w:rPr>
+        <w:t>l</w:t>
+      </w:r>
+      <w:r>
+        <w:rPr>
+          <w:rFonts w:eastAsia="Garamond"/>
+        </w:rPr>
+        <w:t>as bases de datos y APIs oficiales de las agencias regulador</w:t>
+      </w:r>
+      <w:r>
+        <w:rPr>
+          <w:rFonts w:eastAsia="Garamond"/>
+        </w:rPr>
+        <w:t>a</w:t>
+      </w:r>
+      <w:r>
+        <w:rPr>
+          <w:rFonts w:eastAsia="Garamond"/>
+        </w:rPr>
+        <w:t>s (CIMA/AEMPS, ISPCh, INFARMED, Health Canada, openFDA y RxNorm)</w:t>
+      </w:r>
+      <w:r>
+        <w:rPr>
+          <w:rFonts w:eastAsia="Garamond"/>
+        </w:rPr>
+        <w:t>.</w:t>
+      </w:r>
     </w:p>
     <w:p>
       <w:pPr>
@@ -15975,61 +15952,143 @@
           <w:b/>
           <w:bCs w:val="0"/>
         </w:rPr>
-        <w:t>Fuentes de datos externos</w:t>
+        <w:t>Render</w:t>
       </w:r>
       <w:r>
         <w:rPr>
           <w:rFonts w:eastAsia="Garamond"/>
         </w:rPr>
-        <w:t>. El catálogo se nutre de productos</w:t>
+        <w:t>.</w:t>
       </w:r>
       <w:r>
         <w:rPr>
           <w:rFonts w:eastAsia="Garamond"/>
         </w:rPr>
-        <w:t xml:space="preserve"> de terceros</w:t>
+        <w:t xml:space="preserve"> Plataforma PaaS donde se </w:t>
       </w:r>
       <w:r>
         <w:rPr>
           <w:rFonts w:eastAsia="Garamond"/>
         </w:rPr>
-        <w:t>,</w:t>
+        <w:t xml:space="preserve">aloja la </w:t>
       </w:r>
       <w:r>
         <w:rPr>
           <w:rFonts w:eastAsia="Garamond"/>
         </w:rPr>
+        <w:t xml:space="preserve">infraestructura del backend, tanto la </w:t>
+      </w:r>
+      <w:r>
+        <w:rPr>
+          <w:rFonts w:eastAsia="Garamond"/>
+          <w:b/>
+          <w:bCs w:val="0"/>
+        </w:rPr>
+        <w:t>API</w:t>
+      </w:r>
+      <w:r>
+        <w:rPr>
+          <w:rFonts w:eastAsia="Garamond"/>
+        </w:rPr>
+        <w:t xml:space="preserve"> (desplegada como servicio web) como la </w:t>
+      </w:r>
+      <w:r>
+        <w:rPr>
+          <w:rFonts w:eastAsia="Garamond"/>
+          <w:b/>
+          <w:bCs w:val="0"/>
+        </w:rPr>
+        <w:t>base de datos</w:t>
+      </w:r>
+      <w:r>
+        <w:rPr>
+          <w:rFonts w:eastAsia="Garamond"/>
+        </w:rPr>
+        <w:t xml:space="preserve"> PostgreSQL. Se eligió por su </w:t>
+      </w:r>
+      <w:r>
+        <w:rPr>
+          <w:rFonts w:eastAsia="Garamond"/>
+          <w:b/>
+          <w:bCs w:val="0"/>
+        </w:rPr>
+        <w:t>despliegue sencillo desde Git</w:t>
+      </w:r>
+      <w:r>
+        <w:rPr>
+          <w:rFonts w:eastAsia="Garamond"/>
+        </w:rPr>
+        <w:t xml:space="preserve"> y por ofrecer una </w:t>
+      </w:r>
+      <w:r>
+        <w:rPr>
+          <w:rFonts w:eastAsia="Garamond"/>
+          <w:b/>
+          <w:bCs w:val="0"/>
+        </w:rPr>
+        <w:t>base de datos gestionada</w:t>
+      </w:r>
+      <w:r>
+        <w:rPr>
+          <w:rFonts w:eastAsia="Garamond"/>
+        </w:rPr>
+        <w:t xml:space="preserve">. La aplicación </w:t>
+      </w:r>
+      <w:r>
+        <w:rPr>
+          <w:rFonts w:eastAsia="Garamond"/>
+        </w:rPr>
+        <w:t>móvil consume la API desplegada sobre HTTPS</w:t>
+      </w:r>
+      <w:r>
+        <w:rPr>
+          <w:rFonts w:eastAsia="Garamond"/>
+        </w:rPr>
         <w:t xml:space="preserve"> </w:t>
       </w:r>
       <w:r>
         <w:rPr>
           <w:rFonts w:eastAsia="Garamond"/>
         </w:rPr>
-        <w:t>l</w:t>
+        <w:t>[</w:t>
       </w:r>
       <w:r>
         <w:rPr>
           <w:rFonts w:eastAsia="Garamond"/>
         </w:rPr>
-        <w:t>as bases de datos y APIs oficiales de las agencias regulador</w:t>
+        <w:fldChar w:fldCharType="begin"/>
       </w:r>
       <w:r>
         <w:rPr>
           <w:rFonts w:eastAsia="Garamond"/>
         </w:rPr>
-        <w:t>a</w:t>
+        <w:instrText xml:space="preserve"> REF Render \h </w:instrText>
       </w:r>
       <w:r>
         <w:rPr>
           <w:rFonts w:eastAsia="Garamond"/>
         </w:rPr>
-        <w:t>s (CIMA/AEMPS, ISPCh, INFARMED, Health Canada, openFDA y RxNorm)</w:t>
       </w:r>
       <w:r>
         <w:rPr>
           <w:rFonts w:eastAsia="Garamond"/>
         </w:rPr>
-        <w:t>.</w:t>
+        <w:fldChar w:fldCharType="separate"/>
+      </w:r>
+      <w:r>
+        <w:t>17</w:t>
+      </w:r>
+      <w:r>
+        <w:rPr>
+          <w:rFonts w:eastAsia="Garamond"/>
+        </w:rPr>
+        <w:fldChar w:fldCharType="end"/>
+      </w:r>
+      <w:r>
+        <w:rPr>
+          <w:rFonts w:eastAsia="Garamond"/>
+        </w:rPr>
+        <w:t>].</w:t>
       </w:r>
     </w:p>
     <w:p>
@@ -16045,195 +16104,61 @@
           <w:b/>
           <w:bCs w:val="0"/>
         </w:rPr>
-        <w:t>Render</w:t>
+        <w:t>Herramientas de Desarrollo</w:t>
       </w:r>
       <w:r>
         <w:rPr>
           <w:rFonts w:eastAsia="Garamond"/>
         </w:rPr>
-        <w:t>.</w:t>
+        <w:t>:</w:t>
       </w:r>
       <w:r>
         <w:rPr>
           <w:rFonts w:eastAsia="Garamond"/>
         </w:rPr>
-        <w:t xml:space="preserve"> Plataforma PaaS donde se </w:t>
+        <w:t xml:space="preserve"> Android Studio, Visual Studio Code, Git y GitHub (control de versiones), Visual Paradigm y Draw.io (modelado UML</w:t>
       </w:r>
       <w:r>
         <w:rPr>
           <w:rFonts w:eastAsia="Garamond"/>
         </w:rPr>
-        <w:t xml:space="preserve">aloja la </w:t>
+        <w:t xml:space="preserve"> y diagramas</w:t>
       </w:r>
       <w:r>
         <w:rPr>
           <w:rFonts w:eastAsia="Garamond"/>
         </w:rPr>
-        <w:t xml:space="preserve">infraestructura del backend, tanto la </w:t>
+        <w:t>)</w:t>
       </w:r>
       <w:r>
         <w:rPr>
           <w:rFonts w:eastAsia="Garamond"/>
-          <w:b/>
-          <w:bCs w:val="0"/>
-        </w:rPr>
-        <w:t>API</w:t>
+        </w:rPr>
+        <w:t xml:space="preserve">, Gantt Project (diagrama de Gantt) </w:t>
       </w:r>
       <w:r>
         <w:rPr>
           <w:rFonts w:eastAsia="Garamond"/>
         </w:rPr>
-        <w:t xml:space="preserve"> (desplegada como servicio web) como la </w:t>
+        <w:t>y Gradle (construcción).</w:t>
       </w:r>
       <w:r>
         <w:rPr>
           <w:rFonts w:eastAsia="Garamond"/>
-          <w:b/>
-          <w:bCs w:val="0"/>
-        </w:rPr>
-        <w:t>base de datos</w:t>
+        </w:rPr>
+        <w:t xml:space="preserve"> Para las pruebas automatizadas de la API se empleó </w:t>
+      </w:r>
+      <w:r>
+        <w:rPr>
+          <w:rStyle w:val="CodeTextCar"/>
+        </w:rPr>
+        <w:t>pytest</w:t>
       </w:r>
       <w:r>
         <w:rPr>
           <w:rFonts w:eastAsia="Garamond"/>
         </w:rPr>
-        <w:t xml:space="preserve"> PostgreSQL. Se eligió por su </w:t>
-      </w:r>
-      <w:r>
-        <w:rPr>
-          <w:rFonts w:eastAsia="Garamond"/>
-          <w:b/>
-          <w:bCs w:val="0"/>
-        </w:rPr>
-        <w:t>despliegue sencillo desde Git</w:t>
-      </w:r>
-      <w:r>
-        <w:rPr>
-          <w:rFonts w:eastAsia="Garamond"/>
-        </w:rPr>
-        <w:t xml:space="preserve"> y por ofrecer una </w:t>
-      </w:r>
-      <w:r>
-        <w:rPr>
-          <w:rFonts w:eastAsia="Garamond"/>
-          <w:b/>
-          <w:bCs w:val="0"/>
-        </w:rPr>
-        <w:t>base de datos gestionada</w:t>
-      </w:r>
-      <w:r>
-        <w:rPr>
-          <w:rFonts w:eastAsia="Garamond"/>
-        </w:rPr>
-        <w:t xml:space="preserve">. La aplicación </w:t>
-      </w:r>
-      <w:r>
-        <w:rPr>
-          <w:rFonts w:eastAsia="Garamond"/>
-        </w:rPr>
-        <w:t>móvil consume la API desplegada sobre HTTPS</w:t>
-      </w:r>
-      <w:r>
-        <w:rPr>
-          <w:rFonts w:eastAsia="Garamond"/>
-        </w:rPr>
-        <w:t xml:space="preserve"> </w:t>
-      </w:r>
-      <w:r>
-        <w:rPr>
-          <w:rFonts w:eastAsia="Garamond"/>
-        </w:rPr>
-        <w:t>[</w:t>
-      </w:r>
-      <w:r>
-        <w:rPr>
-          <w:rFonts w:eastAsia="Garamond"/>
-        </w:rPr>
-        <w:fldChar w:fldCharType="begin"/>
-      </w:r>
-      <w:r>
-        <w:rPr>
-          <w:rFonts w:eastAsia="Garamond"/>
-        </w:rPr>
-        <w:instrText xml:space="preserve"> REF Render \h </w:instrText>
-      </w:r>
-      <w:r>
-        <w:rPr>
-          <w:rFonts w:eastAsia="Garamond"/>
-        </w:rPr>
-      </w:r>
-      <w:r>
-        <w:rPr>
-          <w:rFonts w:eastAsia="Garamond"/>
-        </w:rPr>
-        <w:fldChar w:fldCharType="separate"/>
-      </w:r>
-      <w:r>
-        <w:t>17</w:t>
-      </w:r>
-      <w:r>
-        <w:rPr>
-          <w:rFonts w:eastAsia="Garamond"/>
-        </w:rPr>
-        <w:fldChar w:fldCharType="end"/>
-      </w:r>
-      <w:r>
-        <w:rPr>
-          <w:rFonts w:eastAsia="Garamond"/>
-        </w:rPr>
-        <w:t>].</w:t>
-      </w:r>
-    </w:p>
-    <w:p>
-      <w:pPr>
-        <w:pStyle w:val="Listado"/>
-        <w:rPr>
-          <w:rFonts w:eastAsia="Garamond"/>
-        </w:rPr>
-      </w:pPr>
-      <w:r>
-        <w:rPr>
-          <w:rFonts w:eastAsia="Garamond"/>
-          <w:b/>
-          <w:bCs w:val="0"/>
-        </w:rPr>
-        <w:t>Herramientas de Desarrollo</w:t>
-      </w:r>
-      <w:r>
-        <w:rPr>
-          <w:rFonts w:eastAsia="Garamond"/>
-        </w:rPr>
-        <w:t>:</w:t>
-      </w:r>
-      <w:r>
-        <w:rPr>
-          <w:rFonts w:eastAsia="Garamond"/>
-        </w:rPr>
-        <w:t xml:space="preserve"> Android Studio, Visual Studio Code, Git y GitHub (control de versiones), Visual Paradigm y Draw.io (modelado UML</w:t>
-      </w:r>
-      <w:r>
-        <w:rPr>
-          <w:rFonts w:eastAsia="Garamond"/>
-        </w:rPr>
-        <w:t xml:space="preserve"> y diagramas</w:t>
-      </w:r>
-      <w:r>
-        <w:rPr>
-          <w:rFonts w:eastAsia="Garamond"/>
-        </w:rPr>
-        <w:t>)</w:t>
-      </w:r>
-      <w:r>
-        <w:rPr>
-          <w:rFonts w:eastAsia="Garamond"/>
-        </w:rPr>
-        <w:t xml:space="preserve">, Gantt Project (diagrama de Gantt) </w:t>
-      </w:r>
-      <w:r>
-        <w:rPr>
-          <w:rFonts w:eastAsia="Garamond"/>
-        </w:rPr>
-        <w:t>y Gradle (construcción).</w:t>
+        <w:t xml:space="preserve">. </w:t>
       </w:r>
     </w:p>
     <w:p>
@@ -17563,6 +17488,20 @@
                 <w:lang w:val="en-US"/>
               </w:rPr>
               <w:t>Gantt Project</w:t>
+            </w:r>
+            <w:r>
+              <w:rPr>
+                <w:rFonts w:eastAsia="Garamond"/>
+                <w:lang w:val="en-US"/>
+              </w:rPr>
+              <w:t xml:space="preserve">, </w:t>
+            </w:r>
+            <w:r>
+              <w:rPr>
+                <w:rStyle w:val="CodeTextCar"/>
+                <w:lang w:val="en-US"/>
+              </w:rPr>
+              <w:t>pytest</w:t>
             </w:r>
             <w:r>
               <w:rPr>
@@ -22842,7 +22781,7 @@
           <w:color w:val="000000"/>
         </w:rPr>
         <w:drawing>
-          <wp:inline distT="0" distB="0" distL="0" distR="0" wp14:anchorId="6A230931" wp14:editId="13B790BF">
+          <wp:inline distT="0" distB="0" distL="0" distR="0" wp14:anchorId="6A230931" wp14:editId="32BB28FC">
             <wp:extent cx="5346357" cy="2210457"/>
             <wp:effectExtent l="0" t="0" r="6985" b="0"/>
             <wp:docPr id="1846581174" name="Imagen 2"/>
@@ -27758,7 +27697,6 @@
       <w:r>
         <w:t xml:space="preserve">el </w:t>
       </w:r>
-      <w:proofErr w:type="spellStart"/>
       <w:r>
         <w:rPr>
           <w:b/>
@@ -27766,7 +27704,6 @@
         </w:rPr>
         <w:t>ISPCh</w:t>
       </w:r>
-      <w:proofErr w:type="spellEnd"/>
       <w:r>
         <w:t xml:space="preserve"> en Chile [</w:t>
       </w:r>
@@ -27864,7 +27801,6 @@
       <w:r>
         <w:t xml:space="preserve">] y, en Estados Unidos, </w:t>
       </w:r>
-      <w:proofErr w:type="spellStart"/>
       <w:r>
         <w:rPr>
           <w:b/>
@@ -27872,11 +27808,9 @@
         </w:rPr>
         <w:t>openFDA</w:t>
       </w:r>
-      <w:proofErr w:type="spellEnd"/>
       <w:r>
         <w:t xml:space="preserve"> junto con </w:t>
       </w:r>
-      <w:proofErr w:type="spellStart"/>
       <w:r>
         <w:rPr>
           <w:b/>
@@ -27884,7 +27818,6 @@
         </w:rPr>
         <w:t>RxNorm</w:t>
       </w:r>
-      <w:proofErr w:type="spellEnd"/>
       <w:r>
         <w:t xml:space="preserve"> [</w:t>
       </w:r>
@@ -30139,7 +30072,1149 @@
         <w:t>10.3 Pruebas de la API</w:t>
       </w:r>
     </w:p>
-    <w:p/>
+    <w:p>
+      <w:pPr>
+        <w:spacing w:after="240" w:line="276" w:lineRule="auto"/>
+      </w:pPr>
+      <w:r>
+        <w:t xml:space="preserve">La API se ha verificado de </w:t>
+      </w:r>
+      <w:r>
+        <w:rPr>
+          <w:u w:val="single"/>
+        </w:rPr>
+        <w:t>dos formas complementarias</w:t>
+      </w:r>
+      <w:r>
+        <w:t xml:space="preserve">: de </w:t>
+      </w:r>
+      <w:r>
+        <w:rPr>
+          <w:b/>
+          <w:bCs/>
+        </w:rPr>
+        <w:t>forma interactiva mediante la interfaz Swagger</w:t>
+      </w:r>
+      <w:r>
+        <w:t xml:space="preserve"> que genera FastAPI, y mediante una </w:t>
+      </w:r>
+      <w:r>
+        <w:rPr>
+          <w:b/>
+          <w:bCs/>
+        </w:rPr>
+        <w:t>suite de pruebas automatizadas</w:t>
+      </w:r>
+      <w:r>
+        <w:t xml:space="preserve"> desarrollada con </w:t>
+      </w:r>
+      <w:r>
+        <w:rPr>
+          <w:rStyle w:val="CodeTextCar"/>
+        </w:rPr>
+        <w:t>pytest</w:t>
+      </w:r>
+      <w:r>
+        <w:t xml:space="preserve"> y el </w:t>
+      </w:r>
+      <w:r>
+        <w:rPr>
+          <w:rStyle w:val="CodeTextCar"/>
+        </w:rPr>
+        <w:t>TestClient</w:t>
+      </w:r>
+      <w:r>
+        <w:t xml:space="preserve"> de FastAPI, que ejecuta las peticiones directamente sobre la aplicación.</w:t>
+      </w:r>
+    </w:p>
+    <w:p>
+      <w:pPr>
+        <w:spacing w:after="240" w:line="276" w:lineRule="auto"/>
+      </w:pPr>
+      <w:r>
+        <w:t xml:space="preserve">La suite consta de </w:t>
+      </w:r>
+      <w:r>
+        <w:rPr>
+          <w:b/>
+          <w:bCs/>
+        </w:rPr>
+        <w:t>20</w:t>
+      </w:r>
+      <w:r>
+        <w:rPr>
+          <w:b/>
+          <w:bCs/>
+        </w:rPr>
+        <w:t xml:space="preserve"> pruebas</w:t>
+      </w:r>
+      <w:r>
+        <w:t xml:space="preserve"> que </w:t>
+      </w:r>
+      <w:r>
+        <w:t>abarcan la búsqueda de medicamentos, el detalle y las equivalencias</w:t>
+      </w:r>
+      <w:r>
+        <w:t xml:space="preserve"> y</w:t>
+      </w:r>
+      <w:r>
+        <w:t xml:space="preserve"> todas </w:t>
+      </w:r>
+      <w:r>
+        <w:t>se ejecutan</w:t>
+      </w:r>
+      <w:r>
+        <w:t xml:space="preserve"> correctamente. Entre ellas destacan las que validan el puente para países sin ATC y las equivalencias entre idiomas distintos, que comprueban el núcleo del sistema. La </w:t>
+      </w:r>
+      <w:r>
+        <w:rPr>
+          <w:i/>
+          <w:iCs/>
+        </w:rPr>
+        <w:t>Tabla 10.3</w:t>
+      </w:r>
+      <w:r>
+        <w:t xml:space="preserve"> relaciona todas las pruebas</w:t>
+      </w:r>
+      <w:r>
+        <w:t xml:space="preserve"> implementadas </w:t>
+      </w:r>
+      <w:r>
+        <w:t xml:space="preserve">en </w:t>
+      </w:r>
+      <w:r>
+        <w:rPr>
+          <w:rStyle w:val="CodeTextCar"/>
+          <w:b/>
+          <w:bCs/>
+        </w:rPr>
+        <w:t>modulo_api/tests/test_api.py</w:t>
+      </w:r>
+      <w:r>
+        <w:t>.</w:t>
+      </w:r>
+    </w:p>
+    <w:tbl>
+      <w:tblPr>
+        <w:tblStyle w:val="Tablaconcuadrcula"/>
+        <w:tblW w:w="0" w:type="auto"/>
+        <w:tblLayout w:type="fixed"/>
+        <w:tblLook w:val="04A0" w:firstRow="1" w:lastRow="0" w:firstColumn="1" w:lastColumn="0" w:noHBand="0" w:noVBand="1"/>
+      </w:tblPr>
+      <w:tblGrid>
+        <w:gridCol w:w="5098"/>
+        <w:gridCol w:w="3396"/>
+      </w:tblGrid>
+      <w:tr>
+        <w:tc>
+          <w:tcPr>
+            <w:tcW w:w="5098" w:type="dxa"/>
+            <w:shd w:val="clear" w:color="auto" w:fill="0F243E" w:themeFill="text2" w:themeFillShade="80"/>
+          </w:tcPr>
+          <w:p>
+            <w:pPr>
+              <w:spacing w:line="276" w:lineRule="auto"/>
+              <w:rPr>
+                <w:b/>
+                <w:bCs/>
+              </w:rPr>
+            </w:pPr>
+            <w:r>
+              <w:rPr>
+                <w:b/>
+                <w:bCs/>
+              </w:rPr>
+              <w:t>Prueba</w:t>
+            </w:r>
+          </w:p>
+        </w:tc>
+        <w:tc>
+          <w:tcPr>
+            <w:tcW w:w="3396" w:type="dxa"/>
+            <w:shd w:val="clear" w:color="auto" w:fill="0F243E" w:themeFill="text2" w:themeFillShade="80"/>
+          </w:tcPr>
+          <w:p>
+            <w:pPr>
+              <w:spacing w:line="276" w:lineRule="auto"/>
+              <w:rPr>
+                <w:b/>
+                <w:bCs/>
+              </w:rPr>
+            </w:pPr>
+            <w:r>
+              <w:rPr>
+                <w:b/>
+                <w:bCs/>
+              </w:rPr>
+              <w:t>Comprueba</w:t>
+            </w:r>
+          </w:p>
+        </w:tc>
+      </w:tr>
+      <w:tr>
+        <w:tc>
+          <w:tcPr>
+            <w:tcW w:w="5098" w:type="dxa"/>
+            <w:shd w:val="clear" w:color="auto" w:fill="C6D9F1" w:themeFill="text2" w:themeFillTint="33"/>
+          </w:tcPr>
+          <w:p>
+            <w:pPr>
+              <w:pStyle w:val="CodeText"/>
+              <w:spacing w:after="0"/>
+              <w:rPr>
+                <w:b/>
+                <w:bCs/>
+              </w:rPr>
+            </w:pPr>
+            <w:r>
+              <w:rPr>
+                <w:b/>
+                <w:bCs/>
+              </w:rPr>
+              <w:t>test_buscar_modo_nombre</w:t>
+            </w:r>
+          </w:p>
+        </w:tc>
+        <w:tc>
+          <w:tcPr>
+            <w:tcW w:w="3396" w:type="dxa"/>
+          </w:tcPr>
+          <w:p>
+            <w:pPr>
+              <w:spacing w:line="276" w:lineRule="auto"/>
+              <w:jc w:val="left"/>
+            </w:pPr>
+            <w:r>
+              <w:t>Búsqueda por nombre comercial</w:t>
+            </w:r>
+          </w:p>
+        </w:tc>
+      </w:tr>
+      <w:tr>
+        <w:tc>
+          <w:tcPr>
+            <w:tcW w:w="5098" w:type="dxa"/>
+            <w:shd w:val="clear" w:color="auto" w:fill="C6D9F1" w:themeFill="text2" w:themeFillTint="33"/>
+          </w:tcPr>
+          <w:p>
+            <w:pPr>
+              <w:pStyle w:val="CodeText"/>
+              <w:spacing w:after="0"/>
+              <w:rPr>
+                <w:b/>
+                <w:bCs/>
+              </w:rPr>
+            </w:pPr>
+            <w:r>
+              <w:rPr>
+                <w:b/>
+                <w:bCs/>
+              </w:rPr>
+              <w:t>test_buscar_modo_principio_activo</w:t>
+            </w:r>
+          </w:p>
+        </w:tc>
+        <w:tc>
+          <w:tcPr>
+            <w:tcW w:w="3396" w:type="dxa"/>
+          </w:tcPr>
+          <w:p>
+            <w:pPr>
+              <w:spacing w:line="276" w:lineRule="auto"/>
+              <w:jc w:val="left"/>
+            </w:pPr>
+            <w:r>
+              <w:t>Búsqueda por principio activo</w:t>
+            </w:r>
+          </w:p>
+        </w:tc>
+      </w:tr>
+      <w:tr>
+        <w:tc>
+          <w:tcPr>
+            <w:tcW w:w="5098" w:type="dxa"/>
+            <w:shd w:val="clear" w:color="auto" w:fill="C6D9F1" w:themeFill="text2" w:themeFillTint="33"/>
+          </w:tcPr>
+          <w:p>
+            <w:pPr>
+              <w:pStyle w:val="CodeText"/>
+              <w:spacing w:after="0"/>
+              <w:rPr>
+                <w:b/>
+                <w:bCs/>
+              </w:rPr>
+            </w:pPr>
+            <w:r>
+              <w:rPr>
+                <w:b/>
+                <w:bCs/>
+              </w:rPr>
+              <w:t>test_buscar_modo_atc</w:t>
+            </w:r>
+          </w:p>
+        </w:tc>
+        <w:tc>
+          <w:tcPr>
+            <w:tcW w:w="3396" w:type="dxa"/>
+          </w:tcPr>
+          <w:p>
+            <w:pPr>
+              <w:spacing w:line="276" w:lineRule="auto"/>
+              <w:jc w:val="left"/>
+            </w:pPr>
+            <w:r>
+              <w:t>Búsqueda por código ATC</w:t>
+            </w:r>
+          </w:p>
+        </w:tc>
+      </w:tr>
+      <w:tr>
+        <w:tc>
+          <w:tcPr>
+            <w:tcW w:w="5098" w:type="dxa"/>
+            <w:shd w:val="clear" w:color="auto" w:fill="C6D9F1" w:themeFill="text2" w:themeFillTint="33"/>
+          </w:tcPr>
+          <w:p>
+            <w:pPr>
+              <w:pStyle w:val="CodeText"/>
+              <w:spacing w:after="0"/>
+              <w:rPr>
+                <w:b/>
+                <w:bCs/>
+              </w:rPr>
+            </w:pPr>
+            <w:r>
+              <w:rPr>
+                <w:b/>
+                <w:bCs/>
+              </w:rPr>
+              <w:t>test_buscar_modo_registro</w:t>
+            </w:r>
+          </w:p>
+        </w:tc>
+        <w:tc>
+          <w:tcPr>
+            <w:tcW w:w="3396" w:type="dxa"/>
+          </w:tcPr>
+          <w:p>
+            <w:pPr>
+              <w:spacing w:line="276" w:lineRule="auto"/>
+              <w:jc w:val="left"/>
+            </w:pPr>
+            <w:r>
+              <w:t>Búsqueda por número de registro</w:t>
+            </w:r>
+          </w:p>
+        </w:tc>
+      </w:tr>
+      <w:tr>
+        <w:tc>
+          <w:tcPr>
+            <w:tcW w:w="5098" w:type="dxa"/>
+            <w:shd w:val="clear" w:color="auto" w:fill="C6D9F1" w:themeFill="text2" w:themeFillTint="33"/>
+          </w:tcPr>
+          <w:p>
+            <w:pPr>
+              <w:pStyle w:val="CodeText"/>
+              <w:spacing w:after="0"/>
+              <w:rPr>
+                <w:b/>
+                <w:bCs/>
+              </w:rPr>
+            </w:pPr>
+            <w:r>
+              <w:rPr>
+                <w:b/>
+                <w:bCs/>
+              </w:rPr>
+              <w:t>test_buscar_modo_todo</w:t>
+            </w:r>
+          </w:p>
+        </w:tc>
+        <w:tc>
+          <w:tcPr>
+            <w:tcW w:w="3396" w:type="dxa"/>
+          </w:tcPr>
+          <w:p>
+            <w:pPr>
+              <w:spacing w:line="276" w:lineRule="auto"/>
+              <w:jc w:val="left"/>
+            </w:pPr>
+            <w:r>
+              <w:t xml:space="preserve">Búsqueda </w:t>
+            </w:r>
+            <w:r>
+              <w:t>general</w:t>
+            </w:r>
+            <w:r>
+              <w:t xml:space="preserve"> por cualquiera de los criterios</w:t>
+            </w:r>
+          </w:p>
+        </w:tc>
+      </w:tr>
+      <w:tr>
+        <w:tc>
+          <w:tcPr>
+            <w:tcW w:w="5098" w:type="dxa"/>
+            <w:shd w:val="clear" w:color="auto" w:fill="C6D9F1" w:themeFill="text2" w:themeFillTint="33"/>
+          </w:tcPr>
+          <w:p>
+            <w:pPr>
+              <w:pStyle w:val="CodeText"/>
+              <w:spacing w:after="0"/>
+              <w:rPr>
+                <w:b/>
+                <w:bCs/>
+              </w:rPr>
+            </w:pPr>
+            <w:r>
+              <w:rPr>
+                <w:b/>
+                <w:bCs/>
+              </w:rPr>
+              <w:t>test_buscar_filtro_pais</w:t>
+            </w:r>
+          </w:p>
+        </w:tc>
+        <w:tc>
+          <w:tcPr>
+            <w:tcW w:w="3396" w:type="dxa"/>
+          </w:tcPr>
+          <w:p>
+            <w:pPr>
+              <w:spacing w:line="276" w:lineRule="auto"/>
+              <w:jc w:val="left"/>
+            </w:pPr>
+            <w:r>
+              <w:t>Filtro por país</w:t>
+            </w:r>
+          </w:p>
+        </w:tc>
+      </w:tr>
+      <w:tr>
+        <w:tc>
+          <w:tcPr>
+            <w:tcW w:w="5098" w:type="dxa"/>
+            <w:shd w:val="clear" w:color="auto" w:fill="C6D9F1" w:themeFill="text2" w:themeFillTint="33"/>
+          </w:tcPr>
+          <w:p>
+            <w:pPr>
+              <w:pStyle w:val="CodeText"/>
+              <w:spacing w:after="0"/>
+              <w:rPr>
+                <w:b/>
+                <w:bCs/>
+              </w:rPr>
+            </w:pPr>
+            <w:r>
+              <w:rPr>
+                <w:b/>
+                <w:bCs/>
+              </w:rPr>
+              <w:lastRenderedPageBreak/>
+              <w:t>test_buscar_filtro_forma</w:t>
+            </w:r>
+          </w:p>
+        </w:tc>
+        <w:tc>
+          <w:tcPr>
+            <w:tcW w:w="3396" w:type="dxa"/>
+          </w:tcPr>
+          <w:p>
+            <w:pPr>
+              <w:spacing w:line="276" w:lineRule="auto"/>
+              <w:jc w:val="left"/>
+            </w:pPr>
+            <w:r>
+              <w:t>Filtro por forma farmacéutica</w:t>
+            </w:r>
+          </w:p>
+        </w:tc>
+      </w:tr>
+      <w:tr>
+        <w:tc>
+          <w:tcPr>
+            <w:tcW w:w="5098" w:type="dxa"/>
+            <w:shd w:val="clear" w:color="auto" w:fill="C6D9F1" w:themeFill="text2" w:themeFillTint="33"/>
+          </w:tcPr>
+          <w:p>
+            <w:pPr>
+              <w:pStyle w:val="CodeText"/>
+              <w:spacing w:after="0"/>
+              <w:rPr>
+                <w:b/>
+                <w:bCs/>
+              </w:rPr>
+            </w:pPr>
+            <w:r>
+              <w:rPr>
+                <w:b/>
+                <w:bCs/>
+              </w:rPr>
+              <w:t>test_buscar_filtro_</w:t>
+            </w:r>
+            <w:r>
+              <w:rPr>
+                <w:b/>
+                <w:bCs/>
+              </w:rPr>
+              <w:t>via</w:t>
+            </w:r>
+          </w:p>
+        </w:tc>
+        <w:tc>
+          <w:tcPr>
+            <w:tcW w:w="3396" w:type="dxa"/>
+          </w:tcPr>
+          <w:p>
+            <w:pPr>
+              <w:spacing w:line="276" w:lineRule="auto"/>
+              <w:jc w:val="left"/>
+            </w:pPr>
+            <w:r>
+              <w:t>Filtro por vía de administración</w:t>
+            </w:r>
+          </w:p>
+        </w:tc>
+      </w:tr>
+      <w:tr>
+        <w:tc>
+          <w:tcPr>
+            <w:tcW w:w="5098" w:type="dxa"/>
+            <w:shd w:val="clear" w:color="auto" w:fill="C6D9F1" w:themeFill="text2" w:themeFillTint="33"/>
+          </w:tcPr>
+          <w:p>
+            <w:pPr>
+              <w:pStyle w:val="CodeText"/>
+              <w:spacing w:after="0"/>
+              <w:rPr>
+                <w:b/>
+                <w:bCs/>
+              </w:rPr>
+            </w:pPr>
+            <w:r>
+              <w:rPr>
+                <w:b/>
+                <w:bCs/>
+              </w:rPr>
+              <w:t>test_buscar_filtro_</w:t>
+            </w:r>
+            <w:r>
+              <w:rPr>
+                <w:b/>
+                <w:bCs/>
+              </w:rPr>
+              <w:t>laboratorio</w:t>
+            </w:r>
+          </w:p>
+        </w:tc>
+        <w:tc>
+          <w:tcPr>
+            <w:tcW w:w="3396" w:type="dxa"/>
+          </w:tcPr>
+          <w:p>
+            <w:pPr>
+              <w:spacing w:line="276" w:lineRule="auto"/>
+              <w:jc w:val="left"/>
+            </w:pPr>
+            <w:r>
+              <w:t>Filtro por laboratorio fabricante</w:t>
+            </w:r>
+          </w:p>
+        </w:tc>
+      </w:tr>
+      <w:tr>
+        <w:tc>
+          <w:tcPr>
+            <w:tcW w:w="5098" w:type="dxa"/>
+            <w:shd w:val="clear" w:color="auto" w:fill="C6D9F1" w:themeFill="text2" w:themeFillTint="33"/>
+          </w:tcPr>
+          <w:p>
+            <w:pPr>
+              <w:pStyle w:val="CodeText"/>
+              <w:spacing w:after="0"/>
+              <w:rPr>
+                <w:b/>
+                <w:bCs/>
+              </w:rPr>
+            </w:pPr>
+            <w:r>
+              <w:rPr>
+                <w:b/>
+                <w:bCs/>
+              </w:rPr>
+              <w:t>test_buscar_</w:t>
+            </w:r>
+            <w:r>
+              <w:rPr>
+                <w:b/>
+                <w:bCs/>
+              </w:rPr>
+              <w:t>filtro_combinado</w:t>
+            </w:r>
+          </w:p>
+        </w:tc>
+        <w:tc>
+          <w:tcPr>
+            <w:tcW w:w="3396" w:type="dxa"/>
+          </w:tcPr>
+          <w:p>
+            <w:pPr>
+              <w:spacing w:line="276" w:lineRule="auto"/>
+              <w:jc w:val="left"/>
+            </w:pPr>
+            <w:r>
+              <w:t>Todos los filtros combinados</w:t>
+            </w:r>
+          </w:p>
+        </w:tc>
+      </w:tr>
+      <w:tr>
+        <w:tc>
+          <w:tcPr>
+            <w:tcW w:w="5098" w:type="dxa"/>
+            <w:shd w:val="clear" w:color="auto" w:fill="C6D9F1" w:themeFill="text2" w:themeFillTint="33"/>
+          </w:tcPr>
+          <w:p>
+            <w:pPr>
+              <w:pStyle w:val="CodeText"/>
+              <w:spacing w:after="0"/>
+              <w:rPr>
+                <w:b/>
+                <w:bCs/>
+              </w:rPr>
+            </w:pPr>
+            <w:r>
+              <w:rPr>
+                <w:b/>
+                <w:bCs/>
+              </w:rPr>
+              <w:t>test_buscar</w:t>
+            </w:r>
+            <w:r>
+              <w:rPr>
+                <w:b/>
+                <w:bCs/>
+              </w:rPr>
+              <w:t>_</w:t>
+            </w:r>
+            <w:r>
+              <w:rPr>
+                <w:b/>
+                <w:bCs/>
+              </w:rPr>
+              <w:t>longitud_minima</w:t>
+            </w:r>
+          </w:p>
+        </w:tc>
+        <w:tc>
+          <w:tcPr>
+            <w:tcW w:w="3396" w:type="dxa"/>
+          </w:tcPr>
+          <w:p>
+            <w:pPr>
+              <w:spacing w:line="276" w:lineRule="auto"/>
+              <w:jc w:val="left"/>
+              <w:rPr>
+                <w:u w:val="single"/>
+              </w:rPr>
+            </w:pPr>
+            <w:r>
+              <w:t>Validación de longitud mínima del término (Error 4</w:t>
+            </w:r>
+            <w:r>
+              <w:t>2</w:t>
+            </w:r>
+            <w:r>
+              <w:t>2)</w:t>
+            </w:r>
+          </w:p>
+        </w:tc>
+      </w:tr>
+      <w:tr>
+        <w:tc>
+          <w:tcPr>
+            <w:tcW w:w="5098" w:type="dxa"/>
+            <w:shd w:val="clear" w:color="auto" w:fill="C6D9F1" w:themeFill="text2" w:themeFillTint="33"/>
+          </w:tcPr>
+          <w:p>
+            <w:pPr>
+              <w:pStyle w:val="CodeText"/>
+              <w:spacing w:after="0"/>
+              <w:rPr>
+                <w:b/>
+                <w:bCs/>
+                <w:u w:val="single"/>
+              </w:rPr>
+            </w:pPr>
+            <w:r>
+              <w:rPr>
+                <w:b/>
+                <w:bCs/>
+              </w:rPr>
+              <w:t>test_buscar_</w:t>
+            </w:r>
+            <w:r>
+              <w:rPr>
+                <w:b/>
+                <w:bCs/>
+              </w:rPr>
+              <w:t>limit</w:t>
+            </w:r>
+          </w:p>
+        </w:tc>
+        <w:tc>
+          <w:tcPr>
+            <w:tcW w:w="3396" w:type="dxa"/>
+          </w:tcPr>
+          <w:p>
+            <w:pPr>
+              <w:spacing w:line="276" w:lineRule="auto"/>
+              <w:jc w:val="left"/>
+            </w:pPr>
+            <w:r>
+              <w:t>Límite de resultados</w:t>
+            </w:r>
+          </w:p>
+        </w:tc>
+      </w:tr>
+      <w:tr>
+        <w:tc>
+          <w:tcPr>
+            <w:tcW w:w="5098" w:type="dxa"/>
+            <w:shd w:val="clear" w:color="auto" w:fill="C6D9F1" w:themeFill="text2" w:themeFillTint="33"/>
+          </w:tcPr>
+          <w:p>
+            <w:pPr>
+              <w:pStyle w:val="CodeText"/>
+              <w:spacing w:after="0"/>
+              <w:rPr>
+                <w:b/>
+                <w:bCs/>
+              </w:rPr>
+            </w:pPr>
+            <w:r>
+              <w:rPr>
+                <w:b/>
+                <w:bCs/>
+              </w:rPr>
+              <w:t>test_detalle_</w:t>
+            </w:r>
+            <w:r>
+              <w:rPr>
+                <w:b/>
+                <w:bCs/>
+              </w:rPr>
+              <w:t>medicamento_existente</w:t>
+            </w:r>
+          </w:p>
+        </w:tc>
+        <w:tc>
+          <w:tcPr>
+            <w:tcW w:w="3396" w:type="dxa"/>
+          </w:tcPr>
+          <w:p>
+            <w:pPr>
+              <w:spacing w:line="276" w:lineRule="auto"/>
+              <w:jc w:val="left"/>
+            </w:pPr>
+            <w:r>
+              <w:t>Ficha de un medicamento existente</w:t>
+            </w:r>
+          </w:p>
+        </w:tc>
+      </w:tr>
+      <w:tr>
+        <w:tc>
+          <w:tcPr>
+            <w:tcW w:w="5098" w:type="dxa"/>
+            <w:shd w:val="clear" w:color="auto" w:fill="C6D9F1" w:themeFill="text2" w:themeFillTint="33"/>
+          </w:tcPr>
+          <w:p>
+            <w:pPr>
+              <w:pStyle w:val="CodeText"/>
+              <w:spacing w:after="0"/>
+              <w:rPr>
+                <w:b/>
+                <w:bCs/>
+              </w:rPr>
+            </w:pPr>
+            <w:r>
+              <w:rPr>
+                <w:b/>
+                <w:bCs/>
+              </w:rPr>
+              <w:t>test_detalle_medicamento_</w:t>
+            </w:r>
+            <w:r>
+              <w:rPr>
+                <w:b/>
+                <w:bCs/>
+              </w:rPr>
+              <w:t>in</w:t>
+            </w:r>
+            <w:r>
+              <w:rPr>
+                <w:b/>
+                <w:bCs/>
+              </w:rPr>
+              <w:t>existente</w:t>
+            </w:r>
+          </w:p>
+        </w:tc>
+        <w:tc>
+          <w:tcPr>
+            <w:tcW w:w="3396" w:type="dxa"/>
+          </w:tcPr>
+          <w:p>
+            <w:pPr>
+              <w:spacing w:line="276" w:lineRule="auto"/>
+              <w:jc w:val="left"/>
+            </w:pPr>
+            <w:r>
+              <w:t xml:space="preserve">Respuesta 404 ante </w:t>
+            </w:r>
+            <w:r>
+              <w:rPr>
+                <w:rStyle w:val="CodeTextCar"/>
+              </w:rPr>
+              <w:t>id_med</w:t>
+            </w:r>
+            <w:r>
+              <w:t xml:space="preserve"> inexistente</w:t>
+            </w:r>
+          </w:p>
+        </w:tc>
+      </w:tr>
+      <w:tr>
+        <w:tc>
+          <w:tcPr>
+            <w:tcW w:w="5098" w:type="dxa"/>
+            <w:shd w:val="clear" w:color="auto" w:fill="C6D9F1" w:themeFill="text2" w:themeFillTint="33"/>
+          </w:tcPr>
+          <w:p>
+            <w:pPr>
+              <w:pStyle w:val="CodeText"/>
+              <w:spacing w:after="0"/>
+              <w:rPr>
+                <w:b/>
+                <w:bCs/>
+              </w:rPr>
+            </w:pPr>
+            <w:r>
+              <w:rPr>
+                <w:b/>
+                <w:bCs/>
+              </w:rPr>
+              <w:t>test_</w:t>
+            </w:r>
+            <w:r>
+              <w:rPr>
+                <w:b/>
+                <w:bCs/>
+              </w:rPr>
+              <w:t>equivalencias_por_atc</w:t>
+            </w:r>
+          </w:p>
+        </w:tc>
+        <w:tc>
+          <w:tcPr>
+            <w:tcW w:w="3396" w:type="dxa"/>
+          </w:tcPr>
+          <w:p>
+            <w:pPr>
+              <w:spacing w:line="276" w:lineRule="auto"/>
+              <w:jc w:val="left"/>
+            </w:pPr>
+            <w:r>
+              <w:t>Equivalencias por código ATC</w:t>
+            </w:r>
+          </w:p>
+        </w:tc>
+      </w:tr>
+      <w:tr>
+        <w:tc>
+          <w:tcPr>
+            <w:tcW w:w="5098" w:type="dxa"/>
+            <w:shd w:val="clear" w:color="auto" w:fill="C6D9F1" w:themeFill="text2" w:themeFillTint="33"/>
+          </w:tcPr>
+          <w:p>
+            <w:pPr>
+              <w:pStyle w:val="CodeText"/>
+              <w:spacing w:after="0"/>
+              <w:rPr>
+                <w:b/>
+                <w:bCs/>
+              </w:rPr>
+            </w:pPr>
+            <w:r>
+              <w:rPr>
+                <w:b/>
+                <w:bCs/>
+              </w:rPr>
+              <w:t>test_equivalencias_por_</w:t>
+            </w:r>
+            <w:r>
+              <w:rPr>
+                <w:b/>
+                <w:bCs/>
+              </w:rPr>
+              <w:t>p</w:t>
+            </w:r>
+            <w:r>
+              <w:rPr>
+                <w:b/>
+                <w:bCs/>
+              </w:rPr>
+              <w:t>a</w:t>
+            </w:r>
+          </w:p>
+        </w:tc>
+        <w:tc>
+          <w:tcPr>
+            <w:tcW w:w="3396" w:type="dxa"/>
+          </w:tcPr>
+          <w:p>
+            <w:pPr>
+              <w:spacing w:line="276" w:lineRule="auto"/>
+              <w:jc w:val="left"/>
+            </w:pPr>
+            <w:r>
+              <w:t>Equivalencias por principio activo</w:t>
+            </w:r>
+          </w:p>
+        </w:tc>
+      </w:tr>
+      <w:tr>
+        <w:tc>
+          <w:tcPr>
+            <w:tcW w:w="5098" w:type="dxa"/>
+            <w:shd w:val="clear" w:color="auto" w:fill="C6D9F1" w:themeFill="text2" w:themeFillTint="33"/>
+          </w:tcPr>
+          <w:p>
+            <w:pPr>
+              <w:pStyle w:val="CodeText"/>
+              <w:spacing w:after="0"/>
+              <w:rPr>
+                <w:b/>
+                <w:bCs/>
+              </w:rPr>
+            </w:pPr>
+            <w:r>
+              <w:rPr>
+                <w:b/>
+                <w:bCs/>
+              </w:rPr>
+              <w:t>test_equivalencias_</w:t>
+            </w:r>
+            <w:r>
+              <w:rPr>
+                <w:b/>
+                <w:bCs/>
+              </w:rPr>
+              <w:t>puente_pa</w:t>
+            </w:r>
+            <w:r>
+              <w:rPr>
+                <w:b/>
+                <w:bCs/>
+              </w:rPr>
+              <w:t>_cl</w:t>
+            </w:r>
+          </w:p>
+        </w:tc>
+        <w:tc>
+          <w:tcPr>
+            <w:tcW w:w="3396" w:type="dxa"/>
+          </w:tcPr>
+          <w:p>
+            <w:pPr>
+              <w:spacing w:line="276" w:lineRule="auto"/>
+              <w:jc w:val="left"/>
+            </w:pPr>
+            <w:r>
+              <w:t>Puente para países sin código ATC (caso de Chile)</w:t>
+            </w:r>
+          </w:p>
+        </w:tc>
+      </w:tr>
+      <w:tr>
+        <w:tc>
+          <w:tcPr>
+            <w:tcW w:w="5098" w:type="dxa"/>
+            <w:shd w:val="clear" w:color="auto" w:fill="C6D9F1" w:themeFill="text2" w:themeFillTint="33"/>
+          </w:tcPr>
+          <w:p>
+            <w:pPr>
+              <w:pStyle w:val="CodeText"/>
+              <w:spacing w:after="0"/>
+              <w:rPr>
+                <w:b/>
+                <w:bCs/>
+              </w:rPr>
+            </w:pPr>
+            <w:r>
+              <w:rPr>
+                <w:b/>
+                <w:bCs/>
+              </w:rPr>
+              <w:t>test_equivalencias_puente_pa_pt</w:t>
+            </w:r>
+          </w:p>
+        </w:tc>
+        <w:tc>
+          <w:tcPr>
+            <w:tcW w:w="3396" w:type="dxa"/>
+          </w:tcPr>
+          <w:p>
+            <w:pPr>
+              <w:spacing w:line="276" w:lineRule="auto"/>
+              <w:jc w:val="left"/>
+            </w:pPr>
+            <w:r>
+              <w:t xml:space="preserve">Puente para países sin código ATC (caso de </w:t>
+            </w:r>
+            <w:r>
+              <w:t>Portugal</w:t>
+            </w:r>
+            <w:r>
+              <w:t>)</w:t>
+            </w:r>
+          </w:p>
+        </w:tc>
+      </w:tr>
+      <w:tr>
+        <w:tc>
+          <w:tcPr>
+            <w:tcW w:w="5098" w:type="dxa"/>
+            <w:shd w:val="clear" w:color="auto" w:fill="C6D9F1" w:themeFill="text2" w:themeFillTint="33"/>
+          </w:tcPr>
+          <w:p>
+            <w:pPr>
+              <w:pStyle w:val="CodeText"/>
+              <w:spacing w:after="0"/>
+              <w:rPr>
+                <w:b/>
+                <w:bCs/>
+              </w:rPr>
+            </w:pPr>
+            <w:r>
+              <w:rPr>
+                <w:b/>
+                <w:bCs/>
+              </w:rPr>
+              <w:t>test_equivalencias_</w:t>
+            </w:r>
+            <w:r>
+              <w:rPr>
+                <w:b/>
+                <w:bCs/>
+              </w:rPr>
+              <w:t>cross_idioma</w:t>
+            </w:r>
+          </w:p>
+        </w:tc>
+        <w:tc>
+          <w:tcPr>
+            <w:tcW w:w="3396" w:type="dxa"/>
+          </w:tcPr>
+          <w:p>
+            <w:pPr>
+              <w:spacing w:line="276" w:lineRule="auto"/>
+              <w:jc w:val="left"/>
+            </w:pPr>
+            <w:r>
+              <w:t>Equivalencias entre idiomas distintos (ES-CA/</w:t>
+            </w:r>
+            <w:r>
+              <w:t>EE.UU.</w:t>
+            </w:r>
+            <w:r>
+              <w:t>)</w:t>
+            </w:r>
+          </w:p>
+        </w:tc>
+      </w:tr>
+      <w:tr>
+        <w:tc>
+          <w:tcPr>
+            <w:tcW w:w="5098" w:type="dxa"/>
+            <w:shd w:val="clear" w:color="auto" w:fill="C6D9F1" w:themeFill="text2" w:themeFillTint="33"/>
+          </w:tcPr>
+          <w:p>
+            <w:pPr>
+              <w:pStyle w:val="CodeText"/>
+              <w:spacing w:after="0"/>
+              <w:rPr>
+                <w:b/>
+                <w:bCs/>
+                <w:u w:val="single"/>
+              </w:rPr>
+            </w:pPr>
+            <w:r>
+              <w:rPr>
+                <w:b/>
+                <w:bCs/>
+              </w:rPr>
+              <w:t>test_equivalencias_</w:t>
+            </w:r>
+            <w:r>
+              <w:rPr>
+                <w:b/>
+                <w:bCs/>
+              </w:rPr>
+              <w:t>filtro_destino</w:t>
+            </w:r>
+          </w:p>
+        </w:tc>
+        <w:tc>
+          <w:tcPr>
+            <w:tcW w:w="3396" w:type="dxa"/>
+          </w:tcPr>
+          <w:p>
+            <w:pPr>
+              <w:spacing w:line="276" w:lineRule="auto"/>
+              <w:jc w:val="left"/>
+            </w:pPr>
+            <w:r>
+              <w:t>Filtro por país de destino en equivalencias</w:t>
+            </w:r>
+          </w:p>
+        </w:tc>
+      </w:tr>
+    </w:tbl>
+    <w:p>
+      <w:pPr>
+        <w:pStyle w:val="Tablas"/>
+      </w:pPr>
+      <w:r>
+        <w:t xml:space="preserve">Tabla 10.3: </w:t>
+      </w:r>
+      <w:r>
+        <w:t>Pruebas automatizadas de la API</w:t>
+      </w:r>
+    </w:p>
+    <w:p>
+      <w:pPr>
+        <w:spacing w:line="276" w:lineRule="auto"/>
+      </w:pPr>
+      <w:r>
+        <w:t>La</w:t>
+      </w:r>
+      <w:r>
+        <w:t xml:space="preserve"> salida completa de la ejecución de las pruebas se recoge en el </w:t>
+      </w:r>
+      <w:r>
+        <w:rPr>
+          <w:i/>
+          <w:iCs/>
+        </w:rPr>
+        <w:t>Anexo C</w:t>
+      </w:r>
+      <w:r>
+        <w:t>.</w:t>
+      </w:r>
+    </w:p>
     <w:p>
       <w:pPr>
         <w:pStyle w:val="Ttulo2"/>
@@ -34779,6 +35854,7 @@
         <w:spacing w:line="276" w:lineRule="auto"/>
         <w:rPr>
           <w:u w:val="single"/>
+          <w:lang w:val="en-US"/>
         </w:rPr>
       </w:pPr>
       <w:r>
@@ -34786,12 +35862,14 @@
           <w:b/>
           <w:bCs/>
           <w:u w:val="single"/>
+          <w:lang w:val="en-US"/>
         </w:rPr>
         <w:t>Consulta 1</w:t>
       </w:r>
       <w:r>
         <w:rPr>
           <w:u w:val="single"/>
+          <w:lang w:val="en-US"/>
         </w:rPr>
         <w:t xml:space="preserve"> – Medicamentos por país:</w:t>
       </w:r>
@@ -35128,6 +36206,7 @@
           <w:color w:val="383A42"/>
           <w:sz w:val="16"/>
           <w:szCs w:val="16"/>
+          <w:lang w:val="en-US"/>
         </w:rPr>
         <w:t xml:space="preserve">    </w:t>
       </w:r>
@@ -35220,6 +36299,7 @@
         <w:spacing w:before="240" w:line="276" w:lineRule="auto"/>
         <w:rPr>
           <w:u w:val="single"/>
+          <w:lang w:val="en-US"/>
         </w:rPr>
       </w:pPr>
       <w:r>
@@ -35227,12 +36307,14 @@
           <w:b/>
           <w:bCs/>
           <w:u w:val="single"/>
+          <w:lang w:val="en-US"/>
         </w:rPr>
         <w:t>Consulta 2</w:t>
       </w:r>
       <w:r>
         <w:rPr>
           <w:u w:val="single"/>
+          <w:lang w:val="en-US"/>
         </w:rPr>
         <w:t xml:space="preserve"> – Totales generales:</w:t>
       </w:r>
@@ -35946,7 +37028,7 @@
           <w:color w:val="383A42"/>
           <w:sz w:val="16"/>
           <w:szCs w:val="16"/>
-          <w:lang w:val="es-ES"/>
+          <w:lang w:val="en-US"/>
         </w:rPr>
         <w:t xml:space="preserve"> </w:t>
       </w:r>
@@ -36171,6 +37253,7 @@
           <w:color w:val="383A42"/>
           <w:sz w:val="16"/>
           <w:szCs w:val="16"/>
+          <w:lang w:val="en-US"/>
         </w:rPr>
         <w:t xml:space="preserve">  </w:t>
       </w:r>
@@ -36421,6 +37504,9 @@
         <w:spacing w:line="276" w:lineRule="auto"/>
       </w:pPr>
       <w:r>
+        <w:rPr>
+          <w:noProof/>
+        </w:rPr>
         <w:drawing>
           <wp:inline distT="0" distB="0" distL="0" distR="0" wp14:anchorId="1CF8896D" wp14:editId="55D316C5">
             <wp:extent cx="5370590" cy="2981960"/>
@@ -36672,91 +37758,56 @@
                 <w:i/>
                 <w:iCs/>
               </w:rPr>
-              <w:t>“</w:t>
+              <w:t xml:space="preserve">“Ibuprofeno” </w:t>
+            </w:r>
+            <w:r>
+              <w:t>(origen Canadá)</w:t>
+            </w:r>
+            <w:r>
+              <w:t xml:space="preserve"> </w:t>
+            </w:r>
+            <w:r>
+              <w:t xml:space="preserve">no devuelve resultados para </w:t>
+            </w:r>
+            <w:r>
+              <w:t>Espa</w:t>
+            </w:r>
+            <w:r>
+              <w:t>ñ</w:t>
+            </w:r>
+            <w:r>
+              <w:t>a</w:t>
+            </w:r>
+            <w:r>
+              <w:t xml:space="preserve">, </w:t>
+            </w:r>
+            <w:r>
+              <w:t xml:space="preserve">ya </w:t>
+            </w:r>
+            <w:r>
+              <w:t xml:space="preserve">que </w:t>
+            </w:r>
+            <w:r>
+              <w:t xml:space="preserve">los datos canadienses usan </w:t>
+            </w:r>
+            <w:r>
+              <w:t>denominación</w:t>
+            </w:r>
+            <w:r>
+              <w:t xml:space="preserve"> ingl</w:t>
+            </w:r>
+            <w:r>
+              <w:t>esa</w:t>
+            </w:r>
+            <w:r>
+              <w:t xml:space="preserve"> </w:t>
             </w:r>
             <w:r>
               <w:rPr>
                 <w:i/>
                 <w:iCs/>
               </w:rPr>
-              <w:t>Ibuprofeno</w:t>
-            </w:r>
-            <w:r>
-              <w:rPr>
-                <w:i/>
-                <w:iCs/>
-              </w:rPr>
-              <w:t>”</w:t>
-            </w:r>
-            <w:r>
-              <w:rPr>
-                <w:i/>
-                <w:iCs/>
-              </w:rPr>
-              <w:t xml:space="preserve"> </w:t>
-            </w:r>
-            <w:r>
-              <w:t>(origen Canadá)</w:t>
-            </w:r>
-            <w:r>
-              <w:t xml:space="preserve"> </w:t>
-            </w:r>
-            <w:r>
-              <w:t xml:space="preserve">no devuelve resultados para </w:t>
-            </w:r>
-            <w:r>
-              <w:t>Espa</w:t>
-            </w:r>
-            <w:r>
-              <w:t>ñ</w:t>
-            </w:r>
-            <w:r>
-              <w:t>a</w:t>
-            </w:r>
-            <w:r>
-              <w:t xml:space="preserve">, </w:t>
-            </w:r>
-            <w:r>
-              <w:t xml:space="preserve">ya </w:t>
-            </w:r>
-            <w:r>
-              <w:t xml:space="preserve">que </w:t>
-            </w:r>
-            <w:r>
-              <w:t xml:space="preserve">los datos canadienses usan </w:t>
-            </w:r>
-            <w:r>
-              <w:t>denominación</w:t>
-            </w:r>
-            <w:r>
-              <w:t xml:space="preserve"> ingl</w:t>
-            </w:r>
-            <w:r>
-              <w:t>esa</w:t>
-            </w:r>
-            <w:r>
-              <w:t xml:space="preserve"> </w:t>
-            </w:r>
-            <w:r>
-              <w:rPr>
-                <w:i/>
-                <w:iCs/>
-              </w:rPr>
-              <w:t>“</w:t>
-            </w:r>
-            <w:r>
-              <w:rPr>
-                <w:i/>
-                <w:iCs/>
-              </w:rPr>
-              <w:t>Ibuprofen</w:t>
-            </w:r>
-            <w:r>
-              <w:rPr>
-                <w:i/>
-                <w:iCs/>
-              </w:rPr>
-              <w:t>”</w:t>
+              <w:t>“Ibuprofen”</w:t>
             </w:r>
             <w:r>
               <w:t>.</w:t>
@@ -36837,8 +37888,127 @@
         <w:t>Tabla C.1: Limitaciones de la búsqueda sobre datos en crudo y su resolución en el Backend</w:t>
       </w:r>
     </w:p>
+    <w:p>
+      <w:pPr>
+        <w:pStyle w:val="Ttulo3"/>
+      </w:pPr>
+      <w:r>
+        <w:lastRenderedPageBreak/>
+        <w:t>C.3 Pruebas Automatizadas de la API</w:t>
+      </w:r>
+    </w:p>
+    <w:p>
+      <w:pPr>
+        <w:spacing w:after="240" w:line="276" w:lineRule="auto"/>
+      </w:pPr>
+      <w:r>
+        <w:t>Salida de la ejecución de la suite de pruebas (</w:t>
+      </w:r>
+      <w:r>
+        <w:rPr>
+          <w:rStyle w:val="CodeTextCar"/>
+          <w:b/>
+          <w:bCs/>
+        </w:rPr>
+        <w:t>modulo_api/tests/test_api.py</w:t>
+      </w:r>
+      <w:r>
+        <w:t xml:space="preserve">), desarrollada con </w:t>
+      </w:r>
+      <w:r>
+        <w:rPr>
+          <w:rStyle w:val="CodeTextCar"/>
+        </w:rPr>
+        <w:t>pytest</w:t>
+      </w:r>
+      <w:r>
+        <w:t xml:space="preserve"> y el </w:t>
+      </w:r>
+      <w:r>
+        <w:rPr>
+          <w:rStyle w:val="CodeTextCar"/>
+        </w:rPr>
+        <w:t>TestClient</w:t>
+      </w:r>
+      <w:r>
+        <w:t xml:space="preserve"> de FastAPI. La </w:t>
+      </w:r>
+      <w:r>
+        <w:rPr>
+          <w:i/>
+          <w:iCs/>
+        </w:rPr>
+        <w:t>Figura C.2</w:t>
+      </w:r>
+      <w:r>
+        <w:t xml:space="preserve"> muestra el resultado: </w:t>
+      </w:r>
+      <w:r>
+        <w:rPr>
+          <w:b/>
+          <w:bCs/>
+        </w:rPr>
+        <w:t>las 20 pruebas se ejecutan correctamente</w:t>
+      </w:r>
+      <w:r>
+        <w:t>.</w:t>
+      </w:r>
+    </w:p>
+    <w:p>
+      <w:pPr>
+        <w:spacing w:line="276" w:lineRule="auto"/>
+      </w:pPr>
+      <w:r>
+        <w:drawing>
+          <wp:inline distT="0" distB="0" distL="0" distR="0" wp14:anchorId="1D07773F" wp14:editId="64EC3C5E">
+            <wp:extent cx="5400040" cy="2991485"/>
+            <wp:effectExtent l="0" t="0" r="0" b="0"/>
+            <wp:docPr id="1890646369" name="Imagen 1"/>
+            <wp:cNvGraphicFramePr>
+              <a:graphicFrameLocks xmlns:a="http://schemas.openxmlformats.org/drawingml/2006/main" noChangeAspect="1"/>
+            </wp:cNvGraphicFramePr>
+            <a:graphic xmlns:a="http://schemas.openxmlformats.org/drawingml/2006/main">
+              <a:graphicData uri="http://schemas.openxmlformats.org/drawingml/2006/picture">
+                <pic:pic xmlns:pic="http://schemas.openxmlformats.org/drawingml/2006/picture">
+                  <pic:nvPicPr>
+                    <pic:cNvPr id="1890646369" name=""/>
+                    <pic:cNvPicPr/>
+                  </pic:nvPicPr>
+                  <pic:blipFill>
+                    <a:blip r:embed="rId49"/>
+                    <a:stretch>
+                      <a:fillRect/>
+                    </a:stretch>
+                  </pic:blipFill>
+                  <pic:spPr>
+                    <a:xfrm>
+                      <a:off x="0" y="0"/>
+                      <a:ext cx="5400040" cy="2991485"/>
+                    </a:xfrm>
+                    <a:prstGeom prst="rect">
+                      <a:avLst/>
+                    </a:prstGeom>
+                  </pic:spPr>
+                </pic:pic>
+              </a:graphicData>
+            </a:graphic>
+          </wp:inline>
+        </w:drawing>
+      </w:r>
+    </w:p>
+    <w:p>
+      <w:pPr>
+        <w:pStyle w:val="Figuras"/>
+      </w:pPr>
+      <w:r>
+        <w:t xml:space="preserve">Figura C.2: </w:t>
+      </w:r>
+      <w:r>
+        <w:t xml:space="preserve">Ejecución de la suite de pruebas automatizadas de la API </w:t>
+      </w:r>
+    </w:p>
     <w:sectPr>
-      <w:footerReference w:type="first" r:id="rId49"/>
+      <w:footerReference w:type="first" r:id="rId50"/>
       <w:pgSz w:w="11906" w:h="16838"/>
       <w:pgMar w:top="1417" w:right="1701" w:bottom="1417" w:left="1701" w:header="567" w:footer="1133" w:gutter="0"/>
       <w:cols w:space="720"/>
@@ -41062,28 +42232,28 @@
 </file>
 
 <file path=customXml/item1.xml><?xml version="1.0" encoding="utf-8"?>
+<b:Sources xmlns:b="http://schemas.openxmlformats.org/officeDocument/2006/bibliography" xmlns="http://schemas.openxmlformats.org/officeDocument/2006/bibliography" SelectedStyle="\IEEE2006OfficeOnline.xsl" StyleName="IEEE" Version="2006"/>
+</file>
+
+<file path=customXml/item2.xml><?xml version="1.0" encoding="utf-8"?>
 <go:gDocsCustomXmlDataStorage xmlns:go="http://customooxmlschemas.google.com/" xmlns:r="http://schemas.openxmlformats.org/officeDocument/2006/relationships" uri="GoogleDocsCustomDataVersion2">
   <go:docsCustomData xmlns:go="http://customooxmlschemas.google.com/" roundtripDataSignature="AMtx7mjVHzTvG8r0JFDfCrhOioroDp5c8Q==">CgMxLjAyDmguajdna2FzYzFhYnV2Mg5oLjZwZGhlaGhieDBvczIOaC5pMDh1ZWhpenQ3cjYyDWgub2I5dnc0c2ZwMTkyDWgubHl1eXhqMGs0aTQyDmguaGs5ZGtkejk1NG90Mg5oLmRnd3V6N3MzNDc5MTIOaC5kOHo3aTJ6MmlueWoyDmguand3YXdtaHlvb2Z2Mg5oLnhwM25uNjZ5YzFuOTIOaC45cXpuc2o0dmt5aGoyDmguMXRzNTZsczgybDFyOAByITFWME9CR1NkWDZONUtEQmppczVjRlNhUDZIeFVhbXRPdQ==</go:docsCustomData>
 </go:gDocsCustomXmlDataStorage>
 </file>
 
-<file path=customXml/item2.xml><?xml version="1.0" encoding="utf-8"?>
-<b:Sources xmlns:b="http://schemas.openxmlformats.org/officeDocument/2006/bibliography" xmlns="http://schemas.openxmlformats.org/officeDocument/2006/bibliography" SelectedStyle="\IEEE2006OfficeOnline.xsl" StyleName="IEEE" Version="2006"/>
+<file path=customXml/itemProps1.xml><?xml version="1.0" encoding="utf-8"?>
+<ds:datastoreItem xmlns:ds="http://schemas.openxmlformats.org/officeDocument/2006/customXml" ds:itemID="{7C8FAD05-89E4-4C1B-A7B1-BCE27BE03F9D}">
+  <ds:schemaRefs>
+    <ds:schemaRef ds:uri="http://schemas.openxmlformats.org/officeDocument/2006/bibliography"/>
+  </ds:schemaRefs>
+</ds:datastoreItem>
 </file>
 
-<file path=customXml/itemProps1.xml><?xml version="1.0" encoding="utf-8"?>
+<file path=customXml/itemProps2.xml><?xml version="1.0" encoding="utf-8"?>
 <ds:datastoreItem xmlns:ds="http://schemas.openxmlformats.org/officeDocument/2006/customXml" ds:itemID="{11111111-1234-1234-1234-123412341234}">
   <ds:schemaRefs>
     <ds:schemaRef ds:uri="http://customooxmlschemas.google.com/"/>
     <ds:schemaRef ds:uri="http://schemas.openxmlformats.org/officeDocument/2006/relationships"/>
   </ds:schemaRefs>
 </ds:datastoreItem>
-</file>
-
-<file path=customXml/itemProps2.xml><?xml version="1.0" encoding="utf-8"?>
-<ds:datastoreItem xmlns:ds="http://schemas.openxmlformats.org/officeDocument/2006/customXml" ds:itemID="{7C8FAD05-89E4-4C1B-A7B1-BCE27BE03F9D}">
-  <ds:schemaRefs>
-    <ds:schemaRef ds:uri="http://schemas.openxmlformats.org/officeDocument/2006/bibliography"/>
-  </ds:schemaRefs>
-</ds:datastoreItem>
 </file>
--- a/docs/TFG_Documentacion.docx
+++ b/docs/TFG_Documentacion.docx
@@ -1184,7 +1184,7 @@
         </w:rPr>
         <w:fldChar w:fldCharType="separate"/>
       </w:r>
-      <w:hyperlink w:anchor="_Toc233586990" w:history="1">
+      <w:hyperlink w:anchor="_Toc234180904" w:history="1">
         <w:r>
           <w:rPr>
             <w:rStyle w:val="Hipervnculo"/>
@@ -1208,7 +1208,7 @@
           <w:rPr>
             <w:webHidden/>
           </w:rPr>
-          <w:instrText xml:space="preserve"> PAGEREF _Toc233586990 \h </w:instrText>
+          <w:instrText xml:space="preserve"> PAGEREF _Toc234180904 \h </w:instrText>
         </w:r>
         <w:r>
           <w:rPr>
@@ -1250,7 +1250,7 @@
           <w14:ligatures w14:val="standardContextual"/>
         </w:rPr>
       </w:pPr>
-      <w:hyperlink w:anchor="_Toc233586991" w:history="1">
+      <w:hyperlink w:anchor="_Toc234180905" w:history="1">
         <w:r>
           <w:rPr>
             <w:rStyle w:val="Hipervnculo"/>
@@ -1277,7 +1277,7 @@
             <w:noProof/>
             <w:webHidden/>
           </w:rPr>
-          <w:instrText xml:space="preserve"> PAGEREF _Toc233586991 \h </w:instrText>
+          <w:instrText xml:space="preserve"> PAGEREF _Toc234180905 \h </w:instrText>
         </w:r>
         <w:r>
           <w:rPr>
@@ -1323,7 +1323,7 @@
           <w14:ligatures w14:val="standardContextual"/>
         </w:rPr>
       </w:pPr>
-      <w:hyperlink w:anchor="_Toc233586992" w:history="1">
+      <w:hyperlink w:anchor="_Toc234180906" w:history="1">
         <w:r>
           <w:rPr>
             <w:rStyle w:val="Hipervnculo"/>
@@ -1350,7 +1350,7 @@
             <w:noProof/>
             <w:webHidden/>
           </w:rPr>
-          <w:instrText xml:space="preserve"> PAGEREF _Toc233586992 \h </w:instrText>
+          <w:instrText xml:space="preserve"> PAGEREF _Toc234180906 \h </w:instrText>
         </w:r>
         <w:r>
           <w:rPr>
@@ -1396,7 +1396,7 @@
           <w14:ligatures w14:val="standardContextual"/>
         </w:rPr>
       </w:pPr>
-      <w:hyperlink w:anchor="_Toc233586993" w:history="1">
+      <w:hyperlink w:anchor="_Toc234180907" w:history="1">
         <w:r>
           <w:rPr>
             <w:rStyle w:val="Hipervnculo"/>
@@ -1423,7 +1423,7 @@
             <w:noProof/>
             <w:webHidden/>
           </w:rPr>
-          <w:instrText xml:space="preserve"> PAGEREF _Toc233586993 \h </w:instrText>
+          <w:instrText xml:space="preserve"> PAGEREF _Toc234180907 \h </w:instrText>
         </w:r>
         <w:r>
           <w:rPr>
@@ -1465,7 +1465,7 @@
           <w14:ligatures w14:val="standardContextual"/>
         </w:rPr>
       </w:pPr>
-      <w:hyperlink w:anchor="_Toc233586994" w:history="1">
+      <w:hyperlink w:anchor="_Toc234180908" w:history="1">
         <w:r>
           <w:rPr>
             <w:rStyle w:val="Hipervnculo"/>
@@ -1489,7 +1489,7 @@
           <w:rPr>
             <w:webHidden/>
           </w:rPr>
-          <w:instrText xml:space="preserve"> PAGEREF _Toc233586994 \h </w:instrText>
+          <w:instrText xml:space="preserve"> PAGEREF _Toc234180908 \h </w:instrText>
         </w:r>
         <w:r>
           <w:rPr>
@@ -1531,7 +1531,7 @@
           <w14:ligatures w14:val="standardContextual"/>
         </w:rPr>
       </w:pPr>
-      <w:hyperlink w:anchor="_Toc233586995" w:history="1">
+      <w:hyperlink w:anchor="_Toc234180909" w:history="1">
         <w:r>
           <w:rPr>
             <w:rStyle w:val="Hipervnculo"/>
@@ -1558,7 +1558,7 @@
             <w:noProof/>
             <w:webHidden/>
           </w:rPr>
-          <w:instrText xml:space="preserve"> PAGEREF _Toc233586995 \h </w:instrText>
+          <w:instrText xml:space="preserve"> PAGEREF _Toc234180909 \h </w:instrText>
         </w:r>
         <w:r>
           <w:rPr>
@@ -1604,7 +1604,7 @@
           <w14:ligatures w14:val="standardContextual"/>
         </w:rPr>
       </w:pPr>
-      <w:hyperlink w:anchor="_Toc233586996" w:history="1">
+      <w:hyperlink w:anchor="_Toc234180910" w:history="1">
         <w:r>
           <w:rPr>
             <w:rStyle w:val="Hipervnculo"/>
@@ -1631,7 +1631,7 @@
             <w:noProof/>
             <w:webHidden/>
           </w:rPr>
-          <w:instrText xml:space="preserve"> PAGEREF _Toc233586996 \h </w:instrText>
+          <w:instrText xml:space="preserve"> PAGEREF _Toc234180910 \h </w:instrText>
         </w:r>
         <w:r>
           <w:rPr>
@@ -1677,7 +1677,7 @@
           <w14:ligatures w14:val="standardContextual"/>
         </w:rPr>
       </w:pPr>
-      <w:hyperlink w:anchor="_Toc233586997" w:history="1">
+      <w:hyperlink w:anchor="_Toc234180911" w:history="1">
         <w:r>
           <w:rPr>
             <w:rStyle w:val="Hipervnculo"/>
@@ -1704,7 +1704,7 @@
             <w:noProof/>
             <w:webHidden/>
           </w:rPr>
-          <w:instrText xml:space="preserve"> PAGEREF _Toc233586997 \h </w:instrText>
+          <w:instrText xml:space="preserve"> PAGEREF _Toc234180911 \h </w:instrText>
         </w:r>
         <w:r>
           <w:rPr>
@@ -1746,7 +1746,7 @@
           <w14:ligatures w14:val="standardContextual"/>
         </w:rPr>
       </w:pPr>
-      <w:hyperlink w:anchor="_Toc233586998" w:history="1">
+      <w:hyperlink w:anchor="_Toc234180912" w:history="1">
         <w:r>
           <w:rPr>
             <w:rStyle w:val="Hipervnculo"/>
@@ -1770,7 +1770,7 @@
           <w:rPr>
             <w:webHidden/>
           </w:rPr>
-          <w:instrText xml:space="preserve"> PAGEREF _Toc233586998 \h </w:instrText>
+          <w:instrText xml:space="preserve"> PAGEREF _Toc234180912 \h </w:instrText>
         </w:r>
         <w:r>
           <w:rPr>
@@ -1812,7 +1812,7 @@
           <w14:ligatures w14:val="standardContextual"/>
         </w:rPr>
       </w:pPr>
-      <w:hyperlink w:anchor="_Toc233586999" w:history="1">
+      <w:hyperlink w:anchor="_Toc234180913" w:history="1">
         <w:r>
           <w:rPr>
             <w:rStyle w:val="Hipervnculo"/>
@@ -1839,7 +1839,7 @@
             <w:noProof/>
             <w:webHidden/>
           </w:rPr>
-          <w:instrText xml:space="preserve"> PAGEREF _Toc233586999 \h </w:instrText>
+          <w:instrText xml:space="preserve"> PAGEREF _Toc234180913 \h </w:instrText>
         </w:r>
         <w:r>
           <w:rPr>
@@ -1885,7 +1885,7 @@
           <w14:ligatures w14:val="standardContextual"/>
         </w:rPr>
       </w:pPr>
-      <w:hyperlink w:anchor="_Toc233587000" w:history="1">
+      <w:hyperlink w:anchor="_Toc234180914" w:history="1">
         <w:r>
           <w:rPr>
             <w:rStyle w:val="Hipervnculo"/>
@@ -1912,7 +1912,7 @@
             <w:noProof/>
             <w:webHidden/>
           </w:rPr>
-          <w:instrText xml:space="preserve"> PAGEREF _Toc233587000 \h </w:instrText>
+          <w:instrText xml:space="preserve"> PAGEREF _Toc234180914 \h </w:instrText>
         </w:r>
         <w:r>
           <w:rPr>
@@ -1958,7 +1958,7 @@
           <w14:ligatures w14:val="standardContextual"/>
         </w:rPr>
       </w:pPr>
-      <w:hyperlink w:anchor="_Toc233587001" w:history="1">
+      <w:hyperlink w:anchor="_Toc234180915" w:history="1">
         <w:r>
           <w:rPr>
             <w:rStyle w:val="Hipervnculo"/>
@@ -1985,7 +1985,7 @@
             <w:noProof/>
             <w:webHidden/>
           </w:rPr>
-          <w:instrText xml:space="preserve"> PAGEREF _Toc233587001 \h </w:instrText>
+          <w:instrText xml:space="preserve"> PAGEREF _Toc234180915 \h </w:instrText>
         </w:r>
         <w:r>
           <w:rPr>
@@ -2027,7 +2027,7 @@
           <w14:ligatures w14:val="standardContextual"/>
         </w:rPr>
       </w:pPr>
-      <w:hyperlink w:anchor="_Toc233587002" w:history="1">
+      <w:hyperlink w:anchor="_Toc234180916" w:history="1">
         <w:r>
           <w:rPr>
             <w:rStyle w:val="Hipervnculo"/>
@@ -2051,7 +2051,7 @@
           <w:rPr>
             <w:webHidden/>
           </w:rPr>
-          <w:instrText xml:space="preserve"> PAGEREF _Toc233587002 \h </w:instrText>
+          <w:instrText xml:space="preserve"> PAGEREF _Toc234180916 \h </w:instrText>
         </w:r>
         <w:r>
           <w:rPr>
@@ -2093,7 +2093,7 @@
           <w14:ligatures w14:val="standardContextual"/>
         </w:rPr>
       </w:pPr>
-      <w:hyperlink w:anchor="_Toc233587003" w:history="1">
+      <w:hyperlink w:anchor="_Toc234180917" w:history="1">
         <w:r>
           <w:rPr>
             <w:rStyle w:val="Hipervnculo"/>
@@ -2120,7 +2120,7 @@
             <w:noProof/>
             <w:webHidden/>
           </w:rPr>
-          <w:instrText xml:space="preserve"> PAGEREF _Toc233587003 \h </w:instrText>
+          <w:instrText xml:space="preserve"> PAGEREF _Toc234180917 \h </w:instrText>
         </w:r>
         <w:r>
           <w:rPr>
@@ -2166,7 +2166,7 @@
           <w14:ligatures w14:val="standardContextual"/>
         </w:rPr>
       </w:pPr>
-      <w:hyperlink w:anchor="_Toc233587004" w:history="1">
+      <w:hyperlink w:anchor="_Toc234180918" w:history="1">
         <w:r>
           <w:rPr>
             <w:rStyle w:val="Hipervnculo"/>
@@ -2193,7 +2193,7 @@
             <w:noProof/>
             <w:webHidden/>
           </w:rPr>
-          <w:instrText xml:space="preserve"> PAGEREF _Toc233587004 \h </w:instrText>
+          <w:instrText xml:space="preserve"> PAGEREF _Toc234180918 \h </w:instrText>
         </w:r>
         <w:r>
           <w:rPr>
@@ -2239,7 +2239,7 @@
           <w14:ligatures w14:val="standardContextual"/>
         </w:rPr>
       </w:pPr>
-      <w:hyperlink w:anchor="_Toc233587005" w:history="1">
+      <w:hyperlink w:anchor="_Toc234180919" w:history="1">
         <w:r>
           <w:rPr>
             <w:rStyle w:val="Hipervnculo"/>
@@ -2266,7 +2266,7 @@
             <w:noProof/>
             <w:webHidden/>
           </w:rPr>
-          <w:instrText xml:space="preserve"> PAGEREF _Toc233587005 \h </w:instrText>
+          <w:instrText xml:space="preserve"> PAGEREF _Toc234180919 \h </w:instrText>
         </w:r>
         <w:r>
           <w:rPr>
@@ -2308,7 +2308,7 @@
           <w14:ligatures w14:val="standardContextual"/>
         </w:rPr>
       </w:pPr>
-      <w:hyperlink w:anchor="_Toc233587006" w:history="1">
+      <w:hyperlink w:anchor="_Toc234180920" w:history="1">
         <w:r>
           <w:rPr>
             <w:rStyle w:val="Hipervnculo"/>
@@ -2332,7 +2332,7 @@
           <w:rPr>
             <w:webHidden/>
           </w:rPr>
-          <w:instrText xml:space="preserve"> PAGEREF _Toc233587006 \h </w:instrText>
+          <w:instrText xml:space="preserve"> PAGEREF _Toc234180920 \h </w:instrText>
         </w:r>
         <w:r>
           <w:rPr>
@@ -2374,7 +2374,7 @@
           <w14:ligatures w14:val="standardContextual"/>
         </w:rPr>
       </w:pPr>
-      <w:hyperlink w:anchor="_Toc233587007" w:history="1">
+      <w:hyperlink w:anchor="_Toc234180921" w:history="1">
         <w:r>
           <w:rPr>
             <w:rStyle w:val="Hipervnculo"/>
@@ -2402,7 +2402,7 @@
             <w:noProof/>
             <w:webHidden/>
           </w:rPr>
-          <w:instrText xml:space="preserve"> PAGEREF _Toc233587007 \h </w:instrText>
+          <w:instrText xml:space="preserve"> PAGEREF _Toc234180921 \h </w:instrText>
         </w:r>
         <w:r>
           <w:rPr>
@@ -2448,7 +2448,7 @@
           <w14:ligatures w14:val="standardContextual"/>
         </w:rPr>
       </w:pPr>
-      <w:hyperlink w:anchor="_Toc233587008" w:history="1">
+      <w:hyperlink w:anchor="_Toc234180922" w:history="1">
         <w:r>
           <w:rPr>
             <w:rStyle w:val="Hipervnculo"/>
@@ -2475,7 +2475,7 @@
             <w:noProof/>
             <w:webHidden/>
           </w:rPr>
-          <w:instrText xml:space="preserve"> PAGEREF _Toc233587008 \h </w:instrText>
+          <w:instrText xml:space="preserve"> PAGEREF _Toc234180922 \h </w:instrText>
         </w:r>
         <w:r>
           <w:rPr>
@@ -2521,7 +2521,7 @@
           <w14:ligatures w14:val="standardContextual"/>
         </w:rPr>
       </w:pPr>
-      <w:hyperlink w:anchor="_Toc233587009" w:history="1">
+      <w:hyperlink w:anchor="_Toc234180923" w:history="1">
         <w:r>
           <w:rPr>
             <w:rStyle w:val="Hipervnculo"/>
@@ -2548,7 +2548,7 @@
             <w:noProof/>
             <w:webHidden/>
           </w:rPr>
-          <w:instrText xml:space="preserve"> PAGEREF _Toc233587009 \h </w:instrText>
+          <w:instrText xml:space="preserve"> PAGEREF _Toc234180923 \h </w:instrText>
         </w:r>
         <w:r>
           <w:rPr>
@@ -2594,7 +2594,7 @@
           <w14:ligatures w14:val="standardContextual"/>
         </w:rPr>
       </w:pPr>
-      <w:hyperlink w:anchor="_Toc233587010" w:history="1">
+      <w:hyperlink w:anchor="_Toc234180924" w:history="1">
         <w:r>
           <w:rPr>
             <w:rStyle w:val="Hipervnculo"/>
@@ -2621,7 +2621,7 @@
             <w:noProof/>
             <w:webHidden/>
           </w:rPr>
-          <w:instrText xml:space="preserve"> PAGEREF _Toc233587010 \h </w:instrText>
+          <w:instrText xml:space="preserve"> PAGEREF _Toc234180924 \h </w:instrText>
         </w:r>
         <w:r>
           <w:rPr>
@@ -2663,7 +2663,7 @@
           <w14:ligatures w14:val="standardContextual"/>
         </w:rPr>
       </w:pPr>
-      <w:hyperlink w:anchor="_Toc233587011" w:history="1">
+      <w:hyperlink w:anchor="_Toc234180925" w:history="1">
         <w:r>
           <w:rPr>
             <w:rStyle w:val="Hipervnculo"/>
@@ -2687,7 +2687,7 @@
           <w:rPr>
             <w:webHidden/>
           </w:rPr>
-          <w:instrText xml:space="preserve"> PAGEREF _Toc233587011 \h </w:instrText>
+          <w:instrText xml:space="preserve"> PAGEREF _Toc234180925 \h </w:instrText>
         </w:r>
         <w:r>
           <w:rPr>
@@ -2729,7 +2729,7 @@
           <w14:ligatures w14:val="standardContextual"/>
         </w:rPr>
       </w:pPr>
-      <w:hyperlink w:anchor="_Toc233587012" w:history="1">
+      <w:hyperlink w:anchor="_Toc234180926" w:history="1">
         <w:r>
           <w:rPr>
             <w:rStyle w:val="Hipervnculo"/>
@@ -2756,7 +2756,7 @@
             <w:noProof/>
             <w:webHidden/>
           </w:rPr>
-          <w:instrText xml:space="preserve"> PAGEREF _Toc233587012 \h </w:instrText>
+          <w:instrText xml:space="preserve"> PAGEREF _Toc234180926 \h </w:instrText>
         </w:r>
         <w:r>
           <w:rPr>
@@ -2802,7 +2802,7 @@
           <w14:ligatures w14:val="standardContextual"/>
         </w:rPr>
       </w:pPr>
-      <w:hyperlink w:anchor="_Toc233587013" w:history="1">
+      <w:hyperlink w:anchor="_Toc234180927" w:history="1">
         <w:r>
           <w:rPr>
             <w:rStyle w:val="Hipervnculo"/>
@@ -2829,7 +2829,7 @@
             <w:noProof/>
             <w:webHidden/>
           </w:rPr>
-          <w:instrText xml:space="preserve"> PAGEREF _Toc233587013 \h </w:instrText>
+          <w:instrText xml:space="preserve"> PAGEREF _Toc234180927 \h </w:instrText>
         </w:r>
         <w:r>
           <w:rPr>
@@ -2875,7 +2875,7 @@
           <w14:ligatures w14:val="standardContextual"/>
         </w:rPr>
       </w:pPr>
-      <w:hyperlink w:anchor="_Toc233587014" w:history="1">
+      <w:hyperlink w:anchor="_Toc234180928" w:history="1">
         <w:r>
           <w:rPr>
             <w:rStyle w:val="Hipervnculo"/>
@@ -2903,7 +2903,7 @@
             <w:noProof/>
             <w:webHidden/>
           </w:rPr>
-          <w:instrText xml:space="preserve"> PAGEREF _Toc233587014 \h </w:instrText>
+          <w:instrText xml:space="preserve"> PAGEREF _Toc234180928 \h </w:instrText>
         </w:r>
         <w:r>
           <w:rPr>
@@ -2949,7 +2949,7 @@
           <w14:ligatures w14:val="standardContextual"/>
         </w:rPr>
       </w:pPr>
-      <w:hyperlink w:anchor="_Toc233587015" w:history="1">
+      <w:hyperlink w:anchor="_Toc234180929" w:history="1">
         <w:r>
           <w:rPr>
             <w:rStyle w:val="Hipervnculo"/>
@@ -2977,7 +2977,7 @@
             <w:noProof/>
             <w:webHidden/>
           </w:rPr>
-          <w:instrText xml:space="preserve"> PAGEREF _Toc233587015 \h </w:instrText>
+          <w:instrText xml:space="preserve"> PAGEREF _Toc234180929 \h </w:instrText>
         </w:r>
         <w:r>
           <w:rPr>
@@ -3023,7 +3023,7 @@
           <w14:ligatures w14:val="standardContextual"/>
         </w:rPr>
       </w:pPr>
-      <w:hyperlink w:anchor="_Toc233587016" w:history="1">
+      <w:hyperlink w:anchor="_Toc234180930" w:history="1">
         <w:r>
           <w:rPr>
             <w:rStyle w:val="Hipervnculo"/>
@@ -3051,7 +3051,7 @@
             <w:noProof/>
             <w:webHidden/>
           </w:rPr>
-          <w:instrText xml:space="preserve"> PAGEREF _Toc233587016 \h </w:instrText>
+          <w:instrText xml:space="preserve"> PAGEREF _Toc234180930 \h </w:instrText>
         </w:r>
         <w:r>
           <w:rPr>
@@ -3097,7 +3097,7 @@
           <w14:ligatures w14:val="standardContextual"/>
         </w:rPr>
       </w:pPr>
-      <w:hyperlink w:anchor="_Toc233587017" w:history="1">
+      <w:hyperlink w:anchor="_Toc234180931" w:history="1">
         <w:r>
           <w:rPr>
             <w:rStyle w:val="Hipervnculo"/>
@@ -3125,7 +3125,7 @@
             <w:noProof/>
             <w:webHidden/>
           </w:rPr>
-          <w:instrText xml:space="preserve"> PAGEREF _Toc233587017 \h </w:instrText>
+          <w:instrText xml:space="preserve"> PAGEREF _Toc234180931 \h </w:instrText>
         </w:r>
         <w:r>
           <w:rPr>
@@ -3171,7 +3171,7 @@
           <w14:ligatures w14:val="standardContextual"/>
         </w:rPr>
       </w:pPr>
-      <w:hyperlink w:anchor="_Toc233587018" w:history="1">
+      <w:hyperlink w:anchor="_Toc234180932" w:history="1">
         <w:r>
           <w:rPr>
             <w:rStyle w:val="Hipervnculo"/>
@@ -3199,7 +3199,7 @@
             <w:noProof/>
             <w:webHidden/>
           </w:rPr>
-          <w:instrText xml:space="preserve"> PAGEREF _Toc233587018 \h </w:instrText>
+          <w:instrText xml:space="preserve"> PAGEREF _Toc234180932 \h </w:instrText>
         </w:r>
         <w:r>
           <w:rPr>
@@ -3241,7 +3241,7 @@
           <w14:ligatures w14:val="standardContextual"/>
         </w:rPr>
       </w:pPr>
-      <w:hyperlink w:anchor="_Toc233587019" w:history="1">
+      <w:hyperlink w:anchor="_Toc234180933" w:history="1">
         <w:r>
           <w:rPr>
             <w:rStyle w:val="Hipervnculo"/>
@@ -3265,7 +3265,7 @@
           <w:rPr>
             <w:webHidden/>
           </w:rPr>
-          <w:instrText xml:space="preserve"> PAGEREF _Toc233587019 \h </w:instrText>
+          <w:instrText xml:space="preserve"> PAGEREF _Toc234180933 \h </w:instrText>
         </w:r>
         <w:r>
           <w:rPr>
@@ -3307,7 +3307,7 @@
           <w14:ligatures w14:val="standardContextual"/>
         </w:rPr>
       </w:pPr>
-      <w:hyperlink w:anchor="_Toc233587020" w:history="1">
+      <w:hyperlink w:anchor="_Toc234180934" w:history="1">
         <w:r>
           <w:rPr>
             <w:rStyle w:val="Hipervnculo"/>
@@ -3334,7 +3334,7 @@
             <w:noProof/>
             <w:webHidden/>
           </w:rPr>
-          <w:instrText xml:space="preserve"> PAGEREF _Toc233587020 \h </w:instrText>
+          <w:instrText xml:space="preserve"> PAGEREF _Toc234180934 \h </w:instrText>
         </w:r>
         <w:r>
           <w:rPr>
@@ -3380,7 +3380,7 @@
           <w14:ligatures w14:val="standardContextual"/>
         </w:rPr>
       </w:pPr>
-      <w:hyperlink w:anchor="_Toc233587021" w:history="1">
+      <w:hyperlink w:anchor="_Toc234180935" w:history="1">
         <w:r>
           <w:rPr>
             <w:rStyle w:val="Hipervnculo"/>
@@ -3407,7 +3407,7 @@
             <w:noProof/>
             <w:webHidden/>
           </w:rPr>
-          <w:instrText xml:space="preserve"> PAGEREF _Toc233587021 \h </w:instrText>
+          <w:instrText xml:space="preserve"> PAGEREF _Toc234180935 \h </w:instrText>
         </w:r>
         <w:r>
           <w:rPr>
@@ -3449,7 +3449,7 @@
           <w14:ligatures w14:val="standardContextual"/>
         </w:rPr>
       </w:pPr>
-      <w:hyperlink w:anchor="_Toc233587022" w:history="1">
+      <w:hyperlink w:anchor="_Toc234180936" w:history="1">
         <w:r>
           <w:rPr>
             <w:rStyle w:val="Hipervnculo"/>
@@ -3473,7 +3473,7 @@
           <w:rPr>
             <w:webHidden/>
           </w:rPr>
-          <w:instrText xml:space="preserve"> PAGEREF _Toc233587022 \h </w:instrText>
+          <w:instrText xml:space="preserve"> PAGEREF _Toc234180936 \h </w:instrText>
         </w:r>
         <w:r>
           <w:rPr>
@@ -3515,7 +3515,7 @@
           <w14:ligatures w14:val="standardContextual"/>
         </w:rPr>
       </w:pPr>
-      <w:hyperlink w:anchor="_Toc233587023" w:history="1">
+      <w:hyperlink w:anchor="_Toc234180937" w:history="1">
         <w:r>
           <w:rPr>
             <w:rStyle w:val="Hipervnculo"/>
@@ -3542,7 +3542,7 @@
             <w:noProof/>
             <w:webHidden/>
           </w:rPr>
-          <w:instrText xml:space="preserve"> PAGEREF _Toc233587023 \h </w:instrText>
+          <w:instrText xml:space="preserve"> PAGEREF _Toc234180937 \h </w:instrText>
         </w:r>
         <w:r>
           <w:rPr>
@@ -3588,7 +3588,7 @@
           <w14:ligatures w14:val="standardContextual"/>
         </w:rPr>
       </w:pPr>
-      <w:hyperlink w:anchor="_Toc233587024" w:history="1">
+      <w:hyperlink w:anchor="_Toc234180938" w:history="1">
         <w:r>
           <w:rPr>
             <w:rStyle w:val="Hipervnculo"/>
@@ -3615,7 +3615,7 @@
             <w:noProof/>
             <w:webHidden/>
           </w:rPr>
-          <w:instrText xml:space="preserve"> PAGEREF _Toc233587024 \h </w:instrText>
+          <w:instrText xml:space="preserve"> PAGEREF _Toc234180938 \h </w:instrText>
         </w:r>
         <w:r>
           <w:rPr>
@@ -3661,7 +3661,7 @@
           <w14:ligatures w14:val="standardContextual"/>
         </w:rPr>
       </w:pPr>
-      <w:hyperlink w:anchor="_Toc233587025" w:history="1">
+      <w:hyperlink w:anchor="_Toc234180939" w:history="1">
         <w:r>
           <w:rPr>
             <w:rStyle w:val="Hipervnculo"/>
@@ -3688,7 +3688,7 @@
             <w:noProof/>
             <w:webHidden/>
           </w:rPr>
-          <w:instrText xml:space="preserve"> PAGEREF _Toc233587025 \h </w:instrText>
+          <w:instrText xml:space="preserve"> PAGEREF _Toc234180939 \h </w:instrText>
         </w:r>
         <w:r>
           <w:rPr>
@@ -3734,7 +3734,7 @@
           <w14:ligatures w14:val="standardContextual"/>
         </w:rPr>
       </w:pPr>
-      <w:hyperlink w:anchor="_Toc233587026" w:history="1">
+      <w:hyperlink w:anchor="_Toc234180940" w:history="1">
         <w:r>
           <w:rPr>
             <w:rStyle w:val="Hipervnculo"/>
@@ -3761,7 +3761,7 @@
             <w:noProof/>
             <w:webHidden/>
           </w:rPr>
-          <w:instrText xml:space="preserve"> PAGEREF _Toc233587026 \h </w:instrText>
+          <w:instrText xml:space="preserve"> PAGEREF _Toc234180940 \h </w:instrText>
         </w:r>
         <w:r>
           <w:rPr>
@@ -3807,7 +3807,7 @@
           <w14:ligatures w14:val="standardContextual"/>
         </w:rPr>
       </w:pPr>
-      <w:hyperlink w:anchor="_Toc233587027" w:history="1">
+      <w:hyperlink w:anchor="_Toc234180941" w:history="1">
         <w:r>
           <w:rPr>
             <w:rStyle w:val="Hipervnculo"/>
@@ -3834,7 +3834,7 @@
             <w:noProof/>
             <w:webHidden/>
           </w:rPr>
-          <w:instrText xml:space="preserve"> PAGEREF _Toc233587027 \h </w:instrText>
+          <w:instrText xml:space="preserve"> PAGEREF _Toc234180941 \h </w:instrText>
         </w:r>
         <w:r>
           <w:rPr>
@@ -3880,7 +3880,7 @@
           <w14:ligatures w14:val="standardContextual"/>
         </w:rPr>
       </w:pPr>
-      <w:hyperlink w:anchor="_Toc233587028" w:history="1">
+      <w:hyperlink w:anchor="_Toc234180942" w:history="1">
         <w:r>
           <w:rPr>
             <w:rStyle w:val="Hipervnculo"/>
@@ -3907,7 +3907,7 @@
             <w:noProof/>
             <w:webHidden/>
           </w:rPr>
-          <w:instrText xml:space="preserve"> PAGEREF _Toc233587028 \h </w:instrText>
+          <w:instrText xml:space="preserve"> PAGEREF _Toc234180942 \h </w:instrText>
         </w:r>
         <w:r>
           <w:rPr>
@@ -3953,7 +3953,7 @@
           <w14:ligatures w14:val="standardContextual"/>
         </w:rPr>
       </w:pPr>
-      <w:hyperlink w:anchor="_Toc233587029" w:history="1">
+      <w:hyperlink w:anchor="_Toc234180943" w:history="1">
         <w:r>
           <w:rPr>
             <w:rStyle w:val="Hipervnculo"/>
@@ -3980,7 +3980,7 @@
             <w:noProof/>
             <w:webHidden/>
           </w:rPr>
-          <w:instrText xml:space="preserve"> PAGEREF _Toc233587029 \h </w:instrText>
+          <w:instrText xml:space="preserve"> PAGEREF _Toc234180943 \h </w:instrText>
         </w:r>
         <w:r>
           <w:rPr>
@@ -4026,7 +4026,7 @@
           <w14:ligatures w14:val="standardContextual"/>
         </w:rPr>
       </w:pPr>
-      <w:hyperlink w:anchor="_Toc233587030" w:history="1">
+      <w:hyperlink w:anchor="_Toc234180944" w:history="1">
         <w:r>
           <w:rPr>
             <w:rStyle w:val="Hipervnculo"/>
@@ -4053,7 +4053,7 @@
             <w:noProof/>
             <w:webHidden/>
           </w:rPr>
-          <w:instrText xml:space="preserve"> PAGEREF _Toc233587030 \h </w:instrText>
+          <w:instrText xml:space="preserve"> PAGEREF _Toc234180944 \h </w:instrText>
         </w:r>
         <w:r>
           <w:rPr>
@@ -4099,7 +4099,7 @@
           <w14:ligatures w14:val="standardContextual"/>
         </w:rPr>
       </w:pPr>
-      <w:hyperlink w:anchor="_Toc233587031" w:history="1">
+      <w:hyperlink w:anchor="_Toc234180945" w:history="1">
         <w:r>
           <w:rPr>
             <w:rStyle w:val="Hipervnculo"/>
@@ -4126,7 +4126,7 @@
             <w:noProof/>
             <w:webHidden/>
           </w:rPr>
-          <w:instrText xml:space="preserve"> PAGEREF _Toc233587031 \h </w:instrText>
+          <w:instrText xml:space="preserve"> PAGEREF _Toc234180945 \h </w:instrText>
         </w:r>
         <w:r>
           <w:rPr>
@@ -4172,7 +4172,7 @@
           <w14:ligatures w14:val="standardContextual"/>
         </w:rPr>
       </w:pPr>
-      <w:hyperlink w:anchor="_Toc233587032" w:history="1">
+      <w:hyperlink w:anchor="_Toc234180946" w:history="1">
         <w:r>
           <w:rPr>
             <w:rStyle w:val="Hipervnculo"/>
@@ -4199,7 +4199,7 @@
             <w:noProof/>
             <w:webHidden/>
           </w:rPr>
-          <w:instrText xml:space="preserve"> PAGEREF _Toc233587032 \h </w:instrText>
+          <w:instrText xml:space="preserve"> PAGEREF _Toc234180946 \h </w:instrText>
         </w:r>
         <w:r>
           <w:rPr>
@@ -4245,7 +4245,7 @@
           <w14:ligatures w14:val="standardContextual"/>
         </w:rPr>
       </w:pPr>
-      <w:hyperlink w:anchor="_Toc233587033" w:history="1">
+      <w:hyperlink w:anchor="_Toc234180947" w:history="1">
         <w:r>
           <w:rPr>
             <w:rStyle w:val="Hipervnculo"/>
@@ -4272,7 +4272,7 @@
             <w:noProof/>
             <w:webHidden/>
           </w:rPr>
-          <w:instrText xml:space="preserve"> PAGEREF _Toc233587033 \h </w:instrText>
+          <w:instrText xml:space="preserve"> PAGEREF _Toc234180947 \h </w:instrText>
         </w:r>
         <w:r>
           <w:rPr>
@@ -4318,7 +4318,7 @@
           <w14:ligatures w14:val="standardContextual"/>
         </w:rPr>
       </w:pPr>
-      <w:hyperlink w:anchor="_Toc233587034" w:history="1">
+      <w:hyperlink w:anchor="_Toc234180948" w:history="1">
         <w:r>
           <w:rPr>
             <w:rStyle w:val="Hipervnculo"/>
@@ -4345,7 +4345,7 @@
             <w:noProof/>
             <w:webHidden/>
           </w:rPr>
-          <w:instrText xml:space="preserve"> PAGEREF _Toc233587034 \h </w:instrText>
+          <w:instrText xml:space="preserve"> PAGEREF _Toc234180948 \h </w:instrText>
         </w:r>
         <w:r>
           <w:rPr>
@@ -4391,7 +4391,7 @@
           <w14:ligatures w14:val="standardContextual"/>
         </w:rPr>
       </w:pPr>
-      <w:hyperlink w:anchor="_Toc233587035" w:history="1">
+      <w:hyperlink w:anchor="_Toc234180949" w:history="1">
         <w:r>
           <w:rPr>
             <w:rStyle w:val="Hipervnculo"/>
@@ -4418,7 +4418,7 @@
             <w:noProof/>
             <w:webHidden/>
           </w:rPr>
-          <w:instrText xml:space="preserve"> PAGEREF _Toc233587035 \h </w:instrText>
+          <w:instrText xml:space="preserve"> PAGEREF _Toc234180949 \h </w:instrText>
         </w:r>
         <w:r>
           <w:rPr>
@@ -4460,7 +4460,7 @@
           <w14:ligatures w14:val="standardContextual"/>
         </w:rPr>
       </w:pPr>
-      <w:hyperlink w:anchor="_Toc233587036" w:history="1">
+      <w:hyperlink w:anchor="_Toc234180950" w:history="1">
         <w:r>
           <w:rPr>
             <w:rStyle w:val="Hipervnculo"/>
@@ -4484,7 +4484,7 @@
           <w:rPr>
             <w:webHidden/>
           </w:rPr>
-          <w:instrText xml:space="preserve"> PAGEREF _Toc233587036 \h </w:instrText>
+          <w:instrText xml:space="preserve"> PAGEREF _Toc234180950 \h </w:instrText>
         </w:r>
         <w:r>
           <w:rPr>
@@ -4526,7 +4526,7 @@
           <w14:ligatures w14:val="standardContextual"/>
         </w:rPr>
       </w:pPr>
-      <w:hyperlink w:anchor="_Toc233587037" w:history="1">
+      <w:hyperlink w:anchor="_Toc234180951" w:history="1">
         <w:r>
           <w:rPr>
             <w:rStyle w:val="Hipervnculo"/>
@@ -4553,7 +4553,7 @@
             <w:noProof/>
             <w:webHidden/>
           </w:rPr>
-          <w:instrText xml:space="preserve"> PAGEREF _Toc233587037 \h </w:instrText>
+          <w:instrText xml:space="preserve"> PAGEREF _Toc234180951 \h </w:instrText>
         </w:r>
         <w:r>
           <w:rPr>
@@ -4599,7 +4599,7 @@
           <w14:ligatures w14:val="standardContextual"/>
         </w:rPr>
       </w:pPr>
-      <w:hyperlink w:anchor="_Toc233587038" w:history="1">
+      <w:hyperlink w:anchor="_Toc234180952" w:history="1">
         <w:r>
           <w:rPr>
             <w:rStyle w:val="Hipervnculo"/>
@@ -4626,7 +4626,7 @@
             <w:noProof/>
             <w:webHidden/>
           </w:rPr>
-          <w:instrText xml:space="preserve"> PAGEREF _Toc233587038 \h </w:instrText>
+          <w:instrText xml:space="preserve"> PAGEREF _Toc234180952 \h </w:instrText>
         </w:r>
         <w:r>
           <w:rPr>
@@ -4672,7 +4672,7 @@
           <w14:ligatures w14:val="standardContextual"/>
         </w:rPr>
       </w:pPr>
-      <w:hyperlink w:anchor="_Toc233587039" w:history="1">
+      <w:hyperlink w:anchor="_Toc234180953" w:history="1">
         <w:r>
           <w:rPr>
             <w:rStyle w:val="Hipervnculo"/>
@@ -4699,7 +4699,7 @@
             <w:noProof/>
             <w:webHidden/>
           </w:rPr>
-          <w:instrText xml:space="preserve"> PAGEREF _Toc233587039 \h </w:instrText>
+          <w:instrText xml:space="preserve"> PAGEREF _Toc234180953 \h </w:instrText>
         </w:r>
         <w:r>
           <w:rPr>
@@ -4745,7 +4745,7 @@
           <w14:ligatures w14:val="standardContextual"/>
         </w:rPr>
       </w:pPr>
-      <w:hyperlink w:anchor="_Toc233587040" w:history="1">
+      <w:hyperlink w:anchor="_Toc234180954" w:history="1">
         <w:r>
           <w:rPr>
             <w:rStyle w:val="Hipervnculo"/>
@@ -4772,7 +4772,7 @@
             <w:noProof/>
             <w:webHidden/>
           </w:rPr>
-          <w:instrText xml:space="preserve"> PAGEREF _Toc233587040 \h </w:instrText>
+          <w:instrText xml:space="preserve"> PAGEREF _Toc234180954 \h </w:instrText>
         </w:r>
         <w:r>
           <w:rPr>
@@ -4814,7 +4814,7 @@
           <w14:ligatures w14:val="standardContextual"/>
         </w:rPr>
       </w:pPr>
-      <w:hyperlink w:anchor="_Toc233587041" w:history="1">
+      <w:hyperlink w:anchor="_Toc234180955" w:history="1">
         <w:r>
           <w:rPr>
             <w:rStyle w:val="Hipervnculo"/>
@@ -4838,7 +4838,7 @@
           <w:rPr>
             <w:webHidden/>
           </w:rPr>
-          <w:instrText xml:space="preserve"> PAGEREF _Toc233587041 \h </w:instrText>
+          <w:instrText xml:space="preserve"> PAGEREF _Toc234180955 \h </w:instrText>
         </w:r>
         <w:r>
           <w:rPr>
@@ -4856,378 +4856,6 @@
             <w:webHidden/>
           </w:rPr>
           <w:t>34</w:t>
-        </w:r>
-        <w:r>
-          <w:rPr>
-            <w:webHidden/>
-          </w:rPr>
-          <w:fldChar w:fldCharType="end"/>
-        </w:r>
-      </w:hyperlink>
-    </w:p>
-    <w:p>
-      <w:pPr>
-        <w:pStyle w:val="TDC1"/>
-        <w:rPr>
-          <w:rFonts w:asciiTheme="minorHAnsi" w:eastAsiaTheme="minorEastAsia" w:hAnsiTheme="minorHAnsi" w:cstheme="minorBidi"/>
-          <w:b w:val="0"/>
-          <w:kern w:val="2"/>
-          <w:lang w:val="es-ES"/>
-          <w14:ligatures w14:val="standardContextual"/>
-        </w:rPr>
-      </w:pPr>
-      <w:hyperlink w:anchor="_Toc233587042" w:history="1">
-        <w:r>
-          <w:rPr>
-            <w:rStyle w:val="Hipervnculo"/>
-            <w:rFonts w:eastAsia="Garamond"/>
-          </w:rPr>
-          <w:t>11. Manual de Usuario</w:t>
-        </w:r>
-        <w:r>
-          <w:rPr>
-            <w:webHidden/>
-          </w:rPr>
-          <w:tab/>
-        </w:r>
-        <w:r>
-          <w:rPr>
-            <w:webHidden/>
-          </w:rPr>
-          <w:fldChar w:fldCharType="begin"/>
-        </w:r>
-        <w:r>
-          <w:rPr>
-            <w:webHidden/>
-          </w:rPr>
-          <w:instrText xml:space="preserve"> PAGEREF _Toc233587042 \h </w:instrText>
-        </w:r>
-        <w:r>
-          <w:rPr>
-            <w:webHidden/>
-          </w:rPr>
-        </w:r>
-        <w:r>
-          <w:rPr>
-            <w:webHidden/>
-          </w:rPr>
-          <w:fldChar w:fldCharType="separate"/>
-        </w:r>
-        <w:r>
-          <w:rPr>
-            <w:webHidden/>
-          </w:rPr>
-          <w:t>35</w:t>
-        </w:r>
-        <w:r>
-          <w:rPr>
-            <w:webHidden/>
-          </w:rPr>
-          <w:fldChar w:fldCharType="end"/>
-        </w:r>
-      </w:hyperlink>
-    </w:p>
-    <w:p>
-      <w:pPr>
-        <w:pStyle w:val="TDC1"/>
-        <w:rPr>
-          <w:rFonts w:asciiTheme="minorHAnsi" w:eastAsiaTheme="minorEastAsia" w:hAnsiTheme="minorHAnsi" w:cstheme="minorBidi"/>
-          <w:b w:val="0"/>
-          <w:kern w:val="2"/>
-          <w:lang w:val="es-ES"/>
-          <w14:ligatures w14:val="standardContextual"/>
-        </w:rPr>
-      </w:pPr>
-      <w:hyperlink w:anchor="_Toc233587043" w:history="1">
-        <w:r>
-          <w:rPr>
-            <w:rStyle w:val="Hipervnculo"/>
-            <w:rFonts w:eastAsia="Garamond"/>
-          </w:rPr>
-          <w:t>12. Principales aportaciones</w:t>
-        </w:r>
-        <w:r>
-          <w:rPr>
-            <w:webHidden/>
-          </w:rPr>
-          <w:tab/>
-        </w:r>
-        <w:r>
-          <w:rPr>
-            <w:webHidden/>
-          </w:rPr>
-          <w:fldChar w:fldCharType="begin"/>
-        </w:r>
-        <w:r>
-          <w:rPr>
-            <w:webHidden/>
-          </w:rPr>
-          <w:instrText xml:space="preserve"> PAGEREF _Toc233587043 \h </w:instrText>
-        </w:r>
-        <w:r>
-          <w:rPr>
-            <w:webHidden/>
-          </w:rPr>
-        </w:r>
-        <w:r>
-          <w:rPr>
-            <w:webHidden/>
-          </w:rPr>
-          <w:fldChar w:fldCharType="separate"/>
-        </w:r>
-        <w:r>
-          <w:rPr>
-            <w:webHidden/>
-          </w:rPr>
-          <w:t>36</w:t>
-        </w:r>
-        <w:r>
-          <w:rPr>
-            <w:webHidden/>
-          </w:rPr>
-          <w:fldChar w:fldCharType="end"/>
-        </w:r>
-      </w:hyperlink>
-    </w:p>
-    <w:p>
-      <w:pPr>
-        <w:pStyle w:val="TDC1"/>
-        <w:rPr>
-          <w:rFonts w:asciiTheme="minorHAnsi" w:eastAsiaTheme="minorEastAsia" w:hAnsiTheme="minorHAnsi" w:cstheme="minorBidi"/>
-          <w:b w:val="0"/>
-          <w:kern w:val="2"/>
-          <w:lang w:val="es-ES"/>
-          <w14:ligatures w14:val="standardContextual"/>
-        </w:rPr>
-      </w:pPr>
-      <w:hyperlink w:anchor="_Toc233587044" w:history="1">
-        <w:r>
-          <w:rPr>
-            <w:rStyle w:val="Hipervnculo"/>
-            <w:rFonts w:eastAsia="Garamond"/>
-          </w:rPr>
-          <w:t>13. Conclusiones</w:t>
-        </w:r>
-        <w:r>
-          <w:rPr>
-            <w:webHidden/>
-          </w:rPr>
-          <w:tab/>
-        </w:r>
-        <w:r>
-          <w:rPr>
-            <w:webHidden/>
-          </w:rPr>
-          <w:fldChar w:fldCharType="begin"/>
-        </w:r>
-        <w:r>
-          <w:rPr>
-            <w:webHidden/>
-          </w:rPr>
-          <w:instrText xml:space="preserve"> PAGEREF _Toc233587044 \h </w:instrText>
-        </w:r>
-        <w:r>
-          <w:rPr>
-            <w:webHidden/>
-          </w:rPr>
-        </w:r>
-        <w:r>
-          <w:rPr>
-            <w:webHidden/>
-          </w:rPr>
-          <w:fldChar w:fldCharType="separate"/>
-        </w:r>
-        <w:r>
-          <w:rPr>
-            <w:webHidden/>
-          </w:rPr>
-          <w:t>37</w:t>
-        </w:r>
-        <w:r>
-          <w:rPr>
-            <w:webHidden/>
-          </w:rPr>
-          <w:fldChar w:fldCharType="end"/>
-        </w:r>
-      </w:hyperlink>
-    </w:p>
-    <w:p>
-      <w:pPr>
-        <w:pStyle w:val="TDC1"/>
-        <w:rPr>
-          <w:rFonts w:asciiTheme="minorHAnsi" w:eastAsiaTheme="minorEastAsia" w:hAnsiTheme="minorHAnsi" w:cstheme="minorBidi"/>
-          <w:b w:val="0"/>
-          <w:kern w:val="2"/>
-          <w:lang w:val="es-ES"/>
-          <w14:ligatures w14:val="standardContextual"/>
-        </w:rPr>
-      </w:pPr>
-      <w:hyperlink w:anchor="_Toc233587045" w:history="1">
-        <w:r>
-          <w:rPr>
-            <w:rStyle w:val="Hipervnculo"/>
-            <w:rFonts w:eastAsia="Garamond"/>
-          </w:rPr>
-          <w:t>14. Vías de trabajo futuro</w:t>
-        </w:r>
-        <w:r>
-          <w:rPr>
-            <w:webHidden/>
-          </w:rPr>
-          <w:tab/>
-        </w:r>
-        <w:r>
-          <w:rPr>
-            <w:webHidden/>
-          </w:rPr>
-          <w:fldChar w:fldCharType="begin"/>
-        </w:r>
-        <w:r>
-          <w:rPr>
-            <w:webHidden/>
-          </w:rPr>
-          <w:instrText xml:space="preserve"> PAGEREF _Toc233587045 \h </w:instrText>
-        </w:r>
-        <w:r>
-          <w:rPr>
-            <w:webHidden/>
-          </w:rPr>
-        </w:r>
-        <w:r>
-          <w:rPr>
-            <w:webHidden/>
-          </w:rPr>
-          <w:fldChar w:fldCharType="separate"/>
-        </w:r>
-        <w:r>
-          <w:rPr>
-            <w:webHidden/>
-          </w:rPr>
-          <w:t>38</w:t>
-        </w:r>
-        <w:r>
-          <w:rPr>
-            <w:webHidden/>
-          </w:rPr>
-          <w:fldChar w:fldCharType="end"/>
-        </w:r>
-      </w:hyperlink>
-    </w:p>
-    <w:p>
-      <w:pPr>
-        <w:pStyle w:val="TDC1"/>
-        <w:rPr>
-          <w:rFonts w:asciiTheme="minorHAnsi" w:eastAsiaTheme="minorEastAsia" w:hAnsiTheme="minorHAnsi" w:cstheme="minorBidi"/>
-          <w:b w:val="0"/>
-          <w:kern w:val="2"/>
-          <w:lang w:val="es-ES"/>
-          <w14:ligatures w14:val="standardContextual"/>
-        </w:rPr>
-      </w:pPr>
-      <w:hyperlink w:anchor="_Toc233587046" w:history="1">
-        <w:r>
-          <w:rPr>
-            <w:rStyle w:val="Hipervnculo"/>
-            <w:rFonts w:eastAsia="Garamond"/>
-            <w:lang w:val="en-US"/>
-          </w:rPr>
-          <w:t>15. Referencias</w:t>
-        </w:r>
-        <w:r>
-          <w:rPr>
-            <w:webHidden/>
-          </w:rPr>
-          <w:tab/>
-        </w:r>
-        <w:r>
-          <w:rPr>
-            <w:webHidden/>
-          </w:rPr>
-          <w:fldChar w:fldCharType="begin"/>
-        </w:r>
-        <w:r>
-          <w:rPr>
-            <w:webHidden/>
-          </w:rPr>
-          <w:instrText xml:space="preserve"> PAGEREF _Toc233587046 \h </w:instrText>
-        </w:r>
-        <w:r>
-          <w:rPr>
-            <w:webHidden/>
-          </w:rPr>
-        </w:r>
-        <w:r>
-          <w:rPr>
-            <w:webHidden/>
-          </w:rPr>
-          <w:fldChar w:fldCharType="separate"/>
-        </w:r>
-        <w:r>
-          <w:rPr>
-            <w:webHidden/>
-          </w:rPr>
-          <w:t>39</w:t>
-        </w:r>
-        <w:r>
-          <w:rPr>
-            <w:webHidden/>
-          </w:rPr>
-          <w:fldChar w:fldCharType="end"/>
-        </w:r>
-      </w:hyperlink>
-    </w:p>
-    <w:p>
-      <w:pPr>
-        <w:pStyle w:val="TDC1"/>
-        <w:rPr>
-          <w:rFonts w:asciiTheme="minorHAnsi" w:eastAsiaTheme="minorEastAsia" w:hAnsiTheme="minorHAnsi" w:cstheme="minorBidi"/>
-          <w:b w:val="0"/>
-          <w:kern w:val="2"/>
-          <w:lang w:val="es-ES"/>
-          <w14:ligatures w14:val="standardContextual"/>
-        </w:rPr>
-      </w:pPr>
-      <w:hyperlink w:anchor="_Toc233587047" w:history="1">
-        <w:r>
-          <w:rPr>
-            <w:rStyle w:val="Hipervnculo"/>
-          </w:rPr>
-          <w:t>Anexos</w:t>
-        </w:r>
-        <w:r>
-          <w:rPr>
-            <w:webHidden/>
-          </w:rPr>
-          <w:tab/>
-        </w:r>
-        <w:r>
-          <w:rPr>
-            <w:webHidden/>
-          </w:rPr>
-          <w:fldChar w:fldCharType="begin"/>
-        </w:r>
-        <w:r>
-          <w:rPr>
-            <w:webHidden/>
-          </w:rPr>
-          <w:instrText xml:space="preserve"> PAGEREF _Toc233587047 \h </w:instrText>
-        </w:r>
-        <w:r>
-          <w:rPr>
-            <w:webHidden/>
-          </w:rPr>
-        </w:r>
-        <w:r>
-          <w:rPr>
-            <w:webHidden/>
-          </w:rPr>
-          <w:fldChar w:fldCharType="separate"/>
-        </w:r>
-        <w:r>
-          <w:rPr>
-            <w:webHidden/>
-          </w:rPr>
-          <w:t>41</w:t>
         </w:r>
         <w:r>
           <w:rPr>
@@ -5252,13 +4880,13 @@
           <w14:ligatures w14:val="standardContextual"/>
         </w:rPr>
       </w:pPr>
-      <w:hyperlink w:anchor="_Toc233587048" w:history="1">
+      <w:hyperlink w:anchor="_Toc234180956" w:history="1">
         <w:r>
           <w:rPr>
             <w:rStyle w:val="Hipervnculo"/>
             <w:noProof/>
           </w:rPr>
-          <w:t>A. Glosario de Siglas y Acrónimos</w:t>
+          <w:t>10.1 Estrategia de Pruebas</w:t>
         </w:r>
         <w:r>
           <w:rPr>
@@ -5279,7 +4907,7 @@
             <w:noProof/>
             <w:webHidden/>
           </w:rPr>
-          <w:instrText xml:space="preserve"> PAGEREF _Toc233587048 \h </w:instrText>
+          <w:instrText xml:space="preserve"> PAGEREF _Toc234180956 \h </w:instrText>
         </w:r>
         <w:r>
           <w:rPr>
@@ -5299,7 +4927,7 @@
             <w:noProof/>
             <w:webHidden/>
           </w:rPr>
-          <w:t>41</w:t>
+          <w:t>34</w:t>
         </w:r>
         <w:r>
           <w:rPr>
@@ -5325,12 +4953,1553 @@
           <w14:ligatures w14:val="standardContextual"/>
         </w:rPr>
       </w:pPr>
-      <w:hyperlink w:anchor="_Toc233587049" w:history="1">
+      <w:hyperlink w:anchor="_Toc234180957" w:history="1">
         <w:r>
           <w:rPr>
             <w:rStyle w:val="Hipervnculo"/>
             <w:noProof/>
           </w:rPr>
+          <w:t>10.2 Validación del Módulo de Datos (ETL)</w:t>
+        </w:r>
+        <w:r>
+          <w:rPr>
+            <w:noProof/>
+            <w:webHidden/>
+          </w:rPr>
+          <w:tab/>
+        </w:r>
+        <w:r>
+          <w:rPr>
+            <w:noProof/>
+            <w:webHidden/>
+          </w:rPr>
+          <w:fldChar w:fldCharType="begin"/>
+        </w:r>
+        <w:r>
+          <w:rPr>
+            <w:noProof/>
+            <w:webHidden/>
+          </w:rPr>
+          <w:instrText xml:space="preserve"> PAGEREF _Toc234180957 \h </w:instrText>
+        </w:r>
+        <w:r>
+          <w:rPr>
+            <w:noProof/>
+            <w:webHidden/>
+          </w:rPr>
+        </w:r>
+        <w:r>
+          <w:rPr>
+            <w:noProof/>
+            <w:webHidden/>
+          </w:rPr>
+          <w:fldChar w:fldCharType="separate"/>
+        </w:r>
+        <w:r>
+          <w:rPr>
+            <w:noProof/>
+            <w:webHidden/>
+          </w:rPr>
+          <w:t>34</w:t>
+        </w:r>
+        <w:r>
+          <w:rPr>
+            <w:noProof/>
+            <w:webHidden/>
+          </w:rPr>
+          <w:fldChar w:fldCharType="end"/>
+        </w:r>
+      </w:hyperlink>
+    </w:p>
+    <w:p>
+      <w:pPr>
+        <w:pStyle w:val="TDC2"/>
+        <w:tabs>
+          <w:tab w:val="right" w:leader="dot" w:pos="8494"/>
+        </w:tabs>
+        <w:rPr>
+          <w:rFonts w:cstheme="minorBidi"/>
+          <w:noProof/>
+          <w:kern w:val="2"/>
+          <w:sz w:val="24"/>
+          <w:szCs w:val="24"/>
+          <w14:ligatures w14:val="standardContextual"/>
+        </w:rPr>
+      </w:pPr>
+      <w:hyperlink w:anchor="_Toc234180958" w:history="1">
+        <w:r>
+          <w:rPr>
+            <w:rStyle w:val="Hipervnculo"/>
+            <w:noProof/>
+          </w:rPr>
+          <w:t>10.3 Pruebas de la API</w:t>
+        </w:r>
+        <w:r>
+          <w:rPr>
+            <w:noProof/>
+            <w:webHidden/>
+          </w:rPr>
+          <w:tab/>
+        </w:r>
+        <w:r>
+          <w:rPr>
+            <w:noProof/>
+            <w:webHidden/>
+          </w:rPr>
+          <w:fldChar w:fldCharType="begin"/>
+        </w:r>
+        <w:r>
+          <w:rPr>
+            <w:noProof/>
+            <w:webHidden/>
+          </w:rPr>
+          <w:instrText xml:space="preserve"> PAGEREF _Toc234180958 \h </w:instrText>
+        </w:r>
+        <w:r>
+          <w:rPr>
+            <w:noProof/>
+            <w:webHidden/>
+          </w:rPr>
+        </w:r>
+        <w:r>
+          <w:rPr>
+            <w:noProof/>
+            <w:webHidden/>
+          </w:rPr>
+          <w:fldChar w:fldCharType="separate"/>
+        </w:r>
+        <w:r>
+          <w:rPr>
+            <w:noProof/>
+            <w:webHidden/>
+          </w:rPr>
+          <w:t>35</w:t>
+        </w:r>
+        <w:r>
+          <w:rPr>
+            <w:noProof/>
+            <w:webHidden/>
+          </w:rPr>
+          <w:fldChar w:fldCharType="end"/>
+        </w:r>
+      </w:hyperlink>
+    </w:p>
+    <w:p>
+      <w:pPr>
+        <w:pStyle w:val="TDC2"/>
+        <w:tabs>
+          <w:tab w:val="right" w:leader="dot" w:pos="8494"/>
+        </w:tabs>
+        <w:rPr>
+          <w:rFonts w:cstheme="minorBidi"/>
+          <w:noProof/>
+          <w:kern w:val="2"/>
+          <w:sz w:val="24"/>
+          <w:szCs w:val="24"/>
+          <w14:ligatures w14:val="standardContextual"/>
+        </w:rPr>
+      </w:pPr>
+      <w:hyperlink w:anchor="_Toc234180959" w:history="1">
+        <w:r>
+          <w:rPr>
+            <w:rStyle w:val="Hipervnculo"/>
+            <w:noProof/>
+          </w:rPr>
+          <w:t>10.4 Pruebas Funcionales de la Aplicación</w:t>
+        </w:r>
+        <w:r>
+          <w:rPr>
+            <w:noProof/>
+            <w:webHidden/>
+          </w:rPr>
+          <w:tab/>
+        </w:r>
+        <w:r>
+          <w:rPr>
+            <w:noProof/>
+            <w:webHidden/>
+          </w:rPr>
+          <w:fldChar w:fldCharType="begin"/>
+        </w:r>
+        <w:r>
+          <w:rPr>
+            <w:noProof/>
+            <w:webHidden/>
+          </w:rPr>
+          <w:instrText xml:space="preserve"> PAGEREF _Toc234180959 \h </w:instrText>
+        </w:r>
+        <w:r>
+          <w:rPr>
+            <w:noProof/>
+            <w:webHidden/>
+          </w:rPr>
+        </w:r>
+        <w:r>
+          <w:rPr>
+            <w:noProof/>
+            <w:webHidden/>
+          </w:rPr>
+          <w:fldChar w:fldCharType="separate"/>
+        </w:r>
+        <w:r>
+          <w:rPr>
+            <w:noProof/>
+            <w:webHidden/>
+          </w:rPr>
+          <w:t>36</w:t>
+        </w:r>
+        <w:r>
+          <w:rPr>
+            <w:noProof/>
+            <w:webHidden/>
+          </w:rPr>
+          <w:fldChar w:fldCharType="end"/>
+        </w:r>
+      </w:hyperlink>
+    </w:p>
+    <w:p>
+      <w:pPr>
+        <w:pStyle w:val="TDC3"/>
+        <w:tabs>
+          <w:tab w:val="right" w:leader="dot" w:pos="8494"/>
+        </w:tabs>
+        <w:rPr>
+          <w:rFonts w:cstheme="minorBidi"/>
+          <w:noProof/>
+          <w:kern w:val="2"/>
+          <w:sz w:val="24"/>
+          <w:szCs w:val="24"/>
+          <w14:ligatures w14:val="standardContextual"/>
+        </w:rPr>
+      </w:pPr>
+      <w:hyperlink w:anchor="_Toc234180960" w:history="1">
+        <w:r>
+          <w:rPr>
+            <w:rStyle w:val="Hipervnculo"/>
+            <w:noProof/>
+          </w:rPr>
+          <w:t>10.4.1 Pruebas Manuales</w:t>
+        </w:r>
+        <w:r>
+          <w:rPr>
+            <w:noProof/>
+            <w:webHidden/>
+          </w:rPr>
+          <w:tab/>
+        </w:r>
+        <w:r>
+          <w:rPr>
+            <w:noProof/>
+            <w:webHidden/>
+          </w:rPr>
+          <w:fldChar w:fldCharType="begin"/>
+        </w:r>
+        <w:r>
+          <w:rPr>
+            <w:noProof/>
+            <w:webHidden/>
+          </w:rPr>
+          <w:instrText xml:space="preserve"> PAGEREF _Toc234180960 \h </w:instrText>
+        </w:r>
+        <w:r>
+          <w:rPr>
+            <w:noProof/>
+            <w:webHidden/>
+          </w:rPr>
+        </w:r>
+        <w:r>
+          <w:rPr>
+            <w:noProof/>
+            <w:webHidden/>
+          </w:rPr>
+          <w:fldChar w:fldCharType="separate"/>
+        </w:r>
+        <w:r>
+          <w:rPr>
+            <w:noProof/>
+            <w:webHidden/>
+          </w:rPr>
+          <w:t>36</w:t>
+        </w:r>
+        <w:r>
+          <w:rPr>
+            <w:noProof/>
+            <w:webHidden/>
+          </w:rPr>
+          <w:fldChar w:fldCharType="end"/>
+        </w:r>
+      </w:hyperlink>
+    </w:p>
+    <w:p>
+      <w:pPr>
+        <w:pStyle w:val="TDC3"/>
+        <w:tabs>
+          <w:tab w:val="right" w:leader="dot" w:pos="8494"/>
+        </w:tabs>
+        <w:rPr>
+          <w:rFonts w:cstheme="minorBidi"/>
+          <w:noProof/>
+          <w:kern w:val="2"/>
+          <w:sz w:val="24"/>
+          <w:szCs w:val="24"/>
+          <w14:ligatures w14:val="standardContextual"/>
+        </w:rPr>
+      </w:pPr>
+      <w:hyperlink w:anchor="_Toc234180961" w:history="1">
+        <w:r>
+          <w:rPr>
+            <w:rStyle w:val="Hipervnculo"/>
+            <w:noProof/>
+          </w:rPr>
+          <w:t>10.4.2 Pruebas Automatizadas</w:t>
+        </w:r>
+        <w:r>
+          <w:rPr>
+            <w:noProof/>
+            <w:webHidden/>
+          </w:rPr>
+          <w:tab/>
+        </w:r>
+        <w:r>
+          <w:rPr>
+            <w:noProof/>
+            <w:webHidden/>
+          </w:rPr>
+          <w:fldChar w:fldCharType="begin"/>
+        </w:r>
+        <w:r>
+          <w:rPr>
+            <w:noProof/>
+            <w:webHidden/>
+          </w:rPr>
+          <w:instrText xml:space="preserve"> PAGEREF _Toc234180961 \h </w:instrText>
+        </w:r>
+        <w:r>
+          <w:rPr>
+            <w:noProof/>
+            <w:webHidden/>
+          </w:rPr>
+        </w:r>
+        <w:r>
+          <w:rPr>
+            <w:noProof/>
+            <w:webHidden/>
+          </w:rPr>
+          <w:fldChar w:fldCharType="separate"/>
+        </w:r>
+        <w:r>
+          <w:rPr>
+            <w:noProof/>
+            <w:webHidden/>
+          </w:rPr>
+          <w:t>37</w:t>
+        </w:r>
+        <w:r>
+          <w:rPr>
+            <w:noProof/>
+            <w:webHidden/>
+          </w:rPr>
+          <w:fldChar w:fldCharType="end"/>
+        </w:r>
+      </w:hyperlink>
+    </w:p>
+    <w:p>
+      <w:pPr>
+        <w:pStyle w:val="TDC2"/>
+        <w:tabs>
+          <w:tab w:val="right" w:leader="dot" w:pos="8494"/>
+        </w:tabs>
+        <w:rPr>
+          <w:rFonts w:cstheme="minorBidi"/>
+          <w:noProof/>
+          <w:kern w:val="2"/>
+          <w:sz w:val="24"/>
+          <w:szCs w:val="24"/>
+          <w14:ligatures w14:val="standardContextual"/>
+        </w:rPr>
+      </w:pPr>
+      <w:hyperlink w:anchor="_Toc234180962" w:history="1">
+        <w:r>
+          <w:rPr>
+            <w:rStyle w:val="Hipervnculo"/>
+            <w:noProof/>
+          </w:rPr>
+          <w:t>10.5 Pruebas de Integración</w:t>
+        </w:r>
+        <w:r>
+          <w:rPr>
+            <w:noProof/>
+            <w:webHidden/>
+          </w:rPr>
+          <w:tab/>
+        </w:r>
+        <w:r>
+          <w:rPr>
+            <w:noProof/>
+            <w:webHidden/>
+          </w:rPr>
+          <w:fldChar w:fldCharType="begin"/>
+        </w:r>
+        <w:r>
+          <w:rPr>
+            <w:noProof/>
+            <w:webHidden/>
+          </w:rPr>
+          <w:instrText xml:space="preserve"> PAGEREF _Toc234180962 \h </w:instrText>
+        </w:r>
+        <w:r>
+          <w:rPr>
+            <w:noProof/>
+            <w:webHidden/>
+          </w:rPr>
+        </w:r>
+        <w:r>
+          <w:rPr>
+            <w:noProof/>
+            <w:webHidden/>
+          </w:rPr>
+          <w:fldChar w:fldCharType="separate"/>
+        </w:r>
+        <w:r>
+          <w:rPr>
+            <w:noProof/>
+            <w:webHidden/>
+          </w:rPr>
+          <w:t>38</w:t>
+        </w:r>
+        <w:r>
+          <w:rPr>
+            <w:noProof/>
+            <w:webHidden/>
+          </w:rPr>
+          <w:fldChar w:fldCharType="end"/>
+        </w:r>
+      </w:hyperlink>
+    </w:p>
+    <w:p>
+      <w:pPr>
+        <w:pStyle w:val="TDC2"/>
+        <w:tabs>
+          <w:tab w:val="right" w:leader="dot" w:pos="8494"/>
+        </w:tabs>
+        <w:rPr>
+          <w:rFonts w:cstheme="minorBidi"/>
+          <w:noProof/>
+          <w:kern w:val="2"/>
+          <w:sz w:val="24"/>
+          <w:szCs w:val="24"/>
+          <w14:ligatures w14:val="standardContextual"/>
+        </w:rPr>
+      </w:pPr>
+      <w:hyperlink w:anchor="_Toc234180963" w:history="1">
+        <w:r>
+          <w:rPr>
+            <w:rStyle w:val="Hipervnculo"/>
+            <w:noProof/>
+          </w:rPr>
+          <w:t>10.6 Prueba de Usabilidad</w:t>
+        </w:r>
+        <w:r>
+          <w:rPr>
+            <w:noProof/>
+            <w:webHidden/>
+          </w:rPr>
+          <w:tab/>
+        </w:r>
+        <w:r>
+          <w:rPr>
+            <w:noProof/>
+            <w:webHidden/>
+          </w:rPr>
+          <w:fldChar w:fldCharType="begin"/>
+        </w:r>
+        <w:r>
+          <w:rPr>
+            <w:noProof/>
+            <w:webHidden/>
+          </w:rPr>
+          <w:instrText xml:space="preserve"> PAGEREF _Toc234180963 \h </w:instrText>
+        </w:r>
+        <w:r>
+          <w:rPr>
+            <w:noProof/>
+            <w:webHidden/>
+          </w:rPr>
+        </w:r>
+        <w:r>
+          <w:rPr>
+            <w:noProof/>
+            <w:webHidden/>
+          </w:rPr>
+          <w:fldChar w:fldCharType="separate"/>
+        </w:r>
+        <w:r>
+          <w:rPr>
+            <w:noProof/>
+            <w:webHidden/>
+          </w:rPr>
+          <w:t>38</w:t>
+        </w:r>
+        <w:r>
+          <w:rPr>
+            <w:noProof/>
+            <w:webHidden/>
+          </w:rPr>
+          <w:fldChar w:fldCharType="end"/>
+        </w:r>
+      </w:hyperlink>
+    </w:p>
+    <w:p>
+      <w:pPr>
+        <w:pStyle w:val="TDC2"/>
+        <w:tabs>
+          <w:tab w:val="right" w:leader="dot" w:pos="8494"/>
+        </w:tabs>
+        <w:rPr>
+          <w:rFonts w:cstheme="minorBidi"/>
+          <w:noProof/>
+          <w:kern w:val="2"/>
+          <w:sz w:val="24"/>
+          <w:szCs w:val="24"/>
+          <w14:ligatures w14:val="standardContextual"/>
+        </w:rPr>
+      </w:pPr>
+      <w:hyperlink w:anchor="_Toc234180964" w:history="1">
+        <w:r>
+          <w:rPr>
+            <w:rStyle w:val="Hipervnculo"/>
+            <w:noProof/>
+          </w:rPr>
+          <w:t>10.7 Limitaciones de las Pruebas</w:t>
+        </w:r>
+        <w:r>
+          <w:rPr>
+            <w:noProof/>
+            <w:webHidden/>
+          </w:rPr>
+          <w:tab/>
+        </w:r>
+        <w:r>
+          <w:rPr>
+            <w:noProof/>
+            <w:webHidden/>
+          </w:rPr>
+          <w:fldChar w:fldCharType="begin"/>
+        </w:r>
+        <w:r>
+          <w:rPr>
+            <w:noProof/>
+            <w:webHidden/>
+          </w:rPr>
+          <w:instrText xml:space="preserve"> PAGEREF _Toc234180964 \h </w:instrText>
+        </w:r>
+        <w:r>
+          <w:rPr>
+            <w:noProof/>
+            <w:webHidden/>
+          </w:rPr>
+        </w:r>
+        <w:r>
+          <w:rPr>
+            <w:noProof/>
+            <w:webHidden/>
+          </w:rPr>
+          <w:fldChar w:fldCharType="separate"/>
+        </w:r>
+        <w:r>
+          <w:rPr>
+            <w:noProof/>
+            <w:webHidden/>
+          </w:rPr>
+          <w:t>39</w:t>
+        </w:r>
+        <w:r>
+          <w:rPr>
+            <w:noProof/>
+            <w:webHidden/>
+          </w:rPr>
+          <w:fldChar w:fldCharType="end"/>
+        </w:r>
+      </w:hyperlink>
+    </w:p>
+    <w:p>
+      <w:pPr>
+        <w:pStyle w:val="TDC1"/>
+        <w:rPr>
+          <w:rFonts w:asciiTheme="minorHAnsi" w:eastAsiaTheme="minorEastAsia" w:hAnsiTheme="minorHAnsi" w:cstheme="minorBidi"/>
+          <w:b w:val="0"/>
+          <w:kern w:val="2"/>
+          <w:lang w:val="es-ES"/>
+          <w14:ligatures w14:val="standardContextual"/>
+        </w:rPr>
+      </w:pPr>
+      <w:hyperlink w:anchor="_Toc234180965" w:history="1">
+        <w:r>
+          <w:rPr>
+            <w:rStyle w:val="Hipervnculo"/>
+            <w:rFonts w:eastAsia="Garamond"/>
+          </w:rPr>
+          <w:t>11. Manual de Usuario</w:t>
+        </w:r>
+        <w:r>
+          <w:rPr>
+            <w:webHidden/>
+          </w:rPr>
+          <w:tab/>
+        </w:r>
+        <w:r>
+          <w:rPr>
+            <w:webHidden/>
+          </w:rPr>
+          <w:fldChar w:fldCharType="begin"/>
+        </w:r>
+        <w:r>
+          <w:rPr>
+            <w:webHidden/>
+          </w:rPr>
+          <w:instrText xml:space="preserve"> PAGEREF _Toc234180965 \h </w:instrText>
+        </w:r>
+        <w:r>
+          <w:rPr>
+            <w:webHidden/>
+          </w:rPr>
+        </w:r>
+        <w:r>
+          <w:rPr>
+            <w:webHidden/>
+          </w:rPr>
+          <w:fldChar w:fldCharType="separate"/>
+        </w:r>
+        <w:r>
+          <w:rPr>
+            <w:webHidden/>
+          </w:rPr>
+          <w:t>40</w:t>
+        </w:r>
+        <w:r>
+          <w:rPr>
+            <w:webHidden/>
+          </w:rPr>
+          <w:fldChar w:fldCharType="end"/>
+        </w:r>
+      </w:hyperlink>
+    </w:p>
+    <w:p>
+      <w:pPr>
+        <w:pStyle w:val="TDC1"/>
+        <w:rPr>
+          <w:rFonts w:asciiTheme="minorHAnsi" w:eastAsiaTheme="minorEastAsia" w:hAnsiTheme="minorHAnsi" w:cstheme="minorBidi"/>
+          <w:b w:val="0"/>
+          <w:kern w:val="2"/>
+          <w:lang w:val="es-ES"/>
+          <w14:ligatures w14:val="standardContextual"/>
+        </w:rPr>
+      </w:pPr>
+      <w:hyperlink w:anchor="_Toc234180966" w:history="1">
+        <w:r>
+          <w:rPr>
+            <w:rStyle w:val="Hipervnculo"/>
+            <w:rFonts w:eastAsia="Garamond"/>
+          </w:rPr>
+          <w:t>12. Principales Aportaciones</w:t>
+        </w:r>
+        <w:r>
+          <w:rPr>
+            <w:webHidden/>
+          </w:rPr>
+          <w:tab/>
+        </w:r>
+        <w:r>
+          <w:rPr>
+            <w:webHidden/>
+          </w:rPr>
+          <w:fldChar w:fldCharType="begin"/>
+        </w:r>
+        <w:r>
+          <w:rPr>
+            <w:webHidden/>
+          </w:rPr>
+          <w:instrText xml:space="preserve"> PAGEREF _Toc234180966 \h </w:instrText>
+        </w:r>
+        <w:r>
+          <w:rPr>
+            <w:webHidden/>
+          </w:rPr>
+        </w:r>
+        <w:r>
+          <w:rPr>
+            <w:webHidden/>
+          </w:rPr>
+          <w:fldChar w:fldCharType="separate"/>
+        </w:r>
+        <w:r>
+          <w:rPr>
+            <w:webHidden/>
+          </w:rPr>
+          <w:t>41</w:t>
+        </w:r>
+        <w:r>
+          <w:rPr>
+            <w:webHidden/>
+          </w:rPr>
+          <w:fldChar w:fldCharType="end"/>
+        </w:r>
+      </w:hyperlink>
+    </w:p>
+    <w:p>
+      <w:pPr>
+        <w:pStyle w:val="TDC2"/>
+        <w:tabs>
+          <w:tab w:val="right" w:leader="dot" w:pos="8494"/>
+        </w:tabs>
+        <w:rPr>
+          <w:rFonts w:cstheme="minorBidi"/>
+          <w:noProof/>
+          <w:kern w:val="2"/>
+          <w:sz w:val="24"/>
+          <w:szCs w:val="24"/>
+          <w14:ligatures w14:val="standardContextual"/>
+        </w:rPr>
+      </w:pPr>
+      <w:hyperlink w:anchor="_Toc234180967" w:history="1">
+        <w:r>
+          <w:rPr>
+            <w:rStyle w:val="Hipervnculo"/>
+            <w:noProof/>
+          </w:rPr>
+          <w:t>12.1 Construcción a partir de Datos Oficiales y Abiertos</w:t>
+        </w:r>
+        <w:r>
+          <w:rPr>
+            <w:noProof/>
+            <w:webHidden/>
+          </w:rPr>
+          <w:tab/>
+        </w:r>
+        <w:r>
+          <w:rPr>
+            <w:noProof/>
+            <w:webHidden/>
+          </w:rPr>
+          <w:fldChar w:fldCharType="begin"/>
+        </w:r>
+        <w:r>
+          <w:rPr>
+            <w:noProof/>
+            <w:webHidden/>
+          </w:rPr>
+          <w:instrText xml:space="preserve"> PAGEREF _Toc234180967 \h </w:instrText>
+        </w:r>
+        <w:r>
+          <w:rPr>
+            <w:noProof/>
+            <w:webHidden/>
+          </w:rPr>
+        </w:r>
+        <w:r>
+          <w:rPr>
+            <w:noProof/>
+            <w:webHidden/>
+          </w:rPr>
+          <w:fldChar w:fldCharType="separate"/>
+        </w:r>
+        <w:r>
+          <w:rPr>
+            <w:noProof/>
+            <w:webHidden/>
+          </w:rPr>
+          <w:t>41</w:t>
+        </w:r>
+        <w:r>
+          <w:rPr>
+            <w:noProof/>
+            <w:webHidden/>
+          </w:rPr>
+          <w:fldChar w:fldCharType="end"/>
+        </w:r>
+      </w:hyperlink>
+    </w:p>
+    <w:p>
+      <w:pPr>
+        <w:pStyle w:val="TDC2"/>
+        <w:tabs>
+          <w:tab w:val="right" w:leader="dot" w:pos="8494"/>
+        </w:tabs>
+        <w:rPr>
+          <w:rFonts w:cstheme="minorBidi"/>
+          <w:noProof/>
+          <w:kern w:val="2"/>
+          <w:sz w:val="24"/>
+          <w:szCs w:val="24"/>
+          <w14:ligatures w14:val="standardContextual"/>
+        </w:rPr>
+      </w:pPr>
+      <w:hyperlink w:anchor="_Toc234180968" w:history="1">
+        <w:r>
+          <w:rPr>
+            <w:rStyle w:val="Hipervnculo"/>
+            <w:noProof/>
+          </w:rPr>
+          <w:t>12.2 Algoritmo de Obtención de Equivalencias mediante Inferencia</w:t>
+        </w:r>
+        <w:r>
+          <w:rPr>
+            <w:noProof/>
+            <w:webHidden/>
+          </w:rPr>
+          <w:tab/>
+        </w:r>
+        <w:r>
+          <w:rPr>
+            <w:noProof/>
+            <w:webHidden/>
+          </w:rPr>
+          <w:fldChar w:fldCharType="begin"/>
+        </w:r>
+        <w:r>
+          <w:rPr>
+            <w:noProof/>
+            <w:webHidden/>
+          </w:rPr>
+          <w:instrText xml:space="preserve"> PAGEREF _Toc234180968 \h </w:instrText>
+        </w:r>
+        <w:r>
+          <w:rPr>
+            <w:noProof/>
+            <w:webHidden/>
+          </w:rPr>
+        </w:r>
+        <w:r>
+          <w:rPr>
+            <w:noProof/>
+            <w:webHidden/>
+          </w:rPr>
+          <w:fldChar w:fldCharType="separate"/>
+        </w:r>
+        <w:r>
+          <w:rPr>
+            <w:noProof/>
+            <w:webHidden/>
+          </w:rPr>
+          <w:t>41</w:t>
+        </w:r>
+        <w:r>
+          <w:rPr>
+            <w:noProof/>
+            <w:webHidden/>
+          </w:rPr>
+          <w:fldChar w:fldCharType="end"/>
+        </w:r>
+      </w:hyperlink>
+    </w:p>
+    <w:p>
+      <w:pPr>
+        <w:pStyle w:val="TDC2"/>
+        <w:tabs>
+          <w:tab w:val="right" w:leader="dot" w:pos="8494"/>
+        </w:tabs>
+        <w:rPr>
+          <w:rFonts w:cstheme="minorBidi"/>
+          <w:noProof/>
+          <w:kern w:val="2"/>
+          <w:sz w:val="24"/>
+          <w:szCs w:val="24"/>
+          <w14:ligatures w14:val="standardContextual"/>
+        </w:rPr>
+      </w:pPr>
+      <w:hyperlink w:anchor="_Toc234180969" w:history="1">
+        <w:r>
+          <w:rPr>
+            <w:rStyle w:val="Hipervnculo"/>
+            <w:noProof/>
+          </w:rPr>
+          <w:t>12.3 Herramienta Accesible orientada al Usuario General</w:t>
+        </w:r>
+        <w:r>
+          <w:rPr>
+            <w:noProof/>
+            <w:webHidden/>
+          </w:rPr>
+          <w:tab/>
+        </w:r>
+        <w:r>
+          <w:rPr>
+            <w:noProof/>
+            <w:webHidden/>
+          </w:rPr>
+          <w:fldChar w:fldCharType="begin"/>
+        </w:r>
+        <w:r>
+          <w:rPr>
+            <w:noProof/>
+            <w:webHidden/>
+          </w:rPr>
+          <w:instrText xml:space="preserve"> PAGEREF _Toc234180969 \h </w:instrText>
+        </w:r>
+        <w:r>
+          <w:rPr>
+            <w:noProof/>
+            <w:webHidden/>
+          </w:rPr>
+        </w:r>
+        <w:r>
+          <w:rPr>
+            <w:noProof/>
+            <w:webHidden/>
+          </w:rPr>
+          <w:fldChar w:fldCharType="separate"/>
+        </w:r>
+        <w:r>
+          <w:rPr>
+            <w:noProof/>
+            <w:webHidden/>
+          </w:rPr>
+          <w:t>41</w:t>
+        </w:r>
+        <w:r>
+          <w:rPr>
+            <w:noProof/>
+            <w:webHidden/>
+          </w:rPr>
+          <w:fldChar w:fldCharType="end"/>
+        </w:r>
+      </w:hyperlink>
+    </w:p>
+    <w:p>
+      <w:pPr>
+        <w:pStyle w:val="TDC1"/>
+        <w:rPr>
+          <w:rFonts w:asciiTheme="minorHAnsi" w:eastAsiaTheme="minorEastAsia" w:hAnsiTheme="minorHAnsi" w:cstheme="minorBidi"/>
+          <w:b w:val="0"/>
+          <w:kern w:val="2"/>
+          <w:lang w:val="es-ES"/>
+          <w14:ligatures w14:val="standardContextual"/>
+        </w:rPr>
+      </w:pPr>
+      <w:hyperlink w:anchor="_Toc234180970" w:history="1">
+        <w:r>
+          <w:rPr>
+            <w:rStyle w:val="Hipervnculo"/>
+            <w:rFonts w:eastAsia="Garamond"/>
+          </w:rPr>
+          <w:t>13. Conclusiones</w:t>
+        </w:r>
+        <w:r>
+          <w:rPr>
+            <w:webHidden/>
+          </w:rPr>
+          <w:tab/>
+        </w:r>
+        <w:r>
+          <w:rPr>
+            <w:webHidden/>
+          </w:rPr>
+          <w:fldChar w:fldCharType="begin"/>
+        </w:r>
+        <w:r>
+          <w:rPr>
+            <w:webHidden/>
+          </w:rPr>
+          <w:instrText xml:space="preserve"> PAGEREF _Toc234180970 \h </w:instrText>
+        </w:r>
+        <w:r>
+          <w:rPr>
+            <w:webHidden/>
+          </w:rPr>
+        </w:r>
+        <w:r>
+          <w:rPr>
+            <w:webHidden/>
+          </w:rPr>
+          <w:fldChar w:fldCharType="separate"/>
+        </w:r>
+        <w:r>
+          <w:rPr>
+            <w:webHidden/>
+          </w:rPr>
+          <w:t>42</w:t>
+        </w:r>
+        <w:r>
+          <w:rPr>
+            <w:webHidden/>
+          </w:rPr>
+          <w:fldChar w:fldCharType="end"/>
+        </w:r>
+      </w:hyperlink>
+    </w:p>
+    <w:p>
+      <w:pPr>
+        <w:pStyle w:val="TDC2"/>
+        <w:tabs>
+          <w:tab w:val="right" w:leader="dot" w:pos="8494"/>
+        </w:tabs>
+        <w:rPr>
+          <w:rFonts w:cstheme="minorBidi"/>
+          <w:noProof/>
+          <w:kern w:val="2"/>
+          <w:sz w:val="24"/>
+          <w:szCs w:val="24"/>
+          <w14:ligatures w14:val="standardContextual"/>
+        </w:rPr>
+      </w:pPr>
+      <w:hyperlink w:anchor="_Toc234180971" w:history="1">
+        <w:r>
+          <w:rPr>
+            <w:rStyle w:val="Hipervnculo"/>
+            <w:noProof/>
+          </w:rPr>
+          <w:t>13.1 Cumplimiento de los Objetivos</w:t>
+        </w:r>
+        <w:r>
+          <w:rPr>
+            <w:noProof/>
+            <w:webHidden/>
+          </w:rPr>
+          <w:tab/>
+        </w:r>
+        <w:r>
+          <w:rPr>
+            <w:noProof/>
+            <w:webHidden/>
+          </w:rPr>
+          <w:fldChar w:fldCharType="begin"/>
+        </w:r>
+        <w:r>
+          <w:rPr>
+            <w:noProof/>
+            <w:webHidden/>
+          </w:rPr>
+          <w:instrText xml:space="preserve"> PAGEREF _Toc234180971 \h </w:instrText>
+        </w:r>
+        <w:r>
+          <w:rPr>
+            <w:noProof/>
+            <w:webHidden/>
+          </w:rPr>
+        </w:r>
+        <w:r>
+          <w:rPr>
+            <w:noProof/>
+            <w:webHidden/>
+          </w:rPr>
+          <w:fldChar w:fldCharType="separate"/>
+        </w:r>
+        <w:r>
+          <w:rPr>
+            <w:noProof/>
+            <w:webHidden/>
+          </w:rPr>
+          <w:t>42</w:t>
+        </w:r>
+        <w:r>
+          <w:rPr>
+            <w:noProof/>
+            <w:webHidden/>
+          </w:rPr>
+          <w:fldChar w:fldCharType="end"/>
+        </w:r>
+      </w:hyperlink>
+    </w:p>
+    <w:p>
+      <w:pPr>
+        <w:pStyle w:val="TDC2"/>
+        <w:tabs>
+          <w:tab w:val="right" w:leader="dot" w:pos="8494"/>
+        </w:tabs>
+        <w:rPr>
+          <w:rFonts w:cstheme="minorBidi"/>
+          <w:noProof/>
+          <w:kern w:val="2"/>
+          <w:sz w:val="24"/>
+          <w:szCs w:val="24"/>
+          <w14:ligatures w14:val="standardContextual"/>
+        </w:rPr>
+      </w:pPr>
+      <w:hyperlink w:anchor="_Toc234180972" w:history="1">
+        <w:r>
+          <w:rPr>
+            <w:rStyle w:val="Hipervnculo"/>
+            <w:noProof/>
+          </w:rPr>
+          <w:t>13.2 Valoración de la Solución</w:t>
+        </w:r>
+        <w:r>
+          <w:rPr>
+            <w:noProof/>
+            <w:webHidden/>
+          </w:rPr>
+          <w:tab/>
+        </w:r>
+        <w:r>
+          <w:rPr>
+            <w:noProof/>
+            <w:webHidden/>
+          </w:rPr>
+          <w:fldChar w:fldCharType="begin"/>
+        </w:r>
+        <w:r>
+          <w:rPr>
+            <w:noProof/>
+            <w:webHidden/>
+          </w:rPr>
+          <w:instrText xml:space="preserve"> PAGEREF _Toc234180972 \h </w:instrText>
+        </w:r>
+        <w:r>
+          <w:rPr>
+            <w:noProof/>
+            <w:webHidden/>
+          </w:rPr>
+        </w:r>
+        <w:r>
+          <w:rPr>
+            <w:noProof/>
+            <w:webHidden/>
+          </w:rPr>
+          <w:fldChar w:fldCharType="separate"/>
+        </w:r>
+        <w:r>
+          <w:rPr>
+            <w:noProof/>
+            <w:webHidden/>
+          </w:rPr>
+          <w:t>43</w:t>
+        </w:r>
+        <w:r>
+          <w:rPr>
+            <w:noProof/>
+            <w:webHidden/>
+          </w:rPr>
+          <w:fldChar w:fldCharType="end"/>
+        </w:r>
+      </w:hyperlink>
+    </w:p>
+    <w:p>
+      <w:pPr>
+        <w:pStyle w:val="TDC2"/>
+        <w:tabs>
+          <w:tab w:val="right" w:leader="dot" w:pos="8494"/>
+        </w:tabs>
+        <w:rPr>
+          <w:rFonts w:cstheme="minorBidi"/>
+          <w:noProof/>
+          <w:kern w:val="2"/>
+          <w:sz w:val="24"/>
+          <w:szCs w:val="24"/>
+          <w14:ligatures w14:val="standardContextual"/>
+        </w:rPr>
+      </w:pPr>
+      <w:hyperlink w:anchor="_Toc234180973" w:history="1">
+        <w:r>
+          <w:rPr>
+            <w:rStyle w:val="Hipervnculo"/>
+            <w:noProof/>
+          </w:rPr>
+          <w:t>13.3 Valoración Personal y Competencias</w:t>
+        </w:r>
+        <w:r>
+          <w:rPr>
+            <w:noProof/>
+            <w:webHidden/>
+          </w:rPr>
+          <w:tab/>
+        </w:r>
+        <w:r>
+          <w:rPr>
+            <w:noProof/>
+            <w:webHidden/>
+          </w:rPr>
+          <w:fldChar w:fldCharType="begin"/>
+        </w:r>
+        <w:r>
+          <w:rPr>
+            <w:noProof/>
+            <w:webHidden/>
+          </w:rPr>
+          <w:instrText xml:space="preserve"> PAGEREF _Toc234180973 \h </w:instrText>
+        </w:r>
+        <w:r>
+          <w:rPr>
+            <w:noProof/>
+            <w:webHidden/>
+          </w:rPr>
+        </w:r>
+        <w:r>
+          <w:rPr>
+            <w:noProof/>
+            <w:webHidden/>
+          </w:rPr>
+          <w:fldChar w:fldCharType="separate"/>
+        </w:r>
+        <w:r>
+          <w:rPr>
+            <w:noProof/>
+            <w:webHidden/>
+          </w:rPr>
+          <w:t>43</w:t>
+        </w:r>
+        <w:r>
+          <w:rPr>
+            <w:noProof/>
+            <w:webHidden/>
+          </w:rPr>
+          <w:fldChar w:fldCharType="end"/>
+        </w:r>
+      </w:hyperlink>
+    </w:p>
+    <w:p>
+      <w:pPr>
+        <w:pStyle w:val="TDC2"/>
+        <w:tabs>
+          <w:tab w:val="right" w:leader="dot" w:pos="8494"/>
+        </w:tabs>
+        <w:rPr>
+          <w:rFonts w:cstheme="minorBidi"/>
+          <w:noProof/>
+          <w:kern w:val="2"/>
+          <w:sz w:val="24"/>
+          <w:szCs w:val="24"/>
+          <w14:ligatures w14:val="standardContextual"/>
+        </w:rPr>
+      </w:pPr>
+      <w:hyperlink w:anchor="_Toc234180974" w:history="1">
+        <w:r>
+          <w:rPr>
+            <w:rStyle w:val="Hipervnculo"/>
+            <w:noProof/>
+          </w:rPr>
+          <w:t>13.4 Consideraciones Finales</w:t>
+        </w:r>
+        <w:r>
+          <w:rPr>
+            <w:noProof/>
+            <w:webHidden/>
+          </w:rPr>
+          <w:tab/>
+        </w:r>
+        <w:r>
+          <w:rPr>
+            <w:noProof/>
+            <w:webHidden/>
+          </w:rPr>
+          <w:fldChar w:fldCharType="begin"/>
+        </w:r>
+        <w:r>
+          <w:rPr>
+            <w:noProof/>
+            <w:webHidden/>
+          </w:rPr>
+          <w:instrText xml:space="preserve"> PAGEREF _Toc234180974 \h </w:instrText>
+        </w:r>
+        <w:r>
+          <w:rPr>
+            <w:noProof/>
+            <w:webHidden/>
+          </w:rPr>
+        </w:r>
+        <w:r>
+          <w:rPr>
+            <w:noProof/>
+            <w:webHidden/>
+          </w:rPr>
+          <w:fldChar w:fldCharType="separate"/>
+        </w:r>
+        <w:r>
+          <w:rPr>
+            <w:noProof/>
+            <w:webHidden/>
+          </w:rPr>
+          <w:t>43</w:t>
+        </w:r>
+        <w:r>
+          <w:rPr>
+            <w:noProof/>
+            <w:webHidden/>
+          </w:rPr>
+          <w:fldChar w:fldCharType="end"/>
+        </w:r>
+      </w:hyperlink>
+    </w:p>
+    <w:p>
+      <w:pPr>
+        <w:pStyle w:val="TDC1"/>
+        <w:rPr>
+          <w:rFonts w:asciiTheme="minorHAnsi" w:eastAsiaTheme="minorEastAsia" w:hAnsiTheme="minorHAnsi" w:cstheme="minorBidi"/>
+          <w:b w:val="0"/>
+          <w:kern w:val="2"/>
+          <w:lang w:val="es-ES"/>
+          <w14:ligatures w14:val="standardContextual"/>
+        </w:rPr>
+      </w:pPr>
+      <w:hyperlink w:anchor="_Toc234180975" w:history="1">
+        <w:r>
+          <w:rPr>
+            <w:rStyle w:val="Hipervnculo"/>
+            <w:rFonts w:eastAsia="Garamond"/>
+            <w:lang w:val="es-ES"/>
+          </w:rPr>
+          <w:t>14. Vías de trabajo futuro</w:t>
+        </w:r>
+        <w:r>
+          <w:rPr>
+            <w:webHidden/>
+          </w:rPr>
+          <w:tab/>
+        </w:r>
+        <w:r>
+          <w:rPr>
+            <w:webHidden/>
+          </w:rPr>
+          <w:fldChar w:fldCharType="begin"/>
+        </w:r>
+        <w:r>
+          <w:rPr>
+            <w:webHidden/>
+          </w:rPr>
+          <w:instrText xml:space="preserve"> PAGEREF _Toc234180975 \h </w:instrText>
+        </w:r>
+        <w:r>
+          <w:rPr>
+            <w:webHidden/>
+          </w:rPr>
+        </w:r>
+        <w:r>
+          <w:rPr>
+            <w:webHidden/>
+          </w:rPr>
+          <w:fldChar w:fldCharType="separate"/>
+        </w:r>
+        <w:r>
+          <w:rPr>
+            <w:webHidden/>
+          </w:rPr>
+          <w:t>44</w:t>
+        </w:r>
+        <w:r>
+          <w:rPr>
+            <w:webHidden/>
+          </w:rPr>
+          <w:fldChar w:fldCharType="end"/>
+        </w:r>
+      </w:hyperlink>
+    </w:p>
+    <w:p>
+      <w:pPr>
+        <w:pStyle w:val="TDC1"/>
+        <w:rPr>
+          <w:rFonts w:asciiTheme="minorHAnsi" w:eastAsiaTheme="minorEastAsia" w:hAnsiTheme="minorHAnsi" w:cstheme="minorBidi"/>
+          <w:b w:val="0"/>
+          <w:kern w:val="2"/>
+          <w:lang w:val="es-ES"/>
+          <w14:ligatures w14:val="standardContextual"/>
+        </w:rPr>
+      </w:pPr>
+      <w:hyperlink w:anchor="_Toc234180976" w:history="1">
+        <w:r>
+          <w:rPr>
+            <w:rStyle w:val="Hipervnculo"/>
+            <w:rFonts w:eastAsia="Garamond"/>
+            <w:lang w:val="en-US"/>
+          </w:rPr>
+          <w:t>15. Referencias</w:t>
+        </w:r>
+        <w:r>
+          <w:rPr>
+            <w:webHidden/>
+          </w:rPr>
+          <w:tab/>
+        </w:r>
+        <w:r>
+          <w:rPr>
+            <w:webHidden/>
+          </w:rPr>
+          <w:fldChar w:fldCharType="begin"/>
+        </w:r>
+        <w:r>
+          <w:rPr>
+            <w:webHidden/>
+          </w:rPr>
+          <w:instrText xml:space="preserve"> PAGEREF _Toc234180976 \h </w:instrText>
+        </w:r>
+        <w:r>
+          <w:rPr>
+            <w:webHidden/>
+          </w:rPr>
+        </w:r>
+        <w:r>
+          <w:rPr>
+            <w:webHidden/>
+          </w:rPr>
+          <w:fldChar w:fldCharType="separate"/>
+        </w:r>
+        <w:r>
+          <w:rPr>
+            <w:webHidden/>
+          </w:rPr>
+          <w:t>45</w:t>
+        </w:r>
+        <w:r>
+          <w:rPr>
+            <w:webHidden/>
+          </w:rPr>
+          <w:fldChar w:fldCharType="end"/>
+        </w:r>
+      </w:hyperlink>
+    </w:p>
+    <w:p>
+      <w:pPr>
+        <w:pStyle w:val="TDC1"/>
+        <w:rPr>
+          <w:rFonts w:asciiTheme="minorHAnsi" w:eastAsiaTheme="minorEastAsia" w:hAnsiTheme="minorHAnsi" w:cstheme="minorBidi"/>
+          <w:b w:val="0"/>
+          <w:kern w:val="2"/>
+          <w:lang w:val="es-ES"/>
+          <w14:ligatures w14:val="standardContextual"/>
+        </w:rPr>
+      </w:pPr>
+      <w:hyperlink w:anchor="_Toc234180977" w:history="1">
+        <w:r>
+          <w:rPr>
+            <w:rStyle w:val="Hipervnculo"/>
+          </w:rPr>
+          <w:t>Anexos</w:t>
+        </w:r>
+        <w:r>
+          <w:rPr>
+            <w:webHidden/>
+          </w:rPr>
+          <w:tab/>
+        </w:r>
+        <w:r>
+          <w:rPr>
+            <w:webHidden/>
+          </w:rPr>
+          <w:fldChar w:fldCharType="begin"/>
+        </w:r>
+        <w:r>
+          <w:rPr>
+            <w:webHidden/>
+          </w:rPr>
+          <w:instrText xml:space="preserve"> PAGEREF _Toc234180977 \h </w:instrText>
+        </w:r>
+        <w:r>
+          <w:rPr>
+            <w:webHidden/>
+          </w:rPr>
+        </w:r>
+        <w:r>
+          <w:rPr>
+            <w:webHidden/>
+          </w:rPr>
+          <w:fldChar w:fldCharType="separate"/>
+        </w:r>
+        <w:r>
+          <w:rPr>
+            <w:webHidden/>
+          </w:rPr>
+          <w:t>47</w:t>
+        </w:r>
+        <w:r>
+          <w:rPr>
+            <w:webHidden/>
+          </w:rPr>
+          <w:fldChar w:fldCharType="end"/>
+        </w:r>
+      </w:hyperlink>
+    </w:p>
+    <w:p>
+      <w:pPr>
+        <w:pStyle w:val="TDC2"/>
+        <w:tabs>
+          <w:tab w:val="right" w:leader="dot" w:pos="8494"/>
+        </w:tabs>
+        <w:rPr>
+          <w:rFonts w:cstheme="minorBidi"/>
+          <w:noProof/>
+          <w:kern w:val="2"/>
+          <w:sz w:val="24"/>
+          <w:szCs w:val="24"/>
+          <w14:ligatures w14:val="standardContextual"/>
+        </w:rPr>
+      </w:pPr>
+      <w:hyperlink w:anchor="_Toc234180978" w:history="1">
+        <w:r>
+          <w:rPr>
+            <w:rStyle w:val="Hipervnculo"/>
+            <w:noProof/>
+          </w:rPr>
+          <w:t>A. Glosario de Siglas y Acrónimos</w:t>
+        </w:r>
+        <w:r>
+          <w:rPr>
+            <w:noProof/>
+            <w:webHidden/>
+          </w:rPr>
+          <w:tab/>
+        </w:r>
+        <w:r>
+          <w:rPr>
+            <w:noProof/>
+            <w:webHidden/>
+          </w:rPr>
+          <w:fldChar w:fldCharType="begin"/>
+        </w:r>
+        <w:r>
+          <w:rPr>
+            <w:noProof/>
+            <w:webHidden/>
+          </w:rPr>
+          <w:instrText xml:space="preserve"> PAGEREF _Toc234180978 \h </w:instrText>
+        </w:r>
+        <w:r>
+          <w:rPr>
+            <w:noProof/>
+            <w:webHidden/>
+          </w:rPr>
+        </w:r>
+        <w:r>
+          <w:rPr>
+            <w:noProof/>
+            <w:webHidden/>
+          </w:rPr>
+          <w:fldChar w:fldCharType="separate"/>
+        </w:r>
+        <w:r>
+          <w:rPr>
+            <w:noProof/>
+            <w:webHidden/>
+          </w:rPr>
+          <w:t>47</w:t>
+        </w:r>
+        <w:r>
+          <w:rPr>
+            <w:noProof/>
+            <w:webHidden/>
+          </w:rPr>
+          <w:fldChar w:fldCharType="end"/>
+        </w:r>
+      </w:hyperlink>
+    </w:p>
+    <w:p>
+      <w:pPr>
+        <w:pStyle w:val="TDC2"/>
+        <w:tabs>
+          <w:tab w:val="right" w:leader="dot" w:pos="8494"/>
+        </w:tabs>
+        <w:rPr>
+          <w:rFonts w:cstheme="minorBidi"/>
+          <w:noProof/>
+          <w:kern w:val="2"/>
+          <w:sz w:val="24"/>
+          <w:szCs w:val="24"/>
+          <w14:ligatures w14:val="standardContextual"/>
+        </w:rPr>
+      </w:pPr>
+      <w:hyperlink w:anchor="_Toc234180979" w:history="1">
+        <w:r>
+          <w:rPr>
+            <w:rStyle w:val="Hipervnculo"/>
+            <w:noProof/>
+          </w:rPr>
           <w:t>B. Glosario de Términos</w:t>
         </w:r>
         <w:r>
@@ -5352,7 +6521,7 @@
             <w:noProof/>
             <w:webHidden/>
           </w:rPr>
-          <w:instrText xml:space="preserve"> PAGEREF _Toc233587049 \h </w:instrText>
+          <w:instrText xml:space="preserve"> PAGEREF _Toc234180979 \h </w:instrText>
         </w:r>
         <w:r>
           <w:rPr>
@@ -5372,7 +6541,372 @@
             <w:noProof/>
             <w:webHidden/>
           </w:rPr>
-          <w:t>42</w:t>
+          <w:t>48</w:t>
+        </w:r>
+        <w:r>
+          <w:rPr>
+            <w:noProof/>
+            <w:webHidden/>
+          </w:rPr>
+          <w:fldChar w:fldCharType="end"/>
+        </w:r>
+      </w:hyperlink>
+    </w:p>
+    <w:p>
+      <w:pPr>
+        <w:pStyle w:val="TDC2"/>
+        <w:tabs>
+          <w:tab w:val="right" w:leader="dot" w:pos="8494"/>
+        </w:tabs>
+        <w:rPr>
+          <w:rFonts w:cstheme="minorBidi"/>
+          <w:noProof/>
+          <w:kern w:val="2"/>
+          <w:sz w:val="24"/>
+          <w:szCs w:val="24"/>
+          <w14:ligatures w14:val="standardContextual"/>
+        </w:rPr>
+      </w:pPr>
+      <w:hyperlink w:anchor="_Toc234180980" w:history="1">
+        <w:r>
+          <w:rPr>
+            <w:rStyle w:val="Hipervnculo"/>
+            <w:noProof/>
+          </w:rPr>
+          <w:t>C. Evidencias de las Pruebas Realizadas</w:t>
+        </w:r>
+        <w:r>
+          <w:rPr>
+            <w:noProof/>
+            <w:webHidden/>
+          </w:rPr>
+          <w:tab/>
+        </w:r>
+        <w:r>
+          <w:rPr>
+            <w:noProof/>
+            <w:webHidden/>
+          </w:rPr>
+          <w:fldChar w:fldCharType="begin"/>
+        </w:r>
+        <w:r>
+          <w:rPr>
+            <w:noProof/>
+            <w:webHidden/>
+          </w:rPr>
+          <w:instrText xml:space="preserve"> PAGEREF _Toc234180980 \h </w:instrText>
+        </w:r>
+        <w:r>
+          <w:rPr>
+            <w:noProof/>
+            <w:webHidden/>
+          </w:rPr>
+        </w:r>
+        <w:r>
+          <w:rPr>
+            <w:noProof/>
+            <w:webHidden/>
+          </w:rPr>
+          <w:fldChar w:fldCharType="separate"/>
+        </w:r>
+        <w:r>
+          <w:rPr>
+            <w:noProof/>
+            <w:webHidden/>
+          </w:rPr>
+          <w:t>49</w:t>
+        </w:r>
+        <w:r>
+          <w:rPr>
+            <w:noProof/>
+            <w:webHidden/>
+          </w:rPr>
+          <w:fldChar w:fldCharType="end"/>
+        </w:r>
+      </w:hyperlink>
+    </w:p>
+    <w:p>
+      <w:pPr>
+        <w:pStyle w:val="TDC3"/>
+        <w:tabs>
+          <w:tab w:val="right" w:leader="dot" w:pos="8494"/>
+        </w:tabs>
+        <w:rPr>
+          <w:rFonts w:cstheme="minorBidi"/>
+          <w:noProof/>
+          <w:kern w:val="2"/>
+          <w:sz w:val="24"/>
+          <w:szCs w:val="24"/>
+          <w14:ligatures w14:val="standardContextual"/>
+        </w:rPr>
+      </w:pPr>
+      <w:hyperlink w:anchor="_Toc234180981" w:history="1">
+        <w:r>
+          <w:rPr>
+            <w:rStyle w:val="Hipervnculo"/>
+            <w:noProof/>
+          </w:rPr>
+          <w:t>C.1 Consultas de Validación del Módulo de Datos</w:t>
+        </w:r>
+        <w:r>
+          <w:rPr>
+            <w:noProof/>
+            <w:webHidden/>
+          </w:rPr>
+          <w:tab/>
+        </w:r>
+        <w:r>
+          <w:rPr>
+            <w:noProof/>
+            <w:webHidden/>
+          </w:rPr>
+          <w:fldChar w:fldCharType="begin"/>
+        </w:r>
+        <w:r>
+          <w:rPr>
+            <w:noProof/>
+            <w:webHidden/>
+          </w:rPr>
+          <w:instrText xml:space="preserve"> PAGEREF _Toc234180981 \h </w:instrText>
+        </w:r>
+        <w:r>
+          <w:rPr>
+            <w:noProof/>
+            <w:webHidden/>
+          </w:rPr>
+        </w:r>
+        <w:r>
+          <w:rPr>
+            <w:noProof/>
+            <w:webHidden/>
+          </w:rPr>
+          <w:fldChar w:fldCharType="separate"/>
+        </w:r>
+        <w:r>
+          <w:rPr>
+            <w:noProof/>
+            <w:webHidden/>
+          </w:rPr>
+          <w:t>49</w:t>
+        </w:r>
+        <w:r>
+          <w:rPr>
+            <w:noProof/>
+            <w:webHidden/>
+          </w:rPr>
+          <w:fldChar w:fldCharType="end"/>
+        </w:r>
+      </w:hyperlink>
+    </w:p>
+    <w:p>
+      <w:pPr>
+        <w:pStyle w:val="TDC3"/>
+        <w:tabs>
+          <w:tab w:val="right" w:leader="dot" w:pos="8494"/>
+        </w:tabs>
+        <w:rPr>
+          <w:rFonts w:cstheme="minorBidi"/>
+          <w:noProof/>
+          <w:kern w:val="2"/>
+          <w:sz w:val="24"/>
+          <w:szCs w:val="24"/>
+          <w14:ligatures w14:val="standardContextual"/>
+        </w:rPr>
+      </w:pPr>
+      <w:hyperlink w:anchor="_Toc234180982" w:history="1">
+        <w:r>
+          <w:rPr>
+            <w:rStyle w:val="Hipervnculo"/>
+            <w:noProof/>
+          </w:rPr>
+          <w:t>C.2 Herramienta Preliminar de Validación</w:t>
+        </w:r>
+        <w:r>
+          <w:rPr>
+            <w:noProof/>
+            <w:webHidden/>
+          </w:rPr>
+          <w:tab/>
+        </w:r>
+        <w:r>
+          <w:rPr>
+            <w:noProof/>
+            <w:webHidden/>
+          </w:rPr>
+          <w:fldChar w:fldCharType="begin"/>
+        </w:r>
+        <w:r>
+          <w:rPr>
+            <w:noProof/>
+            <w:webHidden/>
+          </w:rPr>
+          <w:instrText xml:space="preserve"> PAGEREF _Toc234180982 \h </w:instrText>
+        </w:r>
+        <w:r>
+          <w:rPr>
+            <w:noProof/>
+            <w:webHidden/>
+          </w:rPr>
+        </w:r>
+        <w:r>
+          <w:rPr>
+            <w:noProof/>
+            <w:webHidden/>
+          </w:rPr>
+          <w:fldChar w:fldCharType="separate"/>
+        </w:r>
+        <w:r>
+          <w:rPr>
+            <w:noProof/>
+            <w:webHidden/>
+          </w:rPr>
+          <w:t>49</w:t>
+        </w:r>
+        <w:r>
+          <w:rPr>
+            <w:noProof/>
+            <w:webHidden/>
+          </w:rPr>
+          <w:fldChar w:fldCharType="end"/>
+        </w:r>
+      </w:hyperlink>
+    </w:p>
+    <w:p>
+      <w:pPr>
+        <w:pStyle w:val="TDC3"/>
+        <w:tabs>
+          <w:tab w:val="right" w:leader="dot" w:pos="8494"/>
+        </w:tabs>
+        <w:rPr>
+          <w:rFonts w:cstheme="minorBidi"/>
+          <w:noProof/>
+          <w:kern w:val="2"/>
+          <w:sz w:val="24"/>
+          <w:szCs w:val="24"/>
+          <w14:ligatures w14:val="standardContextual"/>
+        </w:rPr>
+      </w:pPr>
+      <w:hyperlink w:anchor="_Toc234180983" w:history="1">
+        <w:r>
+          <w:rPr>
+            <w:rStyle w:val="Hipervnculo"/>
+            <w:noProof/>
+          </w:rPr>
+          <w:t>C.3 Pruebas Automatizadas de la API</w:t>
+        </w:r>
+        <w:r>
+          <w:rPr>
+            <w:noProof/>
+            <w:webHidden/>
+          </w:rPr>
+          <w:tab/>
+        </w:r>
+        <w:r>
+          <w:rPr>
+            <w:noProof/>
+            <w:webHidden/>
+          </w:rPr>
+          <w:fldChar w:fldCharType="begin"/>
+        </w:r>
+        <w:r>
+          <w:rPr>
+            <w:noProof/>
+            <w:webHidden/>
+          </w:rPr>
+          <w:instrText xml:space="preserve"> PAGEREF _Toc234180983 \h </w:instrText>
+        </w:r>
+        <w:r>
+          <w:rPr>
+            <w:noProof/>
+            <w:webHidden/>
+          </w:rPr>
+        </w:r>
+        <w:r>
+          <w:rPr>
+            <w:noProof/>
+            <w:webHidden/>
+          </w:rPr>
+          <w:fldChar w:fldCharType="separate"/>
+        </w:r>
+        <w:r>
+          <w:rPr>
+            <w:noProof/>
+            <w:webHidden/>
+          </w:rPr>
+          <w:t>51</w:t>
+        </w:r>
+        <w:r>
+          <w:rPr>
+            <w:noProof/>
+            <w:webHidden/>
+          </w:rPr>
+          <w:fldChar w:fldCharType="end"/>
+        </w:r>
+      </w:hyperlink>
+    </w:p>
+    <w:p>
+      <w:pPr>
+        <w:pStyle w:val="TDC3"/>
+        <w:tabs>
+          <w:tab w:val="right" w:leader="dot" w:pos="8494"/>
+        </w:tabs>
+        <w:rPr>
+          <w:rFonts w:cstheme="minorBidi"/>
+          <w:noProof/>
+          <w:kern w:val="2"/>
+          <w:sz w:val="24"/>
+          <w:szCs w:val="24"/>
+          <w14:ligatures w14:val="standardContextual"/>
+        </w:rPr>
+      </w:pPr>
+      <w:hyperlink w:anchor="_Toc234180984" w:history="1">
+        <w:r>
+          <w:rPr>
+            <w:rStyle w:val="Hipervnculo"/>
+            <w:noProof/>
+          </w:rPr>
+          <w:t>C.4 Pruebas Automatizadas de la App</w:t>
+        </w:r>
+        <w:r>
+          <w:rPr>
+            <w:noProof/>
+            <w:webHidden/>
+          </w:rPr>
+          <w:tab/>
+        </w:r>
+        <w:r>
+          <w:rPr>
+            <w:noProof/>
+            <w:webHidden/>
+          </w:rPr>
+          <w:fldChar w:fldCharType="begin"/>
+        </w:r>
+        <w:r>
+          <w:rPr>
+            <w:noProof/>
+            <w:webHidden/>
+          </w:rPr>
+          <w:instrText xml:space="preserve"> PAGEREF _Toc234180984 \h </w:instrText>
+        </w:r>
+        <w:r>
+          <w:rPr>
+            <w:noProof/>
+            <w:webHidden/>
+          </w:rPr>
+        </w:r>
+        <w:r>
+          <w:rPr>
+            <w:noProof/>
+            <w:webHidden/>
+          </w:rPr>
+          <w:fldChar w:fldCharType="separate"/>
+        </w:r>
+        <w:r>
+          <w:rPr>
+            <w:noProof/>
+            <w:webHidden/>
+          </w:rPr>
+          <w:t>51</w:t>
         </w:r>
         <w:r>
           <w:rPr>
@@ -7784,7 +9318,7 @@
         </w:rPr>
       </w:pPr>
       <w:bookmarkStart w:id="4" w:name="_Toc233066280"/>
-      <w:bookmarkStart w:id="5" w:name="_Toc233586990"/>
+      <w:bookmarkStart w:id="5" w:name="_Toc234180904"/>
       <w:r>
         <w:rPr>
           <w:rFonts w:eastAsia="Garamond"/>
@@ -7805,7 +9339,7 @@
       <w:pPr>
         <w:pStyle w:val="Ttulo2"/>
       </w:pPr>
-      <w:bookmarkStart w:id="6" w:name="_Toc233586991"/>
+      <w:bookmarkStart w:id="6" w:name="_Toc234180905"/>
       <w:r>
         <w:t>1.1 Motivación y Problemática</w:t>
       </w:r>
@@ -7918,7 +9452,7 @@
       <w:pPr>
         <w:pStyle w:val="Ttulo2"/>
       </w:pPr>
-      <w:bookmarkStart w:id="7" w:name="_Toc233586992"/>
+      <w:bookmarkStart w:id="7" w:name="_Toc234180906"/>
       <w:r>
         <w:t>1.2 Contexto</w:t>
       </w:r>
@@ -8570,7 +10104,7 @@
       <w:pPr>
         <w:pStyle w:val="Ttulo2"/>
       </w:pPr>
-      <w:bookmarkStart w:id="12" w:name="_Toc233586993"/>
+      <w:bookmarkStart w:id="12" w:name="_Toc234180907"/>
       <w:r>
         <w:t>1.3 Estado del Arte</w:t>
       </w:r>
@@ -9839,7 +11373,7 @@
         </w:rPr>
       </w:pPr>
       <w:bookmarkStart w:id="15" w:name="_Toc233066281"/>
-      <w:bookmarkStart w:id="16" w:name="_Toc233586994"/>
+      <w:bookmarkStart w:id="16" w:name="_Toc234180908"/>
       <w:r>
         <w:rPr>
           <w:rFonts w:eastAsia="Garamond"/>
@@ -9871,7 +11405,7 @@
       <w:pPr>
         <w:pStyle w:val="Ttulo2"/>
       </w:pPr>
-      <w:bookmarkStart w:id="17" w:name="_Toc233586995"/>
+      <w:bookmarkStart w:id="17" w:name="_Toc234180909"/>
       <w:r>
         <w:t>2.1 Objetivo General</w:t>
       </w:r>
@@ -9904,7 +11438,7 @@
       <w:pPr>
         <w:pStyle w:val="Ttulo2"/>
       </w:pPr>
-      <w:bookmarkStart w:id="18" w:name="_Toc233586996"/>
+      <w:bookmarkStart w:id="18" w:name="_Toc234180910"/>
       <w:r>
         <w:t>2.2 Objetivos Específicos</w:t>
       </w:r>
@@ -9923,9 +11457,17 @@
         <w:pStyle w:val="Listado"/>
         <w:numPr>
           <w:ilvl w:val="0"/>
-          <w:numId w:val="26"/>
+          <w:numId w:val="0"/>
         </w:numPr>
-      </w:pPr>
+        <w:ind w:left="360"/>
+      </w:pPr>
+      <w:r>
+        <w:rPr>
+          <w:b/>
+          <w:bCs w:val="0"/>
+        </w:rPr>
+        <w:t xml:space="preserve">O1. </w:t>
+      </w:r>
       <w:r>
         <w:rPr>
           <w:b/>
@@ -9981,9 +11523,17 @@
         <w:pStyle w:val="Listado"/>
         <w:numPr>
           <w:ilvl w:val="0"/>
-          <w:numId w:val="26"/>
+          <w:numId w:val="0"/>
         </w:numPr>
-      </w:pPr>
+        <w:ind w:left="360"/>
+      </w:pPr>
+      <w:r>
+        <w:rPr>
+          <w:b/>
+          <w:bCs w:val="0"/>
+        </w:rPr>
+        <w:t xml:space="preserve">O2. </w:t>
+      </w:r>
       <w:r>
         <w:rPr>
           <w:b/>
@@ -10026,9 +11576,17 @@
         <w:pStyle w:val="Listado"/>
         <w:numPr>
           <w:ilvl w:val="0"/>
-          <w:numId w:val="26"/>
+          <w:numId w:val="0"/>
         </w:numPr>
-      </w:pPr>
+        <w:ind w:left="360"/>
+      </w:pPr>
+      <w:r>
+        <w:rPr>
+          <w:b/>
+          <w:bCs w:val="0"/>
+        </w:rPr>
+        <w:t xml:space="preserve">O3. </w:t>
+      </w:r>
       <w:r>
         <w:rPr>
           <w:b/>
@@ -10065,9 +11623,17 @@
         <w:pStyle w:val="Listado"/>
         <w:numPr>
           <w:ilvl w:val="0"/>
-          <w:numId w:val="26"/>
+          <w:numId w:val="0"/>
         </w:numPr>
-      </w:pPr>
+        <w:ind w:left="360"/>
+      </w:pPr>
+      <w:r>
+        <w:rPr>
+          <w:b/>
+          <w:bCs w:val="0"/>
+        </w:rPr>
+        <w:t xml:space="preserve">O4. </w:t>
+      </w:r>
       <w:r>
         <w:rPr>
           <w:b/>
@@ -10107,8 +11673,9 @@
         <w:pStyle w:val="Listado"/>
         <w:numPr>
           <w:ilvl w:val="0"/>
-          <w:numId w:val="26"/>
+          <w:numId w:val="0"/>
         </w:numPr>
+        <w:ind w:left="360"/>
       </w:pPr>
       <w:r>
         <w:rPr>
@@ -10116,6 +11683,13 @@
           <w:bCs w:val="0"/>
         </w:rPr>
         <w:lastRenderedPageBreak/>
+        <w:t xml:space="preserve">O5. </w:t>
+      </w:r>
+      <w:r>
+        <w:rPr>
+          <w:b/>
+          <w:bCs w:val="0"/>
+        </w:rPr>
         <w:t>Aplicación Android</w:t>
       </w:r>
       <w:r>
@@ -10150,10 +11724,18 @@
         <w:pStyle w:val="Listado"/>
         <w:numPr>
           <w:ilvl w:val="0"/>
-          <w:numId w:val="26"/>
+          <w:numId w:val="0"/>
         </w:numPr>
         <w:spacing w:after="0"/>
-      </w:pPr>
+        <w:ind w:left="360"/>
+      </w:pPr>
+      <w:r>
+        <w:rPr>
+          <w:b/>
+          <w:bCs w:val="0"/>
+        </w:rPr>
+        <w:t xml:space="preserve">O6. </w:t>
+      </w:r>
       <w:r>
         <w:rPr>
           <w:b/>
@@ -10183,7 +11765,7 @@
       <w:pPr>
         <w:pStyle w:val="Ttulo2"/>
       </w:pPr>
-      <w:bookmarkStart w:id="19" w:name="_Toc233586997"/>
+      <w:bookmarkStart w:id="19" w:name="_Toc234180911"/>
       <w:r>
         <w:t>2.3 Trazabilidad de Objetivos</w:t>
       </w:r>
@@ -10214,14 +11796,14 @@
         <w:tblLook w:val="04A0" w:firstRow="1" w:lastRow="0" w:firstColumn="1" w:lastColumn="0" w:noHBand="0" w:noVBand="1"/>
       </w:tblPr>
       <w:tblGrid>
-        <w:gridCol w:w="2129"/>
-        <w:gridCol w:w="5255"/>
+        <w:gridCol w:w="1110"/>
+        <w:gridCol w:w="6274"/>
         <w:gridCol w:w="1110"/>
       </w:tblGrid>
       <w:tr>
         <w:tc>
           <w:tcPr>
-            <w:tcW w:w="0" w:type="auto"/>
+            <w:tcW w:w="1110" w:type="dxa"/>
             <w:shd w:val="clear" w:color="auto" w:fill="0F243E" w:themeFill="text2" w:themeFillShade="80"/>
           </w:tcPr>
           <w:p>
@@ -10243,7 +11825,7 @@
         </w:tc>
         <w:tc>
           <w:tcPr>
-            <w:tcW w:w="0" w:type="auto"/>
+            <w:tcW w:w="6540" w:type="dxa"/>
             <w:shd w:val="clear" w:color="auto" w:fill="0F243E" w:themeFill="text2" w:themeFillShade="80"/>
           </w:tcPr>
           <w:p>
@@ -10265,7 +11847,7 @@
         </w:tc>
         <w:tc>
           <w:tcPr>
-            <w:tcW w:w="0" w:type="auto"/>
+            <w:tcW w:w="277" w:type="dxa"/>
             <w:shd w:val="clear" w:color="auto" w:fill="0F243E" w:themeFill="text2" w:themeFillShade="80"/>
           </w:tcPr>
           <w:p>
@@ -10290,7 +11872,7 @@
       <w:tr>
         <w:tc>
           <w:tcPr>
-            <w:tcW w:w="0" w:type="auto"/>
+            <w:tcW w:w="1110" w:type="dxa"/>
             <w:shd w:val="clear" w:color="auto" w:fill="C6D9F1" w:themeFill="text2" w:themeFillTint="33"/>
           </w:tcPr>
           <w:p>
@@ -10306,13 +11888,13 @@
                 <w:b/>
                 <w:bCs/>
               </w:rPr>
-              <w:t>1. Datos (ETL)</w:t>
-            </w:r>
-          </w:p>
-        </w:tc>
-        <w:tc>
-          <w:tcPr>
-            <w:tcW w:w="0" w:type="auto"/>
+              <w:t>O1</w:t>
+            </w:r>
+          </w:p>
+        </w:tc>
+        <w:tc>
+          <w:tcPr>
+            <w:tcW w:w="6540" w:type="dxa"/>
           </w:tcPr>
           <w:p>
             <w:pPr>
@@ -10328,7 +11910,7 @@
         </w:tc>
         <w:tc>
           <w:tcPr>
-            <w:tcW w:w="0" w:type="auto"/>
+            <w:tcW w:w="277" w:type="dxa"/>
           </w:tcPr>
           <w:p>
             <w:pPr>
@@ -10352,7 +11934,7 @@
       <w:tr>
         <w:tc>
           <w:tcPr>
-            <w:tcW w:w="0" w:type="auto"/>
+            <w:tcW w:w="1110" w:type="dxa"/>
             <w:shd w:val="clear" w:color="auto" w:fill="C6D9F1" w:themeFill="text2" w:themeFillTint="33"/>
           </w:tcPr>
           <w:p>
@@ -10368,13 +11950,13 @@
                 <w:b/>
                 <w:bCs/>
               </w:rPr>
-              <w:t>2. Modelo de datos</w:t>
-            </w:r>
-          </w:p>
-        </w:tc>
-        <w:tc>
-          <w:tcPr>
-            <w:tcW w:w="0" w:type="auto"/>
+              <w:t>O2</w:t>
+            </w:r>
+          </w:p>
+        </w:tc>
+        <w:tc>
+          <w:tcPr>
+            <w:tcW w:w="6540" w:type="dxa"/>
           </w:tcPr>
           <w:p>
             <w:pPr>
@@ -10382,17 +11964,13 @@
               <w:jc w:val="left"/>
             </w:pPr>
             <w:r>
-              <w:t xml:space="preserve">Modelo entidad-relación </w:t>
-            </w:r>
-            <w:r>
-              <w:br/>
-              <w:t>(esquema de medicamentos)</w:t>
-            </w:r>
-          </w:p>
-        </w:tc>
-        <w:tc>
-          <w:tcPr>
-            <w:tcW w:w="0" w:type="auto"/>
+              <w:t>Modelo entidad-relación (esquema de medicamentos)</w:t>
+            </w:r>
+          </w:p>
+        </w:tc>
+        <w:tc>
+          <w:tcPr>
+            <w:tcW w:w="277" w:type="dxa"/>
           </w:tcPr>
           <w:p>
             <w:pPr>
@@ -10416,7 +11994,7 @@
       <w:tr>
         <w:tc>
           <w:tcPr>
-            <w:tcW w:w="0" w:type="auto"/>
+            <w:tcW w:w="1110" w:type="dxa"/>
             <w:shd w:val="clear" w:color="auto" w:fill="C6D9F1" w:themeFill="text2" w:themeFillTint="33"/>
           </w:tcPr>
           <w:p>
@@ -10432,13 +12010,13 @@
                 <w:b/>
                 <w:bCs/>
               </w:rPr>
-              <w:t>3. Equivalencias</w:t>
-            </w:r>
-          </w:p>
-        </w:tc>
-        <w:tc>
-          <w:tcPr>
-            <w:tcW w:w="0" w:type="auto"/>
+              <w:t>O3</w:t>
+            </w:r>
+          </w:p>
+        </w:tc>
+        <w:tc>
+          <w:tcPr>
+            <w:tcW w:w="6540" w:type="dxa"/>
           </w:tcPr>
           <w:p>
             <w:pPr>
@@ -10446,17 +12024,13 @@
               <w:jc w:val="left"/>
             </w:pPr>
             <w:r>
-              <w:t xml:space="preserve">Algoritmo de equivalencias </w:t>
-            </w:r>
-            <w:r>
-              <w:br/>
-              <w:t>(puentes principio activo-ATC)</w:t>
-            </w:r>
-          </w:p>
-        </w:tc>
-        <w:tc>
-          <w:tcPr>
-            <w:tcW w:w="0" w:type="auto"/>
+              <w:t>Algoritmo de equivalencias (puentes principio activo-ATC)</w:t>
+            </w:r>
+          </w:p>
+        </w:tc>
+        <w:tc>
+          <w:tcPr>
+            <w:tcW w:w="277" w:type="dxa"/>
           </w:tcPr>
           <w:p>
             <w:pPr>
@@ -10480,7 +12054,7 @@
       <w:tr>
         <w:tc>
           <w:tcPr>
-            <w:tcW w:w="0" w:type="auto"/>
+            <w:tcW w:w="1110" w:type="dxa"/>
             <w:shd w:val="clear" w:color="auto" w:fill="C6D9F1" w:themeFill="text2" w:themeFillTint="33"/>
           </w:tcPr>
           <w:p>
@@ -10496,13 +12070,13 @@
                 <w:b/>
                 <w:bCs/>
               </w:rPr>
-              <w:t>4. API REST</w:t>
-            </w:r>
-          </w:p>
-        </w:tc>
-        <w:tc>
-          <w:tcPr>
-            <w:tcW w:w="0" w:type="auto"/>
+              <w:t>O4</w:t>
+            </w:r>
+          </w:p>
+        </w:tc>
+        <w:tc>
+          <w:tcPr>
+            <w:tcW w:w="6540" w:type="dxa"/>
           </w:tcPr>
           <w:p>
             <w:pPr>
@@ -10519,7 +12093,7 @@
         </w:tc>
         <w:tc>
           <w:tcPr>
-            <w:tcW w:w="0" w:type="auto"/>
+            <w:tcW w:w="277" w:type="dxa"/>
           </w:tcPr>
           <w:p>
             <w:pPr>
@@ -10543,7 +12117,7 @@
       <w:tr>
         <w:tc>
           <w:tcPr>
-            <w:tcW w:w="0" w:type="auto"/>
+            <w:tcW w:w="1110" w:type="dxa"/>
             <w:shd w:val="clear" w:color="auto" w:fill="C6D9F1" w:themeFill="text2" w:themeFillTint="33"/>
           </w:tcPr>
           <w:p>
@@ -10559,13 +12133,13 @@
                 <w:b/>
                 <w:bCs/>
               </w:rPr>
-              <w:t>5. App Android</w:t>
-            </w:r>
-          </w:p>
-        </w:tc>
-        <w:tc>
-          <w:tcPr>
-            <w:tcW w:w="0" w:type="auto"/>
+              <w:t>O5</w:t>
+            </w:r>
+          </w:p>
+        </w:tc>
+        <w:tc>
+          <w:tcPr>
+            <w:tcW w:w="6540" w:type="dxa"/>
           </w:tcPr>
           <w:p>
             <w:pPr>
@@ -10579,7 +12153,7 @@
         </w:tc>
         <w:tc>
           <w:tcPr>
-            <w:tcW w:w="0" w:type="auto"/>
+            <w:tcW w:w="277" w:type="dxa"/>
           </w:tcPr>
           <w:p>
             <w:pPr>
@@ -10603,7 +12177,7 @@
       <w:tr>
         <w:tc>
           <w:tcPr>
-            <w:tcW w:w="0" w:type="auto"/>
+            <w:tcW w:w="1110" w:type="dxa"/>
             <w:shd w:val="clear" w:color="auto" w:fill="C6D9F1" w:themeFill="text2" w:themeFillTint="33"/>
           </w:tcPr>
           <w:p>
@@ -10619,13 +12193,13 @@
                 <w:b/>
                 <w:bCs/>
               </w:rPr>
-              <w:t>6. Despliegue</w:t>
-            </w:r>
-          </w:p>
-        </w:tc>
-        <w:tc>
-          <w:tcPr>
-            <w:tcW w:w="0" w:type="auto"/>
+              <w:t>O6</w:t>
+            </w:r>
+          </w:p>
+        </w:tc>
+        <w:tc>
+          <w:tcPr>
+            <w:tcW w:w="6540" w:type="dxa"/>
           </w:tcPr>
           <w:p>
             <w:pPr>
@@ -10642,7 +12216,7 @@
         </w:tc>
         <w:tc>
           <w:tcPr>
-            <w:tcW w:w="0" w:type="auto"/>
+            <w:tcW w:w="277" w:type="dxa"/>
           </w:tcPr>
           <w:p>
             <w:pPr>
@@ -10701,7 +12275,7 @@
         </w:rPr>
       </w:pPr>
       <w:bookmarkStart w:id="22" w:name="_Toc233066282"/>
-      <w:bookmarkStart w:id="23" w:name="_Toc233586998"/>
+      <w:bookmarkStart w:id="23" w:name="_Toc234180912"/>
       <w:r>
         <w:rPr>
           <w:rFonts w:eastAsia="Garamond"/>
@@ -10761,7 +12335,7 @@
       <w:pPr>
         <w:pStyle w:val="Ttulo2"/>
       </w:pPr>
-      <w:bookmarkStart w:id="24" w:name="_Toc233586999"/>
+      <w:bookmarkStart w:id="24" w:name="_Toc234180913"/>
       <w:r>
         <w:t>3.1 Descripción General</w:t>
       </w:r>
@@ -10960,7 +12534,7 @@
       <w:pPr>
         <w:pStyle w:val="Ttulo2"/>
       </w:pPr>
-      <w:bookmarkStart w:id="25" w:name="_Toc233587000"/>
+      <w:bookmarkStart w:id="25" w:name="_Toc234180914"/>
       <w:r>
         <w:t>3.2 Áreas Funcionales</w:t>
       </w:r>
@@ -11048,7 +12622,7 @@
       <w:pPr>
         <w:pStyle w:val="Ttulo2"/>
       </w:pPr>
-      <w:bookmarkStart w:id="26" w:name="_Toc233587001"/>
+      <w:bookmarkStart w:id="26" w:name="_Toc234180915"/>
       <w:r>
         <w:t>3.3 Integración de datos y fuentes</w:t>
       </w:r>
@@ -11142,7 +12716,7 @@
         </w:rPr>
       </w:pPr>
       <w:bookmarkStart w:id="27" w:name="_Toc233066283"/>
-      <w:bookmarkStart w:id="28" w:name="_Toc233587002"/>
+      <w:bookmarkStart w:id="28" w:name="_Toc234180916"/>
       <w:r>
         <w:rPr>
           <w:rFonts w:eastAsia="Garamond"/>
@@ -11213,7 +12787,7 @@
       <w:pPr>
         <w:pStyle w:val="Ttulo2"/>
       </w:pPr>
-      <w:bookmarkStart w:id="29" w:name="_Toc233587003"/>
+      <w:bookmarkStart w:id="29" w:name="_Toc234180917"/>
       <w:r>
         <w:t>4.1 Metodología</w:t>
       </w:r>
@@ -11528,7 +13102,7 @@
       <w:pPr>
         <w:pStyle w:val="Ttulo2"/>
       </w:pPr>
-      <w:bookmarkStart w:id="32" w:name="_Toc233587004"/>
+      <w:bookmarkStart w:id="32" w:name="_Toc234180918"/>
       <w:r>
         <w:lastRenderedPageBreak/>
         <w:t>4.2 Planificación Temporal</w:t>
@@ -12181,7 +13755,7 @@
       <w:pPr>
         <w:pStyle w:val="Ttulo2"/>
       </w:pPr>
-      <w:bookmarkStart w:id="37" w:name="_Toc233587005"/>
+      <w:bookmarkStart w:id="37" w:name="_Toc234180919"/>
       <w:r>
         <w:t>4.3 Seguimiento</w:t>
       </w:r>
@@ -12378,7 +13952,7 @@
         </w:rPr>
       </w:pPr>
       <w:bookmarkStart w:id="38" w:name="_Toc233066284"/>
-      <w:bookmarkStart w:id="39" w:name="_Toc233587006"/>
+      <w:bookmarkStart w:id="39" w:name="_Toc234180920"/>
       <w:r>
         <w:rPr>
           <w:rFonts w:eastAsia="Garamond"/>
@@ -12814,7 +14388,7 @@
           <w:rFonts w:eastAsia="Garamond"/>
         </w:rPr>
       </w:pPr>
-      <w:bookmarkStart w:id="42" w:name="_Toc233587007"/>
+      <w:bookmarkStart w:id="42" w:name="_Toc234180921"/>
       <w:r>
         <w:rPr>
           <w:rFonts w:eastAsia="Garamond"/>
@@ -13058,7 +14632,7 @@
       <w:pPr>
         <w:pStyle w:val="Ttulo2"/>
       </w:pPr>
-      <w:bookmarkStart w:id="43" w:name="_Toc233587008"/>
+      <w:bookmarkStart w:id="43" w:name="_Toc234180922"/>
       <w:r>
         <w:t>5.2 Nivel de Aplicación</w:t>
       </w:r>
@@ -13282,7 +14856,7 @@
           <w:lang w:val="es-ES"/>
         </w:rPr>
       </w:pPr>
-      <w:bookmarkStart w:id="44" w:name="_Toc233587009"/>
+      <w:bookmarkStart w:id="44" w:name="_Toc234180923"/>
       <w:r>
         <w:rPr>
           <w:lang w:val="es-ES"/>
@@ -13820,7 +15394,7 @@
       <w:pPr>
         <w:pStyle w:val="Ttulo2"/>
       </w:pPr>
-      <w:bookmarkStart w:id="47" w:name="_Toc233587010"/>
+      <w:bookmarkStart w:id="47" w:name="_Toc234180924"/>
       <w:r>
         <w:t>5.4 Resumen de la Arquitectura</w:t>
       </w:r>
@@ -14204,7 +15778,7 @@
         </w:rPr>
       </w:pPr>
       <w:bookmarkStart w:id="50" w:name="_Toc233066285"/>
-      <w:bookmarkStart w:id="51" w:name="_Toc233587011"/>
+      <w:bookmarkStart w:id="51" w:name="_Toc234180925"/>
       <w:r>
         <w:rPr>
           <w:rFonts w:eastAsia="Garamond"/>
@@ -14317,7 +15891,7 @@
       <w:pPr>
         <w:pStyle w:val="Ttulo2"/>
       </w:pPr>
-      <w:bookmarkStart w:id="52" w:name="_Toc233587012"/>
+      <w:bookmarkStart w:id="52" w:name="_Toc234180926"/>
       <w:r>
         <w:t>6.1 Base de Datos</w:t>
       </w:r>
@@ -14443,7 +16017,7 @@
       <w:pPr>
         <w:pStyle w:val="Ttulo2"/>
       </w:pPr>
-      <w:bookmarkStart w:id="53" w:name="_Toc233587013"/>
+      <w:bookmarkStart w:id="53" w:name="_Toc234180927"/>
       <w:r>
         <w:rPr>
           <w:lang w:val="es-ES"/>
@@ -14579,7 +16153,7 @@
           <w:rFonts w:eastAsia="Garamond"/>
         </w:rPr>
       </w:pPr>
-      <w:bookmarkStart w:id="54" w:name="_Toc233587014"/>
+      <w:bookmarkStart w:id="54" w:name="_Toc234180928"/>
       <w:r>
         <w:rPr>
           <w:rFonts w:eastAsia="Garamond"/>
@@ -14747,7 +16321,7 @@
           <w:rFonts w:eastAsia="Garamond"/>
         </w:rPr>
       </w:pPr>
-      <w:bookmarkStart w:id="55" w:name="_Toc233587015"/>
+      <w:bookmarkStart w:id="55" w:name="_Toc234180929"/>
       <w:r>
         <w:rPr>
           <w:rFonts w:eastAsia="Garamond"/>
@@ -14954,7 +16528,7 @@
           <w:rFonts w:eastAsia="Garamond"/>
         </w:rPr>
       </w:pPr>
-      <w:bookmarkStart w:id="56" w:name="_Toc233587016"/>
+      <w:bookmarkStart w:id="56" w:name="_Toc234180930"/>
       <w:r>
         <w:rPr>
           <w:rFonts w:eastAsia="Garamond"/>
@@ -15853,7 +17427,7 @@
           <w:rFonts w:eastAsia="Garamond"/>
         </w:rPr>
       </w:pPr>
-      <w:bookmarkStart w:id="59" w:name="_Toc233587017"/>
+      <w:bookmarkStart w:id="59" w:name="_Toc234180931"/>
       <w:r>
         <w:rPr>
           <w:rFonts w:eastAsia="Garamond"/>
@@ -16168,7 +17742,7 @@
           <w:rFonts w:eastAsia="Garamond"/>
         </w:rPr>
       </w:pPr>
-      <w:bookmarkStart w:id="60" w:name="_Toc233587018"/>
+      <w:bookmarkStart w:id="60" w:name="_Toc234180932"/>
       <w:r>
         <w:rPr>
           <w:rFonts w:eastAsia="Garamond"/>
@@ -17570,7 +19144,7 @@
         </w:rPr>
       </w:pPr>
       <w:bookmarkStart w:id="63" w:name="_Toc233066286"/>
-      <w:bookmarkStart w:id="64" w:name="_Toc233587019"/>
+      <w:bookmarkStart w:id="64" w:name="_Toc234180933"/>
       <w:r>
         <w:rPr>
           <w:rFonts w:eastAsia="Garamond"/>
@@ -17647,7 +19221,7 @@
       <w:pPr>
         <w:pStyle w:val="Ttulo2"/>
       </w:pPr>
-      <w:bookmarkStart w:id="65" w:name="_Toc233587020"/>
+      <w:bookmarkStart w:id="65" w:name="_Toc234180934"/>
       <w:r>
         <w:t>7.1 Historias de Usuario</w:t>
       </w:r>
@@ -19480,7 +21054,7 @@
       <w:pPr>
         <w:pStyle w:val="Ttulo2"/>
       </w:pPr>
-      <w:bookmarkStart w:id="66" w:name="_Toc233587021"/>
+      <w:bookmarkStart w:id="66" w:name="_Toc234180935"/>
       <w:r>
         <w:t>7.</w:t>
       </w:r>
@@ -22325,7 +23899,7 @@
         </w:rPr>
       </w:pPr>
       <w:bookmarkStart w:id="75" w:name="_Toc233066287"/>
-      <w:bookmarkStart w:id="76" w:name="_Toc233587022"/>
+      <w:bookmarkStart w:id="76" w:name="_Toc234180936"/>
       <w:r>
         <w:rPr>
           <w:rFonts w:eastAsia="Garamond"/>
@@ -22378,7 +23952,7 @@
           <w:lang w:val="es-ES"/>
         </w:rPr>
       </w:pPr>
-      <w:bookmarkStart w:id="77" w:name="_Toc233587023"/>
+      <w:bookmarkStart w:id="77" w:name="_Toc234180937"/>
       <w:r>
         <w:rPr>
           <w:lang w:val="es-ES"/>
@@ -22781,7 +24355,7 @@
           <w:color w:val="000000"/>
         </w:rPr>
         <w:drawing>
-          <wp:inline distT="0" distB="0" distL="0" distR="0" wp14:anchorId="6A230931" wp14:editId="32BB28FC">
+          <wp:inline distT="0" distB="0" distL="0" distR="0" wp14:anchorId="6A230931" wp14:editId="3D761ABE">
             <wp:extent cx="5346357" cy="2210457"/>
             <wp:effectExtent l="0" t="0" r="6985" b="0"/>
             <wp:docPr id="1846581174" name="Imagen 2"/>
@@ -23130,7 +24704,7 @@
           <w:lang w:val="es-ES"/>
         </w:rPr>
       </w:pPr>
-      <w:bookmarkStart w:id="83" w:name="_Toc233587024"/>
+      <w:bookmarkStart w:id="83" w:name="_Toc234180938"/>
       <w:r>
         <w:rPr>
           <w:lang w:val="es-ES"/>
@@ -23249,7 +24823,7 @@
           <w:lang w:val="es-ES"/>
         </w:rPr>
       </w:pPr>
-      <w:bookmarkStart w:id="87" w:name="_Toc233587025"/>
+      <w:bookmarkStart w:id="87" w:name="_Toc234180939"/>
       <w:r>
         <w:rPr>
           <w:lang w:val="es-ES"/>
@@ -23835,7 +25409,7 @@
           <w:lang w:val="es-ES"/>
         </w:rPr>
       </w:pPr>
-      <w:bookmarkStart w:id="91" w:name="_Toc233587026"/>
+      <w:bookmarkStart w:id="91" w:name="_Toc234180940"/>
       <w:r>
         <w:rPr>
           <w:lang w:val="es-ES"/>
@@ -23997,7 +25571,7 @@
           <w:lang w:val="es-ES"/>
         </w:rPr>
       </w:pPr>
-      <w:bookmarkStart w:id="92" w:name="_Toc233587027"/>
+      <w:bookmarkStart w:id="92" w:name="_Toc234180941"/>
       <w:r>
         <w:rPr>
           <w:lang w:val="es-ES"/>
@@ -24267,7 +25841,7 @@
           <w:lang w:val="es-ES"/>
         </w:rPr>
       </w:pPr>
-      <w:bookmarkStart w:id="95" w:name="_Toc233587028"/>
+      <w:bookmarkStart w:id="95" w:name="_Toc234180942"/>
       <w:r>
         <w:rPr>
           <w:lang w:val="es-ES"/>
@@ -24459,7 +26033,7 @@
       <w:pPr>
         <w:pStyle w:val="Ttulo3"/>
       </w:pPr>
-      <w:bookmarkStart w:id="96" w:name="_Toc233587029"/>
+      <w:bookmarkStart w:id="96" w:name="_Toc234180943"/>
       <w:r>
         <w:t xml:space="preserve">8.3.1 </w:t>
       </w:r>
@@ -25172,7 +26746,7 @@
       <w:pPr>
         <w:pStyle w:val="Ttulo3"/>
       </w:pPr>
-      <w:bookmarkStart w:id="99" w:name="_Toc233587030"/>
+      <w:bookmarkStart w:id="99" w:name="_Toc234180944"/>
       <w:r>
         <w:t>8.3.2 Obtención de Equivalencias Farmacéuticas</w:t>
       </w:r>
@@ -26452,7 +28026,7 @@
           <w:lang w:val="es-ES"/>
         </w:rPr>
       </w:pPr>
-      <w:bookmarkStart w:id="104" w:name="_Toc233587031"/>
+      <w:bookmarkStart w:id="104" w:name="_Toc234180945"/>
       <w:r>
         <w:rPr>
           <w:lang w:val="es-ES"/>
@@ -26520,7 +28094,7 @@
           <w:lang w:val="es-ES"/>
         </w:rPr>
       </w:pPr>
-      <w:bookmarkStart w:id="105" w:name="_Toc233587032"/>
+      <w:bookmarkStart w:id="105" w:name="_Toc234180946"/>
       <w:r>
         <w:rPr>
           <w:lang w:val="es-ES"/>
@@ -26814,14 +28388,11 @@
         <w:jc w:val="center"/>
       </w:pPr>
       <w:r>
-        <w:rPr>
-          <w:noProof/>
-        </w:rPr>
         <w:drawing>
-          <wp:inline distT="0" distB="0" distL="0" distR="0" wp14:anchorId="74951C4D" wp14:editId="3AE3DDB1">
-            <wp:extent cx="5694336" cy="1928474"/>
-            <wp:effectExtent l="0" t="0" r="1905" b="0"/>
-            <wp:docPr id="900247194" name="Imagen 3"/>
+          <wp:inline distT="0" distB="0" distL="0" distR="0" wp14:anchorId="53A2C934" wp14:editId="28388F87">
+            <wp:extent cx="5400040" cy="2011680"/>
+            <wp:effectExtent l="0" t="0" r="0" b="7620"/>
+            <wp:docPr id="349615813" name="Imagen 1"/>
             <wp:cNvGraphicFramePr>
               <a:graphicFrameLocks xmlns:a="http://schemas.openxmlformats.org/drawingml/2006/main" noChangeAspect="1"/>
             </wp:cNvGraphicFramePr>
@@ -26829,38 +28400,23 @@
               <a:graphicData uri="http://schemas.openxmlformats.org/drawingml/2006/picture">
                 <pic:pic xmlns:pic="http://schemas.openxmlformats.org/drawingml/2006/picture">
                   <pic:nvPicPr>
-                    <pic:cNvPr id="900247194" name="Imagen 900247194"/>
+                    <pic:cNvPr id="349615813" name=""/>
                     <pic:cNvPicPr/>
                   </pic:nvPicPr>
-                  <pic:blipFill rotWithShape="1">
-                    <a:blip r:embed="rId21" cstate="print">
-                      <a:extLst>
-                        <a:ext uri="{28A0092B-C50C-407E-A947-70E740481C1C}">
-                          <a14:useLocalDpi xmlns:a14="http://schemas.microsoft.com/office/drawing/2010/main" val="0"/>
-                        </a:ext>
-                      </a:extLst>
-                    </a:blip>
-                    <a:srcRect l="4056" t="10500" r="1712" b="6911"/>
+                  <pic:blipFill>
+                    <a:blip r:embed="rId21"/>
                     <a:stretch>
                       <a:fillRect/>
                     </a:stretch>
                   </pic:blipFill>
-                  <pic:spPr bwMode="auto">
+                  <pic:spPr>
                     <a:xfrm>
                       <a:off x="0" y="0"/>
-                      <a:ext cx="5694336" cy="1928474"/>
+                      <a:ext cx="5400040" cy="2011680"/>
                     </a:xfrm>
                     <a:prstGeom prst="rect">
                       <a:avLst/>
                     </a:prstGeom>
-                    <a:ln>
-                      <a:noFill/>
-                    </a:ln>
-                    <a:extLst>
-                      <a:ext uri="{53640926-AAD7-44D8-BBD7-CCE9431645EC}">
-                        <a14:shadowObscured xmlns:a14="http://schemas.microsoft.com/office/drawing/2010/main"/>
-                      </a:ext>
-                    </a:extLst>
                   </pic:spPr>
                 </pic:pic>
               </a:graphicData>
@@ -26899,7 +28455,7 @@
       <w:pPr>
         <w:pStyle w:val="Ttulo3"/>
       </w:pPr>
-      <w:bookmarkStart w:id="108" w:name="_Toc233587033"/>
+      <w:bookmarkStart w:id="108" w:name="_Toc234180947"/>
       <w:r>
         <w:t>8.4.2 Interfaz de Usuario</w:t>
       </w:r>
@@ -27061,7 +28617,7 @@
       <w:pPr>
         <w:pStyle w:val="Ttulo3"/>
       </w:pPr>
-      <w:bookmarkStart w:id="109" w:name="_Toc233587034"/>
+      <w:bookmarkStart w:id="109" w:name="_Toc234180948"/>
       <w:r>
         <w:t>8.4.3 Flujo de Datos</w:t>
       </w:r>
@@ -27377,7 +28933,7 @@
       <w:pPr>
         <w:pStyle w:val="Ttulo3"/>
       </w:pPr>
-      <w:bookmarkStart w:id="114" w:name="_Toc233587035"/>
+      <w:bookmarkStart w:id="114" w:name="_Toc234180949"/>
       <w:r>
         <w:t>8.4.4 Mapeo de Datos y Persistencia</w:t>
       </w:r>
@@ -27541,7 +29097,7 @@
         </w:rPr>
       </w:pPr>
       <w:bookmarkStart w:id="115" w:name="_Toc233066288"/>
-      <w:bookmarkStart w:id="116" w:name="_Toc233587036"/>
+      <w:bookmarkStart w:id="116" w:name="_Toc234180950"/>
       <w:r>
         <w:rPr>
           <w:rFonts w:eastAsia="Garamond"/>
@@ -27621,7 +29177,7 @@
       <w:pPr>
         <w:pStyle w:val="Ttulo2"/>
       </w:pPr>
-      <w:bookmarkStart w:id="117" w:name="_Toc233587037"/>
+      <w:bookmarkStart w:id="117" w:name="_Toc234180951"/>
       <w:r>
         <w:t>9.1 Fuentes de Datos</w:t>
       </w:r>
@@ -28506,7 +30062,7 @@
       <w:pPr>
         <w:pStyle w:val="Ttulo2"/>
       </w:pPr>
-      <w:bookmarkStart w:id="120" w:name="_Toc233587038"/>
+      <w:bookmarkStart w:id="120" w:name="_Toc234180952"/>
       <w:r>
         <w:t>9.2 Normalización y Homogeneización</w:t>
       </w:r>
@@ -28730,7 +30286,7 @@
       <w:pPr>
         <w:pStyle w:val="Ttulo2"/>
       </w:pPr>
-      <w:bookmarkStart w:id="121" w:name="_Toc233587039"/>
+      <w:bookmarkStart w:id="121" w:name="_Toc234180953"/>
       <w:r>
         <w:t>9.3</w:t>
       </w:r>
@@ -28888,7 +30444,7 @@
       <w:pPr>
         <w:pStyle w:val="Ttulo2"/>
       </w:pPr>
-      <w:bookmarkStart w:id="122" w:name="_Toc233587040"/>
+      <w:bookmarkStart w:id="122" w:name="_Toc234180954"/>
       <w:r>
         <w:lastRenderedPageBreak/>
         <w:t>9.4 Limitaciones de Datos</w:t>
@@ -29042,7 +30598,7 @@
         </w:rPr>
       </w:pPr>
       <w:bookmarkStart w:id="123" w:name="_Toc233066289"/>
-      <w:bookmarkStart w:id="124" w:name="_Toc233587041"/>
+      <w:bookmarkStart w:id="124" w:name="_Toc234180955"/>
       <w:r>
         <w:rPr>
           <w:rFonts w:eastAsia="Garamond"/>
@@ -29076,9 +30632,11 @@
       <w:pPr>
         <w:pStyle w:val="Ttulo2"/>
       </w:pPr>
+      <w:bookmarkStart w:id="125" w:name="_Toc234180956"/>
       <w:r>
         <w:t>10.1 Estrategia de Pruebas</w:t>
       </w:r>
+      <w:bookmarkEnd w:id="125"/>
     </w:p>
     <w:p>
       <w:pPr>
@@ -29259,6 +30817,7 @@
       </w:r>
       <w:r>
         <w:rPr>
+          <w:rStyle w:val="CodeTextCar"/>
           <w:b/>
           <w:bCs/>
         </w:rPr>
@@ -29282,9 +30841,11 @@
       <w:pPr>
         <w:pStyle w:val="Ttulo2"/>
       </w:pPr>
+      <w:bookmarkStart w:id="126" w:name="_Toc234180957"/>
       <w:r>
         <w:t>10.2 Validación del Módulo de Datos (ETL)</w:t>
       </w:r>
+      <w:bookmarkEnd w:id="126"/>
     </w:p>
     <w:p>
       <w:pPr>
@@ -30068,9 +31629,11 @@
       <w:pPr>
         <w:pStyle w:val="Ttulo2"/>
       </w:pPr>
+      <w:bookmarkStart w:id="127" w:name="_Toc234180958"/>
       <w:r>
         <w:t>10.3 Pruebas de la API</w:t>
       </w:r>
+      <w:bookmarkEnd w:id="127"/>
     </w:p>
     <w:p>
       <w:pPr>
@@ -30080,13 +31643,13 @@
         <w:t xml:space="preserve">La API se ha verificado de </w:t>
       </w:r>
       <w:r>
-        <w:rPr>
-          <w:u w:val="single"/>
-        </w:rPr>
         <w:t>dos formas complementarias</w:t>
       </w:r>
       <w:r>
-        <w:t xml:space="preserve">: de </w:t>
+        <w:t>. Se hicieron de</w:t>
+      </w:r>
+      <w:r>
+        <w:t xml:space="preserve"> </w:t>
       </w:r>
       <w:r>
         <w:rPr>
@@ -30551,14 +32114,7 @@
                 <w:b/>
                 <w:bCs/>
               </w:rPr>
-              <w:t>test_buscar_filtro_</w:t>
-            </w:r>
-            <w:r>
-              <w:rPr>
-                <w:b/>
-                <w:bCs/>
-              </w:rPr>
-              <w:t>via</w:t>
+              <w:t>test_buscar_filtro_via</w:t>
             </w:r>
           </w:p>
         </w:tc>
@@ -30597,14 +32153,7 @@
                 <w:b/>
                 <w:bCs/>
               </w:rPr>
-              <w:t>test_buscar_filtro_</w:t>
-            </w:r>
-            <w:r>
-              <w:rPr>
-                <w:b/>
-                <w:bCs/>
-              </w:rPr>
-              <w:t>laboratorio</w:t>
+              <w:t>test_buscar_filtro_laboratorio</w:t>
             </w:r>
           </w:p>
         </w:tc>
@@ -30689,14 +32238,7 @@
                 <w:b/>
                 <w:bCs/>
               </w:rPr>
-              <w:t>test_buscar</w:t>
-            </w:r>
-            <w:r>
-              <w:rPr>
-                <w:b/>
-                <w:bCs/>
-              </w:rPr>
-              <w:t>_</w:t>
+              <w:t>test_buscar_</w:t>
             </w:r>
             <w:r>
               <w:rPr>
@@ -30752,14 +32294,7 @@
                 <w:b/>
                 <w:bCs/>
               </w:rPr>
-              <w:t>test_buscar_</w:t>
-            </w:r>
-            <w:r>
-              <w:rPr>
-                <w:b/>
-                <w:bCs/>
-              </w:rPr>
-              <w:t>limit</w:t>
+              <w:t>test_buscar_limit</w:t>
             </w:r>
           </w:p>
         </w:tc>
@@ -30844,21 +32379,7 @@
                 <w:b/>
                 <w:bCs/>
               </w:rPr>
-              <w:t>test_detalle_medicamento_</w:t>
-            </w:r>
-            <w:r>
-              <w:rPr>
-                <w:b/>
-                <w:bCs/>
-              </w:rPr>
-              <w:t>in</w:t>
-            </w:r>
-            <w:r>
-              <w:rPr>
-                <w:b/>
-                <w:bCs/>
-              </w:rPr>
-              <w:t>existente</w:t>
+              <w:t>test_detalle_medicamento_inexistente</w:t>
             </w:r>
           </w:p>
         </w:tc>
@@ -30906,14 +32427,7 @@
                 <w:b/>
                 <w:bCs/>
               </w:rPr>
-              <w:t>test_</w:t>
-            </w:r>
-            <w:r>
-              <w:rPr>
-                <w:b/>
-                <w:bCs/>
-              </w:rPr>
-              <w:t>equivalencias_por_atc</w:t>
+              <w:t>test_equivalencias_por_atc</w:t>
             </w:r>
           </w:p>
         </w:tc>
@@ -30952,14 +32466,7 @@
                 <w:b/>
                 <w:bCs/>
               </w:rPr>
-              <w:t>test_equivalencias_por_</w:t>
-            </w:r>
-            <w:r>
-              <w:rPr>
-                <w:b/>
-                <w:bCs/>
-              </w:rPr>
-              <w:t>p</w:t>
+              <w:t>test_equivalencias_por_p</w:t>
             </w:r>
             <w:r>
               <w:rPr>
@@ -31005,14 +32512,7 @@
                 <w:b/>
                 <w:bCs/>
               </w:rPr>
-              <w:t>test_equivalencias_</w:t>
-            </w:r>
-            <w:r>
-              <w:rPr>
-                <w:b/>
-                <w:bCs/>
-              </w:rPr>
-              <w:t>puente_pa</w:t>
+              <w:t>test_equivalencias_puente_pa</w:t>
             </w:r>
             <w:r>
               <w:rPr>
@@ -31072,13 +32572,7 @@
               <w:jc w:val="left"/>
             </w:pPr>
             <w:r>
-              <w:t xml:space="preserve">Puente para países sin código ATC (caso de </w:t>
-            </w:r>
-            <w:r>
-              <w:t>Portugal</w:t>
-            </w:r>
-            <w:r>
-              <w:t>)</w:t>
+              <w:t>Puente para países sin código ATC (caso de Portugal)</w:t>
             </w:r>
           </w:p>
         </w:tc>
@@ -31103,14 +32597,7 @@
                 <w:b/>
                 <w:bCs/>
               </w:rPr>
-              <w:t>test_equivalencias_</w:t>
-            </w:r>
-            <w:r>
-              <w:rPr>
-                <w:b/>
-                <w:bCs/>
-              </w:rPr>
-              <w:t>cross_idioma</w:t>
+              <w:t>test_equivalencias_cross_idioma</w:t>
             </w:r>
           </w:p>
         </w:tc>
@@ -31156,14 +32643,7 @@
                 <w:b/>
                 <w:bCs/>
               </w:rPr>
-              <w:t>test_equivalencias_</w:t>
-            </w:r>
-            <w:r>
-              <w:rPr>
-                <w:b/>
-                <w:bCs/>
-              </w:rPr>
-              <w:t>filtro_destino</w:t>
+              <w:t>test_equivalencias_filtro_destino</w:t>
             </w:r>
           </w:p>
         </w:tc>
@@ -31219,36 +32699,1815 @@
       <w:pPr>
         <w:pStyle w:val="Ttulo2"/>
       </w:pPr>
+      <w:bookmarkStart w:id="128" w:name="_Toc234180959"/>
       <w:r>
         <w:t>10.4 Pruebas Funcionales de la Aplicación</w:t>
       </w:r>
+      <w:bookmarkEnd w:id="128"/>
+    </w:p>
+    <w:p>
+      <w:pPr>
+        <w:spacing w:line="276" w:lineRule="auto"/>
+      </w:pPr>
+      <w:r>
+        <w:t xml:space="preserve">Para verificar el comportamiento de la aplicación desde el punto de vista </w:t>
+      </w:r>
+      <w:r>
+        <w:t xml:space="preserve">del usuario se combinaron </w:t>
+      </w:r>
+      <w:r>
+        <w:t>dos enfoques complementarios</w:t>
+      </w:r>
+      <w:r>
+        <w:t xml:space="preserve">. </w:t>
+      </w:r>
+      <w:r>
+        <w:t xml:space="preserve">Se </w:t>
+      </w:r>
+      <w:r>
+        <w:t>empleó</w:t>
+      </w:r>
+      <w:r>
+        <w:t xml:space="preserve"> un </w:t>
+      </w:r>
+      <w:r>
+        <w:rPr>
+          <w:b/>
+          <w:bCs/>
+        </w:rPr>
+        <w:t xml:space="preserve">conjunto de pruebas funcionales </w:t>
+      </w:r>
+      <w:r>
+        <w:rPr>
+          <w:b/>
+          <w:bCs/>
+        </w:rPr>
+        <w:t>ejecutadas manualmente</w:t>
+      </w:r>
+      <w:r>
+        <w:t xml:space="preserve"> sobre la aplicación que </w:t>
+      </w:r>
+      <w:r>
+        <w:t xml:space="preserve">recorren las </w:t>
+      </w:r>
+      <w:r>
+        <w:rPr>
+          <w:u w:val="single"/>
+        </w:rPr>
+        <w:t>funcionalidades descritas en los casos de uso</w:t>
+      </w:r>
+      <w:r>
+        <w:t xml:space="preserve">, </w:t>
+      </w:r>
+      <w:r>
+        <w:t>con</w:t>
+      </w:r>
+      <w:r>
+        <w:t xml:space="preserve"> </w:t>
+      </w:r>
+      <w:r>
+        <w:t xml:space="preserve">un </w:t>
+      </w:r>
+      <w:r>
+        <w:rPr>
+          <w:b/>
+          <w:bCs/>
+        </w:rPr>
+        <w:t>conjunto de pruebas automatizadas</w:t>
+      </w:r>
+      <w:r>
+        <w:t xml:space="preserve"> sobre los </w:t>
+      </w:r>
+      <w:r>
+        <w:rPr>
+          <w:u w:val="single"/>
+        </w:rPr>
+        <w:t>componentes críticos de la capa de datos</w:t>
+      </w:r>
+      <w:r>
+        <w:t>.</w:t>
+      </w:r>
+    </w:p>
+    <w:p>
+      <w:pPr>
+        <w:pStyle w:val="Ttulo3"/>
+      </w:pPr>
+      <w:bookmarkStart w:id="129" w:name="_Toc234180960"/>
+      <w:r>
+        <w:t xml:space="preserve">10.4.1 Pruebas </w:t>
+      </w:r>
+      <w:r>
+        <w:t>Manuales</w:t>
+      </w:r>
+      <w:bookmarkEnd w:id="129"/>
+    </w:p>
+    <w:p>
+      <w:pPr>
+        <w:spacing w:after="240" w:line="276" w:lineRule="auto"/>
+      </w:pPr>
+      <w:r>
+        <w:t>Se definió un conjunto de casos de prueba que cubren las principales funcionalidades de la aplicación, ejecutados manualmente sobre un dispositivo real</w:t>
+      </w:r>
+      <w:r>
+        <w:t xml:space="preserve"> (Samsung Galaxy S24, Android 16)</w:t>
+      </w:r>
+      <w:r>
+        <w:t xml:space="preserve"> con el backend y la base de datos operando en su entorno de producción. La </w:t>
+      </w:r>
+      <w:r>
+        <w:rPr>
+          <w:i/>
+          <w:iCs/>
+        </w:rPr>
+        <w:t>Tabla 10.4</w:t>
+      </w:r>
+      <w:r>
+        <w:t xml:space="preserve"> recoge cada caso, la entrada de ejemplo empleada y el resultado obtenido. </w:t>
+      </w:r>
+    </w:p>
+    <w:tbl>
+      <w:tblPr>
+        <w:tblStyle w:val="Tablaconcuadrcula"/>
+        <w:tblW w:w="0" w:type="auto"/>
+        <w:tblLook w:val="04A0" w:firstRow="1" w:lastRow="0" w:firstColumn="1" w:lastColumn="0" w:noHBand="0" w:noVBand="1"/>
+      </w:tblPr>
+      <w:tblGrid>
+        <w:gridCol w:w="846"/>
+        <w:gridCol w:w="1843"/>
+        <w:gridCol w:w="2030"/>
+        <w:gridCol w:w="2532"/>
+        <w:gridCol w:w="1243"/>
+      </w:tblGrid>
+      <w:tr>
+        <w:tc>
+          <w:tcPr>
+            <w:tcW w:w="846" w:type="dxa"/>
+            <w:shd w:val="clear" w:color="auto" w:fill="0F243E" w:themeFill="text2" w:themeFillShade="80"/>
+          </w:tcPr>
+          <w:p>
+            <w:pPr>
+              <w:spacing w:line="276" w:lineRule="auto"/>
+              <w:jc w:val="center"/>
+              <w:rPr>
+                <w:b/>
+                <w:bCs/>
+              </w:rPr>
+            </w:pPr>
+            <w:r>
+              <w:rPr>
+                <w:b/>
+                <w:bCs/>
+              </w:rPr>
+              <w:t>ID</w:t>
+            </w:r>
+          </w:p>
+        </w:tc>
+        <w:tc>
+          <w:tcPr>
+            <w:tcW w:w="1843" w:type="dxa"/>
+            <w:shd w:val="clear" w:color="auto" w:fill="0F243E" w:themeFill="text2" w:themeFillShade="80"/>
+          </w:tcPr>
+          <w:p>
+            <w:pPr>
+              <w:spacing w:line="276" w:lineRule="auto"/>
+              <w:jc w:val="left"/>
+              <w:rPr>
+                <w:b/>
+                <w:bCs/>
+              </w:rPr>
+            </w:pPr>
+            <w:r>
+              <w:rPr>
+                <w:b/>
+                <w:bCs/>
+              </w:rPr>
+              <w:t>Caso de prueba</w:t>
+            </w:r>
+          </w:p>
+        </w:tc>
+        <w:tc>
+          <w:tcPr>
+            <w:tcW w:w="2030" w:type="dxa"/>
+            <w:shd w:val="clear" w:color="auto" w:fill="0F243E" w:themeFill="text2" w:themeFillShade="80"/>
+          </w:tcPr>
+          <w:p>
+            <w:pPr>
+              <w:spacing w:line="276" w:lineRule="auto"/>
+              <w:jc w:val="left"/>
+              <w:rPr>
+                <w:b/>
+                <w:bCs/>
+              </w:rPr>
+            </w:pPr>
+            <w:r>
+              <w:rPr>
+                <w:b/>
+                <w:bCs/>
+              </w:rPr>
+              <w:t xml:space="preserve">Entrada </w:t>
+            </w:r>
+          </w:p>
+        </w:tc>
+        <w:tc>
+          <w:tcPr>
+            <w:tcW w:w="0" w:type="auto"/>
+            <w:shd w:val="clear" w:color="auto" w:fill="0F243E" w:themeFill="text2" w:themeFillShade="80"/>
+          </w:tcPr>
+          <w:p>
+            <w:pPr>
+              <w:spacing w:line="276" w:lineRule="auto"/>
+              <w:jc w:val="left"/>
+              <w:rPr>
+                <w:b/>
+                <w:bCs/>
+              </w:rPr>
+            </w:pPr>
+            <w:r>
+              <w:rPr>
+                <w:b/>
+                <w:bCs/>
+              </w:rPr>
+              <w:t>Resultado esperado</w:t>
+            </w:r>
+          </w:p>
+        </w:tc>
+        <w:tc>
+          <w:tcPr>
+            <w:tcW w:w="0" w:type="auto"/>
+            <w:shd w:val="clear" w:color="auto" w:fill="0F243E" w:themeFill="text2" w:themeFillShade="80"/>
+          </w:tcPr>
+          <w:p>
+            <w:pPr>
+              <w:spacing w:line="276" w:lineRule="auto"/>
+              <w:jc w:val="left"/>
+              <w:rPr>
+                <w:b/>
+                <w:bCs/>
+              </w:rPr>
+            </w:pPr>
+            <w:r>
+              <w:rPr>
+                <w:b/>
+                <w:bCs/>
+              </w:rPr>
+              <w:t>Resultado</w:t>
+            </w:r>
+          </w:p>
+        </w:tc>
+      </w:tr>
+      <w:tr>
+        <w:tc>
+          <w:tcPr>
+            <w:tcW w:w="846" w:type="dxa"/>
+            <w:shd w:val="clear" w:color="auto" w:fill="C6D9F1" w:themeFill="text2" w:themeFillTint="33"/>
+          </w:tcPr>
+          <w:p>
+            <w:pPr>
+              <w:spacing w:line="276" w:lineRule="auto"/>
+              <w:jc w:val="center"/>
+              <w:rPr>
+                <w:b/>
+                <w:bCs/>
+              </w:rPr>
+            </w:pPr>
+            <w:r>
+              <w:rPr>
+                <w:b/>
+                <w:bCs/>
+              </w:rPr>
+              <w:t>PF-01</w:t>
+            </w:r>
+          </w:p>
+        </w:tc>
+        <w:tc>
+          <w:tcPr>
+            <w:tcW w:w="1843" w:type="dxa"/>
+          </w:tcPr>
+          <w:p>
+            <w:pPr>
+              <w:spacing w:line="276" w:lineRule="auto"/>
+              <w:jc w:val="left"/>
+            </w:pPr>
+            <w:r>
+              <w:t>Búsqueda por nombre comercial</w:t>
+            </w:r>
+          </w:p>
+        </w:tc>
+        <w:tc>
+          <w:tcPr>
+            <w:tcW w:w="2030" w:type="dxa"/>
+          </w:tcPr>
+          <w:p>
+            <w:pPr>
+              <w:spacing w:line="276" w:lineRule="auto"/>
+              <w:jc w:val="left"/>
+            </w:pPr>
+            <w:r>
+              <w:t>“Nurofen”</w:t>
+            </w:r>
+          </w:p>
+        </w:tc>
+        <w:tc>
+          <w:tcPr>
+            <w:tcW w:w="0" w:type="auto"/>
+          </w:tcPr>
+          <w:p>
+            <w:pPr>
+              <w:spacing w:line="276" w:lineRule="auto"/>
+              <w:jc w:val="left"/>
+            </w:pPr>
+            <w:r>
+              <w:t>Lista de medicamentos con ese nombre</w:t>
+            </w:r>
+          </w:p>
+        </w:tc>
+        <w:tc>
+          <w:tcPr>
+            <w:tcW w:w="0" w:type="auto"/>
+            <w:shd w:val="clear" w:color="auto" w:fill="EAF1DD" w:themeFill="accent3" w:themeFillTint="33"/>
+          </w:tcPr>
+          <w:p>
+            <w:pPr>
+              <w:spacing w:line="276" w:lineRule="auto"/>
+              <w:jc w:val="center"/>
+              <w:rPr>
+                <w:b/>
+                <w:bCs/>
+              </w:rPr>
+            </w:pPr>
+            <w:r>
+              <w:rPr>
+                <w:b/>
+                <w:bCs/>
+              </w:rPr>
+              <w:t>Correcto</w:t>
+            </w:r>
+          </w:p>
+        </w:tc>
+      </w:tr>
+      <w:tr>
+        <w:tc>
+          <w:tcPr>
+            <w:tcW w:w="846" w:type="dxa"/>
+            <w:shd w:val="clear" w:color="auto" w:fill="C6D9F1" w:themeFill="text2" w:themeFillTint="33"/>
+          </w:tcPr>
+          <w:p>
+            <w:pPr>
+              <w:spacing w:line="276" w:lineRule="auto"/>
+              <w:jc w:val="center"/>
+              <w:rPr>
+                <w:b/>
+                <w:bCs/>
+              </w:rPr>
+            </w:pPr>
+            <w:r>
+              <w:rPr>
+                <w:b/>
+                <w:bCs/>
+              </w:rPr>
+              <w:lastRenderedPageBreak/>
+              <w:t>PF-02</w:t>
+            </w:r>
+          </w:p>
+        </w:tc>
+        <w:tc>
+          <w:tcPr>
+            <w:tcW w:w="1843" w:type="dxa"/>
+          </w:tcPr>
+          <w:p>
+            <w:pPr>
+              <w:spacing w:line="276" w:lineRule="auto"/>
+              <w:jc w:val="left"/>
+            </w:pPr>
+            <w:r>
+              <w:t>Búsqueda por principio activo</w:t>
+            </w:r>
+          </w:p>
+        </w:tc>
+        <w:tc>
+          <w:tcPr>
+            <w:tcW w:w="2030" w:type="dxa"/>
+          </w:tcPr>
+          <w:p>
+            <w:pPr>
+              <w:spacing w:line="276" w:lineRule="auto"/>
+              <w:jc w:val="left"/>
+            </w:pPr>
+            <w:r>
+              <w:t>“Paracetamol”</w:t>
+            </w:r>
+          </w:p>
+        </w:tc>
+        <w:tc>
+          <w:tcPr>
+            <w:tcW w:w="0" w:type="auto"/>
+          </w:tcPr>
+          <w:p>
+            <w:pPr>
+              <w:spacing w:line="276" w:lineRule="auto"/>
+              <w:jc w:val="left"/>
+            </w:pPr>
+            <w:r>
+              <w:t>Lista de medicamentos con ese principio activo</w:t>
+            </w:r>
+          </w:p>
+        </w:tc>
+        <w:tc>
+          <w:tcPr>
+            <w:tcW w:w="0" w:type="auto"/>
+            <w:shd w:val="clear" w:color="auto" w:fill="EAF1DD" w:themeFill="accent3" w:themeFillTint="33"/>
+          </w:tcPr>
+          <w:p>
+            <w:pPr>
+              <w:tabs>
+                <w:tab w:val="left" w:pos="649"/>
+              </w:tabs>
+              <w:spacing w:line="276" w:lineRule="auto"/>
+              <w:jc w:val="center"/>
+              <w:rPr>
+                <w:b/>
+                <w:bCs/>
+              </w:rPr>
+            </w:pPr>
+            <w:r>
+              <w:rPr>
+                <w:b/>
+                <w:bCs/>
+              </w:rPr>
+              <w:t>Correcto</w:t>
+            </w:r>
+          </w:p>
+        </w:tc>
+      </w:tr>
+      <w:tr>
+        <w:tc>
+          <w:tcPr>
+            <w:tcW w:w="846" w:type="dxa"/>
+            <w:shd w:val="clear" w:color="auto" w:fill="C6D9F1" w:themeFill="text2" w:themeFillTint="33"/>
+          </w:tcPr>
+          <w:p>
+            <w:pPr>
+              <w:spacing w:line="276" w:lineRule="auto"/>
+              <w:jc w:val="center"/>
+              <w:rPr>
+                <w:b/>
+                <w:bCs/>
+              </w:rPr>
+            </w:pPr>
+            <w:r>
+              <w:rPr>
+                <w:b/>
+                <w:bCs/>
+              </w:rPr>
+              <w:t>PF-03</w:t>
+            </w:r>
+          </w:p>
+        </w:tc>
+        <w:tc>
+          <w:tcPr>
+            <w:tcW w:w="1843" w:type="dxa"/>
+          </w:tcPr>
+          <w:p>
+            <w:pPr>
+              <w:spacing w:line="276" w:lineRule="auto"/>
+              <w:jc w:val="left"/>
+            </w:pPr>
+            <w:r>
+              <w:t>Búsqueda por código ATC</w:t>
+            </w:r>
+          </w:p>
+        </w:tc>
+        <w:tc>
+          <w:tcPr>
+            <w:tcW w:w="2030" w:type="dxa"/>
+          </w:tcPr>
+          <w:p>
+            <w:pPr>
+              <w:spacing w:line="276" w:lineRule="auto"/>
+              <w:jc w:val="left"/>
+            </w:pPr>
+            <w:r>
+              <w:t>“M01AE01”</w:t>
+            </w:r>
+          </w:p>
+        </w:tc>
+        <w:tc>
+          <w:tcPr>
+            <w:tcW w:w="0" w:type="auto"/>
+          </w:tcPr>
+          <w:p>
+            <w:pPr>
+              <w:spacing w:line="276" w:lineRule="auto"/>
+              <w:jc w:val="left"/>
+            </w:pPr>
+            <w:r>
+              <w:t xml:space="preserve">Lista de medicamentos con ese </w:t>
+            </w:r>
+            <w:r>
+              <w:t>código ATC</w:t>
+            </w:r>
+          </w:p>
+        </w:tc>
+        <w:tc>
+          <w:tcPr>
+            <w:tcW w:w="0" w:type="auto"/>
+            <w:shd w:val="clear" w:color="auto" w:fill="EAF1DD" w:themeFill="accent3" w:themeFillTint="33"/>
+          </w:tcPr>
+          <w:p>
+            <w:pPr>
+              <w:tabs>
+                <w:tab w:val="left" w:pos="649"/>
+              </w:tabs>
+              <w:spacing w:line="276" w:lineRule="auto"/>
+              <w:jc w:val="center"/>
+              <w:rPr>
+                <w:b/>
+                <w:bCs/>
+              </w:rPr>
+            </w:pPr>
+            <w:r>
+              <w:rPr>
+                <w:b/>
+                <w:bCs/>
+              </w:rPr>
+              <w:t>Correcto</w:t>
+            </w:r>
+          </w:p>
+        </w:tc>
+      </w:tr>
+      <w:tr>
+        <w:tc>
+          <w:tcPr>
+            <w:tcW w:w="846" w:type="dxa"/>
+            <w:shd w:val="clear" w:color="auto" w:fill="C6D9F1" w:themeFill="text2" w:themeFillTint="33"/>
+          </w:tcPr>
+          <w:p>
+            <w:pPr>
+              <w:spacing w:line="276" w:lineRule="auto"/>
+              <w:jc w:val="center"/>
+              <w:rPr>
+                <w:b/>
+                <w:bCs/>
+              </w:rPr>
+            </w:pPr>
+            <w:r>
+              <w:rPr>
+                <w:b/>
+                <w:bCs/>
+              </w:rPr>
+              <w:t>PF-04</w:t>
+            </w:r>
+          </w:p>
+        </w:tc>
+        <w:tc>
+          <w:tcPr>
+            <w:tcW w:w="1843" w:type="dxa"/>
+          </w:tcPr>
+          <w:p>
+            <w:pPr>
+              <w:spacing w:line="276" w:lineRule="auto"/>
+              <w:jc w:val="left"/>
+            </w:pPr>
+            <w:r>
+              <w:t>Búsqueda por Registro</w:t>
+            </w:r>
+          </w:p>
+        </w:tc>
+        <w:tc>
+          <w:tcPr>
+            <w:tcW w:w="2030" w:type="dxa"/>
+          </w:tcPr>
+          <w:p>
+            <w:pPr>
+              <w:spacing w:line="276" w:lineRule="auto"/>
+              <w:jc w:val="left"/>
+            </w:pPr>
+            <w:r>
+              <w:t>“F-14035/24”</w:t>
+            </w:r>
+            <w:r>
+              <w:br/>
+              <w:t>(Chile)</w:t>
+            </w:r>
+          </w:p>
+        </w:tc>
+        <w:tc>
+          <w:tcPr>
+            <w:tcW w:w="0" w:type="auto"/>
+          </w:tcPr>
+          <w:p>
+            <w:pPr>
+              <w:spacing w:line="276" w:lineRule="auto"/>
+              <w:jc w:val="left"/>
+            </w:pPr>
+            <w:r>
+              <w:t>El medicamento correspondiente</w:t>
+            </w:r>
+          </w:p>
+        </w:tc>
+        <w:tc>
+          <w:tcPr>
+            <w:tcW w:w="0" w:type="auto"/>
+            <w:shd w:val="clear" w:color="auto" w:fill="EAF1DD" w:themeFill="accent3" w:themeFillTint="33"/>
+          </w:tcPr>
+          <w:p>
+            <w:pPr>
+              <w:tabs>
+                <w:tab w:val="left" w:pos="649"/>
+              </w:tabs>
+              <w:spacing w:line="276" w:lineRule="auto"/>
+              <w:jc w:val="center"/>
+              <w:rPr>
+                <w:b/>
+                <w:bCs/>
+              </w:rPr>
+            </w:pPr>
+            <w:r>
+              <w:rPr>
+                <w:b/>
+                <w:bCs/>
+              </w:rPr>
+              <w:t>Correcto</w:t>
+            </w:r>
+          </w:p>
+        </w:tc>
+      </w:tr>
+      <w:tr>
+        <w:tc>
+          <w:tcPr>
+            <w:tcW w:w="846" w:type="dxa"/>
+            <w:shd w:val="clear" w:color="auto" w:fill="C6D9F1" w:themeFill="text2" w:themeFillTint="33"/>
+          </w:tcPr>
+          <w:p>
+            <w:pPr>
+              <w:spacing w:line="276" w:lineRule="auto"/>
+              <w:jc w:val="center"/>
+              <w:rPr>
+                <w:b/>
+                <w:bCs/>
+              </w:rPr>
+            </w:pPr>
+            <w:r>
+              <w:rPr>
+                <w:b/>
+                <w:bCs/>
+              </w:rPr>
+              <w:t>PF-05</w:t>
+            </w:r>
+          </w:p>
+        </w:tc>
+        <w:tc>
+          <w:tcPr>
+            <w:tcW w:w="1843" w:type="dxa"/>
+          </w:tcPr>
+          <w:p>
+            <w:pPr>
+              <w:spacing w:line="276" w:lineRule="auto"/>
+              <w:jc w:val="left"/>
+            </w:pPr>
+            <w:r>
+              <w:t>Búsqueda con filtros combinados</w:t>
+            </w:r>
+          </w:p>
+        </w:tc>
+        <w:tc>
+          <w:tcPr>
+            <w:tcW w:w="2030" w:type="dxa"/>
+          </w:tcPr>
+          <w:p>
+            <w:pPr>
+              <w:spacing w:line="276" w:lineRule="auto"/>
+              <w:jc w:val="left"/>
+            </w:pPr>
+            <w:r>
+              <w:t>“</w:t>
+            </w:r>
+            <w:r>
+              <w:t>Nurofen</w:t>
+            </w:r>
+            <w:r>
+              <w:t>”</w:t>
+            </w:r>
+            <w:r>
+              <w:t xml:space="preserve"> </w:t>
+            </w:r>
+            <w:r>
+              <w:t>(Espa</w:t>
+            </w:r>
+            <w:r>
+              <w:t>ñ</w:t>
+            </w:r>
+            <w:r>
+              <w:t xml:space="preserve">a, </w:t>
+            </w:r>
+            <w:r>
+              <w:t>C</w:t>
+            </w:r>
+            <w:r>
+              <w:t xml:space="preserve">ápsula, </w:t>
+            </w:r>
+            <w:r>
+              <w:t>O</w:t>
+            </w:r>
+            <w:r>
+              <w:t>ral)</w:t>
+            </w:r>
+            <w:r>
+              <w:t xml:space="preserve"> </w:t>
+            </w:r>
+          </w:p>
+        </w:tc>
+        <w:tc>
+          <w:tcPr>
+            <w:tcW w:w="0" w:type="auto"/>
+          </w:tcPr>
+          <w:p>
+            <w:pPr>
+              <w:spacing w:line="276" w:lineRule="auto"/>
+              <w:jc w:val="left"/>
+            </w:pPr>
+            <w:r>
+              <w:t>Resultados filtrados correctamente</w:t>
+            </w:r>
+          </w:p>
+        </w:tc>
+        <w:tc>
+          <w:tcPr>
+            <w:tcW w:w="0" w:type="auto"/>
+            <w:shd w:val="clear" w:color="auto" w:fill="EAF1DD" w:themeFill="accent3" w:themeFillTint="33"/>
+          </w:tcPr>
+          <w:p>
+            <w:pPr>
+              <w:tabs>
+                <w:tab w:val="left" w:pos="649"/>
+              </w:tabs>
+              <w:spacing w:line="276" w:lineRule="auto"/>
+              <w:jc w:val="center"/>
+              <w:rPr>
+                <w:b/>
+                <w:bCs/>
+              </w:rPr>
+            </w:pPr>
+            <w:r>
+              <w:rPr>
+                <w:b/>
+                <w:bCs/>
+              </w:rPr>
+              <w:t>Correcto</w:t>
+            </w:r>
+          </w:p>
+        </w:tc>
+      </w:tr>
+      <w:tr>
+        <w:tc>
+          <w:tcPr>
+            <w:tcW w:w="846" w:type="dxa"/>
+            <w:shd w:val="clear" w:color="auto" w:fill="C6D9F1" w:themeFill="text2" w:themeFillTint="33"/>
+          </w:tcPr>
+          <w:p>
+            <w:pPr>
+              <w:spacing w:line="276" w:lineRule="auto"/>
+              <w:jc w:val="center"/>
+              <w:rPr>
+                <w:b/>
+                <w:bCs/>
+              </w:rPr>
+            </w:pPr>
+            <w:r>
+              <w:rPr>
+                <w:b/>
+                <w:bCs/>
+              </w:rPr>
+              <w:t>PF-06</w:t>
+            </w:r>
+          </w:p>
+        </w:tc>
+        <w:tc>
+          <w:tcPr>
+            <w:tcW w:w="1843" w:type="dxa"/>
+          </w:tcPr>
+          <w:p>
+            <w:pPr>
+              <w:spacing w:line="276" w:lineRule="auto"/>
+              <w:jc w:val="left"/>
+            </w:pPr>
+            <w:r>
+              <w:t>Ver detalle de un medicamento</w:t>
+            </w:r>
+          </w:p>
+        </w:tc>
+        <w:tc>
+          <w:tcPr>
+            <w:tcW w:w="2030" w:type="dxa"/>
+          </w:tcPr>
+          <w:p>
+            <w:pPr>
+              <w:spacing w:line="276" w:lineRule="auto"/>
+              <w:jc w:val="left"/>
+            </w:pPr>
+            <w:r>
+              <w:t>Seleccionar un resultado de la búsqueda</w:t>
+            </w:r>
+          </w:p>
+        </w:tc>
+        <w:tc>
+          <w:tcPr>
+            <w:tcW w:w="0" w:type="auto"/>
+          </w:tcPr>
+          <w:p>
+            <w:pPr>
+              <w:spacing w:line="276" w:lineRule="auto"/>
+              <w:jc w:val="left"/>
+            </w:pPr>
+            <w:r>
+              <w:t xml:space="preserve">Ficha completa (Principios activos, ATC, </w:t>
+            </w:r>
+            <w:r>
+              <w:t xml:space="preserve">forma, </w:t>
+            </w:r>
+            <w:r>
+              <w:t>etc.)</w:t>
+            </w:r>
+          </w:p>
+        </w:tc>
+        <w:tc>
+          <w:tcPr>
+            <w:tcW w:w="0" w:type="auto"/>
+            <w:shd w:val="clear" w:color="auto" w:fill="EAF1DD" w:themeFill="accent3" w:themeFillTint="33"/>
+          </w:tcPr>
+          <w:p>
+            <w:pPr>
+              <w:tabs>
+                <w:tab w:val="left" w:pos="649"/>
+              </w:tabs>
+              <w:spacing w:line="276" w:lineRule="auto"/>
+              <w:jc w:val="center"/>
+              <w:rPr>
+                <w:b/>
+                <w:bCs/>
+              </w:rPr>
+            </w:pPr>
+            <w:r>
+              <w:rPr>
+                <w:b/>
+                <w:bCs/>
+              </w:rPr>
+              <w:t>Correcto</w:t>
+            </w:r>
+          </w:p>
+        </w:tc>
+      </w:tr>
+      <w:tr>
+        <w:tc>
+          <w:tcPr>
+            <w:tcW w:w="846" w:type="dxa"/>
+            <w:shd w:val="clear" w:color="auto" w:fill="C6D9F1" w:themeFill="text2" w:themeFillTint="33"/>
+          </w:tcPr>
+          <w:p>
+            <w:pPr>
+              <w:spacing w:line="276" w:lineRule="auto"/>
+              <w:jc w:val="center"/>
+              <w:rPr>
+                <w:b/>
+                <w:bCs/>
+              </w:rPr>
+            </w:pPr>
+            <w:r>
+              <w:rPr>
+                <w:b/>
+                <w:bCs/>
+              </w:rPr>
+              <w:t>PF-07</w:t>
+            </w:r>
+          </w:p>
+        </w:tc>
+        <w:tc>
+          <w:tcPr>
+            <w:tcW w:w="1843" w:type="dxa"/>
+          </w:tcPr>
+          <w:p>
+            <w:pPr>
+              <w:spacing w:line="276" w:lineRule="auto"/>
+              <w:jc w:val="left"/>
+            </w:pPr>
+            <w:r>
+              <w:t xml:space="preserve">Consultar equivalencias </w:t>
+            </w:r>
+          </w:p>
+        </w:tc>
+        <w:tc>
+          <w:tcPr>
+            <w:tcW w:w="2030" w:type="dxa"/>
+          </w:tcPr>
+          <w:p>
+            <w:pPr>
+              <w:spacing w:line="276" w:lineRule="auto"/>
+              <w:jc w:val="left"/>
+            </w:pPr>
+            <w:r>
+              <w:t>“M01AE01”</w:t>
+            </w:r>
+          </w:p>
+        </w:tc>
+        <w:tc>
+          <w:tcPr>
+            <w:tcW w:w="0" w:type="auto"/>
+          </w:tcPr>
+          <w:p>
+            <w:pPr>
+              <w:spacing w:line="276" w:lineRule="auto"/>
+              <w:jc w:val="left"/>
+            </w:pPr>
+            <w:r>
+              <w:t>Equivalentes en otros países en el Detalle</w:t>
+            </w:r>
+          </w:p>
+        </w:tc>
+        <w:tc>
+          <w:tcPr>
+            <w:tcW w:w="0" w:type="auto"/>
+            <w:shd w:val="clear" w:color="auto" w:fill="EAF1DD" w:themeFill="accent3" w:themeFillTint="33"/>
+          </w:tcPr>
+          <w:p>
+            <w:pPr>
+              <w:tabs>
+                <w:tab w:val="left" w:pos="649"/>
+              </w:tabs>
+              <w:spacing w:line="276" w:lineRule="auto"/>
+              <w:jc w:val="center"/>
+              <w:rPr>
+                <w:b/>
+                <w:bCs/>
+              </w:rPr>
+            </w:pPr>
+            <w:r>
+              <w:rPr>
+                <w:b/>
+                <w:bCs/>
+              </w:rPr>
+              <w:t>Correcto</w:t>
+            </w:r>
+          </w:p>
+        </w:tc>
+      </w:tr>
+      <w:tr>
+        <w:tc>
+          <w:tcPr>
+            <w:tcW w:w="846" w:type="dxa"/>
+            <w:shd w:val="clear" w:color="auto" w:fill="C6D9F1" w:themeFill="text2" w:themeFillTint="33"/>
+          </w:tcPr>
+          <w:p>
+            <w:pPr>
+              <w:spacing w:line="276" w:lineRule="auto"/>
+              <w:jc w:val="center"/>
+              <w:rPr>
+                <w:b/>
+                <w:bCs/>
+              </w:rPr>
+            </w:pPr>
+            <w:r>
+              <w:rPr>
+                <w:b/>
+                <w:bCs/>
+              </w:rPr>
+              <w:t>PF-08</w:t>
+            </w:r>
+          </w:p>
+        </w:tc>
+        <w:tc>
+          <w:tcPr>
+            <w:tcW w:w="1843" w:type="dxa"/>
+          </w:tcPr>
+          <w:p>
+            <w:pPr>
+              <w:spacing w:line="276" w:lineRule="auto"/>
+              <w:jc w:val="left"/>
+            </w:pPr>
+            <w:r>
+              <w:t>Guardar un medicamento</w:t>
+            </w:r>
+          </w:p>
+        </w:tc>
+        <w:tc>
+          <w:tcPr>
+            <w:tcW w:w="2030" w:type="dxa"/>
+          </w:tcPr>
+          <w:p>
+            <w:pPr>
+              <w:spacing w:line="276" w:lineRule="auto"/>
+              <w:jc w:val="left"/>
+            </w:pPr>
+            <w:r>
+              <w:t>Usar</w:t>
+            </w:r>
+            <w:r>
+              <w:t xml:space="preserve"> el</w:t>
+            </w:r>
+            <w:r>
+              <w:t xml:space="preserve"> b</w:t>
+            </w:r>
+            <w:r>
+              <w:t xml:space="preserve">otón de </w:t>
+            </w:r>
+            <w:r>
+              <w:t>G</w:t>
+            </w:r>
+            <w:r>
+              <w:t>uarda</w:t>
+            </w:r>
+            <w:r>
+              <w:t>r</w:t>
+            </w:r>
+          </w:p>
+        </w:tc>
+        <w:tc>
+          <w:tcPr>
+            <w:tcW w:w="0" w:type="auto"/>
+          </w:tcPr>
+          <w:p>
+            <w:pPr>
+              <w:spacing w:line="276" w:lineRule="auto"/>
+              <w:jc w:val="left"/>
+            </w:pPr>
+            <w:r>
+              <w:t xml:space="preserve">Se almacena en </w:t>
+            </w:r>
+            <w:r>
+              <w:t>la lista de Guardados</w:t>
+            </w:r>
+          </w:p>
+        </w:tc>
+        <w:tc>
+          <w:tcPr>
+            <w:tcW w:w="0" w:type="auto"/>
+            <w:shd w:val="clear" w:color="auto" w:fill="EAF1DD" w:themeFill="accent3" w:themeFillTint="33"/>
+          </w:tcPr>
+          <w:p>
+            <w:pPr>
+              <w:tabs>
+                <w:tab w:val="left" w:pos="649"/>
+              </w:tabs>
+              <w:spacing w:line="276" w:lineRule="auto"/>
+              <w:jc w:val="center"/>
+              <w:rPr>
+                <w:b/>
+                <w:bCs/>
+              </w:rPr>
+            </w:pPr>
+            <w:r>
+              <w:rPr>
+                <w:b/>
+                <w:bCs/>
+              </w:rPr>
+              <w:t>Correcto</w:t>
+            </w:r>
+          </w:p>
+        </w:tc>
+      </w:tr>
+      <w:tr>
+        <w:tc>
+          <w:tcPr>
+            <w:tcW w:w="846" w:type="dxa"/>
+            <w:shd w:val="clear" w:color="auto" w:fill="C6D9F1" w:themeFill="text2" w:themeFillTint="33"/>
+          </w:tcPr>
+          <w:p>
+            <w:pPr>
+              <w:spacing w:line="276" w:lineRule="auto"/>
+              <w:jc w:val="center"/>
+              <w:rPr>
+                <w:b/>
+                <w:bCs/>
+              </w:rPr>
+            </w:pPr>
+            <w:r>
+              <w:rPr>
+                <w:b/>
+                <w:bCs/>
+              </w:rPr>
+              <w:t>PF-09</w:t>
+            </w:r>
+          </w:p>
+        </w:tc>
+        <w:tc>
+          <w:tcPr>
+            <w:tcW w:w="1843" w:type="dxa"/>
+          </w:tcPr>
+          <w:p>
+            <w:pPr>
+              <w:spacing w:line="276" w:lineRule="auto"/>
+              <w:jc w:val="left"/>
+            </w:pPr>
+            <w:r>
+              <w:t>Consulta sin conexión</w:t>
+            </w:r>
+          </w:p>
+        </w:tc>
+        <w:tc>
+          <w:tcPr>
+            <w:tcW w:w="2030" w:type="dxa"/>
+          </w:tcPr>
+          <w:p>
+            <w:pPr>
+              <w:spacing w:line="276" w:lineRule="auto"/>
+              <w:jc w:val="left"/>
+            </w:pPr>
+            <w:r>
+              <w:t>Red desconectada y abrir Guardado</w:t>
+            </w:r>
+          </w:p>
+        </w:tc>
+        <w:tc>
+          <w:tcPr>
+            <w:tcW w:w="0" w:type="auto"/>
+          </w:tcPr>
+          <w:p>
+            <w:pPr>
+              <w:spacing w:line="276" w:lineRule="auto"/>
+              <w:jc w:val="left"/>
+            </w:pPr>
+            <w:r>
+              <w:t>Muestra la ficha sin conexión</w:t>
+            </w:r>
+          </w:p>
+        </w:tc>
+        <w:tc>
+          <w:tcPr>
+            <w:tcW w:w="0" w:type="auto"/>
+            <w:shd w:val="clear" w:color="auto" w:fill="EAF1DD" w:themeFill="accent3" w:themeFillTint="33"/>
+          </w:tcPr>
+          <w:p>
+            <w:pPr>
+              <w:tabs>
+                <w:tab w:val="left" w:pos="649"/>
+              </w:tabs>
+              <w:spacing w:line="276" w:lineRule="auto"/>
+              <w:jc w:val="center"/>
+              <w:rPr>
+                <w:b/>
+                <w:bCs/>
+              </w:rPr>
+            </w:pPr>
+            <w:r>
+              <w:rPr>
+                <w:b/>
+                <w:bCs/>
+              </w:rPr>
+              <w:t>Correcto</w:t>
+            </w:r>
+          </w:p>
+        </w:tc>
+      </w:tr>
+      <w:tr>
+        <w:tc>
+          <w:tcPr>
+            <w:tcW w:w="846" w:type="dxa"/>
+            <w:shd w:val="clear" w:color="auto" w:fill="C6D9F1" w:themeFill="text2" w:themeFillTint="33"/>
+          </w:tcPr>
+          <w:p>
+            <w:pPr>
+              <w:spacing w:line="276" w:lineRule="auto"/>
+              <w:jc w:val="center"/>
+              <w:rPr>
+                <w:b/>
+                <w:bCs/>
+              </w:rPr>
+            </w:pPr>
+            <w:r>
+              <w:rPr>
+                <w:b/>
+                <w:bCs/>
+              </w:rPr>
+              <w:t>PF-10</w:t>
+            </w:r>
+          </w:p>
+        </w:tc>
+        <w:tc>
+          <w:tcPr>
+            <w:tcW w:w="1843" w:type="dxa"/>
+          </w:tcPr>
+          <w:p>
+            <w:pPr>
+              <w:spacing w:line="276" w:lineRule="auto"/>
+              <w:jc w:val="left"/>
+            </w:pPr>
+            <w:r>
+              <w:t>Eliminar un Guardado</w:t>
+            </w:r>
+          </w:p>
+        </w:tc>
+        <w:tc>
+          <w:tcPr>
+            <w:tcW w:w="2030" w:type="dxa"/>
+          </w:tcPr>
+          <w:p>
+            <w:pPr>
+              <w:spacing w:line="276" w:lineRule="auto"/>
+              <w:jc w:val="left"/>
+            </w:pPr>
+            <w:r>
+              <w:t xml:space="preserve">Deslizar </w:t>
+            </w:r>
+            <w:r>
+              <w:t>un Guardado de la lista</w:t>
+            </w:r>
+          </w:p>
+        </w:tc>
+        <w:tc>
+          <w:tcPr>
+            <w:tcW w:w="0" w:type="auto"/>
+          </w:tcPr>
+          <w:p>
+            <w:pPr>
+              <w:spacing w:line="276" w:lineRule="auto"/>
+              <w:jc w:val="left"/>
+            </w:pPr>
+            <w:r>
+              <w:t>Desaparece de la lista de Guardados</w:t>
+            </w:r>
+          </w:p>
+        </w:tc>
+        <w:tc>
+          <w:tcPr>
+            <w:tcW w:w="0" w:type="auto"/>
+            <w:shd w:val="clear" w:color="auto" w:fill="EAF1DD" w:themeFill="accent3" w:themeFillTint="33"/>
+          </w:tcPr>
+          <w:p>
+            <w:pPr>
+              <w:tabs>
+                <w:tab w:val="left" w:pos="649"/>
+              </w:tabs>
+              <w:spacing w:line="276" w:lineRule="auto"/>
+              <w:jc w:val="center"/>
+              <w:rPr>
+                <w:b/>
+                <w:bCs/>
+              </w:rPr>
+            </w:pPr>
+            <w:r>
+              <w:rPr>
+                <w:b/>
+                <w:bCs/>
+              </w:rPr>
+              <w:t>Correcto</w:t>
+            </w:r>
+          </w:p>
+        </w:tc>
+      </w:tr>
+      <w:tr>
+        <w:tc>
+          <w:tcPr>
+            <w:tcW w:w="846" w:type="dxa"/>
+            <w:shd w:val="clear" w:color="auto" w:fill="C6D9F1" w:themeFill="text2" w:themeFillTint="33"/>
+          </w:tcPr>
+          <w:p>
+            <w:pPr>
+              <w:spacing w:line="276" w:lineRule="auto"/>
+              <w:jc w:val="center"/>
+              <w:rPr>
+                <w:b/>
+                <w:bCs/>
+              </w:rPr>
+            </w:pPr>
+            <w:r>
+              <w:rPr>
+                <w:b/>
+                <w:bCs/>
+              </w:rPr>
+              <w:t>PF-11</w:t>
+            </w:r>
+          </w:p>
+        </w:tc>
+        <w:tc>
+          <w:tcPr>
+            <w:tcW w:w="1843" w:type="dxa"/>
+          </w:tcPr>
+          <w:p>
+            <w:pPr>
+              <w:spacing w:line="276" w:lineRule="auto"/>
+              <w:jc w:val="left"/>
+            </w:pPr>
+            <w:r>
+              <w:t>Búsquedas recientes</w:t>
+            </w:r>
+          </w:p>
+        </w:tc>
+        <w:tc>
+          <w:tcPr>
+            <w:tcW w:w="2030" w:type="dxa"/>
+          </w:tcPr>
+          <w:p>
+            <w:pPr>
+              <w:spacing w:line="276" w:lineRule="auto"/>
+              <w:jc w:val="left"/>
+            </w:pPr>
+            <w:r>
+              <w:t>Abrir el buscador</w:t>
+            </w:r>
+          </w:p>
+        </w:tc>
+        <w:tc>
+          <w:tcPr>
+            <w:tcW w:w="0" w:type="auto"/>
+          </w:tcPr>
+          <w:p>
+            <w:pPr>
+              <w:spacing w:line="276" w:lineRule="auto"/>
+              <w:jc w:val="left"/>
+            </w:pPr>
+            <w:r>
+              <w:t>Muestra las últimas búsquedas realizadas</w:t>
+            </w:r>
+          </w:p>
+        </w:tc>
+        <w:tc>
+          <w:tcPr>
+            <w:tcW w:w="0" w:type="auto"/>
+            <w:shd w:val="clear" w:color="auto" w:fill="EAF1DD" w:themeFill="accent3" w:themeFillTint="33"/>
+          </w:tcPr>
+          <w:p>
+            <w:pPr>
+              <w:tabs>
+                <w:tab w:val="left" w:pos="649"/>
+              </w:tabs>
+              <w:spacing w:line="276" w:lineRule="auto"/>
+              <w:jc w:val="center"/>
+              <w:rPr>
+                <w:b/>
+                <w:bCs/>
+              </w:rPr>
+            </w:pPr>
+            <w:r>
+              <w:rPr>
+                <w:b/>
+                <w:bCs/>
+              </w:rPr>
+              <w:t>Correcto</w:t>
+            </w:r>
+          </w:p>
+        </w:tc>
+      </w:tr>
+      <w:tr>
+        <w:tc>
+          <w:tcPr>
+            <w:tcW w:w="846" w:type="dxa"/>
+            <w:shd w:val="clear" w:color="auto" w:fill="C6D9F1" w:themeFill="text2" w:themeFillTint="33"/>
+          </w:tcPr>
+          <w:p>
+            <w:pPr>
+              <w:spacing w:line="276" w:lineRule="auto"/>
+              <w:jc w:val="center"/>
+              <w:rPr>
+                <w:b/>
+                <w:bCs/>
+              </w:rPr>
+            </w:pPr>
+            <w:r>
+              <w:rPr>
+                <w:b/>
+                <w:bCs/>
+              </w:rPr>
+              <w:t>PF-12</w:t>
+            </w:r>
+          </w:p>
+        </w:tc>
+        <w:tc>
+          <w:tcPr>
+            <w:tcW w:w="1843" w:type="dxa"/>
+          </w:tcPr>
+          <w:p>
+            <w:pPr>
+              <w:spacing w:line="276" w:lineRule="auto"/>
+              <w:jc w:val="left"/>
+            </w:pPr>
+            <w:r>
+              <w:t>Cambiar el idioma</w:t>
+            </w:r>
+          </w:p>
+        </w:tc>
+        <w:tc>
+          <w:tcPr>
+            <w:tcW w:w="2030" w:type="dxa"/>
+          </w:tcPr>
+          <w:p>
+            <w:pPr>
+              <w:spacing w:line="276" w:lineRule="auto"/>
+              <w:jc w:val="left"/>
+            </w:pPr>
+            <w:r>
+              <w:t xml:space="preserve">Seleccionar </w:t>
+            </w:r>
+            <w:r>
+              <w:t>Inglés en los Ajustes</w:t>
+            </w:r>
+          </w:p>
+        </w:tc>
+        <w:tc>
+          <w:tcPr>
+            <w:tcW w:w="0" w:type="auto"/>
+          </w:tcPr>
+          <w:p>
+            <w:pPr>
+              <w:spacing w:line="276" w:lineRule="auto"/>
+              <w:jc w:val="left"/>
+            </w:pPr>
+            <w:r>
+              <w:t>La interfaz cambia de idioma</w:t>
+            </w:r>
+          </w:p>
+        </w:tc>
+        <w:tc>
+          <w:tcPr>
+            <w:tcW w:w="0" w:type="auto"/>
+            <w:shd w:val="clear" w:color="auto" w:fill="EAF1DD" w:themeFill="accent3" w:themeFillTint="33"/>
+          </w:tcPr>
+          <w:p>
+            <w:pPr>
+              <w:tabs>
+                <w:tab w:val="left" w:pos="649"/>
+              </w:tabs>
+              <w:spacing w:line="276" w:lineRule="auto"/>
+              <w:jc w:val="center"/>
+              <w:rPr>
+                <w:b/>
+                <w:bCs/>
+              </w:rPr>
+            </w:pPr>
+            <w:r>
+              <w:rPr>
+                <w:b/>
+                <w:bCs/>
+              </w:rPr>
+              <w:t>Correcto</w:t>
+            </w:r>
+          </w:p>
+        </w:tc>
+      </w:tr>
+      <w:tr>
+        <w:tc>
+          <w:tcPr>
+            <w:tcW w:w="846" w:type="dxa"/>
+            <w:shd w:val="clear" w:color="auto" w:fill="C6D9F1" w:themeFill="text2" w:themeFillTint="33"/>
+          </w:tcPr>
+          <w:p>
+            <w:pPr>
+              <w:spacing w:line="276" w:lineRule="auto"/>
+              <w:jc w:val="center"/>
+              <w:rPr>
+                <w:b/>
+                <w:bCs/>
+              </w:rPr>
+            </w:pPr>
+            <w:r>
+              <w:rPr>
+                <w:b/>
+                <w:bCs/>
+              </w:rPr>
+              <w:t>PF-13</w:t>
+            </w:r>
+          </w:p>
+        </w:tc>
+        <w:tc>
+          <w:tcPr>
+            <w:tcW w:w="1843" w:type="dxa"/>
+          </w:tcPr>
+          <w:p>
+            <w:pPr>
+              <w:spacing w:line="276" w:lineRule="auto"/>
+              <w:jc w:val="left"/>
+            </w:pPr>
+            <w:r>
+              <w:t>Cambiar el tema</w:t>
+            </w:r>
+          </w:p>
+        </w:tc>
+        <w:tc>
+          <w:tcPr>
+            <w:tcW w:w="2030" w:type="dxa"/>
+          </w:tcPr>
+          <w:p>
+            <w:pPr>
+              <w:spacing w:line="276" w:lineRule="auto"/>
+              <w:jc w:val="left"/>
+            </w:pPr>
+            <w:r>
+              <w:t>Cambiar al modo claro en Ajustes</w:t>
+            </w:r>
+          </w:p>
+        </w:tc>
+        <w:tc>
+          <w:tcPr>
+            <w:tcW w:w="0" w:type="auto"/>
+          </w:tcPr>
+          <w:p>
+            <w:pPr>
+              <w:spacing w:line="276" w:lineRule="auto"/>
+              <w:jc w:val="left"/>
+            </w:pPr>
+            <w:r>
+              <w:t>La interfaz cambia de tema</w:t>
+            </w:r>
+          </w:p>
+        </w:tc>
+        <w:tc>
+          <w:tcPr>
+            <w:tcW w:w="0" w:type="auto"/>
+            <w:shd w:val="clear" w:color="auto" w:fill="EAF1DD" w:themeFill="accent3" w:themeFillTint="33"/>
+          </w:tcPr>
+          <w:p>
+            <w:pPr>
+              <w:tabs>
+                <w:tab w:val="left" w:pos="649"/>
+              </w:tabs>
+              <w:spacing w:line="276" w:lineRule="auto"/>
+              <w:jc w:val="center"/>
+              <w:rPr>
+                <w:b/>
+                <w:bCs/>
+              </w:rPr>
+            </w:pPr>
+            <w:r>
+              <w:rPr>
+                <w:b/>
+                <w:bCs/>
+              </w:rPr>
+              <w:t>Correcto</w:t>
+            </w:r>
+          </w:p>
+        </w:tc>
+      </w:tr>
+    </w:tbl>
+    <w:p>
+      <w:pPr>
+        <w:pStyle w:val="Tablas"/>
+      </w:pPr>
+      <w:r>
+        <w:t>Tabla 10.4: Casos de prueba funcionales de la aplicación</w:t>
+      </w:r>
+    </w:p>
+    <w:p>
+      <w:pPr>
+        <w:spacing w:line="276" w:lineRule="auto"/>
+      </w:pPr>
+      <w:r>
+        <w:t xml:space="preserve">Los trece casos se ejecutaron con resultados satisfactorios, confirmando que la aplicación cubre las funcionalidades previstas. </w:t>
+      </w:r>
+    </w:p>
+    <w:p>
+      <w:pPr>
+        <w:pStyle w:val="Ttulo3"/>
+      </w:pPr>
+      <w:bookmarkStart w:id="130" w:name="_Toc234180961"/>
+      <w:r>
+        <w:t>10.4.2 Pruebas Automatizadas</w:t>
+      </w:r>
+      <w:bookmarkEnd w:id="130"/>
+    </w:p>
+    <w:p>
+      <w:pPr>
+        <w:spacing w:line="276" w:lineRule="auto"/>
+      </w:pPr>
+      <w:r>
+        <w:t xml:space="preserve">Como refuerzo de las pruebas funcionales, se implementaron pruebas automatizadas sobre los componentes críticos de la capa de datos de la app. Se desarrollaron </w:t>
+      </w:r>
+      <w:r>
+        <w:rPr>
+          <w:b/>
+          <w:bCs/>
+        </w:rPr>
+        <w:t>cuatro pruebas unitarias para el mapeador</w:t>
+      </w:r>
+      <w:r>
+        <w:t xml:space="preserve"> que convierte entre l</w:t>
+      </w:r>
+      <w:r>
+        <w:t xml:space="preserve">os objetos recibidos de la API y las entidades almacenadas localmente, y </w:t>
+      </w:r>
+      <w:r>
+        <w:rPr>
+          <w:b/>
+          <w:bCs/>
+        </w:rPr>
+        <w:t>cinco pruebas instrumentadas del acceso a la base de datos local Room</w:t>
+      </w:r>
+      <w:r>
+        <w:t>. Las nueve pruebas se ejecutaron con un resultado satisfactorio sobre el dispositivo Samsung Galaxy S24. El detalle de cada prueba y la</w:t>
+      </w:r>
+      <w:r>
+        <w:t xml:space="preserve"> evidencia de su superación</w:t>
+      </w:r>
+      <w:r>
+        <w:t xml:space="preserve"> se recogen en el </w:t>
+      </w:r>
+      <w:r>
+        <w:rPr>
+          <w:i/>
+          <w:iCs/>
+        </w:rPr>
+        <w:t>Anexo C</w:t>
+      </w:r>
+      <w:r>
+        <w:t>.</w:t>
+      </w:r>
     </w:p>
     <w:p/>
     <w:p>
       <w:pPr>
         <w:pStyle w:val="Ttulo2"/>
       </w:pPr>
-      <w:r>
+      <w:bookmarkStart w:id="131" w:name="_Toc234180962"/>
+      <w:r>
+        <w:lastRenderedPageBreak/>
         <w:t>10.5 Pruebas de Integración</w:t>
       </w:r>
+      <w:bookmarkEnd w:id="131"/>
+    </w:p>
+    <w:p>
+      <w:pPr>
+        <w:spacing w:after="240" w:line="276" w:lineRule="auto"/>
+      </w:pPr>
+      <w:r>
+        <w:t xml:space="preserve">Dado que las pruebas  funcionales se ejecutaron </w:t>
+      </w:r>
+      <w:r>
+        <w:t xml:space="preserve">sobre </w:t>
+      </w:r>
+      <w:r>
+        <w:t>la aplicación conectada al backend y la base de datos</w:t>
+      </w:r>
+      <w:r>
+        <w:t xml:space="preserve"> </w:t>
+      </w:r>
+      <w:r>
+        <w:rPr>
+          <w:b/>
+          <w:bCs/>
+        </w:rPr>
+        <w:t>desplegado</w:t>
+      </w:r>
+      <w:r>
+        <w:rPr>
+          <w:b/>
+          <w:bCs/>
+        </w:rPr>
+        <w:t>s</w:t>
+      </w:r>
+      <w:r>
+        <w:rPr>
+          <w:b/>
+          <w:bCs/>
+        </w:rPr>
+        <w:t xml:space="preserve"> en Render</w:t>
+      </w:r>
+      <w:r>
+        <w:t xml:space="preserve">, la correcta interacción entre la aplicación, </w:t>
+      </w:r>
+      <w:r>
+        <w:t xml:space="preserve">el </w:t>
+      </w:r>
+      <w:r>
+        <w:t xml:space="preserve">backend y la base de datos </w:t>
+      </w:r>
+      <w:r>
+        <w:rPr>
+          <w:b/>
+          <w:bCs/>
+        </w:rPr>
+        <w:t>queda demostrada de forma implícita</w:t>
+      </w:r>
+      <w:r>
+        <w:t xml:space="preserve"> en cada una de ellas. </w:t>
+      </w:r>
+      <w:r>
+        <w:t xml:space="preserve">Como comprobación integrada de ese recorrido, se verificó el flujo completo extremo a extremo que atraviesa los tres módulos del sistema, recogido en la </w:t>
+      </w:r>
+      <w:r>
+        <w:rPr>
+          <w:i/>
+          <w:iCs/>
+        </w:rPr>
+        <w:t>Figura 10.1</w:t>
+      </w:r>
+      <w:r>
+        <w:t>.</w:t>
+      </w:r>
+    </w:p>
+    <w:p>
+      <w:pPr>
+        <w:spacing w:line="276" w:lineRule="auto"/>
+        <w:rPr>
+          <w:u w:val="single"/>
+        </w:rPr>
+      </w:pPr>
+      <w:r>
+        <w:drawing>
+          <wp:inline distT="0" distB="0" distL="0" distR="0" wp14:anchorId="1A2023FB" wp14:editId="681483B0">
+            <wp:extent cx="5400040" cy="2946400"/>
+            <wp:effectExtent l="0" t="0" r="0" b="6350"/>
+            <wp:docPr id="305593614" name="Imagen 1"/>
+            <wp:cNvGraphicFramePr>
+              <a:graphicFrameLocks xmlns:a="http://schemas.openxmlformats.org/drawingml/2006/main" noChangeAspect="1"/>
+            </wp:cNvGraphicFramePr>
+            <a:graphic xmlns:a="http://schemas.openxmlformats.org/drawingml/2006/main">
+              <a:graphicData uri="http://schemas.openxmlformats.org/drawingml/2006/picture">
+                <pic:pic xmlns:pic="http://schemas.openxmlformats.org/drawingml/2006/picture">
+                  <pic:nvPicPr>
+                    <pic:cNvPr id="305593614" name=""/>
+                    <pic:cNvPicPr/>
+                  </pic:nvPicPr>
+                  <pic:blipFill>
+                    <a:blip r:embed="rId24"/>
+                    <a:stretch>
+                      <a:fillRect/>
+                    </a:stretch>
+                  </pic:blipFill>
+                  <pic:spPr>
+                    <a:xfrm>
+                      <a:off x="0" y="0"/>
+                      <a:ext cx="5400040" cy="2946400"/>
+                    </a:xfrm>
+                    <a:prstGeom prst="rect">
+                      <a:avLst/>
+                    </a:prstGeom>
+                  </pic:spPr>
+                </pic:pic>
+              </a:graphicData>
+            </a:graphic>
+          </wp:inline>
+        </w:drawing>
+      </w:r>
+    </w:p>
+    <w:p>
+      <w:pPr>
+        <w:pStyle w:val="Figuras"/>
+      </w:pPr>
+      <w:r>
+        <w:t>Figura 10.1: Secuencia completa del flujo de integración</w:t>
+      </w:r>
+    </w:p>
+    <w:p>
+      <w:pPr>
+        <w:spacing w:after="240" w:line="276" w:lineRule="auto"/>
+      </w:pPr>
+      <w:r>
+        <w:t>El escenario parte de la búsqueda de un medicamento por su nombre comercial (“Nurofen”)</w:t>
+      </w:r>
+      <w:r>
+        <w:t xml:space="preserve">. </w:t>
+      </w:r>
+      <w:r>
+        <w:t xml:space="preserve">La petición viaja desde la aplicación, a través de la capa de red, hasta el backend, </w:t>
+      </w:r>
+      <w:r>
+        <w:t xml:space="preserve"> que consulta la base de dato</w:t>
+      </w:r>
+      <w:r>
+        <w:t>s</w:t>
+      </w:r>
+      <w:r>
+        <w:t xml:space="preserve"> y devuelve los resultados. A continuación, sobre el medicamento seleccionado se recupera su ficha de detalle y, por último, sus equivalencias internacionales, donde el backend ejecuta el algoritmo de equivalencias sobre la base de datos y devuelve los medicamentos equivalentes de otros países. En cada paso, la información recorre la cadena completa y regresa </w:t>
+      </w:r>
+      <w:r>
+        <w:t>transformándose de filas a JSON y de JSON a los objetos que muestra la interfaz.</w:t>
+      </w:r>
+    </w:p>
+    <w:p>
+      <w:pPr>
+        <w:spacing w:line="276" w:lineRule="auto"/>
+        <w:rPr>
+          <w:u w:val="single"/>
+        </w:rPr>
+      </w:pPr>
+      <w:r>
+        <w:t xml:space="preserve">El recorrido se completó correctamente en todos sus pasos, confirmando la integración entre </w:t>
+      </w:r>
+      <w:r>
+        <w:t xml:space="preserve">las </w:t>
+      </w:r>
+      <w:r>
+        <w:t>capas del sistema. La consulta sin conexión sobre los medicamentos guardados, que opera contra el almacenamiento local del dispositivo, se verificó de forma independiente en las pruebas funcionales.</w:t>
+      </w:r>
+    </w:p>
+    <w:p>
+      <w:pPr>
+        <w:pStyle w:val="Ttulo2"/>
+      </w:pPr>
+      <w:bookmarkStart w:id="132" w:name="_Toc234180963"/>
+      <w:r>
+        <w:t>10.6 Prueba de Usabilidad</w:t>
+      </w:r>
+      <w:bookmarkEnd w:id="132"/>
     </w:p>
     <w:p/>
     <w:p>
       <w:pPr>
         <w:pStyle w:val="Ttulo2"/>
       </w:pPr>
-      <w:r>
-        <w:t>10.6 Prueba de Usabilidad</w:t>
-      </w:r>
-    </w:p>
-    <w:p/>
-    <w:p>
-      <w:pPr>
-        <w:pStyle w:val="Ttulo2"/>
-      </w:pPr>
-      <w:r>
+      <w:bookmarkStart w:id="133" w:name="_Toc234180964"/>
+      <w:r>
+        <w:lastRenderedPageBreak/>
         <w:t>10.7 Limitaciones de las Pruebas</w:t>
       </w:r>
+      <w:bookmarkEnd w:id="133"/>
     </w:p>
     <w:p/>
     <w:p>
@@ -31279,8 +34538,8 @@
           <w:highlight w:val="none"/>
         </w:rPr>
       </w:pPr>
-      <w:bookmarkStart w:id="125" w:name="_Toc233066290"/>
-      <w:bookmarkStart w:id="126" w:name="_Toc233587042"/>
+      <w:bookmarkStart w:id="134" w:name="_Toc233066290"/>
+      <w:bookmarkStart w:id="135" w:name="_Toc234180965"/>
       <w:r>
         <w:rPr>
           <w:rFonts w:eastAsia="Garamond"/>
@@ -31310,8 +34569,8 @@
         </w:rPr>
         <w:t>suario</w:t>
       </w:r>
-      <w:bookmarkEnd w:id="125"/>
-      <w:bookmarkEnd w:id="126"/>
+      <w:bookmarkEnd w:id="134"/>
+      <w:bookmarkEnd w:id="135"/>
     </w:p>
     <w:p/>
     <w:p>
@@ -31342,8 +34601,8 @@
           <w:highlight w:val="none"/>
         </w:rPr>
       </w:pPr>
-      <w:bookmarkStart w:id="127" w:name="_Toc233066291"/>
-      <w:bookmarkStart w:id="128" w:name="_Toc233587043"/>
+      <w:bookmarkStart w:id="136" w:name="_Toc233066291"/>
+      <w:bookmarkStart w:id="137" w:name="_Toc234180966"/>
       <w:r>
         <w:rPr>
           <w:rFonts w:eastAsia="Garamond"/>
@@ -31357,12 +34616,201 @@
           <w:rFonts w:eastAsia="Garamond"/>
           <w:highlight w:val="none"/>
         </w:rPr>
-        <w:t>Principales aportaciones</w:t>
-      </w:r>
-      <w:bookmarkEnd w:id="127"/>
-      <w:bookmarkEnd w:id="128"/>
-    </w:p>
-    <w:p/>
+        <w:t xml:space="preserve">Principales </w:t>
+      </w:r>
+      <w:r>
+        <w:rPr>
+          <w:rFonts w:eastAsia="Garamond"/>
+          <w:highlight w:val="none"/>
+        </w:rPr>
+        <w:t>A</w:t>
+      </w:r>
+      <w:r>
+        <w:rPr>
+          <w:rFonts w:eastAsia="Garamond"/>
+          <w:highlight w:val="none"/>
+        </w:rPr>
+        <w:t>portaciones</w:t>
+      </w:r>
+      <w:bookmarkEnd w:id="136"/>
+      <w:bookmarkEnd w:id="137"/>
+    </w:p>
+    <w:p>
+      <w:pPr>
+        <w:spacing w:line="276" w:lineRule="auto"/>
+      </w:pPr>
+      <w:r>
+        <w:t>Este trabajo a</w:t>
+      </w:r>
+      <w:r>
+        <w:t>porta una solución completa a un problema real, la identificación de medicamentos equivalentes entre países</w:t>
+      </w:r>
+      <w:r>
+        <w:t xml:space="preserve"> y, en particular, un conjunto de contribuciones que la diferencian de las alternativas existentes.</w:t>
+      </w:r>
+    </w:p>
+    <w:p>
+      <w:pPr>
+        <w:pStyle w:val="Ttulo2"/>
+      </w:pPr>
+      <w:bookmarkStart w:id="138" w:name="_Toc234180967"/>
+      <w:r>
+        <w:t>12.</w:t>
+      </w:r>
+      <w:r>
+        <w:t>1</w:t>
+      </w:r>
+      <w:r>
+        <w:t xml:space="preserve"> Construcción a partir de Datos Oficiales y Abiertos</w:t>
+      </w:r>
+      <w:bookmarkEnd w:id="138"/>
+    </w:p>
+    <w:p>
+      <w:pPr>
+        <w:spacing w:line="276" w:lineRule="auto"/>
+      </w:pPr>
+      <w:r>
+        <w:t xml:space="preserve">AequoraMed construye las equivalencias exclusivamente </w:t>
+      </w:r>
+      <w:r>
+        <w:t xml:space="preserve">a partir de los </w:t>
+      </w:r>
+      <w:r>
+        <w:rPr>
+          <w:b/>
+          <w:bCs/>
+        </w:rPr>
+        <w:t>datos oficiales y abiertos</w:t>
+      </w:r>
+      <w:r>
+        <w:t xml:space="preserve"> publicados por las agencias reguladores, la fuente primaria y autorizada de cada país, frente a las referencias comerciales, que se apoyan en la información facilitada </w:t>
+      </w:r>
+      <w:r>
+        <w:t xml:space="preserve">por las </w:t>
+      </w:r>
+      <w:r>
+        <w:t>compañías farmacéuticas. Este enfoque</w:t>
+      </w:r>
+      <w:r>
+        <w:t xml:space="preserve"> hace la solución </w:t>
+      </w:r>
+      <w:r>
+        <w:rPr>
+          <w:b/>
+          <w:bCs/>
+        </w:rPr>
+        <w:t>transparente, reproducible e independiente</w:t>
+      </w:r>
+      <w:r>
+        <w:t xml:space="preserve"> de proveedores externos. A cambio, plantea un reto: las fuentes públicas son incompletas y no todas incluyen el código ATC</w:t>
+      </w:r>
+      <w:r>
+        <w:t xml:space="preserve">, </w:t>
+      </w:r>
+      <w:r>
+        <w:t>lo que impediría relacionar sus medicamentos con los del resto.</w:t>
+      </w:r>
+    </w:p>
+    <w:p>
+      <w:pPr>
+        <w:pStyle w:val="Ttulo2"/>
+      </w:pPr>
+      <w:bookmarkStart w:id="139" w:name="_Toc234180968"/>
+      <w:r>
+        <w:t>12.2 Algoritmo de Obtención de Equivalencias mediante Inferencia</w:t>
+      </w:r>
+      <w:bookmarkEnd w:id="139"/>
+    </w:p>
+    <w:p>
+      <w:pPr>
+        <w:spacing w:after="240" w:line="276" w:lineRule="auto"/>
+      </w:pPr>
+      <w:r>
+        <w:t xml:space="preserve">La principal aportación del proyecto es el algoritmo que calcula las equivalencias internacionales. Su elemento distintivo es el mecanismo que </w:t>
+      </w:r>
+      <w:r>
+        <w:rPr>
+          <w:b/>
+          <w:bCs/>
+        </w:rPr>
+        <w:t>infiere el código ATC</w:t>
+      </w:r>
+      <w:r>
+        <w:t xml:space="preserve"> de los medicamentos de los países que no lo publican (Chile y Portugal), a partir de la correspondencia entre el principio activo y el código ATC aprendida de los países que sí lo proporcionan. </w:t>
+      </w:r>
+    </w:p>
+    <w:p>
+      <w:pPr>
+        <w:spacing w:line="276" w:lineRule="auto"/>
+      </w:pPr>
+      <w:r>
+        <w:t xml:space="preserve">Esta correspondencia, materializada en la relación </w:t>
+      </w:r>
+      <w:r>
+        <w:rPr>
+          <w:rStyle w:val="CodeTextCar"/>
+        </w:rPr>
+        <w:t>asociado_con</w:t>
+      </w:r>
+      <w:r>
+        <w:t xml:space="preserve"> y limitada a los medicamentos monocomponentes para evitar asociaciones ambiguas, permite relacionar medicamentos que de otro modo no podrían vincularse. Además, al apoyarse en el código ATC, el sistema resuelve las equivalencias entre países con distinta denominación, algo que una búsqueda directa por nombre no consigue.</w:t>
+      </w:r>
+    </w:p>
+    <w:p>
+      <w:pPr>
+        <w:pStyle w:val="Ttulo2"/>
+      </w:pPr>
+      <w:bookmarkStart w:id="140" w:name="_Toc234180969"/>
+      <w:r>
+        <w:t>12.3 Herramienta Accesible orientada al Usuario General</w:t>
+      </w:r>
+      <w:bookmarkEnd w:id="140"/>
+    </w:p>
+    <w:p>
+      <w:pPr>
+        <w:spacing w:line="276" w:lineRule="auto"/>
+      </w:pPr>
+      <w:r>
+        <w:t xml:space="preserve">Por último, el proyecto pone esta funcionalidad al alcance del </w:t>
+      </w:r>
+      <w:r>
+        <w:rPr>
+          <w:b/>
+          <w:bCs/>
+        </w:rPr>
+        <w:t>usuario general</w:t>
+      </w:r>
+      <w:r>
+        <w:t xml:space="preserve"> mediante una aplicación móvil de consulta </w:t>
+      </w:r>
+      <w:r>
+        <w:rPr>
+          <w:b/>
+          <w:bCs/>
+        </w:rPr>
+        <w:t xml:space="preserve">directa, gratuita y sin </w:t>
+      </w:r>
+      <w:r>
+        <w:rPr>
+          <w:b/>
+          <w:bCs/>
+        </w:rPr>
+        <w:t xml:space="preserve">necesidad </w:t>
+      </w:r>
+      <w:r>
+        <w:rPr>
+          <w:b/>
+          <w:bCs/>
+        </w:rPr>
+        <w:t>de registrarse</w:t>
+      </w:r>
+      <w:r>
+        <w:t xml:space="preserve">. </w:t>
+      </w:r>
+      <w:r>
+        <w:t>Así cubre un hueco entre las referencias profesionales, completas pero orientadas a especialistas, y las herramientas de generación automática, accesibles pero poco fiables, ofreciendo información fiable de manera sencilla.</w:t>
+      </w:r>
+    </w:p>
     <w:p>
       <w:pPr>
         <w:rPr>
@@ -31391,8 +34839,8 @@
           <w:highlight w:val="none"/>
         </w:rPr>
       </w:pPr>
-      <w:bookmarkStart w:id="129" w:name="_Toc233066292"/>
-      <w:bookmarkStart w:id="130" w:name="_Toc233587044"/>
+      <w:bookmarkStart w:id="141" w:name="_Toc233066292"/>
+      <w:bookmarkStart w:id="142" w:name="_Toc234180970"/>
       <w:r>
         <w:rPr>
           <w:rFonts w:eastAsia="Garamond"/>
@@ -31408,10 +34856,498 @@
         </w:rPr>
         <w:t>Conclusiones</w:t>
       </w:r>
-      <w:bookmarkEnd w:id="129"/>
-      <w:bookmarkEnd w:id="130"/>
-    </w:p>
-    <w:p/>
+      <w:bookmarkEnd w:id="141"/>
+      <w:bookmarkEnd w:id="142"/>
+    </w:p>
+    <w:p>
+      <w:pPr>
+        <w:spacing w:line="276" w:lineRule="auto"/>
+      </w:pPr>
+      <w:r>
+        <w:t>Este capítulo cierra la memoria</w:t>
+      </w:r>
+      <w:r>
+        <w:t xml:space="preserve"> </w:t>
+      </w:r>
+      <w:r>
+        <w:t xml:space="preserve">recogiendo las conclusiones del trabajo realizado. Se valora en qué medida se han alcanzado los objetivos planteados, se ofrece una lectura de conjunto de la </w:t>
+      </w:r>
+      <w:r>
+        <w:t>solución desarrollada y se recopilan los principales aprendizajes obtenidos a lo largo del proyecto.</w:t>
+      </w:r>
+    </w:p>
+    <w:p>
+      <w:pPr>
+        <w:pStyle w:val="Ttulo2"/>
+      </w:pPr>
+      <w:bookmarkStart w:id="143" w:name="_Toc234180971"/>
+      <w:r>
+        <w:t xml:space="preserve">13.1 </w:t>
+      </w:r>
+      <w:r>
+        <w:t>Cumplim</w:t>
+      </w:r>
+      <w:r>
+        <w:t>i</w:t>
+      </w:r>
+      <w:r>
+        <w:t>ento</w:t>
+      </w:r>
+      <w:r>
+        <w:t xml:space="preserve"> de los Objetivos</w:t>
+      </w:r>
+      <w:bookmarkEnd w:id="143"/>
+    </w:p>
+    <w:p>
+      <w:pPr>
+        <w:spacing w:after="240" w:line="276" w:lineRule="auto"/>
+      </w:pPr>
+      <w:r>
+        <w:t>El objetivo general</w:t>
+      </w:r>
+      <w:r>
+        <w:t xml:space="preserve">, desarrollar una aplicación móvil que permita </w:t>
+      </w:r>
+      <w:r>
+        <w:t>al usuario general consultar de forma sencilla y fiable las equivalencias internacionales de medicamentos a partir d</w:t>
+      </w:r>
+      <w:r>
+        <w:t xml:space="preserve">e datos oficiales y abiertos, se considera </w:t>
+      </w:r>
+      <w:r>
+        <w:rPr>
+          <w:b/>
+          <w:bCs/>
+        </w:rPr>
+        <w:t>alcanzado</w:t>
+      </w:r>
+      <w:r>
+        <w:t xml:space="preserve">. El resultado es un </w:t>
+      </w:r>
+      <w:r>
+        <w:rPr>
+          <w:b/>
+          <w:bCs/>
+        </w:rPr>
+        <w:t>sistema funcional y desplegado</w:t>
+      </w:r>
+      <w:r>
+        <w:t xml:space="preserve"> que </w:t>
+      </w:r>
+      <w:r>
+        <w:t>integra la información de cinco países y la pone a disposición del usuario a través de una aplicación móvil.</w:t>
+      </w:r>
+    </w:p>
+    <w:p>
+      <w:pPr>
+        <w:spacing w:line="276" w:lineRule="auto"/>
+      </w:pPr>
+      <w:r>
+        <w:t>Los seis objetivos específicos también se han c</w:t>
+      </w:r>
+      <w:r>
+        <w:t>u</w:t>
+      </w:r>
+      <w:r>
+        <w:t xml:space="preserve">mplido, como recoge la trazabilidad de la </w:t>
+      </w:r>
+      <w:r>
+        <w:rPr>
+          <w:i/>
+          <w:iCs/>
+        </w:rPr>
+        <w:t>Tabla 2.1</w:t>
+      </w:r>
+      <w:r>
+        <w:t xml:space="preserve">. </w:t>
+      </w:r>
+    </w:p>
+    <w:p>
+      <w:pPr>
+        <w:pStyle w:val="Listado"/>
+      </w:pPr>
+      <w:r>
+        <w:rPr>
+          <w:b/>
+          <w:bCs w:val="0"/>
+        </w:rPr>
+        <w:t>O1</w:t>
+      </w:r>
+      <w:r>
+        <w:t>:</w:t>
+      </w:r>
+      <w:r>
+        <w:t xml:space="preserve"> </w:t>
+      </w:r>
+      <w:r>
+        <w:t xml:space="preserve">Se ha construido el proceso </w:t>
+      </w:r>
+      <w:r>
+        <w:rPr>
+          <w:b/>
+          <w:bCs w:val="0"/>
+        </w:rPr>
+        <w:t>ETL</w:t>
+      </w:r>
+      <w:r>
+        <w:t xml:space="preserve"> que integra los datos de las agencias reguladoras </w:t>
+      </w:r>
+      <w:r>
+        <w:t xml:space="preserve">de cinco países </w:t>
+      </w:r>
+      <w:r>
+        <w:t>en una base de datos común</w:t>
+      </w:r>
+      <w:r>
+        <w:t>.</w:t>
+      </w:r>
+    </w:p>
+    <w:p>
+      <w:pPr>
+        <w:pStyle w:val="Listado"/>
+      </w:pPr>
+      <w:r>
+        <w:rPr>
+          <w:b/>
+          <w:bCs w:val="0"/>
+        </w:rPr>
+        <w:t>O2</w:t>
+      </w:r>
+      <w:r>
+        <w:t>:</w:t>
+      </w:r>
+      <w:r>
+        <w:t xml:space="preserve"> Se ha diseñado el </w:t>
+      </w:r>
+      <w:r>
+        <w:rPr>
+          <w:b/>
+          <w:bCs w:val="0"/>
+        </w:rPr>
+        <w:t>modelo de datos</w:t>
+      </w:r>
+      <w:r>
+        <w:t xml:space="preserve"> que relaciona los medicamentos, los principios activos y los códigos ATC.</w:t>
+      </w:r>
+    </w:p>
+    <w:p>
+      <w:pPr>
+        <w:pStyle w:val="Listado"/>
+      </w:pPr>
+      <w:r>
+        <w:rPr>
+          <w:b/>
+          <w:bCs w:val="0"/>
+        </w:rPr>
+        <w:t>O3</w:t>
+      </w:r>
+      <w:r>
+        <w:t>:</w:t>
+      </w:r>
+      <w:r>
+        <w:t xml:space="preserve"> </w:t>
+      </w:r>
+      <w:r>
+        <w:t xml:space="preserve">Se ha implementado el </w:t>
+      </w:r>
+      <w:r>
+        <w:rPr>
+          <w:b/>
+          <w:bCs w:val="0"/>
+        </w:rPr>
+        <w:t>algoritmo de equivalencias</w:t>
+      </w:r>
+      <w:r>
+        <w:t>, que infiere el código ATC de los medicamentos de los países que no lo publican.</w:t>
+      </w:r>
+    </w:p>
+    <w:p>
+      <w:pPr>
+        <w:pStyle w:val="Listado"/>
+      </w:pPr>
+      <w:r>
+        <w:rPr>
+          <w:b/>
+          <w:bCs w:val="0"/>
+        </w:rPr>
+        <w:t>O4</w:t>
+      </w:r>
+      <w:r>
+        <w:t xml:space="preserve">: Se ha construido la </w:t>
+      </w:r>
+      <w:r>
+        <w:rPr>
+          <w:b/>
+          <w:bCs w:val="0"/>
+        </w:rPr>
+        <w:t>API REST</w:t>
+      </w:r>
+      <w:r>
+        <w:t xml:space="preserve"> que expone la búsqueda de medicamentos y la consulta de equivalencias.</w:t>
+      </w:r>
+    </w:p>
+    <w:p>
+      <w:pPr>
+        <w:pStyle w:val="Listado"/>
+      </w:pPr>
+      <w:r>
+        <w:rPr>
+          <w:b/>
+          <w:bCs w:val="0"/>
+        </w:rPr>
+        <w:t>O5</w:t>
+      </w:r>
+      <w:r>
+        <w:t>:</w:t>
+      </w:r>
+      <w:r>
+        <w:t xml:space="preserve"> Se ha desarrollado la </w:t>
+      </w:r>
+      <w:r>
+        <w:rPr>
+          <w:b/>
+          <w:bCs w:val="0"/>
+        </w:rPr>
+        <w:t>aplicación Android</w:t>
+      </w:r>
+      <w:r>
+        <w:t xml:space="preserve"> orientada al usuario general.</w:t>
+      </w:r>
+    </w:p>
+    <w:p>
+      <w:pPr>
+        <w:pStyle w:val="Listado"/>
+      </w:pPr>
+      <w:r>
+        <w:rPr>
+          <w:b/>
+          <w:bCs w:val="0"/>
+        </w:rPr>
+        <w:t>O6</w:t>
+      </w:r>
+      <w:r>
+        <w:t>:</w:t>
+      </w:r>
+      <w:r>
+        <w:t xml:space="preserve"> Se ha desplegado el backend y la base de datos en un </w:t>
+      </w:r>
+      <w:r>
+        <w:rPr>
+          <w:b/>
+          <w:bCs w:val="0"/>
+        </w:rPr>
+        <w:t>entorno en la nube</w:t>
+      </w:r>
+      <w:r>
+        <w:t>, en funcionamiento real.</w:t>
+      </w:r>
+    </w:p>
+    <w:p>
+      <w:pPr>
+        <w:spacing w:line="276" w:lineRule="auto"/>
+      </w:pPr>
+      <w:r>
+        <w:t xml:space="preserve">Conviene matizar con honestidad </w:t>
+      </w:r>
+      <w:r>
+        <w:rPr>
+          <w:u w:val="single"/>
+        </w:rPr>
+        <w:t>dos aspectos del alcance</w:t>
+      </w:r>
+      <w:r>
+        <w:t xml:space="preserve">. La </w:t>
+      </w:r>
+      <w:r>
+        <w:rPr>
+          <w:b/>
+          <w:bCs/>
+        </w:rPr>
+        <w:t>unificación de datos es de</w:t>
+      </w:r>
+      <w:r>
+        <w:t xml:space="preserve"> </w:t>
+      </w:r>
+      <w:r>
+        <w:rPr>
+          <w:b/>
+          <w:bCs/>
+        </w:rPr>
+        <w:t>formato</w:t>
+      </w:r>
+      <w:r>
+        <w:t xml:space="preserve"> y</w:t>
+      </w:r>
+      <w:r>
+        <w:t xml:space="preserve"> </w:t>
+      </w:r>
+      <w:r>
+        <w:rPr>
+          <w:b/>
+          <w:bCs/>
+        </w:rPr>
+        <w:t>no semántica</w:t>
+      </w:r>
+      <w:r>
+        <w:t xml:space="preserve">, decisión que precisamente motiva que la correspondencia entre países se establezca a través del código ATC y no del nombre, y la inferencia </w:t>
+      </w:r>
+      <w:r>
+        <w:t xml:space="preserve">del algoritmo </w:t>
+      </w:r>
+      <w:r>
+        <w:rPr>
+          <w:b/>
+          <w:bCs/>
+        </w:rPr>
+        <w:t>se restringe a los medicamentos monocomponente</w:t>
+      </w:r>
+      <w:r>
+        <w:t xml:space="preserve"> para pre</w:t>
+      </w:r>
+      <w:r>
+        <w:t>serva</w:t>
+      </w:r>
+      <w:r>
+        <w:t>r la fiabilidad.</w:t>
+      </w:r>
+      <w:r>
+        <w:t xml:space="preserve"> Ninguno de los dos es una desviación respecto a </w:t>
+      </w:r>
+      <w:r>
+        <w:t>lo planificado, sino una decisión de diseño justificada y asumida conscientemente.</w:t>
+      </w:r>
+    </w:p>
+    <w:p>
+      <w:r>
+        <w:br w:type="page"/>
+      </w:r>
+    </w:p>
+    <w:p>
+      <w:pPr>
+        <w:pStyle w:val="Ttulo2"/>
+      </w:pPr>
+      <w:bookmarkStart w:id="144" w:name="_Toc234180972"/>
+      <w:r>
+        <w:lastRenderedPageBreak/>
+        <w:t>13.2 Valoración de la Solución</w:t>
+      </w:r>
+      <w:bookmarkEnd w:id="144"/>
+      <w:r>
+        <w:t xml:space="preserve"> </w:t>
+      </w:r>
+    </w:p>
+    <w:p>
+      <w:pPr>
+        <w:spacing w:after="240" w:line="276" w:lineRule="auto"/>
+      </w:pPr>
+      <w:r>
+        <w:t xml:space="preserve">El principal valor del trabajo reside en el </w:t>
+      </w:r>
+      <w:r>
+        <w:rPr>
+          <w:b/>
+          <w:bCs/>
+        </w:rPr>
+        <w:t>algoritmo de equivalencias</w:t>
+      </w:r>
+      <w:r>
+        <w:t>.</w:t>
+      </w:r>
+      <w:r>
+        <w:t xml:space="preserve"> </w:t>
+      </w:r>
+      <w:r>
+        <w:t>L</w:t>
+      </w:r>
+      <w:r>
+        <w:t>as correspondencias entre países no se establecen por el nombre, que varía por idioma y marca comercial, sino a través del código ATC, y el sistema infiere ese código para los países que no lo publican partiendo de datos oficiales y abiertos. Es lo que di</w:t>
+      </w:r>
+      <w:r>
+        <w:t>ferencia a AequoraMed de las soluciones consultadas, que dependen de información privada proporcionada por las propias compañías.</w:t>
+      </w:r>
+    </w:p>
+    <w:p>
+      <w:pPr>
+        <w:spacing w:line="276" w:lineRule="auto"/>
+      </w:pPr>
+      <w:r>
+        <w:t>Como toda solución, tiene límites. La unificación es de formato y la inferencia se ciñe a los monocomponentes. A</w:t>
+      </w:r>
+      <w:r>
+        <w:t>u</w:t>
+      </w:r>
+      <w:r>
+        <w:t xml:space="preserve">n así, el resultado es un sistema completo y desplegado, con una arquitectura desacoplada en tres capas que permite mantener y ampliar cada </w:t>
+      </w:r>
+      <w:r>
+        <w:t>un</w:t>
+      </w:r>
+      <w:r>
+        <w:t>a</w:t>
+      </w:r>
+      <w:r>
+        <w:t xml:space="preserve"> de forma independiente.</w:t>
+      </w:r>
+    </w:p>
+    <w:p>
+      <w:pPr>
+        <w:pStyle w:val="Ttulo2"/>
+      </w:pPr>
+      <w:bookmarkStart w:id="145" w:name="_Toc234180973"/>
+      <w:r>
+        <w:t>13.3 Valoración Personal y Competencias</w:t>
+      </w:r>
+      <w:bookmarkEnd w:id="145"/>
+    </w:p>
+    <w:p>
+      <w:pPr>
+        <w:spacing w:after="240" w:line="276" w:lineRule="auto"/>
+      </w:pPr>
+      <w:r>
+        <w:t>El proyecto ha exigido abordar el ciclo completo de desarrollo de un sistema real: integración de datos heterogéneos de cinco fuentes, diseño de un modelo de datos, implementación de una API y de una aplicación móvil, y des</w:t>
+      </w:r>
+      <w:r>
+        <w:t xml:space="preserve">pliegue en la nube. Ha supuesto enfrentarse a problemas no cerrados como datos incompletos, formatos dispares, </w:t>
+      </w:r>
+      <w:r>
+        <w:t xml:space="preserve">o </w:t>
+      </w:r>
+      <w:r>
+        <w:t>ausencia de un identificador común</w:t>
+      </w:r>
+      <w:r>
+        <w:t>, y tomar decisiones de diseño justificándolas.</w:t>
+      </w:r>
+    </w:p>
+    <w:p>
+      <w:pPr>
+        <w:spacing w:line="276" w:lineRule="auto"/>
+      </w:pPr>
+      <w:r>
+        <w:t xml:space="preserve">En lo personal, ha permitido consolidar competencias de ingeniería de software, bases de datos, desarrollo backend y móvil, y afianzar la capacidad de planificar, documentar y llevar a término un trabajo de esta envergadura de forma autónoma. </w:t>
+      </w:r>
+    </w:p>
+    <w:p>
+      <w:pPr>
+        <w:pStyle w:val="Ttulo2"/>
+      </w:pPr>
+      <w:bookmarkStart w:id="146" w:name="_Toc234180974"/>
+      <w:r>
+        <w:t>13.4 Consideraciones Finales</w:t>
+      </w:r>
+      <w:bookmarkEnd w:id="146"/>
+    </w:p>
+    <w:p>
+      <w:pPr>
+        <w:spacing w:line="276" w:lineRule="auto"/>
+      </w:pPr>
+      <w:r>
+        <w:t xml:space="preserve">AequoraMed cumple el objetivo con el que nació, acercar al usuario general una información </w:t>
+      </w:r>
+      <w:r>
+        <w:t>que hasta ahora quedaba dispersa entre agencias reguladoras y de difícil consulta. Sin sustituir el criterio de un profesional sanitario, sienta una base sólida y reproducible sobre la que seguir construyendo, tal como se detalla en las vías futuras.</w:t>
+      </w:r>
+    </w:p>
     <w:p>
       <w:pPr>
         <w:rPr>
@@ -31438,14 +35374,16 @@
         <w:rPr>
           <w:rFonts w:eastAsia="Garamond"/>
           <w:highlight w:val="none"/>
-        </w:rPr>
-      </w:pPr>
-      <w:bookmarkStart w:id="131" w:name="_Toc233066293"/>
-      <w:bookmarkStart w:id="132" w:name="_Toc233587045"/>
+          <w:lang w:val="es-ES"/>
+        </w:rPr>
+      </w:pPr>
+      <w:bookmarkStart w:id="147" w:name="_Toc233066293"/>
+      <w:bookmarkStart w:id="148" w:name="_Toc234180975"/>
       <w:r>
         <w:rPr>
           <w:rFonts w:eastAsia="Garamond"/>
           <w:highlight w:val="none"/>
+          <w:lang w:val="es-ES"/>
         </w:rPr>
         <w:lastRenderedPageBreak/>
         <w:t xml:space="preserve">14. </w:t>
@@ -31454,18 +35392,298 @@
         <w:rPr>
           <w:rFonts w:eastAsia="Garamond"/>
           <w:highlight w:val="none"/>
+          <w:lang w:val="es-ES"/>
         </w:rPr>
         <w:t>Vías de trabajo futuro</w:t>
       </w:r>
-      <w:bookmarkEnd w:id="131"/>
-      <w:bookmarkEnd w:id="132"/>
-    </w:p>
-    <w:p>
-      <w:pPr>
-        <w:rPr>
-          <w:lang w:val="es-ES"/>
-        </w:rPr>
-      </w:pPr>
+      <w:bookmarkEnd w:id="147"/>
+      <w:bookmarkEnd w:id="148"/>
+    </w:p>
+    <w:p>
+      <w:pPr>
+        <w:spacing w:line="276" w:lineRule="auto"/>
+        <w:rPr>
+          <w:lang w:val="es-ES"/>
+        </w:rPr>
+      </w:pPr>
+      <w:r>
+        <w:rPr>
+          <w:lang w:val="es-ES"/>
+        </w:rPr>
+        <w:t>AequoraMed sienta una base</w:t>
+      </w:r>
+      <w:r>
+        <w:rPr>
+          <w:lang w:val="es-ES"/>
+        </w:rPr>
+        <w:t xml:space="preserve"> funcional sobre la que se pueden plantear diversas líneas de mejora y ampliación, varias de ellas derivadas directamente de las limitaciones identificadas</w:t>
+      </w:r>
+      <w:r>
+        <w:rPr>
+          <w:lang w:val="es-ES"/>
+        </w:rPr>
+        <w:t>:</w:t>
+      </w:r>
+    </w:p>
+    <w:p>
+      <w:pPr>
+        <w:pStyle w:val="Listado"/>
+      </w:pPr>
+      <w:r>
+        <w:rPr>
+          <w:b/>
+          <w:bCs w:val="0"/>
+        </w:rPr>
+        <w:t>Ampliación de cobertura</w:t>
+      </w:r>
+      <w:r>
+        <w:rPr>
+          <w:b/>
+          <w:bCs w:val="0"/>
+        </w:rPr>
+        <w:t xml:space="preserve"> de países y fuentes</w:t>
+      </w:r>
+      <w:r>
+        <w:t xml:space="preserve">. Incorporar </w:t>
+      </w:r>
+      <w:r>
+        <w:t>nuevas agencias reguladoras extendería las equivalencias a más países. El diseño modular del proceso de datos facilita añadir una nueva fuente sin alterar el resto del sistema.</w:t>
+      </w:r>
+    </w:p>
+    <w:p>
+      <w:pPr>
+        <w:pStyle w:val="Listado"/>
+      </w:pPr>
+      <w:r>
+        <w:rPr>
+          <w:b/>
+          <w:bCs w:val="0"/>
+        </w:rPr>
+        <w:t>Extensión de las equivalencias a medicamentos multicomponente</w:t>
+      </w:r>
+      <w:r>
+        <w:rPr>
+          <w:b/>
+          <w:bCs w:val="0"/>
+        </w:rPr>
+        <w:t>s</w:t>
+      </w:r>
+      <w:r>
+        <w:t>.</w:t>
+      </w:r>
+      <w:r>
+        <w:t xml:space="preserve"> Actualmente</w:t>
+      </w:r>
+      <w:r>
+        <w:t xml:space="preserve"> la inferencia se limita a los medicamentos con un único principio activo. Una línea futura sería extender el cálculo a los que contienen varias sustancias activas, esta</w:t>
+      </w:r>
+      <w:r>
+        <w:t>bleciendo la correspondencia sobre el conjunto completo de principios activos para no generar equivalencias erróneas.</w:t>
+      </w:r>
+    </w:p>
+    <w:p>
+      <w:pPr>
+        <w:pStyle w:val="Listado"/>
+      </w:pPr>
+      <w:r>
+        <w:rPr>
+          <w:b/>
+          <w:bCs w:val="0"/>
+        </w:rPr>
+        <w:t xml:space="preserve">Normalización </w:t>
+      </w:r>
+      <w:r>
+        <w:rPr>
+          <w:b/>
+          <w:bCs w:val="0"/>
+        </w:rPr>
+        <w:t>semántica de los datos</w:t>
+      </w:r>
+      <w:r>
+        <w:t>.</w:t>
+      </w:r>
+      <w:r>
+        <w:t xml:space="preserve"> Los valores equivalentes expresados de forma distinta</w:t>
+      </w:r>
+      <w:r>
+        <w:t xml:space="preserve">, por ejemplo </w:t>
+      </w:r>
+      <w:r>
+        <w:rPr>
+          <w:i/>
+          <w:iCs/>
+        </w:rPr>
+        <w:t>“Oral”</w:t>
+      </w:r>
+      <w:r>
+        <w:t xml:space="preserve"> y </w:t>
+      </w:r>
+      <w:r>
+        <w:rPr>
+          <w:i/>
+          <w:iCs/>
+        </w:rPr>
+        <w:t>“Tablet Oral”</w:t>
+      </w:r>
+      <w:r>
+        <w:t xml:space="preserve">, o sinónimos de un mismo principio activo, podrían unificarse mediante vocabularios controlados o técnicas de correspondencia, mejorando la coherencia de la información entre fuentes. </w:t>
+      </w:r>
+    </w:p>
+    <w:p>
+      <w:pPr>
+        <w:pStyle w:val="Listado"/>
+      </w:pPr>
+      <w:r>
+        <w:rPr>
+          <w:b/>
+          <w:bCs w:val="0"/>
+        </w:rPr>
+        <w:t>Uso de la nomenclatura ATC oficial</w:t>
+      </w:r>
+      <w:r>
+        <w:t>.</w:t>
+      </w:r>
+      <w:r>
+        <w:t xml:space="preserve"> Las descripciones de los códigos ATC, ahora derivadas de forma heurística de los principios activos</w:t>
+      </w:r>
+      <w:r>
+        <w:t>,</w:t>
+      </w:r>
+      <w:r>
+        <w:t xml:space="preserve"> podrían sustituirse por la nomenclatura oficial </w:t>
+      </w:r>
+      <w:r>
+        <w:t>mantenida por el Centro Colaborador de la OMS (WHOCC)</w:t>
+      </w:r>
+      <w:r>
+        <w:t>, ganando precisión</w:t>
+      </w:r>
+      <w:r>
+        <w:t>.</w:t>
+      </w:r>
+      <w:r>
+        <w:t xml:space="preserve"> </w:t>
+      </w:r>
+      <w:r>
+        <w:t xml:space="preserve">Sin embargo, esta </w:t>
+      </w:r>
+      <w:r>
+        <w:rPr>
+          <w:b/>
+          <w:bCs w:val="0"/>
+        </w:rPr>
+        <w:t>no se distribuye como un conjunto de datos abiertos de descarga directa</w:t>
+      </w:r>
+      <w:r>
+        <w:t xml:space="preserve">, </w:t>
+      </w:r>
+      <w:r>
+        <w:t xml:space="preserve">por lo que su integración requeriría </w:t>
+      </w:r>
+      <w:r>
+        <w:rPr>
+          <w:b/>
+          <w:bCs w:val="0"/>
+        </w:rPr>
+        <w:t>acceder a ella</w:t>
+      </w:r>
+      <w:r>
+        <w:t xml:space="preserve"> conforme </w:t>
+      </w:r>
+      <w:r>
+        <w:t xml:space="preserve">a </w:t>
+      </w:r>
+      <w:r>
+        <w:t xml:space="preserve">sus condiciones de uso o a través de una </w:t>
+      </w:r>
+      <w:r>
+        <w:rPr>
+          <w:b/>
+          <w:bCs w:val="0"/>
+        </w:rPr>
+        <w:t>fuente externa</w:t>
+      </w:r>
+      <w:r>
+        <w:t xml:space="preserve"> que la incorpore.</w:t>
+      </w:r>
+    </w:p>
+    <w:p>
+      <w:pPr>
+        <w:pStyle w:val="Listado"/>
+      </w:pPr>
+      <w:r>
+        <w:rPr>
+          <w:b/>
+          <w:bCs w:val="0"/>
+        </w:rPr>
+        <w:t xml:space="preserve">Adaptación a iOS. </w:t>
+      </w:r>
+      <w:r>
+        <w:t>La aplicación es actualmente nativa de Android. Su adaptación a iOS</w:t>
+      </w:r>
+      <w:r>
+        <w:t xml:space="preserve"> podría abordarse</w:t>
+      </w:r>
+      <w:r>
+        <w:t xml:space="preserve">, </w:t>
+      </w:r>
+      <w:r>
+        <w:t>por ejemplo</w:t>
+      </w:r>
+      <w:r>
+        <w:t xml:space="preserve">, mediante </w:t>
+      </w:r>
+      <w:r>
+        <w:rPr>
+          <w:b/>
+          <w:bCs w:val="0"/>
+        </w:rPr>
+        <w:t xml:space="preserve">Kotlin </w:t>
+      </w:r>
+      <w:r>
+        <w:rPr>
+          <w:b/>
+          <w:bCs w:val="0"/>
+        </w:rPr>
+        <w:t>Multip</w:t>
+      </w:r>
+      <w:r>
+        <w:rPr>
+          <w:b/>
+          <w:bCs w:val="0"/>
+        </w:rPr>
+        <w:t>latform</w:t>
+      </w:r>
+      <w:r>
+        <w:t xml:space="preserve">, tecnología que permite compartir la lógica de negocio entre ambas </w:t>
+      </w:r>
+      <w:r>
+        <w:t>plataformas [</w:t>
+      </w:r>
+      <w:r>
+        <w:fldChar w:fldCharType="begin"/>
+      </w:r>
+      <w:r>
+        <w:instrText xml:space="preserve"> REF KotlinMultiplatform \h </w:instrText>
+      </w:r>
+      <w:r>
+        <w:fldChar w:fldCharType="separate"/>
+      </w:r>
+      <w:r>
+        <w:rPr>
+          <w:rFonts w:eastAsia="Garamond"/>
+        </w:rPr>
+        <w:t>24</w:t>
+      </w:r>
+      <w:r>
+        <w:fldChar w:fldCharType="end"/>
+      </w:r>
+      <w:r>
+        <w:t xml:space="preserve">]. Esto ampliaría su alcance a un segundo ecosistema </w:t>
+      </w:r>
+      <w:r>
+        <w:t>móvil.</w:t>
+      </w:r>
     </w:p>
     <w:p>
       <w:pPr>
@@ -31498,8 +35716,8 @@
           <w:lang w:val="en-US"/>
         </w:rPr>
       </w:pPr>
-      <w:bookmarkStart w:id="133" w:name="_Toc233066294"/>
-      <w:bookmarkStart w:id="134" w:name="_Toc233587046"/>
+      <w:bookmarkStart w:id="149" w:name="_Toc233066294"/>
+      <w:bookmarkStart w:id="150" w:name="_Toc234180976"/>
       <w:r>
         <w:rPr>
           <w:rFonts w:eastAsia="Garamond"/>
@@ -31517,8 +35735,8 @@
         </w:rPr>
         <w:t>Referencias</w:t>
       </w:r>
-      <w:bookmarkEnd w:id="133"/>
-      <w:bookmarkEnd w:id="134"/>
+      <w:bookmarkEnd w:id="149"/>
+      <w:bookmarkEnd w:id="150"/>
     </w:p>
     <w:p>
       <w:pPr>
@@ -31533,14 +35751,14 @@
         </w:rPr>
         <w:t>[</w:t>
       </w:r>
-      <w:bookmarkStart w:id="135" w:name="ATC"/>
+      <w:bookmarkStart w:id="151" w:name="ATC"/>
       <w:r>
         <w:rPr>
           <w:lang w:val="en-US"/>
         </w:rPr>
         <w:t>1</w:t>
       </w:r>
-      <w:bookmarkEnd w:id="135"/>
+      <w:bookmarkEnd w:id="151"/>
       <w:r>
         <w:rPr>
           <w:lang w:val="en-US"/>
@@ -31592,7 +35810,7 @@
       <w:r>
         <w:t xml:space="preserve"> </w:t>
       </w:r>
-      <w:hyperlink r:id="rId24" w:history="1">
+      <w:hyperlink r:id="rId25" w:history="1">
         <w:r>
           <w:rPr>
             <w:rStyle w:val="Hipervnculo"/>
@@ -31659,14 +35877,14 @@
         </w:rPr>
         <w:t>[</w:t>
       </w:r>
-      <w:bookmarkStart w:id="136" w:name="VademecumEq"/>
+      <w:bookmarkStart w:id="152" w:name="VademecumEq"/>
       <w:r>
         <w:rPr>
           <w:lang w:val="es-ES"/>
         </w:rPr>
         <w:t>2</w:t>
       </w:r>
-      <w:bookmarkEnd w:id="136"/>
+      <w:bookmarkEnd w:id="152"/>
       <w:r>
         <w:rPr>
           <w:lang w:val="es-ES"/>
@@ -31705,7 +35923,7 @@
         </w:rPr>
         <w:t xml:space="preserve">]. Disponible en: </w:t>
       </w:r>
-      <w:hyperlink r:id="rId25" w:history="1">
+      <w:hyperlink r:id="rId26" w:history="1">
         <w:r>
           <w:rPr>
             <w:rStyle w:val="Hipervnculo"/>
@@ -31748,14 +35966,14 @@
         </w:rPr>
         <w:t>[</w:t>
       </w:r>
-      <w:bookmarkStart w:id="137" w:name="VademecumAL"/>
+      <w:bookmarkStart w:id="153" w:name="VademecumAL"/>
       <w:r>
         <w:rPr>
           <w:lang w:val="es-ES"/>
         </w:rPr>
         <w:t>3</w:t>
       </w:r>
-      <w:bookmarkEnd w:id="137"/>
+      <w:bookmarkEnd w:id="153"/>
       <w:r>
         <w:rPr>
           <w:lang w:val="es-ES"/>
@@ -31782,7 +36000,7 @@
         </w:rPr>
         <w:t xml:space="preserve">[En línea]. Disponible en: </w:t>
       </w:r>
-      <w:hyperlink r:id="rId26" w:history="1">
+      <w:hyperlink r:id="rId27" w:history="1">
         <w:r>
           <w:rPr>
             <w:rStyle w:val="Hipervnculo"/>
@@ -31813,14 +36031,14 @@
         </w:rPr>
         <w:t>[</w:t>
       </w:r>
-      <w:bookmarkStart w:id="138" w:name="DrugEquivalent"/>
+      <w:bookmarkStart w:id="154" w:name="DrugEquivalent"/>
       <w:r>
         <w:rPr>
           <w:lang w:val="es-ES"/>
         </w:rPr>
         <w:t>4</w:t>
       </w:r>
-      <w:bookmarkEnd w:id="138"/>
+      <w:bookmarkEnd w:id="154"/>
       <w:r>
         <w:rPr>
           <w:lang w:val="es-ES"/>
@@ -31847,7 +36065,7 @@
         </w:rPr>
         <w:t xml:space="preserve">Disponible en: </w:t>
       </w:r>
-      <w:hyperlink r:id="rId27" w:history="1">
+      <w:hyperlink r:id="rId28" w:history="1">
         <w:r>
           <w:rPr>
             <w:rStyle w:val="Hipervnculo"/>
@@ -31884,14 +36102,14 @@
         </w:rPr>
         <w:t>[</w:t>
       </w:r>
-      <w:bookmarkStart w:id="139" w:name="SommervilleISII"/>
+      <w:bookmarkStart w:id="155" w:name="SommervilleISII"/>
       <w:r>
         <w:rPr>
           <w:lang w:val="en-US"/>
         </w:rPr>
         <w:t>5</w:t>
       </w:r>
-      <w:bookmarkEnd w:id="139"/>
+      <w:bookmarkEnd w:id="155"/>
       <w:r>
         <w:rPr>
           <w:lang w:val="en-US"/>
@@ -31969,14 +36187,14 @@
         </w:rPr>
         <w:t>[</w:t>
       </w:r>
-      <w:bookmarkStart w:id="140" w:name="MetÁgil"/>
+      <w:bookmarkStart w:id="156" w:name="MetÁgil"/>
       <w:r>
         <w:rPr>
           <w:lang w:val="es-ES"/>
         </w:rPr>
         <w:t>6</w:t>
       </w:r>
-      <w:bookmarkEnd w:id="140"/>
+      <w:bookmarkEnd w:id="156"/>
       <w:r>
         <w:rPr>
           <w:lang w:val="es-ES"/>
@@ -32015,7 +36233,7 @@
         </w:rPr>
         <w:t xml:space="preserve">[En línea]. Disponible en: </w:t>
       </w:r>
-      <w:hyperlink r:id="rId28" w:history="1">
+      <w:hyperlink r:id="rId29" w:history="1">
         <w:r>
           <w:rPr>
             <w:rStyle w:val="Hipervnculo"/>
@@ -32063,14 +36281,14 @@
         </w:rPr>
         <w:t>[</w:t>
       </w:r>
-      <w:bookmarkStart w:id="141" w:name="Arquitectura3Niveles"/>
+      <w:bookmarkStart w:id="157" w:name="Arquitectura3Niveles"/>
       <w:r>
         <w:rPr>
           <w:lang w:val="es-ES"/>
         </w:rPr>
         <w:t>7</w:t>
       </w:r>
-      <w:bookmarkEnd w:id="141"/>
+      <w:bookmarkEnd w:id="157"/>
       <w:r>
         <w:rPr>
           <w:lang w:val="es-ES"/>
@@ -32105,7 +36323,7 @@
         </w:rPr>
         <w:t xml:space="preserve">IBM Think. [En línea]. Disponible en: </w:t>
       </w:r>
-      <w:hyperlink r:id="rId29">
+      <w:hyperlink r:id="rId30">
         <w:r>
           <w:rPr>
             <w:rStyle w:val="Hipervnculo"/>
@@ -32148,14 +36366,14 @@
         </w:rPr>
         <w:t>[</w:t>
       </w:r>
-      <w:bookmarkStart w:id="142" w:name="ArquitecturaAndroid"/>
+      <w:bookmarkStart w:id="158" w:name="ArquitecturaAndroid"/>
       <w:r>
         <w:rPr>
           <w:lang w:val="es-ES"/>
         </w:rPr>
         <w:t>8</w:t>
       </w:r>
-      <w:bookmarkEnd w:id="142"/>
+      <w:bookmarkEnd w:id="158"/>
       <w:r>
         <w:rPr>
           <w:lang w:val="es-ES"/>
@@ -32236,7 +36454,7 @@
         </w:rPr>
         <w:t xml:space="preserve">. Disponible en: </w:t>
       </w:r>
-      <w:hyperlink r:id="rId30" w:history="1">
+      <w:hyperlink r:id="rId31" w:history="1">
         <w:r>
           <w:rPr>
             <w:rStyle w:val="Hipervnculo"/>
@@ -32296,14 +36514,14 @@
         </w:rPr>
         <w:t>[</w:t>
       </w:r>
-      <w:bookmarkStart w:id="143" w:name="SharedPreferences"/>
+      <w:bookmarkStart w:id="159" w:name="SharedPreferences"/>
       <w:r>
         <w:rPr>
           <w:lang w:val="es-ES"/>
         </w:rPr>
         <w:t>9</w:t>
       </w:r>
-      <w:bookmarkEnd w:id="143"/>
+      <w:bookmarkEnd w:id="159"/>
       <w:r>
         <w:rPr>
           <w:lang w:val="es-ES"/>
@@ -32340,7 +36558,7 @@
         </w:rPr>
         <w:t xml:space="preserve">, Android Developers. [En línea]. Disponible en: </w:t>
       </w:r>
-      <w:hyperlink r:id="rId31" w:history="1">
+      <w:hyperlink r:id="rId32" w:history="1">
         <w:r>
           <w:rPr>
             <w:rStyle w:val="Hipervnculo"/>
@@ -32394,14 +36612,14 @@
         </w:rPr>
         <w:t>[</w:t>
       </w:r>
-      <w:bookmarkStart w:id="144" w:name="PostgreSQL"/>
+      <w:bookmarkStart w:id="160" w:name="PostgreSQL"/>
       <w:r>
         <w:rPr>
           <w:lang w:val="es-ES"/>
         </w:rPr>
         <w:t>10</w:t>
       </w:r>
-      <w:bookmarkEnd w:id="144"/>
+      <w:bookmarkEnd w:id="160"/>
       <w:r>
         <w:rPr>
           <w:lang w:val="es-ES"/>
@@ -32450,7 +36668,7 @@
         </w:rPr>
         <w:t xml:space="preserve">[En línea]. Disponible en: </w:t>
       </w:r>
-      <w:hyperlink r:id="rId32" w:history="1">
+      <w:hyperlink r:id="rId33" w:history="1">
         <w:r>
           <w:rPr>
             <w:rStyle w:val="Hipervnculo"/>
@@ -32489,14 +36707,14 @@
         </w:rPr>
         <w:t>[</w:t>
       </w:r>
-      <w:bookmarkStart w:id="145" w:name="FastAPI"/>
+      <w:bookmarkStart w:id="161" w:name="FastAPI"/>
       <w:r>
         <w:rPr>
           <w:lang w:val="es-ES"/>
         </w:rPr>
         <w:t>11</w:t>
       </w:r>
-      <w:bookmarkEnd w:id="145"/>
+      <w:bookmarkEnd w:id="161"/>
       <w:r>
         <w:rPr>
           <w:lang w:val="es-ES"/>
@@ -32563,7 +36781,7 @@
         </w:rPr>
         <w:t xml:space="preserve">Disponible en: </w:t>
       </w:r>
-      <w:hyperlink r:id="rId33" w:history="1">
+      <w:hyperlink r:id="rId34" w:history="1">
         <w:r>
           <w:rPr>
             <w:rStyle w:val="Hipervnculo"/>
@@ -32626,14 +36844,14 @@
         </w:rPr>
         <w:t>[</w:t>
       </w:r>
-      <w:bookmarkStart w:id="146" w:name="Pydantic"/>
+      <w:bookmarkStart w:id="162" w:name="Pydantic"/>
       <w:r>
         <w:rPr>
           <w:lang w:val="es-ES"/>
         </w:rPr>
         <w:t>12</w:t>
       </w:r>
-      <w:bookmarkEnd w:id="146"/>
+      <w:bookmarkEnd w:id="162"/>
       <w:r>
         <w:rPr>
           <w:lang w:val="es-ES"/>
@@ -32666,7 +36884,7 @@
         </w:rPr>
         <w:t xml:space="preserve">Disponible en: </w:t>
       </w:r>
-      <w:hyperlink r:id="rId34" w:history="1">
+      <w:hyperlink r:id="rId35" w:history="1">
         <w:r>
           <w:rPr>
             <w:rStyle w:val="Hipervnculo"/>
@@ -32711,14 +36929,14 @@
         </w:rPr>
         <w:t>[</w:t>
       </w:r>
-      <w:bookmarkStart w:id="147" w:name="Kotlin"/>
+      <w:bookmarkStart w:id="163" w:name="Kotlin"/>
       <w:r>
         <w:rPr>
           <w:lang w:val="es-ES"/>
         </w:rPr>
         <w:t>13</w:t>
       </w:r>
-      <w:bookmarkEnd w:id="147"/>
+      <w:bookmarkEnd w:id="163"/>
       <w:r>
         <w:rPr>
           <w:lang w:val="es-ES"/>
@@ -32761,7 +36979,7 @@
         </w:rPr>
         <w:t xml:space="preserve">Disponible en: </w:t>
       </w:r>
-      <w:hyperlink r:id="rId35" w:history="1">
+      <w:hyperlink r:id="rId36" w:history="1">
         <w:r>
           <w:rPr>
             <w:rStyle w:val="Hipervnculo"/>
@@ -32819,14 +37037,14 @@
         </w:rPr>
         <w:t>[</w:t>
       </w:r>
-      <w:bookmarkStart w:id="148" w:name="Retrofit"/>
+      <w:bookmarkStart w:id="164" w:name="Retrofit"/>
       <w:r>
         <w:rPr>
           <w:lang w:val="es-ES"/>
         </w:rPr>
         <w:t>14</w:t>
       </w:r>
-      <w:bookmarkEnd w:id="148"/>
+      <w:bookmarkEnd w:id="164"/>
       <w:r>
         <w:rPr>
           <w:lang w:val="es-ES"/>
@@ -32869,7 +37087,7 @@
         </w:rPr>
         <w:t xml:space="preserve">. [En línea]. Disponible en: </w:t>
       </w:r>
-      <w:hyperlink r:id="rId36" w:history="1">
+      <w:hyperlink r:id="rId37" w:history="1">
         <w:r>
           <w:rPr>
             <w:rStyle w:val="Hipervnculo"/>
@@ -32900,14 +37118,14 @@
         <w:lastRenderedPageBreak/>
         <w:t>[</w:t>
       </w:r>
-      <w:bookmarkStart w:id="149" w:name="Moshi"/>
+      <w:bookmarkStart w:id="165" w:name="Moshi"/>
       <w:r>
         <w:t>1</w:t>
       </w:r>
       <w:r>
         <w:t>5</w:t>
       </w:r>
-      <w:bookmarkEnd w:id="149"/>
+      <w:bookmarkEnd w:id="165"/>
       <w:r>
         <w:t xml:space="preserve">] Square, </w:t>
       </w:r>
@@ -32941,7 +37159,7 @@
         </w:rPr>
         <w:t xml:space="preserve"> </w:t>
       </w:r>
-      <w:hyperlink r:id="rId37" w:history="1">
+      <w:hyperlink r:id="rId38" w:history="1">
         <w:r>
           <w:rPr>
             <w:rStyle w:val="Hipervnculo"/>
@@ -32996,7 +37214,7 @@
         </w:rPr>
         <w:t>[</w:t>
       </w:r>
-      <w:bookmarkStart w:id="150" w:name="Room"/>
+      <w:bookmarkStart w:id="166" w:name="Room"/>
       <w:r>
         <w:rPr>
           <w:lang w:val="es-ES"/>
@@ -33009,7 +37227,7 @@
         </w:rPr>
         <w:t>6</w:t>
       </w:r>
-      <w:bookmarkEnd w:id="150"/>
+      <w:bookmarkEnd w:id="166"/>
       <w:r>
         <w:rPr>
           <w:lang w:val="es-ES"/>
@@ -33045,7 +37263,7 @@
         </w:rPr>
         <w:t xml:space="preserve">, Android Developers. [En línea]. Disponible en: </w:t>
       </w:r>
-      <w:hyperlink r:id="rId38" w:history="1">
+      <w:hyperlink r:id="rId39" w:history="1">
         <w:r>
           <w:rPr>
             <w:rStyle w:val="Hipervnculo"/>
@@ -33084,7 +37302,7 @@
         </w:rPr>
         <w:t>[</w:t>
       </w:r>
-      <w:bookmarkStart w:id="151" w:name="Render"/>
+      <w:bookmarkStart w:id="167" w:name="Render"/>
       <w:r>
         <w:rPr>
           <w:lang w:val="es-ES"/>
@@ -33097,7 +37315,7 @@
         </w:rPr>
         <w:t>7</w:t>
       </w:r>
-      <w:bookmarkEnd w:id="151"/>
+      <w:bookmarkEnd w:id="167"/>
       <w:r>
         <w:rPr>
           <w:lang w:val="es-ES"/>
@@ -33118,7 +37336,7 @@
         </w:rPr>
         <w:t xml:space="preserve">. [En línea]. Disponible en: </w:t>
       </w:r>
-      <w:hyperlink r:id="rId39" w:history="1">
+      <w:hyperlink r:id="rId40" w:history="1">
         <w:r>
           <w:rPr>
             <w:rStyle w:val="Hipervnculo"/>
@@ -33158,14 +37376,14 @@
         </w:rPr>
         <w:t>[</w:t>
       </w:r>
-      <w:bookmarkStart w:id="152" w:name="CIMA"/>
+      <w:bookmarkStart w:id="168" w:name="CIMA"/>
       <w:r>
         <w:rPr>
           <w:lang w:val="es-ES"/>
         </w:rPr>
         <w:t>18</w:t>
       </w:r>
-      <w:bookmarkEnd w:id="152"/>
+      <w:bookmarkEnd w:id="168"/>
       <w:r>
         <w:rPr>
           <w:lang w:val="es-ES"/>
@@ -33229,7 +37447,7 @@
         </w:rPr>
         <w:t xml:space="preserve"> </w:t>
       </w:r>
-      <w:hyperlink r:id="rId40" w:history="1">
+      <w:hyperlink r:id="rId41" w:history="1">
         <w:r>
           <w:rPr>
             <w:rStyle w:val="Hipervnculo"/>
@@ -33253,11 +37471,11 @@
       <w:r>
         <w:t>[</w:t>
       </w:r>
-      <w:bookmarkStart w:id="153" w:name="ISP"/>
+      <w:bookmarkStart w:id="169" w:name="ISP"/>
       <w:r>
         <w:t>19</w:t>
       </w:r>
-      <w:bookmarkEnd w:id="153"/>
+      <w:bookmarkEnd w:id="169"/>
       <w:r>
         <w:t>] Instituto de Salud Pública de Chile (ISP)</w:t>
       </w:r>
@@ -33287,7 +37505,7 @@
         </w:rPr>
         <w:t xml:space="preserve"> </w:t>
       </w:r>
-      <w:hyperlink r:id="rId41" w:history="1">
+      <w:hyperlink r:id="rId42" w:history="1">
         <w:r>
           <w:rPr>
             <w:rStyle w:val="Hipervnculo"/>
@@ -33318,7 +37536,7 @@
         </w:rPr>
         <w:t>[</w:t>
       </w:r>
-      <w:bookmarkStart w:id="154" w:name="INFARMED"/>
+      <w:bookmarkStart w:id="170" w:name="INFARMED"/>
       <w:r>
         <w:rPr>
           <w:rFonts w:eastAsia="Garamond"/>
@@ -33326,7 +37544,7 @@
         </w:rPr>
         <w:t>20</w:t>
       </w:r>
-      <w:bookmarkEnd w:id="154"/>
+      <w:bookmarkEnd w:id="170"/>
       <w:r>
         <w:rPr>
           <w:rFonts w:eastAsia="Garamond"/>
@@ -33397,7 +37615,7 @@
         </w:rPr>
         <w:t xml:space="preserve"> </w:t>
       </w:r>
-      <w:hyperlink r:id="rId42" w:history="1">
+      <w:hyperlink r:id="rId43" w:history="1">
         <w:r>
           <w:rPr>
             <w:rStyle w:val="Hipervnculo"/>
@@ -33436,7 +37654,7 @@
         </w:rPr>
         <w:t>[</w:t>
       </w:r>
-      <w:bookmarkStart w:id="155" w:name="HealthCanada"/>
+      <w:bookmarkStart w:id="171" w:name="HealthCanada"/>
       <w:r>
         <w:rPr>
           <w:rFonts w:eastAsia="Garamond"/>
@@ -33444,7 +37662,7 @@
         </w:rPr>
         <w:t>21</w:t>
       </w:r>
-      <w:bookmarkEnd w:id="155"/>
+      <w:bookmarkEnd w:id="171"/>
       <w:r>
         <w:rPr>
           <w:rFonts w:eastAsia="Garamond"/>
@@ -33493,7 +37711,7 @@
         </w:rPr>
         <w:t xml:space="preserve">[En línea]. Disponible en: </w:t>
       </w:r>
-      <w:hyperlink r:id="rId43" w:history="1">
+      <w:hyperlink r:id="rId44" w:history="1">
         <w:r>
           <w:rPr>
             <w:rStyle w:val="Hipervnculo"/>
@@ -33533,7 +37751,7 @@
         </w:rPr>
         <w:t>[</w:t>
       </w:r>
-      <w:bookmarkStart w:id="156" w:name="openFDA"/>
+      <w:bookmarkStart w:id="172" w:name="openFDA"/>
       <w:r>
         <w:rPr>
           <w:rFonts w:eastAsia="Garamond"/>
@@ -33541,7 +37759,7 @@
         </w:rPr>
         <w:t>22</w:t>
       </w:r>
-      <w:bookmarkEnd w:id="156"/>
+      <w:bookmarkEnd w:id="172"/>
       <w:r>
         <w:rPr>
           <w:rFonts w:eastAsia="Garamond"/>
@@ -33579,7 +37797,7 @@
         </w:rPr>
         <w:t xml:space="preserve">[En línea]. Disponible en: </w:t>
       </w:r>
-      <w:hyperlink r:id="rId44" w:history="1">
+      <w:hyperlink r:id="rId45" w:history="1">
         <w:r>
           <w:rPr>
             <w:rStyle w:val="Hipervnculo"/>
@@ -33612,7 +37830,7 @@
     </w:p>
     <w:p>
       <w:pPr>
-        <w:spacing w:line="276" w:lineRule="auto"/>
+        <w:spacing w:after="240" w:line="276" w:lineRule="auto"/>
         <w:rPr>
           <w:rFonts w:eastAsia="Garamond"/>
         </w:rPr>
@@ -33624,7 +37842,7 @@
         </w:rPr>
         <w:t>[</w:t>
       </w:r>
-      <w:bookmarkStart w:id="157" w:name="RxNorm"/>
+      <w:bookmarkStart w:id="173" w:name="RxNorm"/>
       <w:r>
         <w:rPr>
           <w:rFonts w:eastAsia="Garamond"/>
@@ -33632,7 +37850,7 @@
         </w:rPr>
         <w:t>23</w:t>
       </w:r>
-      <w:bookmarkEnd w:id="157"/>
+      <w:bookmarkEnd w:id="173"/>
       <w:r>
         <w:rPr>
           <w:rFonts w:eastAsia="Garamond"/>
@@ -33670,7 +37888,7 @@
         </w:rPr>
         <w:t xml:space="preserve">[En línea]. Disponible en: </w:t>
       </w:r>
-      <w:hyperlink r:id="rId45" w:history="1">
+      <w:hyperlink r:id="rId46" w:history="1">
         <w:r>
           <w:rPr>
             <w:rStyle w:val="Hipervnculo"/>
@@ -33696,6 +37914,67 @@
           <w:lang w:val="es-ES"/>
         </w:rPr>
       </w:pPr>
+      <w:r>
+        <w:rPr>
+          <w:rFonts w:eastAsia="Garamond"/>
+          <w:lang w:val="es-ES"/>
+        </w:rPr>
+        <w:t>[</w:t>
+      </w:r>
+      <w:bookmarkStart w:id="174" w:name="KotlinMultiplatform"/>
+      <w:r>
+        <w:rPr>
+          <w:rFonts w:eastAsia="Garamond"/>
+          <w:lang w:val="es-ES"/>
+        </w:rPr>
+        <w:t>24</w:t>
+      </w:r>
+      <w:bookmarkEnd w:id="174"/>
+      <w:r>
+        <w:rPr>
+          <w:rFonts w:eastAsia="Garamond"/>
+          <w:lang w:val="es-ES"/>
+        </w:rPr>
+        <w:t xml:space="preserve">] JetBrains, </w:t>
+      </w:r>
+      <w:r>
+        <w:rPr>
+          <w:rFonts w:eastAsia="Garamond"/>
+          <w:i/>
+          <w:iCs/>
+          <w:lang w:val="es-ES"/>
+        </w:rPr>
+        <w:t>“Kotlin Multiplatform Docs”</w:t>
+      </w:r>
+      <w:r>
+        <w:rPr>
+          <w:rFonts w:eastAsia="Garamond"/>
+          <w:lang w:val="es-ES"/>
+        </w:rPr>
+        <w:t xml:space="preserve">, Kotlin. </w:t>
+      </w:r>
+      <w:r>
+        <w:rPr>
+          <w:rFonts w:eastAsia="Garamond"/>
+          <w:lang w:val="es-ES"/>
+        </w:rPr>
+        <w:t xml:space="preserve">[En línea]. Disponible en: </w:t>
+      </w:r>
+      <w:hyperlink r:id="rId47" w:history="1">
+        <w:r>
+          <w:rPr>
+            <w:rStyle w:val="Hipervnculo"/>
+            <w:rFonts w:eastAsia="Garamond"/>
+          </w:rPr>
+          <w:t>https://kotlinlang.org/docs/multiplatform.html</w:t>
+        </w:r>
+      </w:hyperlink>
+      <w:r>
+        <w:rPr>
+          <w:rFonts w:eastAsia="Garamond"/>
+        </w:rPr>
+        <w:t>. [Accedido: 30-jun-2026].</w:t>
+      </w:r>
     </w:p>
     <w:p>
       <w:pPr>
@@ -33704,9 +37983,18 @@
           <w:rFonts w:eastAsia="Garamond"/>
           <w:lang w:val="es-ES"/>
         </w:rPr>
+      </w:pPr>
+    </w:p>
+    <w:p>
+      <w:pPr>
+        <w:spacing w:line="276" w:lineRule="auto"/>
+        <w:rPr>
+          <w:rFonts w:eastAsia="Garamond"/>
+          <w:lang w:val="es-ES"/>
+        </w:rPr>
         <w:sectPr>
-          <w:footerReference w:type="default" r:id="rId46"/>
-          <w:footerReference w:type="first" r:id="rId47"/>
+          <w:footerReference w:type="default" r:id="rId48"/>
+          <w:footerReference w:type="first" r:id="rId49"/>
           <w:pgSz w:w="11906" w:h="16838"/>
           <w:pgMar w:top="1417" w:right="1701" w:bottom="1417" w:left="1701" w:header="567" w:footer="1133" w:gutter="0"/>
           <w:pgNumType w:start="1"/>
@@ -33725,8 +38013,8 @@
           <w:highlight w:val="none"/>
         </w:rPr>
       </w:pPr>
-      <w:bookmarkStart w:id="158" w:name="_Toc233066295"/>
-      <w:bookmarkStart w:id="159" w:name="_Toc233587047"/>
+      <w:bookmarkStart w:id="175" w:name="_Toc233066295"/>
+      <w:bookmarkStart w:id="176" w:name="_Toc234180977"/>
       <w:r>
         <w:lastRenderedPageBreak/>
         <w:t>A</w:t>
@@ -33737,18 +38025,18 @@
         </w:rPr>
         <w:t>nexos</w:t>
       </w:r>
-      <w:bookmarkEnd w:id="158"/>
-      <w:bookmarkEnd w:id="159"/>
+      <w:bookmarkEnd w:id="175"/>
+      <w:bookmarkEnd w:id="176"/>
     </w:p>
     <w:p>
       <w:pPr>
         <w:pStyle w:val="Ttulo2"/>
       </w:pPr>
-      <w:bookmarkStart w:id="160" w:name="_Toc233587048"/>
+      <w:bookmarkStart w:id="177" w:name="_Toc234180978"/>
       <w:r>
         <w:t>A. Glosario de Siglas y Acrónimos</w:t>
       </w:r>
-      <w:bookmarkEnd w:id="160"/>
+      <w:bookmarkEnd w:id="177"/>
     </w:p>
     <w:tbl>
       <w:tblPr>
@@ -35260,7 +39548,7 @@
       <w:pPr>
         <w:pStyle w:val="Tablas"/>
       </w:pPr>
-      <w:bookmarkStart w:id="161" w:name="_Toc233586823"/>
+      <w:bookmarkStart w:id="178" w:name="_Toc233586823"/>
       <w:r>
         <w:t>Tabla A</w:t>
       </w:r>
@@ -35270,17 +39558,17 @@
       <w:r>
         <w:t>: Glosario de siglas y acrónimos</w:t>
       </w:r>
-      <w:bookmarkEnd w:id="161"/>
+      <w:bookmarkEnd w:id="178"/>
     </w:p>
     <w:p>
       <w:pPr>
         <w:pStyle w:val="Ttulo2"/>
       </w:pPr>
-      <w:bookmarkStart w:id="162" w:name="_Toc233587049"/>
+      <w:bookmarkStart w:id="179" w:name="_Toc234180979"/>
       <w:r>
         <w:t>B. Glosario de Términos</w:t>
       </w:r>
-      <w:bookmarkEnd w:id="162"/>
+      <w:bookmarkEnd w:id="179"/>
     </w:p>
     <w:tbl>
       <w:tblPr>
@@ -35790,7 +40078,7 @@
       <w:pPr>
         <w:pStyle w:val="Tablas"/>
       </w:pPr>
-      <w:bookmarkStart w:id="163" w:name="_Toc233586824"/>
+      <w:bookmarkStart w:id="180" w:name="_Toc233586824"/>
       <w:r>
         <w:t>Tabla B</w:t>
       </w:r>
@@ -35800,13 +40088,14 @@
       <w:r>
         <w:t>: Glosario de términos</w:t>
       </w:r>
-      <w:bookmarkEnd w:id="163"/>
+      <w:bookmarkEnd w:id="180"/>
     </w:p>
     <w:p/>
     <w:p>
       <w:pPr>
         <w:pStyle w:val="Ttulo2"/>
       </w:pPr>
+      <w:bookmarkStart w:id="181" w:name="_Toc234180980"/>
       <w:r>
         <w:lastRenderedPageBreak/>
         <w:t xml:space="preserve">C. </w:t>
@@ -35817,11 +40106,13 @@
       <w:r>
         <w:t xml:space="preserve"> de las Pruebas Realizadas</w:t>
       </w:r>
+      <w:bookmarkEnd w:id="181"/>
     </w:p>
     <w:p>
       <w:pPr>
         <w:pStyle w:val="Ttulo3"/>
       </w:pPr>
+      <w:bookmarkStart w:id="182" w:name="_Toc234180981"/>
       <w:r>
         <w:t>C.</w:t>
       </w:r>
@@ -35831,6 +40122,7 @@
       <w:r>
         <w:t xml:space="preserve"> Consultas de Validación del Módulo de Datos</w:t>
       </w:r>
+      <w:bookmarkEnd w:id="182"/>
     </w:p>
     <w:p>
       <w:pPr>
@@ -35877,10 +40169,10 @@
     <w:p>
       <w:pPr>
         <w:pBdr>
-          <w:top w:val="single" w:sz="4" w:space="1" w:color="auto"/>
-          <w:left w:val="single" w:sz="4" w:space="4" w:color="auto"/>
-          <w:bottom w:val="single" w:sz="4" w:space="1" w:color="auto"/>
-          <w:right w:val="single" w:sz="4" w:space="4" w:color="auto"/>
+          <w:top w:val="single" w:sz="8" w:space="1" w:color="17365D" w:themeColor="text2" w:themeShade="BF"/>
+          <w:left w:val="single" w:sz="8" w:space="4" w:color="17365D" w:themeColor="text2" w:themeShade="BF"/>
+          <w:bottom w:val="single" w:sz="8" w:space="1" w:color="17365D" w:themeColor="text2" w:themeShade="BF"/>
+          <w:right w:val="single" w:sz="8" w:space="4" w:color="17365D" w:themeColor="text2" w:themeShade="BF"/>
         </w:pBdr>
         <w:spacing w:line="276" w:lineRule="auto"/>
         <w:jc w:val="left"/>
@@ -36182,10 +40474,10 @@
     <w:p>
       <w:pPr>
         <w:pBdr>
-          <w:top w:val="single" w:sz="4" w:space="1" w:color="auto"/>
-          <w:left w:val="single" w:sz="4" w:space="4" w:color="auto"/>
-          <w:bottom w:val="single" w:sz="4" w:space="1" w:color="auto"/>
-          <w:right w:val="single" w:sz="4" w:space="4" w:color="auto"/>
+          <w:top w:val="single" w:sz="8" w:space="1" w:color="17365D" w:themeColor="text2" w:themeShade="BF"/>
+          <w:left w:val="single" w:sz="8" w:space="4" w:color="17365D" w:themeColor="text2" w:themeShade="BF"/>
+          <w:bottom w:val="single" w:sz="8" w:space="1" w:color="17365D" w:themeColor="text2" w:themeShade="BF"/>
+          <w:right w:val="single" w:sz="8" w:space="4" w:color="17365D" w:themeColor="text2" w:themeShade="BF"/>
         </w:pBdr>
         <w:spacing w:before="240" w:line="276" w:lineRule="auto"/>
         <w:jc w:val="left"/>
@@ -36322,10 +40614,10 @@
     <w:p>
       <w:pPr>
         <w:pBdr>
-          <w:top w:val="single" w:sz="4" w:space="1" w:color="auto"/>
-          <w:left w:val="single" w:sz="4" w:space="4" w:color="auto"/>
-          <w:bottom w:val="single" w:sz="4" w:space="1" w:color="auto"/>
-          <w:right w:val="single" w:sz="4" w:space="4" w:color="auto"/>
+          <w:top w:val="single" w:sz="8" w:space="1" w:color="17365D" w:themeColor="text2" w:themeShade="BF"/>
+          <w:left w:val="single" w:sz="8" w:space="4" w:color="17365D" w:themeColor="text2" w:themeShade="BF"/>
+          <w:bottom w:val="single" w:sz="8" w:space="1" w:color="17365D" w:themeColor="text2" w:themeShade="BF"/>
+          <w:right w:val="single" w:sz="8" w:space="4" w:color="17365D" w:themeColor="text2" w:themeShade="BF"/>
         </w:pBdr>
         <w:spacing w:line="276" w:lineRule="auto"/>
         <w:jc w:val="left"/>
@@ -37005,10 +41297,10 @@
     <w:p>
       <w:pPr>
         <w:pBdr>
-          <w:top w:val="single" w:sz="4" w:space="1" w:color="auto"/>
-          <w:left w:val="single" w:sz="4" w:space="4" w:color="auto"/>
-          <w:bottom w:val="single" w:sz="4" w:space="1" w:color="auto"/>
-          <w:right w:val="single" w:sz="4" w:space="4" w:color="auto"/>
+          <w:top w:val="single" w:sz="8" w:space="1" w:color="17365D" w:themeColor="text2" w:themeShade="BF"/>
+          <w:left w:val="single" w:sz="8" w:space="4" w:color="17365D" w:themeColor="text2" w:themeShade="BF"/>
+          <w:bottom w:val="single" w:sz="8" w:space="1" w:color="17365D" w:themeColor="text2" w:themeShade="BF"/>
+          <w:right w:val="single" w:sz="8" w:space="4" w:color="17365D" w:themeColor="text2" w:themeShade="BF"/>
         </w:pBdr>
         <w:spacing w:before="240"/>
         <w:jc w:val="left"/>
@@ -37096,10 +41388,10 @@
     <w:p>
       <w:pPr>
         <w:pBdr>
-          <w:top w:val="single" w:sz="4" w:space="1" w:color="auto"/>
-          <w:left w:val="single" w:sz="4" w:space="4" w:color="auto"/>
-          <w:bottom w:val="single" w:sz="4" w:space="1" w:color="auto"/>
-          <w:right w:val="single" w:sz="4" w:space="4" w:color="auto"/>
+          <w:top w:val="single" w:sz="8" w:space="1" w:color="17365D" w:themeColor="text2" w:themeShade="BF"/>
+          <w:left w:val="single" w:sz="8" w:space="4" w:color="17365D" w:themeColor="text2" w:themeShade="BF"/>
+          <w:bottom w:val="single" w:sz="8" w:space="1" w:color="17365D" w:themeColor="text2" w:themeShade="BF"/>
+          <w:right w:val="single" w:sz="8" w:space="4" w:color="17365D" w:themeColor="text2" w:themeShade="BF"/>
         </w:pBdr>
         <w:spacing w:line="276" w:lineRule="auto"/>
         <w:jc w:val="left"/>
@@ -37233,10 +41525,10 @@
     <w:p>
       <w:pPr>
         <w:pBdr>
-          <w:top w:val="single" w:sz="4" w:space="1" w:color="auto"/>
-          <w:left w:val="single" w:sz="4" w:space="4" w:color="auto"/>
-          <w:bottom w:val="single" w:sz="4" w:space="1" w:color="auto"/>
-          <w:right w:val="single" w:sz="4" w:space="4" w:color="auto"/>
+          <w:top w:val="single" w:sz="8" w:space="1" w:color="17365D" w:themeColor="text2" w:themeShade="BF"/>
+          <w:left w:val="single" w:sz="8" w:space="4" w:color="17365D" w:themeColor="text2" w:themeShade="BF"/>
+          <w:bottom w:val="single" w:sz="8" w:space="1" w:color="17365D" w:themeColor="text2" w:themeShade="BF"/>
+          <w:right w:val="single" w:sz="8" w:space="4" w:color="17365D" w:themeColor="text2" w:themeShade="BF"/>
         </w:pBdr>
         <w:spacing w:before="240" w:line="276" w:lineRule="auto"/>
         <w:jc w:val="left"/>
@@ -37297,9 +41589,11 @@
       <w:pPr>
         <w:pStyle w:val="Ttulo3"/>
       </w:pPr>
+      <w:bookmarkStart w:id="183" w:name="_Toc234180982"/>
       <w:r>
         <w:t>C.2 Herramienta Preliminar de Validación</w:t>
       </w:r>
+      <w:bookmarkEnd w:id="183"/>
     </w:p>
     <w:p>
       <w:pPr>
@@ -37523,7 +41817,7 @@
                     <pic:cNvPicPr/>
                   </pic:nvPicPr>
                   <pic:blipFill rotWithShape="1">
-                    <a:blip r:embed="rId48"/>
+                    <a:blip r:embed="rId50"/>
                     <a:srcRect l="533" t="1332"/>
                     <a:stretch>
                       <a:fillRect/>
@@ -37892,10 +42186,12 @@
       <w:pPr>
         <w:pStyle w:val="Ttulo3"/>
       </w:pPr>
+      <w:bookmarkStart w:id="184" w:name="_Toc234180983"/>
       <w:r>
         <w:lastRenderedPageBreak/>
         <w:t>C.3 Pruebas Automatizadas de la API</w:t>
       </w:r>
+      <w:bookmarkEnd w:id="184"/>
     </w:p>
     <w:p>
       <w:pPr>
@@ -37959,6 +42255,9 @@
         <w:spacing w:line="276" w:lineRule="auto"/>
       </w:pPr>
       <w:r>
+        <w:rPr>
+          <w:noProof/>
+        </w:rPr>
         <w:drawing>
           <wp:inline distT="0" distB="0" distL="0" distR="0" wp14:anchorId="1D07773F" wp14:editId="64EC3C5E">
             <wp:extent cx="5400040" cy="2991485"/>
@@ -37975,7 +42274,7 @@
                     <pic:cNvPicPr/>
                   </pic:nvPicPr>
                   <pic:blipFill>
-                    <a:blip r:embed="rId49"/>
+                    <a:blip r:embed="rId51"/>
                     <a:stretch>
                       <a:fillRect/>
                     </a:stretch>
@@ -38007,8 +42306,1062 @@
         <w:t xml:space="preserve">Ejecución de la suite de pruebas automatizadas de la API </w:t>
       </w:r>
     </w:p>
+    <w:p>
+      <w:pPr>
+        <w:pStyle w:val="Ttulo3"/>
+      </w:pPr>
+      <w:bookmarkStart w:id="185" w:name="_Toc234180984"/>
+      <w:r>
+        <w:t>C.4 Pruebas Automatizadas de la App</w:t>
+      </w:r>
+      <w:bookmarkEnd w:id="185"/>
+    </w:p>
+    <w:p>
+      <w:pPr>
+        <w:spacing w:after="240" w:line="276" w:lineRule="auto"/>
+      </w:pPr>
+      <w:r>
+        <w:t xml:space="preserve">Este apartado recoge el detalle de las pruebas automatizadas mencionadas en el capítulo de pruebas, ejecutadas sobre componentes de la capa de datos de la aplicación Android. Estas incluyen </w:t>
+      </w:r>
+      <w:r>
+        <w:rPr>
+          <w:b/>
+          <w:bCs/>
+        </w:rPr>
+        <w:t>pruebas unitarias del mapeador</w:t>
+      </w:r>
+      <w:r>
+        <w:t xml:space="preserve"> (</w:t>
+      </w:r>
+      <w:r>
+        <w:rPr>
+          <w:rStyle w:val="CodeTextCar"/>
+          <w:b/>
+          <w:bCs/>
+        </w:rPr>
+        <w:t>MedMapper</w:t>
+      </w:r>
+      <w:r>
+        <w:t xml:space="preserve">), que se ejecutan sobre la máquina virtual sin necesidad del dispositivo, y </w:t>
+      </w:r>
+      <w:r>
+        <w:rPr>
+          <w:b/>
+          <w:bCs/>
+        </w:rPr>
+        <w:t xml:space="preserve">pruebas instrumentadas </w:t>
+      </w:r>
+      <w:r>
+        <w:rPr>
+          <w:b/>
+          <w:bCs/>
+        </w:rPr>
+        <w:t>del objeto de acceso a datos de Room</w:t>
+      </w:r>
+      <w:r>
+        <w:t xml:space="preserve"> (</w:t>
+      </w:r>
+      <w:r>
+        <w:rPr>
+          <w:rStyle w:val="CodeTextCar"/>
+          <w:b/>
+          <w:bCs/>
+        </w:rPr>
+        <w:t>MedDao</w:t>
+      </w:r>
+      <w:r>
+        <w:t xml:space="preserve">), que requieren un dispositivo o emulador y se lanzaron empleando una instancia de base de datos en memoria. </w:t>
+      </w:r>
+    </w:p>
+    <w:p>
+      <w:pPr>
+        <w:spacing w:after="240" w:line="276" w:lineRule="auto"/>
+      </w:pPr>
+      <w:r>
+        <w:t>Siguiendo la estructura estándar de un proyecto Android, las pruebas unitarias residen</w:t>
+      </w:r>
+      <w:r>
+        <w:t xml:space="preserve"> </w:t>
+      </w:r>
+      <w:r>
+        <w:t xml:space="preserve">en </w:t>
+      </w:r>
+      <w:r>
+        <w:rPr>
+          <w:rStyle w:val="CodeTextCar"/>
+          <w:b/>
+          <w:bCs/>
+        </w:rPr>
+        <w:t>modulo_app/app/</w:t>
+      </w:r>
+      <w:r>
+        <w:rPr>
+          <w:rStyle w:val="CodeTextCar"/>
+          <w:b/>
+          <w:bCs/>
+        </w:rPr>
+        <w:t>src/test/MedMapperTest.kt</w:t>
+      </w:r>
+      <w:r>
+        <w:t xml:space="preserve"> y las instrumentadas</w:t>
+      </w:r>
+      <w:r>
+        <w:t xml:space="preserve"> residen</w:t>
+      </w:r>
+      <w:r>
+        <w:t xml:space="preserve"> en</w:t>
+      </w:r>
+      <w:r>
+        <w:t xml:space="preserve"> </w:t>
+      </w:r>
+      <w:r>
+        <w:rPr>
+          <w:rStyle w:val="CodeTextCar"/>
+          <w:b/>
+          <w:bCs/>
+        </w:rPr>
+        <w:t>modulo_app/app/src/androidTest/</w:t>
+      </w:r>
+      <w:r>
+        <w:rPr>
+          <w:rStyle w:val="CodeTextCar"/>
+          <w:b/>
+          <w:bCs/>
+        </w:rPr>
+        <w:t>MedDao</w:t>
+      </w:r>
+      <w:r>
+        <w:rPr>
+          <w:rStyle w:val="CodeTextCar"/>
+          <w:b/>
+          <w:bCs/>
+        </w:rPr>
+        <w:t>Test</w:t>
+      </w:r>
+      <w:r>
+        <w:rPr>
+          <w:rStyle w:val="CodeTextCar"/>
+          <w:b/>
+          <w:bCs/>
+        </w:rPr>
+        <w:t>.kt</w:t>
+      </w:r>
+      <w:r>
+        <w:t xml:space="preserve">. </w:t>
+      </w:r>
+      <w:r>
+        <w:t xml:space="preserve">La </w:t>
+      </w:r>
+      <w:r>
+        <w:rPr>
+          <w:i/>
+          <w:iCs/>
+        </w:rPr>
+        <w:t>Tabla C.2</w:t>
+      </w:r>
+      <w:r>
+        <w:t xml:space="preserve"> describe cada una de las nueve pruebas.</w:t>
+      </w:r>
+    </w:p>
+    <w:tbl>
+      <w:tblPr>
+        <w:tblStyle w:val="Tablaconcuadrcula"/>
+        <w:tblW w:w="0" w:type="auto"/>
+        <w:tblLook w:val="04A0" w:firstRow="1" w:lastRow="0" w:firstColumn="1" w:lastColumn="0" w:noHBand="0" w:noVBand="1"/>
+      </w:tblPr>
+      <w:tblGrid>
+        <w:gridCol w:w="1523"/>
+        <w:gridCol w:w="3517"/>
+        <w:gridCol w:w="3454"/>
+      </w:tblGrid>
+      <w:tr>
+        <w:tc>
+          <w:tcPr>
+            <w:tcW w:w="0" w:type="auto"/>
+            <w:shd w:val="clear" w:color="auto" w:fill="0F243E" w:themeFill="text2" w:themeFillShade="80"/>
+          </w:tcPr>
+          <w:p>
+            <w:pPr>
+              <w:spacing w:line="276" w:lineRule="auto"/>
+              <w:rPr>
+                <w:b/>
+                <w:bCs/>
+              </w:rPr>
+            </w:pPr>
+            <w:r>
+              <w:rPr>
+                <w:b/>
+                <w:bCs/>
+              </w:rPr>
+              <w:t>Componente</w:t>
+            </w:r>
+          </w:p>
+        </w:tc>
+        <w:tc>
+          <w:tcPr>
+            <w:tcW w:w="0" w:type="auto"/>
+            <w:shd w:val="clear" w:color="auto" w:fill="0F243E" w:themeFill="text2" w:themeFillShade="80"/>
+          </w:tcPr>
+          <w:p>
+            <w:pPr>
+              <w:spacing w:line="276" w:lineRule="auto"/>
+              <w:rPr>
+                <w:b/>
+                <w:bCs/>
+              </w:rPr>
+            </w:pPr>
+            <w:r>
+              <w:rPr>
+                <w:b/>
+                <w:bCs/>
+              </w:rPr>
+              <w:t>Prueba</w:t>
+            </w:r>
+          </w:p>
+        </w:tc>
+        <w:tc>
+          <w:tcPr>
+            <w:tcW w:w="0" w:type="auto"/>
+            <w:shd w:val="clear" w:color="auto" w:fill="0F243E" w:themeFill="text2" w:themeFillShade="80"/>
+          </w:tcPr>
+          <w:p>
+            <w:pPr>
+              <w:spacing w:line="276" w:lineRule="auto"/>
+              <w:rPr>
+                <w:b/>
+                <w:bCs/>
+              </w:rPr>
+            </w:pPr>
+            <w:r>
+              <w:rPr>
+                <w:b/>
+                <w:bCs/>
+              </w:rPr>
+              <w:t>Verifica</w:t>
+            </w:r>
+          </w:p>
+        </w:tc>
+      </w:tr>
+      <w:tr>
+        <w:tc>
+          <w:tcPr>
+            <w:tcW w:w="0" w:type="auto"/>
+            <w:shd w:val="clear" w:color="auto" w:fill="C6D9F1" w:themeFill="text2" w:themeFillTint="33"/>
+          </w:tcPr>
+          <w:p>
+            <w:pPr>
+              <w:pStyle w:val="CodeText"/>
+              <w:spacing w:after="0" w:line="276" w:lineRule="auto"/>
+              <w:rPr>
+                <w:b/>
+                <w:bCs/>
+              </w:rPr>
+            </w:pPr>
+            <w:r>
+              <w:rPr>
+                <w:b/>
+                <w:bCs/>
+              </w:rPr>
+              <w:t>MedMapper</w:t>
+            </w:r>
+          </w:p>
+        </w:tc>
+        <w:tc>
+          <w:tcPr>
+            <w:tcW w:w="0" w:type="auto"/>
+          </w:tcPr>
+          <w:p>
+            <w:pPr>
+              <w:pStyle w:val="CodeText"/>
+              <w:spacing w:after="0"/>
+              <w:rPr>
+                <w:b/>
+                <w:bCs/>
+              </w:rPr>
+            </w:pPr>
+            <w:r>
+              <w:rPr>
+                <w:b/>
+                <w:bCs/>
+              </w:rPr>
+              <w:t>test_toMedEntity</w:t>
+            </w:r>
+          </w:p>
+        </w:tc>
+        <w:tc>
+          <w:tcPr>
+            <w:tcW w:w="0" w:type="auto"/>
+          </w:tcPr>
+          <w:p>
+            <w:pPr>
+              <w:spacing w:line="276" w:lineRule="auto"/>
+            </w:pPr>
+            <w:r>
+              <w:t>El mapeo de objeto de API a entidad local conser</w:t>
+            </w:r>
+            <w:r>
+              <w:t>va los campos</w:t>
+            </w:r>
+          </w:p>
+        </w:tc>
+      </w:tr>
+      <w:tr>
+        <w:tc>
+          <w:tcPr>
+            <w:tcW w:w="0" w:type="auto"/>
+            <w:shd w:val="clear" w:color="auto" w:fill="C6D9F1" w:themeFill="text2" w:themeFillTint="33"/>
+          </w:tcPr>
+          <w:p>
+            <w:pPr>
+              <w:pStyle w:val="CodeText"/>
+              <w:spacing w:after="0" w:line="276" w:lineRule="auto"/>
+              <w:rPr>
+                <w:b/>
+                <w:bCs/>
+              </w:rPr>
+            </w:pPr>
+            <w:r>
+              <w:rPr>
+                <w:b/>
+                <w:bCs/>
+              </w:rPr>
+              <w:t>MedMapper</w:t>
+            </w:r>
+          </w:p>
+        </w:tc>
+        <w:tc>
+          <w:tcPr>
+            <w:tcW w:w="0" w:type="auto"/>
+          </w:tcPr>
+          <w:p>
+            <w:pPr>
+              <w:pStyle w:val="CodeText"/>
+              <w:spacing w:after="0"/>
+              <w:rPr>
+                <w:b/>
+                <w:bCs/>
+              </w:rPr>
+            </w:pPr>
+            <w:r>
+              <w:rPr>
+                <w:b/>
+                <w:bCs/>
+              </w:rPr>
+              <w:t>test_toMedDto</w:t>
+            </w:r>
+          </w:p>
+        </w:tc>
+        <w:tc>
+          <w:tcPr>
+            <w:tcW w:w="0" w:type="auto"/>
+          </w:tcPr>
+          <w:p>
+            <w:pPr>
+              <w:spacing w:line="276" w:lineRule="auto"/>
+            </w:pPr>
+            <w:r>
+              <w:t>El mapeo de entidad local a objeto de API conserva los campos</w:t>
+            </w:r>
+          </w:p>
+        </w:tc>
+      </w:tr>
+      <w:tr>
+        <w:tc>
+          <w:tcPr>
+            <w:tcW w:w="0" w:type="auto"/>
+            <w:shd w:val="clear" w:color="auto" w:fill="C6D9F1" w:themeFill="text2" w:themeFillTint="33"/>
+          </w:tcPr>
+          <w:p>
+            <w:pPr>
+              <w:pStyle w:val="CodeText"/>
+              <w:spacing w:after="0" w:line="276" w:lineRule="auto"/>
+              <w:rPr>
+                <w:b/>
+                <w:bCs/>
+              </w:rPr>
+            </w:pPr>
+            <w:r>
+              <w:rPr>
+                <w:b/>
+                <w:bCs/>
+              </w:rPr>
+              <w:t>MedMapper</w:t>
+            </w:r>
+          </w:p>
+        </w:tc>
+        <w:tc>
+          <w:tcPr>
+            <w:tcW w:w="0" w:type="auto"/>
+          </w:tcPr>
+          <w:p>
+            <w:pPr>
+              <w:pStyle w:val="CodeText"/>
+              <w:spacing w:after="0"/>
+              <w:rPr>
+                <w:b/>
+                <w:bCs/>
+              </w:rPr>
+            </w:pPr>
+            <w:r>
+              <w:rPr>
+                <w:b/>
+                <w:bCs/>
+              </w:rPr>
+              <w:t>test_</w:t>
+            </w:r>
+            <w:r>
+              <w:rPr>
+                <w:b/>
+                <w:bCs/>
+              </w:rPr>
+              <w:t>mapping_M</w:t>
+            </w:r>
+            <w:r>
+              <w:rPr>
+                <w:b/>
+                <w:bCs/>
+              </w:rPr>
+              <w:t>ed</w:t>
+            </w:r>
+            <w:r>
+              <w:rPr>
+                <w:b/>
+                <w:bCs/>
+              </w:rPr>
+              <w:t>Dto</w:t>
+            </w:r>
+          </w:p>
+        </w:tc>
+        <w:tc>
+          <w:tcPr>
+            <w:tcW w:w="0" w:type="auto"/>
+          </w:tcPr>
+          <w:p>
+            <w:pPr>
+              <w:spacing w:line="276" w:lineRule="auto"/>
+            </w:pPr>
+            <w:r>
+              <w:t>El ciclo completo de conversión no pierde información</w:t>
+            </w:r>
+          </w:p>
+        </w:tc>
+      </w:tr>
+      <w:tr>
+        <w:tc>
+          <w:tcPr>
+            <w:tcW w:w="0" w:type="auto"/>
+            <w:shd w:val="clear" w:color="auto" w:fill="C6D9F1" w:themeFill="text2" w:themeFillTint="33"/>
+          </w:tcPr>
+          <w:p>
+            <w:pPr>
+              <w:pStyle w:val="CodeText"/>
+              <w:spacing w:after="0" w:line="276" w:lineRule="auto"/>
+              <w:rPr>
+                <w:b/>
+                <w:bCs/>
+              </w:rPr>
+            </w:pPr>
+            <w:r>
+              <w:rPr>
+                <w:b/>
+                <w:bCs/>
+              </w:rPr>
+              <w:lastRenderedPageBreak/>
+              <w:t>MedMapper</w:t>
+            </w:r>
+          </w:p>
+        </w:tc>
+        <w:tc>
+          <w:tcPr>
+            <w:tcW w:w="0" w:type="auto"/>
+          </w:tcPr>
+          <w:p>
+            <w:pPr>
+              <w:pStyle w:val="CodeText"/>
+              <w:spacing w:after="0"/>
+              <w:rPr>
+                <w:b/>
+                <w:bCs/>
+              </w:rPr>
+            </w:pPr>
+            <w:r>
+              <w:rPr>
+                <w:b/>
+                <w:bCs/>
+              </w:rPr>
+              <w:t>test_mapping_Med</w:t>
+            </w:r>
+            <w:r>
+              <w:rPr>
+                <w:b/>
+                <w:bCs/>
+              </w:rPr>
+              <w:t>Deta</w:t>
+            </w:r>
+            <w:r>
+              <w:rPr>
+                <w:b/>
+                <w:bCs/>
+              </w:rPr>
+              <w:t>il</w:t>
+            </w:r>
+            <w:r>
+              <w:rPr>
+                <w:b/>
+                <w:bCs/>
+              </w:rPr>
+              <w:t>Dto</w:t>
+            </w:r>
+          </w:p>
+        </w:tc>
+        <w:tc>
+          <w:tcPr>
+            <w:tcW w:w="0" w:type="auto"/>
+          </w:tcPr>
+          <w:p>
+            <w:pPr>
+              <w:spacing w:line="276" w:lineRule="auto"/>
+            </w:pPr>
+            <w:r>
+              <w:t>La serialización de principios activos y código ATC en la ficha de detalle</w:t>
+            </w:r>
+          </w:p>
+        </w:tc>
+      </w:tr>
+      <w:tr>
+        <w:tc>
+          <w:tcPr>
+            <w:tcW w:w="0" w:type="auto"/>
+            <w:shd w:val="clear" w:color="auto" w:fill="8DB3E2" w:themeFill="text2" w:themeFillTint="66"/>
+          </w:tcPr>
+          <w:p>
+            <w:pPr>
+              <w:pStyle w:val="CodeText"/>
+              <w:spacing w:after="0" w:line="276" w:lineRule="auto"/>
+              <w:rPr>
+                <w:b/>
+                <w:bCs/>
+              </w:rPr>
+            </w:pPr>
+            <w:r>
+              <w:rPr>
+                <w:b/>
+                <w:bCs/>
+              </w:rPr>
+              <w:t>MedDao</w:t>
+            </w:r>
+          </w:p>
+        </w:tc>
+        <w:tc>
+          <w:tcPr>
+            <w:tcW w:w="0" w:type="auto"/>
+          </w:tcPr>
+          <w:p>
+            <w:pPr>
+              <w:pStyle w:val="CodeText"/>
+              <w:spacing w:after="0"/>
+              <w:rPr>
+                <w:b/>
+                <w:bCs/>
+              </w:rPr>
+            </w:pPr>
+            <w:r>
+              <w:rPr>
+                <w:b/>
+                <w:bCs/>
+              </w:rPr>
+              <w:t>test_</w:t>
+            </w:r>
+            <w:r>
+              <w:rPr>
+                <w:b/>
+                <w:bCs/>
+              </w:rPr>
+              <w:t>insert</w:t>
+            </w:r>
+            <w:r>
+              <w:rPr>
+                <w:b/>
+                <w:bCs/>
+              </w:rPr>
+              <w:t>ar</w:t>
+            </w:r>
+            <w:r>
+              <w:rPr>
+                <w:b/>
+                <w:bCs/>
+              </w:rPr>
+              <w:t>Med</w:t>
+            </w:r>
+          </w:p>
+        </w:tc>
+        <w:tc>
+          <w:tcPr>
+            <w:tcW w:w="0" w:type="auto"/>
+          </w:tcPr>
+          <w:p>
+            <w:pPr>
+              <w:spacing w:line="276" w:lineRule="auto"/>
+            </w:pPr>
+            <w:r>
+              <w:t>La inserción y recuperación de un medicamento</w:t>
+            </w:r>
+          </w:p>
+        </w:tc>
+      </w:tr>
+      <w:tr>
+        <w:tc>
+          <w:tcPr>
+            <w:tcW w:w="0" w:type="auto"/>
+            <w:shd w:val="clear" w:color="auto" w:fill="8DB3E2" w:themeFill="text2" w:themeFillTint="66"/>
+          </w:tcPr>
+          <w:p>
+            <w:pPr>
+              <w:pStyle w:val="CodeText"/>
+              <w:spacing w:after="0" w:line="276" w:lineRule="auto"/>
+              <w:rPr>
+                <w:b/>
+                <w:bCs/>
+              </w:rPr>
+            </w:pPr>
+            <w:r>
+              <w:rPr>
+                <w:b/>
+                <w:bCs/>
+              </w:rPr>
+              <w:t>MedDao</w:t>
+            </w:r>
+          </w:p>
+        </w:tc>
+        <w:tc>
+          <w:tcPr>
+            <w:tcW w:w="0" w:type="auto"/>
+          </w:tcPr>
+          <w:p>
+            <w:pPr>
+              <w:pStyle w:val="CodeText"/>
+              <w:spacing w:after="0"/>
+              <w:rPr>
+                <w:b/>
+                <w:bCs/>
+              </w:rPr>
+            </w:pPr>
+            <w:r>
+              <w:rPr>
+                <w:b/>
+                <w:bCs/>
+              </w:rPr>
+              <w:t>test_</w:t>
+            </w:r>
+            <w:r>
+              <w:rPr>
+                <w:b/>
+                <w:bCs/>
+              </w:rPr>
+              <w:t>i</w:t>
+            </w:r>
+            <w:r>
+              <w:rPr>
+                <w:b/>
+                <w:bCs/>
+              </w:rPr>
+              <w:t>sMedSaved</w:t>
+            </w:r>
+          </w:p>
+        </w:tc>
+        <w:tc>
+          <w:tcPr>
+            <w:tcW w:w="0" w:type="auto"/>
+          </w:tcPr>
+          <w:p>
+            <w:pPr>
+              <w:spacing w:line="276" w:lineRule="auto"/>
+            </w:pPr>
+            <w:r>
+              <w:t>La comprobación de si un medicamento está guardado</w:t>
+            </w:r>
+          </w:p>
+        </w:tc>
+      </w:tr>
+      <w:tr>
+        <w:tc>
+          <w:tcPr>
+            <w:tcW w:w="0" w:type="auto"/>
+            <w:shd w:val="clear" w:color="auto" w:fill="8DB3E2" w:themeFill="text2" w:themeFillTint="66"/>
+          </w:tcPr>
+          <w:p>
+            <w:pPr>
+              <w:pStyle w:val="CodeText"/>
+              <w:spacing w:after="0" w:line="276" w:lineRule="auto"/>
+              <w:rPr>
+                <w:b/>
+                <w:bCs/>
+              </w:rPr>
+            </w:pPr>
+            <w:r>
+              <w:rPr>
+                <w:b/>
+                <w:bCs/>
+              </w:rPr>
+              <w:t>MedDao</w:t>
+            </w:r>
+          </w:p>
+        </w:tc>
+        <w:tc>
+          <w:tcPr>
+            <w:tcW w:w="0" w:type="auto"/>
+          </w:tcPr>
+          <w:p>
+            <w:pPr>
+              <w:pStyle w:val="CodeText"/>
+              <w:spacing w:after="0"/>
+              <w:rPr>
+                <w:b/>
+                <w:bCs/>
+              </w:rPr>
+            </w:pPr>
+            <w:r>
+              <w:rPr>
+                <w:b/>
+                <w:bCs/>
+              </w:rPr>
+              <w:t>test_eliminarMed</w:t>
+            </w:r>
+          </w:p>
+        </w:tc>
+        <w:tc>
+          <w:tcPr>
+            <w:tcW w:w="0" w:type="auto"/>
+          </w:tcPr>
+          <w:p>
+            <w:pPr>
+              <w:spacing w:line="276" w:lineRule="auto"/>
+            </w:pPr>
+            <w:r>
+              <w:t>La eliminación de un medicamento guardado</w:t>
+            </w:r>
+          </w:p>
+        </w:tc>
+      </w:tr>
+      <w:tr>
+        <w:tc>
+          <w:tcPr>
+            <w:tcW w:w="0" w:type="auto"/>
+            <w:shd w:val="clear" w:color="auto" w:fill="8DB3E2" w:themeFill="text2" w:themeFillTint="66"/>
+          </w:tcPr>
+          <w:p>
+            <w:pPr>
+              <w:pStyle w:val="CodeText"/>
+              <w:spacing w:after="0" w:line="276" w:lineRule="auto"/>
+              <w:rPr>
+                <w:b/>
+                <w:bCs/>
+              </w:rPr>
+            </w:pPr>
+            <w:r>
+              <w:rPr>
+                <w:b/>
+                <w:bCs/>
+              </w:rPr>
+              <w:t>MedDao</w:t>
+            </w:r>
+          </w:p>
+        </w:tc>
+        <w:tc>
+          <w:tcPr>
+            <w:tcW w:w="0" w:type="auto"/>
+          </w:tcPr>
+          <w:p>
+            <w:pPr>
+              <w:pStyle w:val="CodeText"/>
+              <w:spacing w:after="0"/>
+              <w:rPr>
+                <w:b/>
+                <w:bCs/>
+              </w:rPr>
+            </w:pPr>
+            <w:r>
+              <w:rPr>
+                <w:b/>
+                <w:bCs/>
+              </w:rPr>
+              <w:t>test_saveMedicamento</w:t>
+            </w:r>
+          </w:p>
+        </w:tc>
+        <w:tc>
+          <w:tcPr>
+            <w:tcW w:w="0" w:type="auto"/>
+          </w:tcPr>
+          <w:p>
+            <w:pPr>
+              <w:spacing w:line="276" w:lineRule="auto"/>
+            </w:pPr>
+            <w:r>
+              <w:t>El guardado transaccional de medicamento y detalle</w:t>
+            </w:r>
+          </w:p>
+        </w:tc>
+      </w:tr>
+      <w:tr>
+        <w:tc>
+          <w:tcPr>
+            <w:tcW w:w="0" w:type="auto"/>
+            <w:shd w:val="clear" w:color="auto" w:fill="8DB3E2" w:themeFill="text2" w:themeFillTint="66"/>
+          </w:tcPr>
+          <w:p>
+            <w:pPr>
+              <w:pStyle w:val="CodeText"/>
+              <w:spacing w:after="0" w:line="276" w:lineRule="auto"/>
+              <w:rPr>
+                <w:b/>
+                <w:bCs/>
+              </w:rPr>
+            </w:pPr>
+            <w:r>
+              <w:rPr>
+                <w:b/>
+                <w:bCs/>
+              </w:rPr>
+              <w:t>MedDao</w:t>
+            </w:r>
+          </w:p>
+        </w:tc>
+        <w:tc>
+          <w:tcPr>
+            <w:tcW w:w="0" w:type="auto"/>
+          </w:tcPr>
+          <w:p>
+            <w:pPr>
+              <w:pStyle w:val="CodeText"/>
+              <w:spacing w:after="0"/>
+              <w:rPr>
+                <w:b/>
+                <w:bCs/>
+              </w:rPr>
+            </w:pPr>
+            <w:r>
+              <w:rPr>
+                <w:b/>
+                <w:bCs/>
+              </w:rPr>
+              <w:t>test_</w:t>
+            </w:r>
+            <w:r>
+              <w:rPr>
+                <w:b/>
+                <w:bCs/>
+              </w:rPr>
+              <w:t>deleteMedicamento</w:t>
+            </w:r>
+          </w:p>
+        </w:tc>
+        <w:tc>
+          <w:tcPr>
+            <w:tcW w:w="0" w:type="auto"/>
+          </w:tcPr>
+          <w:p>
+            <w:pPr>
+              <w:spacing w:line="276" w:lineRule="auto"/>
+            </w:pPr>
+            <w:r>
+              <w:t>La eliminación transaccional de medicamento y detalle</w:t>
+            </w:r>
+          </w:p>
+        </w:tc>
+      </w:tr>
+    </w:tbl>
+    <w:p>
+      <w:pPr>
+        <w:pStyle w:val="Tablas"/>
+      </w:pPr>
+      <w:r>
+        <w:t>Tabla C.2: Pruebas automatizadas de la app Android</w:t>
+      </w:r>
+    </w:p>
+    <w:p>
+      <w:pPr>
+        <w:spacing w:after="240" w:line="276" w:lineRule="auto"/>
+      </w:pPr>
+      <w:r>
+        <w:t>Todas las pruebas se ejecutaron con resultado satisfactorio. La</w:t>
+      </w:r>
+      <w:r>
+        <w:t>s</w:t>
+      </w:r>
+      <w:r>
+        <w:t xml:space="preserve"> </w:t>
+      </w:r>
+      <w:r>
+        <w:rPr>
+          <w:i/>
+          <w:iCs/>
+        </w:rPr>
+        <w:t>Figuras C.3</w:t>
+      </w:r>
+      <w:r>
+        <w:t xml:space="preserve"> y </w:t>
+      </w:r>
+      <w:r>
+        <w:rPr>
+          <w:i/>
+          <w:iCs/>
+        </w:rPr>
+        <w:t>C.4</w:t>
+      </w:r>
+      <w:r>
+        <w:t xml:space="preserve"> muestran </w:t>
+      </w:r>
+      <w:r>
+        <w:t xml:space="preserve">el panel de resultados de las pruebas de Android Studio tras su ejecución, con todas las pruebas superadas. </w:t>
+      </w:r>
+    </w:p>
+    <w:p>
+      <w:pPr>
+        <w:spacing w:line="276" w:lineRule="auto"/>
+        <w:jc w:val="center"/>
+      </w:pPr>
+      <w:r>
+        <w:drawing>
+          <wp:inline distT="0" distB="0" distL="0" distR="0" wp14:anchorId="56CD32BF" wp14:editId="1920B955">
+            <wp:extent cx="4610743" cy="1438476"/>
+            <wp:effectExtent l="0" t="0" r="0" b="9525"/>
+            <wp:docPr id="1782620882" name="Imagen 1"/>
+            <wp:cNvGraphicFramePr>
+              <a:graphicFrameLocks xmlns:a="http://schemas.openxmlformats.org/drawingml/2006/main" noChangeAspect="1"/>
+            </wp:cNvGraphicFramePr>
+            <a:graphic xmlns:a="http://schemas.openxmlformats.org/drawingml/2006/main">
+              <a:graphicData uri="http://schemas.openxmlformats.org/drawingml/2006/picture">
+                <pic:pic xmlns:pic="http://schemas.openxmlformats.org/drawingml/2006/picture">
+                  <pic:nvPicPr>
+                    <pic:cNvPr id="1782620882" name=""/>
+                    <pic:cNvPicPr/>
+                  </pic:nvPicPr>
+                  <pic:blipFill>
+                    <a:blip r:embed="rId52"/>
+                    <a:stretch>
+                      <a:fillRect/>
+                    </a:stretch>
+                  </pic:blipFill>
+                  <pic:spPr>
+                    <a:xfrm>
+                      <a:off x="0" y="0"/>
+                      <a:ext cx="4610743" cy="1438476"/>
+                    </a:xfrm>
+                    <a:prstGeom prst="rect">
+                      <a:avLst/>
+                    </a:prstGeom>
+                  </pic:spPr>
+                </pic:pic>
+              </a:graphicData>
+            </a:graphic>
+          </wp:inline>
+        </w:drawing>
+      </w:r>
+    </w:p>
+    <w:p>
+      <w:pPr>
+        <w:pStyle w:val="Figuras"/>
+      </w:pPr>
+      <w:r>
+        <w:t xml:space="preserve">Figura C.3: </w:t>
+      </w:r>
+      <w:r>
+        <w:t>Resultado de las pruebas unitarias de</w:t>
+      </w:r>
+      <w:r>
+        <w:t xml:space="preserve"> </w:t>
+      </w:r>
+      <w:r>
+        <w:rPr>
+          <w:rStyle w:val="CodeTextCar"/>
+          <w:sz w:val="18"/>
+          <w:szCs w:val="18"/>
+        </w:rPr>
+        <w:t>MedMapperTest</w:t>
+      </w:r>
+      <w:r>
+        <w:t xml:space="preserve"> </w:t>
+      </w:r>
+      <w:r>
+        <w:t xml:space="preserve">superadas </w:t>
+      </w:r>
+      <w:r>
+        <w:t>en el panel de pruebas de Android</w:t>
+      </w:r>
+      <w:r>
+        <w:t xml:space="preserve"> </w:t>
+      </w:r>
+      <w:r>
+        <w:t>Studio</w:t>
+      </w:r>
+    </w:p>
+    <w:p>
+      <w:pPr>
+        <w:jc w:val="center"/>
+      </w:pPr>
+      <w:r>
+        <w:drawing>
+          <wp:inline distT="0" distB="0" distL="0" distR="0" wp14:anchorId="7DA597E6" wp14:editId="32758613">
+            <wp:extent cx="5400040" cy="957580"/>
+            <wp:effectExtent l="0" t="0" r="0" b="0"/>
+            <wp:docPr id="1131462649" name="Imagen 1"/>
+            <wp:cNvGraphicFramePr>
+              <a:graphicFrameLocks xmlns:a="http://schemas.openxmlformats.org/drawingml/2006/main" noChangeAspect="1"/>
+            </wp:cNvGraphicFramePr>
+            <a:graphic xmlns:a="http://schemas.openxmlformats.org/drawingml/2006/main">
+              <a:graphicData uri="http://schemas.openxmlformats.org/drawingml/2006/picture">
+                <pic:pic xmlns:pic="http://schemas.openxmlformats.org/drawingml/2006/picture">
+                  <pic:nvPicPr>
+                    <pic:cNvPr id="1131462649" name=""/>
+                    <pic:cNvPicPr/>
+                  </pic:nvPicPr>
+                  <pic:blipFill>
+                    <a:blip r:embed="rId53"/>
+                    <a:stretch>
+                      <a:fillRect/>
+                    </a:stretch>
+                  </pic:blipFill>
+                  <pic:spPr>
+                    <a:xfrm>
+                      <a:off x="0" y="0"/>
+                      <a:ext cx="5400040" cy="957580"/>
+                    </a:xfrm>
+                    <a:prstGeom prst="rect">
+                      <a:avLst/>
+                    </a:prstGeom>
+                  </pic:spPr>
+                </pic:pic>
+              </a:graphicData>
+            </a:graphic>
+          </wp:inline>
+        </w:drawing>
+      </w:r>
+    </w:p>
+    <w:p>
+      <w:pPr>
+        <w:pStyle w:val="Figuras"/>
+      </w:pPr>
+      <w:r>
+        <w:t xml:space="preserve">Figura C.4: Resultado de </w:t>
+      </w:r>
+      <w:r>
+        <w:t xml:space="preserve">las pruebas instrumentadas de </w:t>
+      </w:r>
+      <w:r>
+        <w:rPr>
+          <w:rStyle w:val="CodeTextCar"/>
+          <w:sz w:val="18"/>
+          <w:szCs w:val="18"/>
+        </w:rPr>
+        <w:t>MedDaoTest</w:t>
+      </w:r>
+      <w:r>
+        <w:t xml:space="preserve">  superadas en el panel de pruebas de Android Studio</w:t>
+      </w:r>
+    </w:p>
     <w:sectPr>
-      <w:footerReference w:type="first" r:id="rId50"/>
+      <w:footerReference w:type="first" r:id="rId54"/>
       <w:pgSz w:w="11906" w:h="16838"/>
       <w:pgMar w:top="1417" w:right="1701" w:bottom="1417" w:left="1701" w:header="567" w:footer="1133" w:gutter="0"/>
       <w:cols w:space="720"/>
@@ -39880,6 +45233,96 @@
     </w:lvl>
   </w:abstractNum>
   <w:abstractNum w:abstractNumId="14" w15:restartNumberingAfterBreak="0">
+    <w:nsid w:val="45AB02E9"/>
+    <w:multiLevelType w:val="hybridMultilevel"/>
+    <w:tmpl w:val="8A321270"/>
+    <w:lvl w:ilvl="0" w:tplc="341ECDE6">
+      <w:start w:val="6"/>
+      <w:numFmt w:val="decimalZero"/>
+      <w:lvlText w:val="%1."/>
+      <w:lvlJc w:val="left"/>
+      <w:pPr>
+        <w:ind w:left="720" w:hanging="360"/>
+      </w:pPr>
+      <w:rPr>
+        <w:rFonts w:hint="default"/>
+        <w:b/>
+      </w:rPr>
+    </w:lvl>
+    <w:lvl w:ilvl="1" w:tplc="0C0A0019" w:tentative="1">
+      <w:start w:val="1"/>
+      <w:numFmt w:val="lowerLetter"/>
+      <w:lvlText w:val="%2."/>
+      <w:lvlJc w:val="left"/>
+      <w:pPr>
+        <w:ind w:left="1440" w:hanging="360"/>
+      </w:pPr>
+    </w:lvl>
+    <w:lvl w:ilvl="2" w:tplc="0C0A001B" w:tentative="1">
+      <w:start w:val="1"/>
+      <w:numFmt w:val="lowerRoman"/>
+      <w:lvlText w:val="%3."/>
+      <w:lvlJc w:val="right"/>
+      <w:pPr>
+        <w:ind w:left="2160" w:hanging="180"/>
+      </w:pPr>
+    </w:lvl>
+    <w:lvl w:ilvl="3" w:tplc="0C0A000F" w:tentative="1">
+      <w:start w:val="1"/>
+      <w:numFmt w:val="decimal"/>
+      <w:lvlText w:val="%4."/>
+      <w:lvlJc w:val="left"/>
+      <w:pPr>
+        <w:ind w:left="2880" w:hanging="360"/>
+      </w:pPr>
+    </w:lvl>
+    <w:lvl w:ilvl="4" w:tplc="0C0A0019" w:tentative="1">
+      <w:start w:val="1"/>
+      <w:numFmt w:val="lowerLetter"/>
+      <w:lvlText w:val="%5."/>
+      <w:lvlJc w:val="left"/>
+      <w:pPr>
+        <w:ind w:left="3600" w:hanging="360"/>
+      </w:pPr>
+    </w:lvl>
+    <w:lvl w:ilvl="5" w:tplc="0C0A001B" w:tentative="1">
+      <w:start w:val="1"/>
+      <w:numFmt w:val="lowerRoman"/>
+      <w:lvlText w:val="%6."/>
+      <w:lvlJc w:val="right"/>
+      <w:pPr>
+        <w:ind w:left="4320" w:hanging="180"/>
+      </w:pPr>
+    </w:lvl>
+    <w:lvl w:ilvl="6" w:tplc="0C0A000F" w:tentative="1">
+      <w:start w:val="1"/>
+      <w:numFmt w:val="decimal"/>
+      <w:lvlText w:val="%7."/>
+      <w:lvlJc w:val="left"/>
+      <w:pPr>
+        <w:ind w:left="5040" w:hanging="360"/>
+      </w:pPr>
+    </w:lvl>
+    <w:lvl w:ilvl="7" w:tplc="0C0A0019" w:tentative="1">
+      <w:start w:val="1"/>
+      <w:numFmt w:val="lowerLetter"/>
+      <w:lvlText w:val="%8."/>
+      <w:lvlJc w:val="left"/>
+      <w:pPr>
+        <w:ind w:left="5760" w:hanging="360"/>
+      </w:pPr>
+    </w:lvl>
+    <w:lvl w:ilvl="8" w:tplc="0C0A001B" w:tentative="1">
+      <w:start w:val="1"/>
+      <w:numFmt w:val="lowerRoman"/>
+      <w:lvlText w:val="%9."/>
+      <w:lvlJc w:val="right"/>
+      <w:pPr>
+        <w:ind w:left="6480" w:hanging="180"/>
+      </w:pPr>
+    </w:lvl>
+  </w:abstractNum>
+  <w:abstractNum w:abstractNumId="15" w15:restartNumberingAfterBreak="0">
     <w:nsid w:val="45D072AB"/>
     <w:multiLevelType w:val="multilevel"/>
     <w:tmpl w:val="AE54588A"/>
@@ -40028,7 +45471,7 @@
       </w:rPr>
     </w:lvl>
   </w:abstractNum>
-  <w:abstractNum w:abstractNumId="15" w15:restartNumberingAfterBreak="0">
+  <w:abstractNum w:abstractNumId="16" w15:restartNumberingAfterBreak="0">
     <w:nsid w:val="49E0529F"/>
     <w:multiLevelType w:val="hybridMultilevel"/>
     <w:tmpl w:val="9CF01C2E"/>
@@ -40118,7 +45561,7 @@
       </w:pPr>
     </w:lvl>
   </w:abstractNum>
-  <w:abstractNum w:abstractNumId="16" w15:restartNumberingAfterBreak="0">
+  <w:abstractNum w:abstractNumId="17" w15:restartNumberingAfterBreak="0">
     <w:nsid w:val="4C786405"/>
     <w:multiLevelType w:val="hybridMultilevel"/>
     <w:tmpl w:val="CE6C87D2"/>
@@ -40231,7 +45674,7 @@
       </w:rPr>
     </w:lvl>
   </w:abstractNum>
-  <w:abstractNum w:abstractNumId="17" w15:restartNumberingAfterBreak="0">
+  <w:abstractNum w:abstractNumId="18" w15:restartNumberingAfterBreak="0">
     <w:nsid w:val="504936CE"/>
     <w:multiLevelType w:val="hybridMultilevel"/>
     <w:tmpl w:val="57D4F1F8"/>
@@ -40344,7 +45787,7 @@
       </w:rPr>
     </w:lvl>
   </w:abstractNum>
-  <w:abstractNum w:abstractNumId="18" w15:restartNumberingAfterBreak="0">
+  <w:abstractNum w:abstractNumId="19" w15:restartNumberingAfterBreak="0">
     <w:nsid w:val="61B4038B"/>
     <w:multiLevelType w:val="multilevel"/>
     <w:tmpl w:val="51AA494E"/>
@@ -40493,7 +45936,7 @@
       </w:rPr>
     </w:lvl>
   </w:abstractNum>
-  <w:abstractNum w:abstractNumId="19" w15:restartNumberingAfterBreak="0">
+  <w:abstractNum w:abstractNumId="20" w15:restartNumberingAfterBreak="0">
     <w:nsid w:val="6CBE1502"/>
     <w:multiLevelType w:val="hybridMultilevel"/>
     <w:tmpl w:val="193EC8D8"/>
@@ -40606,7 +46049,7 @@
       </w:rPr>
     </w:lvl>
   </w:abstractNum>
-  <w:abstractNum w:abstractNumId="20" w15:restartNumberingAfterBreak="0">
+  <w:abstractNum w:abstractNumId="21" w15:restartNumberingAfterBreak="0">
     <w:nsid w:val="6EB74113"/>
     <w:multiLevelType w:val="hybridMultilevel"/>
     <w:tmpl w:val="1C7AB37E"/>
@@ -40706,10 +46149,10 @@
     <w:abstractNumId w:val="2"/>
   </w:num>
   <w:num w:numId="4" w16cid:durableId="677345920">
-    <w:abstractNumId w:val="19"/>
+    <w:abstractNumId w:val="20"/>
   </w:num>
   <w:num w:numId="5" w16cid:durableId="1417434942">
-    <w:abstractNumId w:val="18"/>
+    <w:abstractNumId w:val="19"/>
   </w:num>
   <w:num w:numId="6" w16cid:durableId="229733790">
     <w:abstractNumId w:val="7"/>
@@ -40835,7 +46278,7 @@
     </w:lvlOverride>
   </w:num>
   <w:num w:numId="13" w16cid:durableId="1612126762">
-    <w:abstractNumId w:val="14"/>
+    <w:abstractNumId w:val="15"/>
     <w:lvlOverride w:ilvl="0">
       <w:lvl w:ilvl="0">
         <w:numFmt w:val="bullet"/>
@@ -40855,7 +46298,7 @@
     </w:lvlOverride>
   </w:num>
   <w:num w:numId="14" w16cid:durableId="654066769">
-    <w:abstractNumId w:val="14"/>
+    <w:abstractNumId w:val="15"/>
     <w:lvlOverride w:ilvl="0">
       <w:lvl w:ilvl="0">
         <w:numFmt w:val="bullet"/>
@@ -40887,13 +46330,13 @@
     <w:abstractNumId w:val="0"/>
   </w:num>
   <w:num w:numId="19" w16cid:durableId="540870063">
-    <w:abstractNumId w:val="16"/>
+    <w:abstractNumId w:val="17"/>
   </w:num>
   <w:num w:numId="20" w16cid:durableId="237832884">
     <w:abstractNumId w:val="13"/>
   </w:num>
   <w:num w:numId="21" w16cid:durableId="378750675">
-    <w:abstractNumId w:val="17"/>
+    <w:abstractNumId w:val="18"/>
   </w:num>
   <w:num w:numId="22" w16cid:durableId="1028411408">
     <w:abstractNumId w:val="8"/>
@@ -40908,10 +46351,13 @@
     <w:abstractNumId w:val="12"/>
   </w:num>
   <w:num w:numId="26" w16cid:durableId="1693149322">
-    <w:abstractNumId w:val="15"/>
+    <w:abstractNumId w:val="16"/>
   </w:num>
   <w:num w:numId="27" w16cid:durableId="63186245">
-    <w:abstractNumId w:val="20"/>
+    <w:abstractNumId w:val="21"/>
+  </w:num>
+  <w:num w:numId="28" w16cid:durableId="1874221926">
+    <w:abstractNumId w:val="14"/>
   </w:num>
 </w:numbering>
 </file>
@@ -41443,6 +46889,7 @@
   <w:style w:type="character" w:default="1" w:styleId="Fuentedeprrafopredeter">
     <w:name w:val="Default Paragraph Font"/>
     <w:uiPriority w:val="1"/>
+    <w:semiHidden/>
     <w:unhideWhenUsed/>
   </w:style>
   <w:style w:type="table" w:default="1" w:styleId="Tablanormal">
@@ -42232,28 +47679,28 @@
 </file>
 
 <file path=customXml/item1.xml><?xml version="1.0" encoding="utf-8"?>
-<b:Sources xmlns:b="http://schemas.openxmlformats.org/officeDocument/2006/bibliography" xmlns="http://schemas.openxmlformats.org/officeDocument/2006/bibliography" SelectedStyle="\IEEE2006OfficeOnline.xsl" StyleName="IEEE" Version="2006"/>
-</file>
-
-<file path=customXml/item2.xml><?xml version="1.0" encoding="utf-8"?>
 <go:gDocsCustomXmlDataStorage xmlns:go="http://customooxmlschemas.google.com/" xmlns:r="http://schemas.openxmlformats.org/officeDocument/2006/relationships" uri="GoogleDocsCustomDataVersion2">
   <go:docsCustomData xmlns:go="http://customooxmlschemas.google.com/" roundtripDataSignature="AMtx7mjVHzTvG8r0JFDfCrhOioroDp5c8Q==">CgMxLjAyDmguajdna2FzYzFhYnV2Mg5oLjZwZGhlaGhieDBvczIOaC5pMDh1ZWhpenQ3cjYyDWgub2I5dnc0c2ZwMTkyDWgubHl1eXhqMGs0aTQyDmguaGs5ZGtkejk1NG90Mg5oLmRnd3V6N3MzNDc5MTIOaC5kOHo3aTJ6MmlueWoyDmguand3YXdtaHlvb2Z2Mg5oLnhwM25uNjZ5YzFuOTIOaC45cXpuc2o0dmt5aGoyDmguMXRzNTZsczgybDFyOAByITFWME9CR1NkWDZONUtEQmppczVjRlNhUDZIeFVhbXRPdQ==</go:docsCustomData>
 </go:gDocsCustomXmlDataStorage>
 </file>
 
-<file path=customXml/itemProps1.xml><?xml version="1.0" encoding="utf-8"?>
-<ds:datastoreItem xmlns:ds="http://schemas.openxmlformats.org/officeDocument/2006/customXml" ds:itemID="{7C8FAD05-89E4-4C1B-A7B1-BCE27BE03F9D}">
-  <ds:schemaRefs>
-    <ds:schemaRef ds:uri="http://schemas.openxmlformats.org/officeDocument/2006/bibliography"/>
-  </ds:schemaRefs>
-</ds:datastoreItem>
+<file path=customXml/item2.xml><?xml version="1.0" encoding="utf-8"?>
+<b:Sources xmlns:b="http://schemas.openxmlformats.org/officeDocument/2006/bibliography" xmlns="http://schemas.openxmlformats.org/officeDocument/2006/bibliography" SelectedStyle="\IEEE2006OfficeOnline.xsl" StyleName="IEEE" Version="2006"/>
 </file>
 
-<file path=customXml/itemProps2.xml><?xml version="1.0" encoding="utf-8"?>
+<file path=customXml/itemProps1.xml><?xml version="1.0" encoding="utf-8"?>
 <ds:datastoreItem xmlns:ds="http://schemas.openxmlformats.org/officeDocument/2006/customXml" ds:itemID="{11111111-1234-1234-1234-123412341234}">
   <ds:schemaRefs>
     <ds:schemaRef ds:uri="http://customooxmlschemas.google.com/"/>
     <ds:schemaRef ds:uri="http://schemas.openxmlformats.org/officeDocument/2006/relationships"/>
   </ds:schemaRefs>
 </ds:datastoreItem>
+</file>
+
+<file path=customXml/itemProps2.xml><?xml version="1.0" encoding="utf-8"?>
+<ds:datastoreItem xmlns:ds="http://schemas.openxmlformats.org/officeDocument/2006/customXml" ds:itemID="{7C8FAD05-89E4-4C1B-A7B1-BCE27BE03F9D}">
+  <ds:schemaRefs>
+    <ds:schemaRef ds:uri="http://schemas.openxmlformats.org/officeDocument/2006/bibliography"/>
+  </ds:schemaRefs>
+</ds:datastoreItem>
 </file>